--- a/docs/NMR_Metabolomics_Lab_Record.docx
+++ b/docs/NMR_Metabolomics_Lab_Record.docx
@@ -12890,7 +12890,7 @@
                 <w:sz w:val="20"/>
                 <w:szCs w:val="20"/>
               </w:rPr>
-              <w:t xml:space="preserve">Two conclusions</w:t>
+              <w:t xml:space="preserve">Two conclusions — as written at the time</w:t>
             </w:r>
           </w:p>
           <w:p>
@@ -12919,6 +12919,95 @@
                 <w:szCs w:val="20"/>
               </w:rPr>
               <w:t xml:space="preserve">2. Capacity compensates for bad pooling but does not beat fixing it. Under mean-pool, accuracy rises perfectly monotonically with parameters (Spearman = +1.00, p &lt; 0.01). Yet the 1.89M model with flatten (0.888) beats every 5M model. The bottleneck was information destroyed by pooling, not model capacity.</w:t>
+            </w:r>
+          </w:p>
+        </w:tc>
+      </w:tr>
+    </w:tbl>
+    <w:tbl>
+      <w:tblPr>
+        <w:tblW w:type="dxa" w:w="10080"/>
+        <w:tblBorders>
+          <w:top w:val="single" w:color="FDECEC" w:sz="2"/>
+          <w:left w:val="single" w:color="A32020" w:sz="18"/>
+          <w:bottom w:val="single" w:color="FDECEC" w:sz="2"/>
+          <w:right w:val="single" w:color="FDECEC" w:sz="2"/>
+          <w:insideH w:val="none"/>
+          <w:insideV w:val="none"/>
+        </w:tblBorders>
+      </w:tblPr>
+      <w:tblGrid>
+        <w:gridCol w:w="10080"/>
+      </w:tblGrid>
+      <w:tr>
+        <w:tc>
+          <w:tcPr>
+            <w:tcW w:type="dxa" w:w="10080"/>
+            <w:shd w:fill="FDECEC" w:color="auto" w:val="clear"/>
+            <w:tcMar>
+              <w:top w:type="dxa" w:w="140"/>
+              <w:left w:type="dxa" w:w="180"/>
+              <w:bottom w:type="dxa" w:w="140"/>
+              <w:right w:type="dxa" w:w="160"/>
+            </w:tcMar>
+          </w:tcPr>
+          <w:p>
+            <w:pPr>
+              <w:spacing w:after="60"/>
+            </w:pPr>
+            <w:r>
+              <w:rPr>
+                <w:rFonts w:ascii="Calibri" w:cs="Calibri" w:eastAsia="Calibri" w:hAnsi="Calibri"/>
+                <w:b/>
+                <w:bCs/>
+                <w:caps/>
+                <w:color w:val="A32020"/>
+                <w:sz w:val="20"/>
+                <w:szCs w:val="20"/>
+              </w:rPr>
+              <w:t xml:space="preserve">Correction — conclusion 1 does not survive section 7</w:t>
+            </w:r>
+          </w:p>
+          <w:p>
+            <w:pPr>
+              <w:spacing w:after="60" w:line="264"/>
+            </w:pPr>
+            <w:r>
+              <w:rPr>
+                <w:rFonts w:ascii="Calibri" w:cs="Calibri" w:eastAsia="Calibri" w:hAnsi="Calibri"/>
+                <w:color w:val="1A1A1A"/>
+                <w:sz w:val="20"/>
+                <w:szCs w:val="20"/>
+              </w:rPr>
+              <w:t xml:space="preserve">The 0.888 reference used throughout this table is a v3-pretrained checkpoint, while all four comparison backbones were pretrained on v4. Section 7 shows that the corpus version alone is worth 0.069, so this table compares two things at once.</w:t>
+            </w:r>
+          </w:p>
+          <w:p>
+            <w:pPr>
+              <w:spacing w:after="60" w:line="264"/>
+            </w:pPr>
+            <w:r>
+              <w:rPr>
+                <w:rFonts w:ascii="Calibri" w:cs="Calibri" w:eastAsia="Calibri" w:hAnsi="Calibri"/>
+                <w:color w:val="1A1A1A"/>
+                <w:sz w:val="20"/>
+                <w:szCs w:val="20"/>
+              </w:rPr>
+              <w:t xml:space="preserve">Against a proper v4 baseline (0.820), patch 2048 is +0.020 and d256 L6 is +0.006 — but section 7 also establishes a noise floor of 0.020 for a claim of this kind. The honest statement is therefore that patch 1024, patch 2048 and d256 L6 are INDISTINGUISHABLE on one run each.</w:t>
+            </w:r>
+          </w:p>
+          <w:p>
+            <w:pPr>
+              <w:spacing w:after="0" w:line="264"/>
+            </w:pPr>
+            <w:r>
+              <w:rPr>
+                <w:rFonts w:ascii="Calibri" w:cs="Calibri" w:eastAsia="Calibri" w:hAnsi="Calibri"/>
+                <w:color w:val="1A1A1A"/>
+                <w:sz w:val="20"/>
+                <w:szCs w:val="20"/>
+              </w:rPr>
+              <w:t xml:space="preserve">"The backbone axis is exhausted" is not supported by the data. What survives is the narrower claim that shrinking the patch below 1024 hurts (patch 128 −0.042, patch 256 −0.034, both measured v4-against-v4), and conclusion 2, which is a paired within-checkpoint comparison and therefore immune to run-to-run noise.</w:t>
             </w:r>
           </w:p>
         </w:tc>
@@ -13161,7 +13250,4004 @@
           <w:sz w:val="30"/>
           <w:szCs w:val="30"/>
         </w:rPr>
-        <w:t xml:space="preserve">7. Infrastructure defects found along the way</w:t>
+        <w:t xml:space="preserve">7. Experiment #7: the pretext objective, and a measurement problem</w:t>
+      </w:r>
+    </w:p>
+    <w:p>
+      <w:pPr>
+        <w:spacing w:after="120" w:line="276"/>
+      </w:pPr>
+      <w:r>
+        <w:rPr>
+          <w:rFonts w:ascii="Calibri" w:cs="Calibri" w:eastAsia="Calibri" w:hAnsi="Calibri"/>
+          <w:color w:val="1A1A1A"/>
+          <w:sz w:val="21"/>
+          <w:szCs w:val="21"/>
+        </w:rPr>
+        <w:t xml:space="preserve">Sections 5 and 6 pointed away from architecture and toward the pretraining objective. Section 5.3 had found something specific: shrinking the patch made reconstruction EASIER while transfer got WORSE, because a lone masked patch bracketed by intact neighbours is largely interpolable — the model can win by local smoothing without learning spectral structure. Two changes follow from that diagnosis, and they are orthogonal, so they were run as a 2×2 factorial.</w:t>
+      </w:r>
+    </w:p>
+    <w:tbl>
+      <w:tblPr>
+        <w:tblW w:type="dxa" w:w="10080"/>
+        <w:tblBorders>
+          <w:top w:val="single" w:color="BFBFBF" w:sz="4"/>
+          <w:left w:val="none"/>
+          <w:bottom w:val="single" w:color="BFBFBF" w:sz="4"/>
+          <w:right w:val="none"/>
+          <w:insideH w:val="single" w:color="E2E2E2" w:sz="2"/>
+          <w:insideV w:val="none"/>
+        </w:tblBorders>
+      </w:tblPr>
+      <w:tblGrid>
+        <w:gridCol w:w="2100"/>
+        <w:gridCol w:w="4200"/>
+        <w:gridCol w:w="3780"/>
+      </w:tblGrid>
+      <w:tr>
+        <w:trPr>
+          <w:tblHeader/>
+        </w:trPr>
+        <w:tc>
+          <w:tcPr>
+            <w:tcW w:type="dxa" w:w="2100"/>
+            <w:shd w:fill="DCE6F1" w:color="auto" w:val="clear"/>
+            <w:tcMar>
+              <w:top w:type="dxa" w:w="70"/>
+              <w:left w:type="dxa" w:w="100"/>
+              <w:bottom w:type="dxa" w:w="70"/>
+              <w:right w:type="dxa" w:w="100"/>
+            </w:tcMar>
+          </w:tcPr>
+          <w:p>
+            <w:pPr>
+              <w:spacing w:after="0" w:line="252"/>
+              <w:jc w:val="left"/>
+            </w:pPr>
+            <w:r>
+              <w:rPr>
+                <w:rFonts w:ascii="Calibri" w:cs="Calibri" w:eastAsia="Calibri" w:hAnsi="Calibri"/>
+                <w:b/>
+                <w:bCs/>
+                <w:color w:val="1A1A1A"/>
+                <w:sz w:val="18"/>
+                <w:szCs w:val="18"/>
+              </w:rPr>
+              <w:t xml:space="preserve">Arm</w:t>
+            </w:r>
+          </w:p>
+        </w:tc>
+        <w:tc>
+          <w:tcPr>
+            <w:tcW w:type="dxa" w:w="4200"/>
+            <w:shd w:fill="DCE6F1" w:color="auto" w:val="clear"/>
+            <w:tcMar>
+              <w:top w:type="dxa" w:w="70"/>
+              <w:left w:type="dxa" w:w="100"/>
+              <w:bottom w:type="dxa" w:w="70"/>
+              <w:right w:type="dxa" w:w="100"/>
+            </w:tcMar>
+          </w:tcPr>
+          <w:p>
+            <w:pPr>
+              <w:spacing w:after="0" w:line="252"/>
+              <w:jc w:val="center"/>
+            </w:pPr>
+            <w:r>
+              <w:rPr>
+                <w:rFonts w:ascii="Calibri" w:cs="Calibri" w:eastAsia="Calibri" w:hAnsi="Calibri"/>
+                <w:b/>
+                <w:bCs/>
+                <w:color w:val="1A1A1A"/>
+                <w:sz w:val="18"/>
+                <w:szCs w:val="18"/>
+              </w:rPr>
+              <w:t xml:space="preserve">What is hidden from the encoder</w:t>
+            </w:r>
+          </w:p>
+        </w:tc>
+        <w:tc>
+          <w:tcPr>
+            <w:tcW w:type="dxa" w:w="3780"/>
+            <w:shd w:fill="DCE6F1" w:color="auto" w:val="clear"/>
+            <w:tcMar>
+              <w:top w:type="dxa" w:w="70"/>
+              <w:left w:type="dxa" w:w="100"/>
+              <w:bottom w:type="dxa" w:w="70"/>
+              <w:right w:type="dxa" w:w="100"/>
+            </w:tcMar>
+          </w:tcPr>
+          <w:p>
+            <w:pPr>
+              <w:spacing w:after="0" w:line="252"/>
+              <w:jc w:val="center"/>
+            </w:pPr>
+            <w:r>
+              <w:rPr>
+                <w:rFonts w:ascii="Calibri" w:cs="Calibri" w:eastAsia="Calibri" w:hAnsi="Calibri"/>
+                <w:b/>
+                <w:bCs/>
+                <w:color w:val="1A1A1A"/>
+                <w:sz w:val="18"/>
+                <w:szCs w:val="18"/>
+              </w:rPr>
+              <w:t xml:space="preserve">What the loss is computed over</w:t>
+            </w:r>
+          </w:p>
+        </w:tc>
+      </w:tr>
+      <w:tr>
+        <w:tc>
+          <w:tcPr>
+            <w:tcW w:type="dxa" w:w="2100"/>
+            <w:tcMar>
+              <w:top w:type="dxa" w:w="70"/>
+              <w:left w:type="dxa" w:w="100"/>
+              <w:bottom w:type="dxa" w:w="70"/>
+              <w:right w:type="dxa" w:w="100"/>
+            </w:tcMar>
+          </w:tcPr>
+          <w:p>
+            <w:pPr>
+              <w:spacing w:after="0" w:line="252"/>
+              <w:jc w:val="left"/>
+            </w:pPr>
+            <w:r>
+              <w:rPr>
+                <w:rFonts w:ascii="Calibri" w:cs="Calibri" w:eastAsia="Calibri" w:hAnsi="Calibri"/>
+                <w:b/>
+                <w:bCs/>
+                <w:color w:val="1A1A1A"/>
+                <w:sz w:val="18"/>
+                <w:szCs w:val="18"/>
+              </w:rPr>
+              <w:t xml:space="preserve">D — reference</w:t>
+            </w:r>
+          </w:p>
+        </w:tc>
+        <w:tc>
+          <w:tcPr>
+            <w:tcW w:type="dxa" w:w="4200"/>
+            <w:tcMar>
+              <w:top w:type="dxa" w:w="70"/>
+              <w:left w:type="dxa" w:w="100"/>
+              <w:bottom w:type="dxa" w:w="70"/>
+              <w:right w:type="dxa" w:w="100"/>
+            </w:tcMar>
+          </w:tcPr>
+          <w:p>
+            <w:pPr>
+              <w:spacing w:after="0" w:line="252"/>
+              <w:jc w:val="center"/>
+            </w:pPr>
+            <w:r>
+              <w:rPr>
+                <w:rFonts w:ascii="Calibri" w:cs="Calibri" w:eastAsia="Calibri" w:hAnsi="Calibri"/>
+                <w:b w:val="false"/>
+                <w:bCs w:val="false"/>
+                <w:color w:val="1A1A1A"/>
+                <w:sz w:val="18"/>
+                <w:szCs w:val="18"/>
+              </w:rPr>
+              <w:t xml:space="preserve">Patches chosen independently at random — scattered singletons</w:t>
+            </w:r>
+          </w:p>
+        </w:tc>
+        <w:tc>
+          <w:tcPr>
+            <w:tcW w:type="dxa" w:w="3780"/>
+            <w:tcMar>
+              <w:top w:type="dxa" w:w="70"/>
+              <w:left w:type="dxa" w:w="100"/>
+              <w:bottom w:type="dxa" w:w="70"/>
+              <w:right w:type="dxa" w:w="100"/>
+            </w:tcMar>
+          </w:tcPr>
+          <w:p>
+            <w:pPr>
+              <w:spacing w:after="0" w:line="252"/>
+              <w:jc w:val="center"/>
+            </w:pPr>
+            <w:r>
+              <w:rPr>
+                <w:rFonts w:ascii="Calibri" w:cs="Calibri" w:eastAsia="Calibri" w:hAnsi="Calibri"/>
+                <w:b w:val="false"/>
+                <w:bCs w:val="false"/>
+                <w:color w:val="1A1A1A"/>
+                <w:sz w:val="18"/>
+                <w:szCs w:val="18"/>
+              </w:rPr>
+              <w:t xml:space="preserve">All 128 patches</w:t>
+            </w:r>
+          </w:p>
+        </w:tc>
+      </w:tr>
+      <w:tr>
+        <w:tc>
+          <w:tcPr>
+            <w:tcW w:type="dxa" w:w="2100"/>
+            <w:shd w:fill="F4F6F8" w:color="auto" w:val="clear"/>
+            <w:tcMar>
+              <w:top w:type="dxa" w:w="70"/>
+              <w:left w:type="dxa" w:w="100"/>
+              <w:bottom w:type="dxa" w:w="70"/>
+              <w:right w:type="dxa" w:w="100"/>
+            </w:tcMar>
+          </w:tcPr>
+          <w:p>
+            <w:pPr>
+              <w:spacing w:after="0" w:line="252"/>
+              <w:jc w:val="left"/>
+            </w:pPr>
+            <w:r>
+              <w:rPr>
+                <w:rFonts w:ascii="Calibri" w:cs="Calibri" w:eastAsia="Calibri" w:hAnsi="Calibri"/>
+                <w:b/>
+                <w:bCs/>
+                <w:color w:val="1A1A1A"/>
+                <w:sz w:val="18"/>
+                <w:szCs w:val="18"/>
+              </w:rPr>
+              <w:t xml:space="preserve">A — block</w:t>
+            </w:r>
+          </w:p>
+        </w:tc>
+        <w:tc>
+          <w:tcPr>
+            <w:tcW w:type="dxa" w:w="4200"/>
+            <w:shd w:fill="F4F6F8" w:color="auto" w:val="clear"/>
+            <w:tcMar>
+              <w:top w:type="dxa" w:w="70"/>
+              <w:left w:type="dxa" w:w="100"/>
+              <w:bottom w:type="dxa" w:w="70"/>
+              <w:right w:type="dxa" w:w="100"/>
+            </w:tcMar>
+          </w:tcPr>
+          <w:p>
+            <w:pPr>
+              <w:spacing w:after="0" w:line="252"/>
+              <w:jc w:val="center"/>
+            </w:pPr>
+            <w:r>
+              <w:rPr>
+                <w:rFonts w:ascii="Calibri" w:cs="Calibri" w:eastAsia="Calibri" w:hAnsi="Calibri"/>
+                <w:b w:val="false"/>
+                <w:bCs w:val="false"/>
+                <w:color w:val="1A1A1A"/>
+                <w:sz w:val="18"/>
+                <w:szCs w:val="18"/>
+              </w:rPr>
+              <w:t xml:space="preserve">The same count, drawn as contiguous 8-patch spans (8,192 points, ≈0.75 ppm)</w:t>
+            </w:r>
+          </w:p>
+        </w:tc>
+        <w:tc>
+          <w:tcPr>
+            <w:tcW w:type="dxa" w:w="3780"/>
+            <w:shd w:fill="F4F6F8" w:color="auto" w:val="clear"/>
+            <w:tcMar>
+              <w:top w:type="dxa" w:w="70"/>
+              <w:left w:type="dxa" w:w="100"/>
+              <w:bottom w:type="dxa" w:w="70"/>
+              <w:right w:type="dxa" w:w="100"/>
+            </w:tcMar>
+          </w:tcPr>
+          <w:p>
+            <w:pPr>
+              <w:spacing w:after="0" w:line="252"/>
+              <w:jc w:val="center"/>
+            </w:pPr>
+            <w:r>
+              <w:rPr>
+                <w:rFonts w:ascii="Calibri" w:cs="Calibri" w:eastAsia="Calibri" w:hAnsi="Calibri"/>
+                <w:b w:val="false"/>
+                <w:bCs w:val="false"/>
+                <w:color w:val="1A1A1A"/>
+                <w:sz w:val="18"/>
+                <w:szCs w:val="18"/>
+              </w:rPr>
+              <w:t xml:space="preserve">All 128 patches</w:t>
+            </w:r>
+          </w:p>
+        </w:tc>
+      </w:tr>
+      <w:tr>
+        <w:tc>
+          <w:tcPr>
+            <w:tcW w:type="dxa" w:w="2100"/>
+            <w:tcMar>
+              <w:top w:type="dxa" w:w="70"/>
+              <w:left w:type="dxa" w:w="100"/>
+              <w:bottom w:type="dxa" w:w="70"/>
+              <w:right w:type="dxa" w:w="100"/>
+            </w:tcMar>
+          </w:tcPr>
+          <w:p>
+            <w:pPr>
+              <w:spacing w:after="0" w:line="252"/>
+              <w:jc w:val="left"/>
+            </w:pPr>
+            <w:r>
+              <w:rPr>
+                <w:rFonts w:ascii="Calibri" w:cs="Calibri" w:eastAsia="Calibri" w:hAnsi="Calibri"/>
+                <w:b/>
+                <w:bCs/>
+                <w:color w:val="1A1A1A"/>
+                <w:sz w:val="18"/>
+                <w:szCs w:val="18"/>
+              </w:rPr>
+              <w:t xml:space="preserve">B — peak</w:t>
+            </w:r>
+          </w:p>
+        </w:tc>
+        <w:tc>
+          <w:tcPr>
+            <w:tcW w:type="dxa" w:w="4200"/>
+            <w:tcMar>
+              <w:top w:type="dxa" w:w="70"/>
+              <w:left w:type="dxa" w:w="100"/>
+              <w:bottom w:type="dxa" w:w="70"/>
+              <w:right w:type="dxa" w:w="100"/>
+            </w:tcMar>
+          </w:tcPr>
+          <w:p>
+            <w:pPr>
+              <w:spacing w:after="0" w:line="252"/>
+              <w:jc w:val="center"/>
+            </w:pPr>
+            <w:r>
+              <w:rPr>
+                <w:rFonts w:ascii="Calibri" w:cs="Calibri" w:eastAsia="Calibri" w:hAnsi="Calibri"/>
+                <w:b w:val="false"/>
+                <w:bCs w:val="false"/>
+                <w:color w:val="1A1A1A"/>
+                <w:sz w:val="18"/>
+                <w:szCs w:val="18"/>
+              </w:rPr>
+              <w:t xml:space="preserve">Scattered singletons, as D</w:t>
+            </w:r>
+          </w:p>
+        </w:tc>
+        <w:tc>
+          <w:tcPr>
+            <w:tcW w:type="dxa" w:w="3780"/>
+            <w:tcMar>
+              <w:top w:type="dxa" w:w="70"/>
+              <w:left w:type="dxa" w:w="100"/>
+              <w:bottom w:type="dxa" w:w="70"/>
+              <w:right w:type="dxa" w:w="100"/>
+            </w:tcMar>
+          </w:tcPr>
+          <w:p>
+            <w:pPr>
+              <w:spacing w:after="0" w:line="252"/>
+              <w:jc w:val="center"/>
+            </w:pPr>
+            <w:r>
+              <w:rPr>
+                <w:rFonts w:ascii="Calibri" w:cs="Calibri" w:eastAsia="Calibri" w:hAnsi="Calibri"/>
+                <w:b w:val="false"/>
+                <w:bCs w:val="false"/>
+                <w:color w:val="1A1A1A"/>
+                <w:sz w:val="18"/>
+                <w:szCs w:val="18"/>
+              </w:rPr>
+              <w:t xml:space="preserve">Only the top 25% of patches by magnitude</w:t>
+            </w:r>
+          </w:p>
+        </w:tc>
+      </w:tr>
+      <w:tr>
+        <w:tc>
+          <w:tcPr>
+            <w:tcW w:type="dxa" w:w="2100"/>
+            <w:shd w:fill="F4F6F8" w:color="auto" w:val="clear"/>
+            <w:tcMar>
+              <w:top w:type="dxa" w:w="70"/>
+              <w:left w:type="dxa" w:w="100"/>
+              <w:bottom w:type="dxa" w:w="70"/>
+              <w:right w:type="dxa" w:w="100"/>
+            </w:tcMar>
+          </w:tcPr>
+          <w:p>
+            <w:pPr>
+              <w:spacing w:after="0" w:line="252"/>
+              <w:jc w:val="left"/>
+            </w:pPr>
+            <w:r>
+              <w:rPr>
+                <w:rFonts w:ascii="Calibri" w:cs="Calibri" w:eastAsia="Calibri" w:hAnsi="Calibri"/>
+                <w:b/>
+                <w:bCs/>
+                <w:color w:val="1A1A1A"/>
+                <w:sz w:val="18"/>
+                <w:szCs w:val="18"/>
+              </w:rPr>
+              <w:t xml:space="preserve">C — both</w:t>
+            </w:r>
+          </w:p>
+        </w:tc>
+        <w:tc>
+          <w:tcPr>
+            <w:tcW w:type="dxa" w:w="4200"/>
+            <w:shd w:fill="F4F6F8" w:color="auto" w:val="clear"/>
+            <w:tcMar>
+              <w:top w:type="dxa" w:w="70"/>
+              <w:left w:type="dxa" w:w="100"/>
+              <w:bottom w:type="dxa" w:w="70"/>
+              <w:right w:type="dxa" w:w="100"/>
+            </w:tcMar>
+          </w:tcPr>
+          <w:p>
+            <w:pPr>
+              <w:spacing w:after="0" w:line="252"/>
+              <w:jc w:val="center"/>
+            </w:pPr>
+            <w:r>
+              <w:rPr>
+                <w:rFonts w:ascii="Calibri" w:cs="Calibri" w:eastAsia="Calibri" w:hAnsi="Calibri"/>
+                <w:b w:val="false"/>
+                <w:bCs w:val="false"/>
+                <w:color w:val="1A1A1A"/>
+                <w:sz w:val="18"/>
+                <w:szCs w:val="18"/>
+              </w:rPr>
+              <w:t xml:space="preserve">Contiguous 8-patch spans</w:t>
+            </w:r>
+          </w:p>
+        </w:tc>
+        <w:tc>
+          <w:tcPr>
+            <w:tcW w:type="dxa" w:w="3780"/>
+            <w:shd w:fill="F4F6F8" w:color="auto" w:val="clear"/>
+            <w:tcMar>
+              <w:top w:type="dxa" w:w="70"/>
+              <w:left w:type="dxa" w:w="100"/>
+              <w:bottom w:type="dxa" w:w="70"/>
+              <w:right w:type="dxa" w:w="100"/>
+            </w:tcMar>
+          </w:tcPr>
+          <w:p>
+            <w:pPr>
+              <w:spacing w:after="0" w:line="252"/>
+              <w:jc w:val="center"/>
+            </w:pPr>
+            <w:r>
+              <w:rPr>
+                <w:rFonts w:ascii="Calibri" w:cs="Calibri" w:eastAsia="Calibri" w:hAnsi="Calibri"/>
+                <w:b w:val="false"/>
+                <w:bCs w:val="false"/>
+                <w:color w:val="1A1A1A"/>
+                <w:sz w:val="18"/>
+                <w:szCs w:val="18"/>
+              </w:rPr>
+              <w:t xml:space="preserve">Only the top 25% by magnitude</w:t>
+            </w:r>
+          </w:p>
+        </w:tc>
+      </w:tr>
+    </w:tbl>
+    <w:p>
+      <w:pPr>
+        <w:keepLines/>
+        <w:spacing w:after="220" w:before="60"/>
+      </w:pPr>
+      <w:r>
+        <w:rPr>
+          <w:rFonts w:ascii="Calibri" w:cs="Calibri" w:eastAsia="Calibri" w:hAnsi="Calibri"/>
+          <w:i/>
+          <w:iCs/>
+          <w:color w:val="5C5C5C"/>
+          <w:sz w:val="17"/>
+          <w:szCs w:val="17"/>
+        </w:rPr>
+        <w:t xml:space="preserve">Table 16. The four arms. Everything else is held fixed: patch 1024, d_model 128, 3 layers, 4 heads, 1.89M parameters, batch 32, mask ratio 0.20–0.60, identical v4 corpus, patience 200. All four early-stopped normally. Arm D exists because every earlier masking baseline was pretrained on v3 — without a v4 default run the factorial would confound the objective change with the corpus version.</w:t>
+      </w:r>
+    </w:p>
+    <w:p>
+      <w:pPr>
+        <w:spacing w:after="120" w:line="276"/>
+      </w:pPr>
+      <w:r>
+        <w:rPr>
+          <w:rFonts w:ascii="Calibri" w:cs="Calibri" w:eastAsia="Calibri" w:hAnsi="Calibri"/>
+          <w:color w:val="1A1A1A"/>
+          <w:sz w:val="21"/>
+          <w:szCs w:val="21"/>
+        </w:rPr>
+        <w:t xml:space="preserve">The peak-weighting function was ported verbatim from the joint family's existing implementation and verified before any GPU time was spent (code/tests/verify_top_peak_loss.py): elementwise agreement with the original on synthetic and real spectra, exact-k selection, per-spectrum rather than per-batch thresholding, bit-identical to the old uniform loss at fraction 1.0, and gradient flow. That verification also produced a caveat worth recording — at patch 1024 each patch spans 1,024 points, so nearly every patch contains some signal and the top 25% of patches hold only ~59% of total absolute intensity (2.4× enrichment). Restricting to 25% therefore discards ~40% of the signal, which is a more aggressive intervention than the "mostly flat baseline" framing suggests.</w:t>
+      </w:r>
+    </w:p>
+    <w:p>
+      <w:pPr>
+        <w:pStyle w:val="Heading2"/>
+        <w:spacing w:after="120" w:before="260"/>
+      </w:pPr>
+      <w:r>
+        <w:rPr>
+          <w:rFonts w:ascii="Calibri" w:cs="Calibri" w:eastAsia="Calibri" w:hAnsi="Calibri"/>
+          <w:b/>
+          <w:bCs/>
+          <w:color w:val="1F4E79"/>
+          <w:sz w:val="25"/>
+          <w:szCs w:val="25"/>
+        </w:rPr>
+        <w:t xml:space="preserve">7.1 The mechanism fired; the prescription failed</w:t>
+      </w:r>
+    </w:p>
+    <w:p>
+      <w:pPr>
+        <w:spacing w:after="120" w:line="276"/>
+      </w:pPr>
+      <w:r>
+        <w:rPr>
+          <w:rFonts w:ascii="Calibri" w:cs="Calibri" w:eastAsia="Calibri" w:hAnsi="Calibri"/>
+          <w:color w:val="1A1A1A"/>
+          <w:sz w:val="21"/>
+          <w:szCs w:val="21"/>
+        </w:rPr>
+        <w:t xml:space="preserve">Arms D and A optimise the same uniform loss on the same data, so their validation losses are directly comparable. Block masking raised validation loss from 7.10e-5 to 1.00e-4 — 41% harder — and pushed the best epoch out by 450. The task genuinely became harder, exactly as intended. It still lost.</w:t>
+      </w:r>
+    </w:p>
+    <w:p>
+      <w:pPr>
+        <w:spacing w:after="40" w:before="100"/>
+        <w:jc w:val="center"/>
+      </w:pPr>
+      <w:r>
+        <w:drawing>
+          <wp:inline distT="0" distB="0" distL="0" distR="0">
+            <wp:extent cx="6219825" cy="2124075"/>
+            <wp:effectExtent t="0" r="0" b="0" l="0"/>
+            <wp:docPr id="1" name="" descr="" title=""/>
+            <wp:cNvGraphicFramePr>
+              <a:graphicFrameLocks xmlns:a="http://schemas.openxmlformats.org/drawingml/2006/main" noChangeAspect="1"/>
+            </wp:cNvGraphicFramePr>
+            <a:graphic xmlns:a="http://schemas.openxmlformats.org/drawingml/2006/main">
+              <a:graphicData uri="http://schemas.openxmlformats.org/drawingml/2006/picture">
+                <pic:pic xmlns:pic="http://schemas.openxmlformats.org/drawingml/2006/picture">
+                  <pic:nvPicPr>
+                    <pic:cNvPr id="0" name="" descr=""/>
+                    <pic:cNvPicPr>
+                      <a:picLocks noChangeAspect="1" noChangeArrowheads="1"/>
+                    </pic:cNvPicPr>
+                  </pic:nvPicPr>
+                  <pic:blipFill>
+                    <a:blip r:embed="rId16" cstate="none"/>
+                    <a:srcRect/>
+                    <a:stretch>
+                      <a:fillRect/>
+                    </a:stretch>
+                  </pic:blipFill>
+                  <pic:spPr bwMode="auto">
+                    <a:xfrm>
+                      <a:off x="0" y="0"/>
+                      <a:ext cx="6219825" cy="2124075"/>
+                    </a:xfrm>
+                    <a:prstGeom prst="rect">
+                      <a:avLst/>
+                    </a:prstGeom>
+                  </pic:spPr>
+                </pic:pic>
+              </a:graphicData>
+            </a:graphic>
+          </wp:inline>
+        </w:drawing>
+      </w:r>
+    </w:p>
+    <w:p>
+      <w:pPr>
+        <w:keepLines/>
+        <w:spacing w:after="220" w:before="60"/>
+      </w:pPr>
+      <w:r>
+        <w:rPr>
+          <w:rFonts w:ascii="Calibri" w:cs="Calibri" w:eastAsia="Calibri" w:hAnsi="Calibri"/>
+          <w:i/>
+          <w:iCs/>
+          <w:color w:val="5C5C5C"/>
+          <w:sz w:val="17"/>
+          <w:szCs w:val="17"/>
+        </w:rPr>
+        <w:t xml:space="preserve">Figure 8. Left: no arm reaches classical logistic regression. Middle: the factorial read as main effects, with the baseline uncertainty from section 7.2 drawn as a band. Right: the confound the experiment actually uncovered.</w:t>
+      </w:r>
+    </w:p>
+    <w:tbl>
+      <w:tblPr>
+        <w:tblW w:type="dxa" w:w="10080"/>
+        <w:tblBorders>
+          <w:top w:val="single" w:color="BFBFBF" w:sz="4"/>
+          <w:left w:val="none"/>
+          <w:bottom w:val="single" w:color="BFBFBF" w:sz="4"/>
+          <w:right w:val="none"/>
+          <w:insideH w:val="single" w:color="E2E2E2" w:sz="2"/>
+          <w:insideV w:val="none"/>
+        </w:tblBorders>
+      </w:tblPr>
+      <w:tblGrid>
+        <w:gridCol w:w="4200"/>
+        <w:gridCol w:w="2000"/>
+        <w:gridCol w:w="2000"/>
+        <w:gridCol w:w="1880"/>
+      </w:tblGrid>
+      <w:tr>
+        <w:trPr>
+          <w:tblHeader/>
+        </w:trPr>
+        <w:tc>
+          <w:tcPr>
+            <w:tcW w:type="dxa" w:w="4200"/>
+            <w:shd w:fill="DCE6F1" w:color="auto" w:val="clear"/>
+            <w:tcMar>
+              <w:top w:type="dxa" w:w="70"/>
+              <w:left w:type="dxa" w:w="100"/>
+              <w:bottom w:type="dxa" w:w="70"/>
+              <w:right w:type="dxa" w:w="100"/>
+            </w:tcMar>
+          </w:tcPr>
+          <w:p>
+            <w:pPr>
+              <w:spacing w:after="0" w:line="252"/>
+              <w:jc w:val="left"/>
+            </w:pPr>
+            <w:r>
+              <w:rPr>
+                <w:rFonts w:ascii="Calibri" w:cs="Calibri" w:eastAsia="Calibri" w:hAnsi="Calibri"/>
+                <w:b/>
+                <w:bCs/>
+                <w:color w:val="1A1A1A"/>
+                <w:sz w:val="18"/>
+                <w:szCs w:val="18"/>
+              </w:rPr>
+              <w:t xml:space="preserve">Effect (flatten pooling)</w:t>
+            </w:r>
+          </w:p>
+        </w:tc>
+        <w:tc>
+          <w:tcPr>
+            <w:tcW w:type="dxa" w:w="2000"/>
+            <w:shd w:fill="DCE6F1" w:color="auto" w:val="clear"/>
+            <w:tcMar>
+              <w:top w:type="dxa" w:w="70"/>
+              <w:left w:type="dxa" w:w="100"/>
+              <w:bottom w:type="dxa" w:w="70"/>
+              <w:right w:type="dxa" w:w="100"/>
+            </w:tcMar>
+          </w:tcPr>
+          <w:p>
+            <w:pPr>
+              <w:spacing w:after="0" w:line="252"/>
+              <w:jc w:val="center"/>
+            </w:pPr>
+            <w:r>
+              <w:rPr>
+                <w:rFonts w:ascii="Calibri" w:cs="Calibri" w:eastAsia="Calibri" w:hAnsi="Calibri"/>
+                <w:b/>
+                <w:bCs/>
+                <w:color w:val="1A1A1A"/>
+                <w:sz w:val="18"/>
+                <w:szCs w:val="18"/>
+              </w:rPr>
+              <w:t xml:space="preserve">Held-out</w:t>
+            </w:r>
+          </w:p>
+        </w:tc>
+        <w:tc>
+          <w:tcPr>
+            <w:tcW w:type="dxa" w:w="2000"/>
+            <w:shd w:fill="DCE6F1" w:color="auto" w:val="clear"/>
+            <w:tcMar>
+              <w:top w:type="dxa" w:w="70"/>
+              <w:left w:type="dxa" w:w="100"/>
+              <w:bottom w:type="dxa" w:w="70"/>
+              <w:right w:type="dxa" w:w="100"/>
+            </w:tcMar>
+          </w:tcPr>
+          <w:p>
+            <w:pPr>
+              <w:spacing w:after="0" w:line="252"/>
+              <w:jc w:val="center"/>
+            </w:pPr>
+            <w:r>
+              <w:rPr>
+                <w:rFonts w:ascii="Calibri" w:cs="Calibri" w:eastAsia="Calibri" w:hAnsi="Calibri"/>
+                <w:b/>
+                <w:bCs/>
+                <w:color w:val="1A1A1A"/>
+                <w:sz w:val="18"/>
+                <w:szCs w:val="18"/>
+              </w:rPr>
+              <w:t xml:space="preserve">Selection</w:t>
+            </w:r>
+          </w:p>
+        </w:tc>
+        <w:tc>
+          <w:tcPr>
+            <w:tcW w:type="dxa" w:w="1880"/>
+            <w:shd w:fill="DCE6F1" w:color="auto" w:val="clear"/>
+            <w:tcMar>
+              <w:top w:type="dxa" w:w="70"/>
+              <w:left w:type="dxa" w:w="100"/>
+              <w:bottom w:type="dxa" w:w="70"/>
+              <w:right w:type="dxa" w:w="100"/>
+            </w:tcMar>
+          </w:tcPr>
+          <w:p>
+            <w:pPr>
+              <w:spacing w:after="0" w:line="252"/>
+              <w:jc w:val="center"/>
+            </w:pPr>
+            <w:r>
+              <w:rPr>
+                <w:rFonts w:ascii="Calibri" w:cs="Calibri" w:eastAsia="Calibri" w:hAnsi="Calibri"/>
+                <w:b/>
+                <w:bCs/>
+                <w:color w:val="1A1A1A"/>
+                <w:sz w:val="18"/>
+                <w:szCs w:val="18"/>
+              </w:rPr>
+              <w:t xml:space="preserve">All five</w:t>
+            </w:r>
+          </w:p>
+        </w:tc>
+      </w:tr>
+      <w:tr>
+        <w:tc>
+          <w:tcPr>
+            <w:tcW w:type="dxa" w:w="4200"/>
+            <w:tcMar>
+              <w:top w:type="dxa" w:w="70"/>
+              <w:left w:type="dxa" w:w="100"/>
+              <w:bottom w:type="dxa" w:w="70"/>
+              <w:right w:type="dxa" w:w="100"/>
+            </w:tcMar>
+          </w:tcPr>
+          <w:p>
+            <w:pPr>
+              <w:spacing w:after="0" w:line="252"/>
+              <w:jc w:val="left"/>
+            </w:pPr>
+            <w:r>
+              <w:rPr>
+                <w:rFonts w:ascii="Calibri" w:cs="Calibri" w:eastAsia="Calibri" w:hAnsi="Calibri"/>
+                <w:b/>
+                <w:bCs/>
+                <w:color w:val="1A1A1A"/>
+                <w:sz w:val="18"/>
+                <w:szCs w:val="18"/>
+              </w:rPr>
+              <w:t xml:space="preserve">Block masking</w:t>
+            </w:r>
+          </w:p>
+        </w:tc>
+        <w:tc>
+          <w:tcPr>
+            <w:tcW w:type="dxa" w:w="2000"/>
+            <w:tcMar>
+              <w:top w:type="dxa" w:w="70"/>
+              <w:left w:type="dxa" w:w="100"/>
+              <w:bottom w:type="dxa" w:w="70"/>
+              <w:right w:type="dxa" w:w="100"/>
+            </w:tcMar>
+          </w:tcPr>
+          <w:p>
+            <w:pPr>
+              <w:spacing w:after="0" w:line="252"/>
+              <w:jc w:val="center"/>
+            </w:pPr>
+            <w:r>
+              <w:rPr>
+                <w:rFonts w:ascii="Calibri" w:cs="Calibri" w:eastAsia="Calibri" w:hAnsi="Calibri"/>
+                <w:b/>
+                <w:bCs/>
+                <w:color w:val="1A1A1A"/>
+                <w:sz w:val="18"/>
+                <w:szCs w:val="18"/>
+              </w:rPr>
+              <w:t xml:space="preserve">−0.030</w:t>
+            </w:r>
+          </w:p>
+        </w:tc>
+        <w:tc>
+          <w:tcPr>
+            <w:tcW w:type="dxa" w:w="2000"/>
+            <w:tcMar>
+              <w:top w:type="dxa" w:w="70"/>
+              <w:left w:type="dxa" w:w="100"/>
+              <w:bottom w:type="dxa" w:w="70"/>
+              <w:right w:type="dxa" w:w="100"/>
+            </w:tcMar>
+          </w:tcPr>
+          <w:p>
+            <w:pPr>
+              <w:spacing w:after="0" w:line="252"/>
+              <w:jc w:val="center"/>
+            </w:pPr>
+            <w:r>
+              <w:rPr>
+                <w:rFonts w:ascii="Calibri" w:cs="Calibri" w:eastAsia="Calibri" w:hAnsi="Calibri"/>
+                <w:b/>
+                <w:bCs/>
+                <w:color w:val="1A1A1A"/>
+                <w:sz w:val="18"/>
+                <w:szCs w:val="18"/>
+              </w:rPr>
+              <w:t xml:space="preserve">−0.034</w:t>
+            </w:r>
+          </w:p>
+        </w:tc>
+        <w:tc>
+          <w:tcPr>
+            <w:tcW w:type="dxa" w:w="1880"/>
+            <w:tcMar>
+              <w:top w:type="dxa" w:w="70"/>
+              <w:left w:type="dxa" w:w="100"/>
+              <w:bottom w:type="dxa" w:w="70"/>
+              <w:right w:type="dxa" w:w="100"/>
+            </w:tcMar>
+          </w:tcPr>
+          <w:p>
+            <w:pPr>
+              <w:spacing w:after="0" w:line="252"/>
+              <w:jc w:val="center"/>
+            </w:pPr>
+            <w:r>
+              <w:rPr>
+                <w:rFonts w:ascii="Calibri" w:cs="Calibri" w:eastAsia="Calibri" w:hAnsi="Calibri"/>
+                <w:b w:val="false"/>
+                <w:bCs w:val="false"/>
+                <w:color w:val="1A1A1A"/>
+                <w:sz w:val="18"/>
+                <w:szCs w:val="18"/>
+              </w:rPr>
+              <w:t xml:space="preserve">−0.032</w:t>
+            </w:r>
+          </w:p>
+        </w:tc>
+      </w:tr>
+      <w:tr>
+        <w:tc>
+          <w:tcPr>
+            <w:tcW w:type="dxa" w:w="4200"/>
+            <w:shd w:fill="F4F6F8" w:color="auto" w:val="clear"/>
+            <w:tcMar>
+              <w:top w:type="dxa" w:w="70"/>
+              <w:left w:type="dxa" w:w="100"/>
+              <w:bottom w:type="dxa" w:w="70"/>
+              <w:right w:type="dxa" w:w="100"/>
+            </w:tcMar>
+          </w:tcPr>
+          <w:p>
+            <w:pPr>
+              <w:spacing w:after="0" w:line="252"/>
+              <w:jc w:val="left"/>
+            </w:pPr>
+            <w:r>
+              <w:rPr>
+                <w:rFonts w:ascii="Calibri" w:cs="Calibri" w:eastAsia="Calibri" w:hAnsi="Calibri"/>
+                <w:b/>
+                <w:bCs/>
+                <w:color w:val="1A1A1A"/>
+                <w:sz w:val="18"/>
+                <w:szCs w:val="18"/>
+              </w:rPr>
+              <w:t xml:space="preserve">Peak weighting</w:t>
+            </w:r>
+          </w:p>
+        </w:tc>
+        <w:tc>
+          <w:tcPr>
+            <w:tcW w:type="dxa" w:w="2000"/>
+            <w:shd w:fill="F4F6F8" w:color="auto" w:val="clear"/>
+            <w:tcMar>
+              <w:top w:type="dxa" w:w="70"/>
+              <w:left w:type="dxa" w:w="100"/>
+              <w:bottom w:type="dxa" w:w="70"/>
+              <w:right w:type="dxa" w:w="100"/>
+            </w:tcMar>
+          </w:tcPr>
+          <w:p>
+            <w:pPr>
+              <w:spacing w:after="0" w:line="252"/>
+              <w:jc w:val="center"/>
+            </w:pPr>
+            <w:r>
+              <w:rPr>
+                <w:rFonts w:ascii="Calibri" w:cs="Calibri" w:eastAsia="Calibri" w:hAnsi="Calibri"/>
+                <w:b w:val="false"/>
+                <w:bCs w:val="false"/>
+                <w:color w:val="1A1A1A"/>
+                <w:sz w:val="18"/>
+                <w:szCs w:val="18"/>
+              </w:rPr>
+              <w:t xml:space="preserve">+0.011</w:t>
+            </w:r>
+          </w:p>
+        </w:tc>
+        <w:tc>
+          <w:tcPr>
+            <w:tcW w:type="dxa" w:w="2000"/>
+            <w:shd w:fill="F4F6F8" w:color="auto" w:val="clear"/>
+            <w:tcMar>
+              <w:top w:type="dxa" w:w="70"/>
+              <w:left w:type="dxa" w:w="100"/>
+              <w:bottom w:type="dxa" w:w="70"/>
+              <w:right w:type="dxa" w:w="100"/>
+            </w:tcMar>
+          </w:tcPr>
+          <w:p>
+            <w:pPr>
+              <w:spacing w:after="0" w:line="252"/>
+              <w:jc w:val="center"/>
+            </w:pPr>
+            <w:r>
+              <w:rPr>
+                <w:rFonts w:ascii="Calibri" w:cs="Calibri" w:eastAsia="Calibri" w:hAnsi="Calibri"/>
+                <w:b w:val="false"/>
+                <w:bCs w:val="false"/>
+                <w:color w:val="1A1A1A"/>
+                <w:sz w:val="18"/>
+                <w:szCs w:val="18"/>
+              </w:rPr>
+              <w:t xml:space="preserve">+0.007</w:t>
+            </w:r>
+          </w:p>
+        </w:tc>
+        <w:tc>
+          <w:tcPr>
+            <w:tcW w:type="dxa" w:w="1880"/>
+            <w:shd w:fill="F4F6F8" w:color="auto" w:val="clear"/>
+            <w:tcMar>
+              <w:top w:type="dxa" w:w="70"/>
+              <w:left w:type="dxa" w:w="100"/>
+              <w:bottom w:type="dxa" w:w="70"/>
+              <w:right w:type="dxa" w:w="100"/>
+            </w:tcMar>
+          </w:tcPr>
+          <w:p>
+            <w:pPr>
+              <w:spacing w:after="0" w:line="252"/>
+              <w:jc w:val="center"/>
+            </w:pPr>
+            <w:r>
+              <w:rPr>
+                <w:rFonts w:ascii="Calibri" w:cs="Calibri" w:eastAsia="Calibri" w:hAnsi="Calibri"/>
+                <w:b w:val="false"/>
+                <w:bCs w:val="false"/>
+                <w:color w:val="1A1A1A"/>
+                <w:sz w:val="18"/>
+                <w:szCs w:val="18"/>
+              </w:rPr>
+              <w:t xml:space="preserve">+0.009</w:t>
+            </w:r>
+          </w:p>
+        </w:tc>
+      </w:tr>
+      <w:tr>
+        <w:tc>
+          <w:tcPr>
+            <w:tcW w:type="dxa" w:w="4200"/>
+            <w:tcMar>
+              <w:top w:type="dxa" w:w="70"/>
+              <w:left w:type="dxa" w:w="100"/>
+              <w:bottom w:type="dxa" w:w="70"/>
+              <w:right w:type="dxa" w:w="100"/>
+            </w:tcMar>
+          </w:tcPr>
+          <w:p>
+            <w:pPr>
+              <w:spacing w:after="0" w:line="252"/>
+              <w:jc w:val="left"/>
+            </w:pPr>
+            <w:r>
+              <w:rPr>
+                <w:rFonts w:ascii="Calibri" w:cs="Calibri" w:eastAsia="Calibri" w:hAnsi="Calibri"/>
+                <w:b/>
+                <w:bCs/>
+                <w:color w:val="1A1A1A"/>
+                <w:sz w:val="18"/>
+                <w:szCs w:val="18"/>
+              </w:rPr>
+              <w:t xml:space="preserve">Interaction</w:t>
+            </w:r>
+          </w:p>
+        </w:tc>
+        <w:tc>
+          <w:tcPr>
+            <w:tcW w:type="dxa" w:w="2000"/>
+            <w:tcMar>
+              <w:top w:type="dxa" w:w="70"/>
+              <w:left w:type="dxa" w:w="100"/>
+              <w:bottom w:type="dxa" w:w="70"/>
+              <w:right w:type="dxa" w:w="100"/>
+            </w:tcMar>
+          </w:tcPr>
+          <w:p>
+            <w:pPr>
+              <w:spacing w:after="0" w:line="252"/>
+              <w:jc w:val="center"/>
+            </w:pPr>
+            <w:r>
+              <w:rPr>
+                <w:rFonts w:ascii="Calibri" w:cs="Calibri" w:eastAsia="Calibri" w:hAnsi="Calibri"/>
+                <w:b w:val="false"/>
+                <w:bCs w:val="false"/>
+                <w:color w:val="1A1A1A"/>
+                <w:sz w:val="18"/>
+                <w:szCs w:val="18"/>
+              </w:rPr>
+              <w:t xml:space="preserve">−0.006</w:t>
+            </w:r>
+          </w:p>
+        </w:tc>
+        <w:tc>
+          <w:tcPr>
+            <w:tcW w:type="dxa" w:w="2000"/>
+            <w:tcMar>
+              <w:top w:type="dxa" w:w="70"/>
+              <w:left w:type="dxa" w:w="100"/>
+              <w:bottom w:type="dxa" w:w="70"/>
+              <w:right w:type="dxa" w:w="100"/>
+            </w:tcMar>
+          </w:tcPr>
+          <w:p>
+            <w:pPr>
+              <w:spacing w:after="0" w:line="252"/>
+              <w:jc w:val="center"/>
+            </w:pPr>
+            <w:r>
+              <w:rPr>
+                <w:rFonts w:ascii="Calibri" w:cs="Calibri" w:eastAsia="Calibri" w:hAnsi="Calibri"/>
+                <w:b w:val="false"/>
+                <w:bCs w:val="false"/>
+                <w:color w:val="1A1A1A"/>
+                <w:sz w:val="18"/>
+                <w:szCs w:val="18"/>
+              </w:rPr>
+              <w:t xml:space="preserve">−0.001</w:t>
+            </w:r>
+          </w:p>
+        </w:tc>
+        <w:tc>
+          <w:tcPr>
+            <w:tcW w:type="dxa" w:w="1880"/>
+            <w:tcMar>
+              <w:top w:type="dxa" w:w="70"/>
+              <w:left w:type="dxa" w:w="100"/>
+              <w:bottom w:type="dxa" w:w="70"/>
+              <w:right w:type="dxa" w:w="100"/>
+            </w:tcMar>
+          </w:tcPr>
+          <w:p>
+            <w:pPr>
+              <w:spacing w:after="0" w:line="252"/>
+              <w:jc w:val="center"/>
+            </w:pPr>
+            <w:r>
+              <w:rPr>
+                <w:rFonts w:ascii="Calibri" w:cs="Calibri" w:eastAsia="Calibri" w:hAnsi="Calibri"/>
+                <w:b w:val="false"/>
+                <w:bCs w:val="false"/>
+                <w:color w:val="1A1A1A"/>
+                <w:sz w:val="18"/>
+                <w:szCs w:val="18"/>
+              </w:rPr>
+              <w:t xml:space="preserve">−0.004</w:t>
+            </w:r>
+          </w:p>
+        </w:tc>
+      </w:tr>
+    </w:tbl>
+    <w:p>
+      <w:pPr>
+        <w:keepLines/>
+        <w:spacing w:after="220" w:before="60"/>
+      </w:pPr>
+      <w:r>
+        <w:rPr>
+          <w:rFonts w:ascii="Calibri" w:cs="Calibri" w:eastAsia="Calibri" w:hAnsi="Calibri"/>
+          <w:i/>
+          <w:iCs/>
+          <w:color w:val="5C5C5C"/>
+          <w:sz w:val="17"/>
+          <w:szCs w:val="17"/>
+        </w:rPr>
+        <w:t xml:space="preserve">Table 17. Factorial main effects, each averaged over both levels of the other factor. Held-out means: D 0.820, A 0.793, B 0.834, C 0.801, against classical 0.881.</w:t>
+      </w:r>
+    </w:p>
+    <w:tbl>
+      <w:tblPr>
+        <w:tblW w:type="dxa" w:w="10080"/>
+        <w:tblBorders>
+          <w:top w:val="single" w:color="FDECEC" w:sz="2"/>
+          <w:left w:val="single" w:color="A32020" w:sz="18"/>
+          <w:bottom w:val="single" w:color="FDECEC" w:sz="2"/>
+          <w:right w:val="single" w:color="FDECEC" w:sz="2"/>
+          <w:insideH w:val="none"/>
+          <w:insideV w:val="none"/>
+        </w:tblBorders>
+      </w:tblPr>
+      <w:tblGrid>
+        <w:gridCol w:w="10080"/>
+      </w:tblGrid>
+      <w:tr>
+        <w:tc>
+          <w:tcPr>
+            <w:tcW w:type="dxa" w:w="10080"/>
+            <w:shd w:fill="FDECEC" w:color="auto" w:val="clear"/>
+            <w:tcMar>
+              <w:top w:type="dxa" w:w="140"/>
+              <w:left w:type="dxa" w:w="180"/>
+              <w:bottom w:type="dxa" w:w="140"/>
+              <w:right w:type="dxa" w:w="160"/>
+            </w:tcMar>
+          </w:tcPr>
+          <w:p>
+            <w:pPr>
+              <w:spacing w:after="60"/>
+            </w:pPr>
+            <w:r>
+              <w:rPr>
+                <w:rFonts w:ascii="Calibri" w:cs="Calibri" w:eastAsia="Calibri" w:hAnsi="Calibri"/>
+                <w:b/>
+                <w:bCs/>
+                <w:caps/>
+                <w:color w:val="A32020"/>
+                <w:sz w:val="20"/>
+                <w:szCs w:val="20"/>
+              </w:rPr>
+              <w:t xml:space="preserve">What experiment #7 established about block masking</w:t>
+            </w:r>
+          </w:p>
+          <w:p>
+            <w:pPr>
+              <w:spacing w:after="60" w:line="264"/>
+            </w:pPr>
+            <w:r>
+              <w:rPr>
+                <w:rFonts w:ascii="Calibri" w:cs="Calibri" w:eastAsia="Calibri" w:hAnsi="Calibri"/>
+                <w:color w:val="1A1A1A"/>
+                <w:sz w:val="20"/>
+                <w:szCs w:val="20"/>
+              </w:rPr>
+              <w:t xml:space="preserve">Block masking hurts, consistently — negative on both splits and both pooling schemes, and Barth collapses from 0.748 to 0.562.</w:t>
+            </w:r>
+          </w:p>
+          <w:p>
+            <w:pPr>
+              <w:spacing w:after="60" w:line="264"/>
+            </w:pPr>
+            <w:r>
+              <w:rPr>
+                <w:rFonts w:ascii="Calibri" w:cs="Calibri" w:eastAsia="Calibri" w:hAnsi="Calibri"/>
+                <w:color w:val="1A1A1A"/>
+                <w:sz w:val="20"/>
+                <w:szCs w:val="20"/>
+              </w:rPr>
+              <w:t xml:space="preserve">So section 5.3's diagnosis was correct as a description and wrong as a prescription. Making the pretext task harder is not sufficient. A plausible reading: 0.75 ppm is wide enough that the masked content is genuinely unrecoverable rather than merely non-trivial, so the model learns to predict a conditional mean and loses the sharp local detail the probe reads.</w:t>
+            </w:r>
+          </w:p>
+          <w:p>
+            <w:pPr>
+              <w:spacing w:after="0" w:line="264"/>
+            </w:pPr>
+            <w:r>
+              <w:rPr>
+                <w:rFonts w:ascii="Calibri" w:cs="Calibri" w:eastAsia="Calibri" w:hAnsi="Calibri"/>
+                <w:color w:val="1A1A1A"/>
+                <w:sz w:val="20"/>
+                <w:szCs w:val="20"/>
+              </w:rPr>
+              <w:t xml:space="preserve">Do not pursue block masking further.</w:t>
+            </w:r>
+          </w:p>
+        </w:tc>
+      </w:tr>
+    </w:tbl>
+    <w:p>
+      <w:pPr>
+        <w:pStyle w:val="Heading2"/>
+        <w:spacing w:after="120" w:before="260"/>
+      </w:pPr>
+      <w:r>
+        <w:rPr>
+          <w:rFonts w:ascii="Calibri" w:cs="Calibri" w:eastAsia="Calibri" w:hAnsi="Calibri"/>
+          <w:b/>
+          <w:bCs/>
+          <w:color w:val="1F4E79"/>
+          <w:sz w:val="25"/>
+          <w:szCs w:val="25"/>
+        </w:rPr>
+        <w:t xml:space="preserve">7.2 The real finding: how much does a single run mean?</w:t>
+      </w:r>
+    </w:p>
+    <w:p>
+      <w:pPr>
+        <w:spacing w:after="120" w:line="276"/>
+      </w:pPr>
+      <w:r>
+        <w:rPr>
+          <w:rFonts w:ascii="Calibri" w:cs="Calibri" w:eastAsia="Calibri" w:hAnsi="Calibri"/>
+          <w:color w:val="1A1A1A"/>
+          <w:sz w:val="21"/>
+          <w:szCs w:val="21"/>
+        </w:rPr>
+        <w:t xml:space="preserve">Arm D existed only to remove a confound. It found one far larger than anything the experiment was designed to measure. Comparing it against the v3-pretrained checkpoint that every earlier number in this record was measured against — same architecture, same objective, same hyperparameters, with the configuration block in force on 25 July verified byte-identical to arm D's defaults — the v4 run scored 0.069 LOWER on the held-out mean, down on four of five targets by a consistent 0.057–0.078.</w:t>
+      </w:r>
+    </w:p>
+    <w:p>
+      <w:pPr>
+        <w:spacing w:after="120" w:line="276"/>
+      </w:pPr>
+      <w:r>
+        <w:rPr>
+          <w:rFonts w:ascii="Calibri" w:cs="Calibri" w:eastAsia="Calibri" w:hAnsi="Calibri"/>
+          <w:color w:val="1A1A1A"/>
+          <w:sz w:val="21"/>
+          <w:szCs w:val="21"/>
+        </w:rPr>
+        <w:t xml:space="preserve">That admits two readings: either the v4 corpus is worse for pretraining, or run-to-run variance at these sample sizes is around 0.07. Three further runs settled it.</w:t>
+      </w:r>
+    </w:p>
+    <w:p>
+      <w:pPr>
+        <w:spacing w:after="40" w:before="100"/>
+        <w:jc w:val="center"/>
+      </w:pPr>
+      <w:r>
+        <w:drawing>
+          <wp:inline distT="0" distB="0" distL="0" distR="0">
+            <wp:extent cx="6305550" cy="2190750"/>
+            <wp:effectExtent t="0" r="0" b="0" l="0"/>
+            <wp:docPr id="1" name="" descr="" title=""/>
+            <wp:cNvGraphicFramePr>
+              <a:graphicFrameLocks xmlns:a="http://schemas.openxmlformats.org/drawingml/2006/main" noChangeAspect="1"/>
+            </wp:cNvGraphicFramePr>
+            <a:graphic xmlns:a="http://schemas.openxmlformats.org/drawingml/2006/main">
+              <a:graphicData uri="http://schemas.openxmlformats.org/drawingml/2006/picture">
+                <pic:pic xmlns:pic="http://schemas.openxmlformats.org/drawingml/2006/picture">
+                  <pic:nvPicPr>
+                    <pic:cNvPr id="0" name="" descr=""/>
+                    <pic:cNvPicPr>
+                      <a:picLocks noChangeAspect="1" noChangeArrowheads="1"/>
+                    </pic:cNvPicPr>
+                  </pic:nvPicPr>
+                  <pic:blipFill>
+                    <a:blip r:embed="rId17" cstate="none"/>
+                    <a:srcRect/>
+                    <a:stretch>
+                      <a:fillRect/>
+                    </a:stretch>
+                  </pic:blipFill>
+                  <pic:spPr bwMode="auto">
+                    <a:xfrm>
+                      <a:off x="0" y="0"/>
+                      <a:ext cx="6305550" cy="2190750"/>
+                    </a:xfrm>
+                    <a:prstGeom prst="rect">
+                      <a:avLst/>
+                    </a:prstGeom>
+                  </pic:spPr>
+                </pic:pic>
+              </a:graphicData>
+            </a:graphic>
+          </wp:inline>
+        </w:drawing>
+      </w:r>
+    </w:p>
+    <w:p>
+      <w:pPr>
+        <w:keepLines/>
+        <w:spacing w:after="220" w:before="60"/>
+      </w:pPr>
+      <w:r>
+        <w:rPr>
+          <w:rFonts w:ascii="Calibri" w:cs="Calibri" w:eastAsia="Calibri" w:hAnsi="Calibri"/>
+          <w:i/>
+          <w:iCs/>
+          <w:color w:val="5C5C5C"/>
+          <w:sz w:val="17"/>
+          <w:szCs w:val="17"/>
+        </w:rPr>
+        <w:t xml:space="preserve">Figure 9. Left: three independent runs of one configuration, per target — the within-arm scatter is large, and the v3 reference sits at or above every v4 draw on all three held-out targets. Middle: peak weighting judged without a corpus confound. Right: every effect this record has claimed, against the measured noise floor.</w:t>
+      </w:r>
+    </w:p>
+    <w:tbl>
+      <w:tblPr>
+        <w:tblW w:type="dxa" w:w="10080"/>
+        <w:tblBorders>
+          <w:top w:val="single" w:color="BFBFBF" w:sz="4"/>
+          <w:left w:val="none"/>
+          <w:bottom w:val="single" w:color="BFBFBF" w:sz="4"/>
+          <w:right w:val="none"/>
+          <w:insideH w:val="single" w:color="E2E2E2" w:sz="2"/>
+          <w:insideV w:val="none"/>
+        </w:tblBorders>
+      </w:tblPr>
+      <w:tblGrid>
+        <w:gridCol w:w="2700"/>
+        <w:gridCol w:w="1600"/>
+        <w:gridCol w:w="1600"/>
+        <w:gridCol w:w="1600"/>
+        <w:gridCol w:w="1200"/>
+        <w:gridCol w:w="1380"/>
+      </w:tblGrid>
+      <w:tr>
+        <w:trPr>
+          <w:tblHeader/>
+        </w:trPr>
+        <w:tc>
+          <w:tcPr>
+            <w:tcW w:type="dxa" w:w="2700"/>
+            <w:shd w:fill="DCE6F1" w:color="auto" w:val="clear"/>
+            <w:tcMar>
+              <w:top w:type="dxa" w:w="70"/>
+              <w:left w:type="dxa" w:w="100"/>
+              <w:bottom w:type="dxa" w:w="70"/>
+              <w:right w:type="dxa" w:w="100"/>
+            </w:tcMar>
+          </w:tcPr>
+          <w:p>
+            <w:pPr>
+              <w:spacing w:after="0" w:line="252"/>
+              <w:jc w:val="left"/>
+            </w:pPr>
+            <w:r>
+              <w:rPr>
+                <w:rFonts w:ascii="Calibri" w:cs="Calibri" w:eastAsia="Calibri" w:hAnsi="Calibri"/>
+                <w:b/>
+                <w:bCs/>
+                <w:color w:val="1A1A1A"/>
+                <w:sz w:val="18"/>
+                <w:szCs w:val="18"/>
+              </w:rPr>
+              <w:t xml:space="preserve">Target</w:t>
+            </w:r>
+          </w:p>
+        </w:tc>
+        <w:tc>
+          <w:tcPr>
+            <w:tcW w:type="dxa" w:w="1600"/>
+            <w:shd w:fill="DCE6F1" w:color="auto" w:val="clear"/>
+            <w:tcMar>
+              <w:top w:type="dxa" w:w="70"/>
+              <w:left w:type="dxa" w:w="100"/>
+              <w:bottom w:type="dxa" w:w="70"/>
+              <w:right w:type="dxa" w:w="100"/>
+            </w:tcMar>
+          </w:tcPr>
+          <w:p>
+            <w:pPr>
+              <w:spacing w:after="0" w:line="252"/>
+              <w:jc w:val="center"/>
+            </w:pPr>
+            <w:r>
+              <w:rPr>
+                <w:rFonts w:ascii="Calibri" w:cs="Calibri" w:eastAsia="Calibri" w:hAnsi="Calibri"/>
+                <w:b/>
+                <w:bCs/>
+                <w:color w:val="1A1A1A"/>
+                <w:sz w:val="18"/>
+                <w:szCs w:val="18"/>
+              </w:rPr>
+              <w:t xml:space="preserve">Run 1</w:t>
+            </w:r>
+          </w:p>
+        </w:tc>
+        <w:tc>
+          <w:tcPr>
+            <w:tcW w:type="dxa" w:w="1600"/>
+            <w:shd w:fill="DCE6F1" w:color="auto" w:val="clear"/>
+            <w:tcMar>
+              <w:top w:type="dxa" w:w="70"/>
+              <w:left w:type="dxa" w:w="100"/>
+              <w:bottom w:type="dxa" w:w="70"/>
+              <w:right w:type="dxa" w:w="100"/>
+            </w:tcMar>
+          </w:tcPr>
+          <w:p>
+            <w:pPr>
+              <w:spacing w:after="0" w:line="252"/>
+              <w:jc w:val="center"/>
+            </w:pPr>
+            <w:r>
+              <w:rPr>
+                <w:rFonts w:ascii="Calibri" w:cs="Calibri" w:eastAsia="Calibri" w:hAnsi="Calibri"/>
+                <w:b/>
+                <w:bCs/>
+                <w:color w:val="1A1A1A"/>
+                <w:sz w:val="18"/>
+                <w:szCs w:val="18"/>
+              </w:rPr>
+              <w:t xml:space="preserve">Run 2</w:t>
+            </w:r>
+          </w:p>
+        </w:tc>
+        <w:tc>
+          <w:tcPr>
+            <w:tcW w:type="dxa" w:w="1600"/>
+            <w:shd w:fill="DCE6F1" w:color="auto" w:val="clear"/>
+            <w:tcMar>
+              <w:top w:type="dxa" w:w="70"/>
+              <w:left w:type="dxa" w:w="100"/>
+              <w:bottom w:type="dxa" w:w="70"/>
+              <w:right w:type="dxa" w:w="100"/>
+            </w:tcMar>
+          </w:tcPr>
+          <w:p>
+            <w:pPr>
+              <w:spacing w:after="0" w:line="252"/>
+              <w:jc w:val="center"/>
+            </w:pPr>
+            <w:r>
+              <w:rPr>
+                <w:rFonts w:ascii="Calibri" w:cs="Calibri" w:eastAsia="Calibri" w:hAnsi="Calibri"/>
+                <w:b/>
+                <w:bCs/>
+                <w:color w:val="1A1A1A"/>
+                <w:sz w:val="18"/>
+                <w:szCs w:val="18"/>
+              </w:rPr>
+              <w:t xml:space="preserve">Run 3</w:t>
+            </w:r>
+          </w:p>
+        </w:tc>
+        <w:tc>
+          <w:tcPr>
+            <w:tcW w:type="dxa" w:w="1200"/>
+            <w:shd w:fill="DCE6F1" w:color="auto" w:val="clear"/>
+            <w:tcMar>
+              <w:top w:type="dxa" w:w="70"/>
+              <w:left w:type="dxa" w:w="100"/>
+              <w:bottom w:type="dxa" w:w="70"/>
+              <w:right w:type="dxa" w:w="100"/>
+            </w:tcMar>
+          </w:tcPr>
+          <w:p>
+            <w:pPr>
+              <w:spacing w:after="0" w:line="252"/>
+              <w:jc w:val="center"/>
+            </w:pPr>
+            <w:r>
+              <w:rPr>
+                <w:rFonts w:ascii="Calibri" w:cs="Calibri" w:eastAsia="Calibri" w:hAnsi="Calibri"/>
+                <w:b/>
+                <w:bCs/>
+                <w:color w:val="1A1A1A"/>
+                <w:sz w:val="18"/>
+                <w:szCs w:val="18"/>
+              </w:rPr>
+              <w:t xml:space="preserve">sd</w:t>
+            </w:r>
+          </w:p>
+        </w:tc>
+        <w:tc>
+          <w:tcPr>
+            <w:tcW w:type="dxa" w:w="1380"/>
+            <w:shd w:fill="DCE6F1" w:color="auto" w:val="clear"/>
+            <w:tcMar>
+              <w:top w:type="dxa" w:w="70"/>
+              <w:left w:type="dxa" w:w="100"/>
+              <w:bottom w:type="dxa" w:w="70"/>
+              <w:right w:type="dxa" w:w="100"/>
+            </w:tcMar>
+          </w:tcPr>
+          <w:p>
+            <w:pPr>
+              <w:spacing w:after="0" w:line="252"/>
+              <w:jc w:val="center"/>
+            </w:pPr>
+            <w:r>
+              <w:rPr>
+                <w:rFonts w:ascii="Calibri" w:cs="Calibri" w:eastAsia="Calibri" w:hAnsi="Calibri"/>
+                <w:b/>
+                <w:bCs/>
+                <w:color w:val="1A1A1A"/>
+                <w:sz w:val="18"/>
+                <w:szCs w:val="18"/>
+              </w:rPr>
+              <w:t xml:space="preserve">v3 ref</w:t>
+            </w:r>
+          </w:p>
+        </w:tc>
+      </w:tr>
+      <w:tr>
+        <w:tc>
+          <w:tcPr>
+            <w:tcW w:type="dxa" w:w="2700"/>
+            <w:tcMar>
+              <w:top w:type="dxa" w:w="70"/>
+              <w:left w:type="dxa" w:w="100"/>
+              <w:bottom w:type="dxa" w:w="70"/>
+              <w:right w:type="dxa" w:w="100"/>
+            </w:tcMar>
+          </w:tcPr>
+          <w:p>
+            <w:pPr>
+              <w:spacing w:after="0" w:line="252"/>
+              <w:jc w:val="left"/>
+            </w:pPr>
+            <w:r>
+              <w:rPr>
+                <w:rFonts w:ascii="Calibri" w:cs="Calibri" w:eastAsia="Calibri" w:hAnsi="Calibri"/>
+                <w:b/>
+                <w:bCs/>
+                <w:color w:val="1A1A1A"/>
+                <w:sz w:val="18"/>
+                <w:szCs w:val="18"/>
+              </w:rPr>
+              <w:t xml:space="preserve">Barth</w:t>
+            </w:r>
+          </w:p>
+        </w:tc>
+        <w:tc>
+          <w:tcPr>
+            <w:tcW w:type="dxa" w:w="1600"/>
+            <w:tcMar>
+              <w:top w:type="dxa" w:w="70"/>
+              <w:left w:type="dxa" w:w="100"/>
+              <w:bottom w:type="dxa" w:w="70"/>
+              <w:right w:type="dxa" w:w="100"/>
+            </w:tcMar>
+          </w:tcPr>
+          <w:p>
+            <w:pPr>
+              <w:spacing w:after="0" w:line="252"/>
+              <w:jc w:val="center"/>
+            </w:pPr>
+            <w:r>
+              <w:rPr>
+                <w:rFonts w:ascii="Calibri" w:cs="Calibri" w:eastAsia="Calibri" w:hAnsi="Calibri"/>
+                <w:b w:val="false"/>
+                <w:bCs w:val="false"/>
+                <w:color w:val="1A1A1A"/>
+                <w:sz w:val="18"/>
+                <w:szCs w:val="18"/>
+              </w:rPr>
+              <w:t xml:space="preserve">0.7484</w:t>
+            </w:r>
+          </w:p>
+        </w:tc>
+        <w:tc>
+          <w:tcPr>
+            <w:tcW w:type="dxa" w:w="1600"/>
+            <w:tcMar>
+              <w:top w:type="dxa" w:w="70"/>
+              <w:left w:type="dxa" w:w="100"/>
+              <w:bottom w:type="dxa" w:w="70"/>
+              <w:right w:type="dxa" w:w="100"/>
+            </w:tcMar>
+          </w:tcPr>
+          <w:p>
+            <w:pPr>
+              <w:spacing w:after="0" w:line="252"/>
+              <w:jc w:val="center"/>
+            </w:pPr>
+            <w:r>
+              <w:rPr>
+                <w:rFonts w:ascii="Calibri" w:cs="Calibri" w:eastAsia="Calibri" w:hAnsi="Calibri"/>
+                <w:b w:val="false"/>
+                <w:bCs w:val="false"/>
+                <w:color w:val="1A1A1A"/>
+                <w:sz w:val="18"/>
+                <w:szCs w:val="18"/>
+              </w:rPr>
+              <w:t xml:space="preserve">0.6988</w:t>
+            </w:r>
+          </w:p>
+        </w:tc>
+        <w:tc>
+          <w:tcPr>
+            <w:tcW w:type="dxa" w:w="1600"/>
+            <w:tcMar>
+              <w:top w:type="dxa" w:w="70"/>
+              <w:left w:type="dxa" w:w="100"/>
+              <w:bottom w:type="dxa" w:w="70"/>
+              <w:right w:type="dxa" w:w="100"/>
+            </w:tcMar>
+          </w:tcPr>
+          <w:p>
+            <w:pPr>
+              <w:spacing w:after="0" w:line="252"/>
+              <w:jc w:val="center"/>
+            </w:pPr>
+            <w:r>
+              <w:rPr>
+                <w:rFonts w:ascii="Calibri" w:cs="Calibri" w:eastAsia="Calibri" w:hAnsi="Calibri"/>
+                <w:b w:val="false"/>
+                <w:bCs w:val="false"/>
+                <w:color w:val="1A1A1A"/>
+                <w:sz w:val="18"/>
+                <w:szCs w:val="18"/>
+              </w:rPr>
+              <w:t xml:space="preserve">0.6770</w:t>
+            </w:r>
+          </w:p>
+        </w:tc>
+        <w:tc>
+          <w:tcPr>
+            <w:tcW w:type="dxa" w:w="1200"/>
+            <w:tcMar>
+              <w:top w:type="dxa" w:w="70"/>
+              <w:left w:type="dxa" w:w="100"/>
+              <w:bottom w:type="dxa" w:w="70"/>
+              <w:right w:type="dxa" w:w="100"/>
+            </w:tcMar>
+          </w:tcPr>
+          <w:p>
+            <w:pPr>
+              <w:spacing w:after="0" w:line="252"/>
+              <w:jc w:val="center"/>
+            </w:pPr>
+            <w:r>
+              <w:rPr>
+                <w:rFonts w:ascii="Calibri" w:cs="Calibri" w:eastAsia="Calibri" w:hAnsi="Calibri"/>
+                <w:b w:val="false"/>
+                <w:bCs w:val="false"/>
+                <w:color w:val="1A1A1A"/>
+                <w:sz w:val="18"/>
+                <w:szCs w:val="18"/>
+              </w:rPr>
+              <w:t xml:space="preserve">0.037</w:t>
+            </w:r>
+          </w:p>
+        </w:tc>
+        <w:tc>
+          <w:tcPr>
+            <w:tcW w:type="dxa" w:w="1380"/>
+            <w:tcMar>
+              <w:top w:type="dxa" w:w="70"/>
+              <w:left w:type="dxa" w:w="100"/>
+              <w:bottom w:type="dxa" w:w="70"/>
+              <w:right w:type="dxa" w:w="100"/>
+            </w:tcMar>
+          </w:tcPr>
+          <w:p>
+            <w:pPr>
+              <w:spacing w:after="0" w:line="252"/>
+              <w:jc w:val="center"/>
+            </w:pPr>
+            <w:r>
+              <w:rPr>
+                <w:rFonts w:ascii="Calibri" w:cs="Calibri" w:eastAsia="Calibri" w:hAnsi="Calibri"/>
+                <w:b w:val="false"/>
+                <w:bCs w:val="false"/>
+                <w:color w:val="1A1A1A"/>
+                <w:sz w:val="18"/>
+                <w:szCs w:val="18"/>
+              </w:rPr>
+              <w:t xml:space="preserve">0.8059</w:t>
+            </w:r>
+          </w:p>
+        </w:tc>
+      </w:tr>
+      <w:tr>
+        <w:tc>
+          <w:tcPr>
+            <w:tcW w:type="dxa" w:w="2700"/>
+            <w:shd w:fill="F4F6F8" w:color="auto" w:val="clear"/>
+            <w:tcMar>
+              <w:top w:type="dxa" w:w="70"/>
+              <w:left w:type="dxa" w:w="100"/>
+              <w:bottom w:type="dxa" w:w="70"/>
+              <w:right w:type="dxa" w:w="100"/>
+            </w:tcMar>
+          </w:tcPr>
+          <w:p>
+            <w:pPr>
+              <w:spacing w:after="0" w:line="252"/>
+              <w:jc w:val="left"/>
+            </w:pPr>
+            <w:r>
+              <w:rPr>
+                <w:rFonts w:ascii="Calibri" w:cs="Calibri" w:eastAsia="Calibri" w:hAnsi="Calibri"/>
+                <w:b/>
+                <w:bCs/>
+                <w:color w:val="1A1A1A"/>
+                <w:sz w:val="18"/>
+                <w:szCs w:val="18"/>
+              </w:rPr>
+              <w:t xml:space="preserve">MTBLS326</w:t>
+            </w:r>
+          </w:p>
+        </w:tc>
+        <w:tc>
+          <w:tcPr>
+            <w:tcW w:type="dxa" w:w="1600"/>
+            <w:shd w:fill="F4F6F8" w:color="auto" w:val="clear"/>
+            <w:tcMar>
+              <w:top w:type="dxa" w:w="70"/>
+              <w:left w:type="dxa" w:w="100"/>
+              <w:bottom w:type="dxa" w:w="70"/>
+              <w:right w:type="dxa" w:w="100"/>
+            </w:tcMar>
+          </w:tcPr>
+          <w:p>
+            <w:pPr>
+              <w:spacing w:after="0" w:line="252"/>
+              <w:jc w:val="center"/>
+            </w:pPr>
+            <w:r>
+              <w:rPr>
+                <w:rFonts w:ascii="Calibri" w:cs="Calibri" w:eastAsia="Calibri" w:hAnsi="Calibri"/>
+                <w:b w:val="false"/>
+                <w:bCs w:val="false"/>
+                <w:color w:val="1A1A1A"/>
+                <w:sz w:val="18"/>
+                <w:szCs w:val="18"/>
+              </w:rPr>
+              <w:t xml:space="preserve">0.9296</w:t>
+            </w:r>
+          </w:p>
+        </w:tc>
+        <w:tc>
+          <w:tcPr>
+            <w:tcW w:type="dxa" w:w="1600"/>
+            <w:shd w:fill="F4F6F8" w:color="auto" w:val="clear"/>
+            <w:tcMar>
+              <w:top w:type="dxa" w:w="70"/>
+              <w:left w:type="dxa" w:w="100"/>
+              <w:bottom w:type="dxa" w:w="70"/>
+              <w:right w:type="dxa" w:w="100"/>
+            </w:tcMar>
+          </w:tcPr>
+          <w:p>
+            <w:pPr>
+              <w:spacing w:after="0" w:line="252"/>
+              <w:jc w:val="center"/>
+            </w:pPr>
+            <w:r>
+              <w:rPr>
+                <w:rFonts w:ascii="Calibri" w:cs="Calibri" w:eastAsia="Calibri" w:hAnsi="Calibri"/>
+                <w:b w:val="false"/>
+                <w:bCs w:val="false"/>
+                <w:color w:val="1A1A1A"/>
+                <w:sz w:val="18"/>
+                <w:szCs w:val="18"/>
+              </w:rPr>
+              <w:t xml:space="preserve">0.9630</w:t>
+            </w:r>
+          </w:p>
+        </w:tc>
+        <w:tc>
+          <w:tcPr>
+            <w:tcW w:type="dxa" w:w="1600"/>
+            <w:shd w:fill="F4F6F8" w:color="auto" w:val="clear"/>
+            <w:tcMar>
+              <w:top w:type="dxa" w:w="70"/>
+              <w:left w:type="dxa" w:w="100"/>
+              <w:bottom w:type="dxa" w:w="70"/>
+              <w:right w:type="dxa" w:w="100"/>
+            </w:tcMar>
+          </w:tcPr>
+          <w:p>
+            <w:pPr>
+              <w:spacing w:after="0" w:line="252"/>
+              <w:jc w:val="center"/>
+            </w:pPr>
+            <w:r>
+              <w:rPr>
+                <w:rFonts w:ascii="Calibri" w:cs="Calibri" w:eastAsia="Calibri" w:hAnsi="Calibri"/>
+                <w:b w:val="false"/>
+                <w:bCs w:val="false"/>
+                <w:color w:val="1A1A1A"/>
+                <w:sz w:val="18"/>
+                <w:szCs w:val="18"/>
+              </w:rPr>
+              <w:t xml:space="preserve">0.9111</w:t>
+            </w:r>
+          </w:p>
+        </w:tc>
+        <w:tc>
+          <w:tcPr>
+            <w:tcW w:type="dxa" w:w="1200"/>
+            <w:shd w:fill="F4F6F8" w:color="auto" w:val="clear"/>
+            <w:tcMar>
+              <w:top w:type="dxa" w:w="70"/>
+              <w:left w:type="dxa" w:w="100"/>
+              <w:bottom w:type="dxa" w:w="70"/>
+              <w:right w:type="dxa" w:w="100"/>
+            </w:tcMar>
+          </w:tcPr>
+          <w:p>
+            <w:pPr>
+              <w:spacing w:after="0" w:line="252"/>
+              <w:jc w:val="center"/>
+            </w:pPr>
+            <w:r>
+              <w:rPr>
+                <w:rFonts w:ascii="Calibri" w:cs="Calibri" w:eastAsia="Calibri" w:hAnsi="Calibri"/>
+                <w:b w:val="false"/>
+                <w:bCs w:val="false"/>
+                <w:color w:val="1A1A1A"/>
+                <w:sz w:val="18"/>
+                <w:szCs w:val="18"/>
+              </w:rPr>
+              <w:t xml:space="preserve">0.026</w:t>
+            </w:r>
+          </w:p>
+        </w:tc>
+        <w:tc>
+          <w:tcPr>
+            <w:tcW w:type="dxa" w:w="1380"/>
+            <w:shd w:fill="F4F6F8" w:color="auto" w:val="clear"/>
+            <w:tcMar>
+              <w:top w:type="dxa" w:w="70"/>
+              <w:left w:type="dxa" w:w="100"/>
+              <w:bottom w:type="dxa" w:w="70"/>
+              <w:right w:type="dxa" w:w="100"/>
+            </w:tcMar>
+          </w:tcPr>
+          <w:p>
+            <w:pPr>
+              <w:spacing w:after="0" w:line="252"/>
+              <w:jc w:val="center"/>
+            </w:pPr>
+            <w:r>
+              <w:rPr>
+                <w:rFonts w:ascii="Calibri" w:cs="Calibri" w:eastAsia="Calibri" w:hAnsi="Calibri"/>
+                <w:b w:val="false"/>
+                <w:bCs w:val="false"/>
+                <w:color w:val="1A1A1A"/>
+                <w:sz w:val="18"/>
+                <w:szCs w:val="18"/>
+              </w:rPr>
+              <w:t xml:space="preserve">1.0000</w:t>
+            </w:r>
+          </w:p>
+        </w:tc>
+      </w:tr>
+      <w:tr>
+        <w:tc>
+          <w:tcPr>
+            <w:tcW w:type="dxa" w:w="2700"/>
+            <w:tcMar>
+              <w:top w:type="dxa" w:w="70"/>
+              <w:left w:type="dxa" w:w="100"/>
+              <w:bottom w:type="dxa" w:w="70"/>
+              <w:right w:type="dxa" w:w="100"/>
+            </w:tcMar>
+          </w:tcPr>
+          <w:p>
+            <w:pPr>
+              <w:spacing w:after="0" w:line="252"/>
+              <w:jc w:val="left"/>
+            </w:pPr>
+            <w:r>
+              <w:rPr>
+                <w:rFonts w:ascii="Calibri" w:cs="Calibri" w:eastAsia="Calibri" w:hAnsi="Calibri"/>
+                <w:b/>
+                <w:bCs/>
+                <w:color w:val="1A1A1A"/>
+                <w:sz w:val="18"/>
+                <w:szCs w:val="18"/>
+              </w:rPr>
+              <w:t xml:space="preserve">BrC-T2D cancer</w:t>
+            </w:r>
+          </w:p>
+        </w:tc>
+        <w:tc>
+          <w:tcPr>
+            <w:tcW w:type="dxa" w:w="1600"/>
+            <w:tcMar>
+              <w:top w:type="dxa" w:w="70"/>
+              <w:left w:type="dxa" w:w="100"/>
+              <w:bottom w:type="dxa" w:w="70"/>
+              <w:right w:type="dxa" w:w="100"/>
+            </w:tcMar>
+          </w:tcPr>
+          <w:p>
+            <w:pPr>
+              <w:spacing w:after="0" w:line="252"/>
+              <w:jc w:val="center"/>
+            </w:pPr>
+            <w:r>
+              <w:rPr>
+                <w:rFonts w:ascii="Calibri" w:cs="Calibri" w:eastAsia="Calibri" w:hAnsi="Calibri"/>
+                <w:b w:val="false"/>
+                <w:bCs w:val="false"/>
+                <w:color w:val="1A1A1A"/>
+                <w:sz w:val="18"/>
+                <w:szCs w:val="18"/>
+              </w:rPr>
+              <w:t xml:space="preserve">0.7816</w:t>
+            </w:r>
+          </w:p>
+        </w:tc>
+        <w:tc>
+          <w:tcPr>
+            <w:tcW w:type="dxa" w:w="1600"/>
+            <w:tcMar>
+              <w:top w:type="dxa" w:w="70"/>
+              <w:left w:type="dxa" w:w="100"/>
+              <w:bottom w:type="dxa" w:w="70"/>
+              <w:right w:type="dxa" w:w="100"/>
+            </w:tcMar>
+          </w:tcPr>
+          <w:p>
+            <w:pPr>
+              <w:spacing w:after="0" w:line="252"/>
+              <w:jc w:val="center"/>
+            </w:pPr>
+            <w:r>
+              <w:rPr>
+                <w:rFonts w:ascii="Calibri" w:cs="Calibri" w:eastAsia="Calibri" w:hAnsi="Calibri"/>
+                <w:b w:val="false"/>
+                <w:bCs w:val="false"/>
+                <w:color w:val="1A1A1A"/>
+                <w:sz w:val="18"/>
+                <w:szCs w:val="18"/>
+              </w:rPr>
+              <w:t xml:space="preserve">0.8079</w:t>
+            </w:r>
+          </w:p>
+        </w:tc>
+        <w:tc>
+          <w:tcPr>
+            <w:tcW w:type="dxa" w:w="1600"/>
+            <w:tcMar>
+              <w:top w:type="dxa" w:w="70"/>
+              <w:left w:type="dxa" w:w="100"/>
+              <w:bottom w:type="dxa" w:w="70"/>
+              <w:right w:type="dxa" w:w="100"/>
+            </w:tcMar>
+          </w:tcPr>
+          <w:p>
+            <w:pPr>
+              <w:spacing w:after="0" w:line="252"/>
+              <w:jc w:val="center"/>
+            </w:pPr>
+            <w:r>
+              <w:rPr>
+                <w:rFonts w:ascii="Calibri" w:cs="Calibri" w:eastAsia="Calibri" w:hAnsi="Calibri"/>
+                <w:b w:val="false"/>
+                <w:bCs w:val="false"/>
+                <w:color w:val="1A1A1A"/>
+                <w:sz w:val="18"/>
+                <w:szCs w:val="18"/>
+              </w:rPr>
+              <w:t xml:space="preserve">0.8592</w:t>
+            </w:r>
+          </w:p>
+        </w:tc>
+        <w:tc>
+          <w:tcPr>
+            <w:tcW w:type="dxa" w:w="1200"/>
+            <w:tcMar>
+              <w:top w:type="dxa" w:w="70"/>
+              <w:left w:type="dxa" w:w="100"/>
+              <w:bottom w:type="dxa" w:w="70"/>
+              <w:right w:type="dxa" w:w="100"/>
+            </w:tcMar>
+          </w:tcPr>
+          <w:p>
+            <w:pPr>
+              <w:spacing w:after="0" w:line="252"/>
+              <w:jc w:val="center"/>
+            </w:pPr>
+            <w:r>
+              <w:rPr>
+                <w:rFonts w:ascii="Calibri" w:cs="Calibri" w:eastAsia="Calibri" w:hAnsi="Calibri"/>
+                <w:b w:val="false"/>
+                <w:bCs w:val="false"/>
+                <w:color w:val="1A1A1A"/>
+                <w:sz w:val="18"/>
+                <w:szCs w:val="18"/>
+              </w:rPr>
+              <w:t xml:space="preserve">0.040</w:t>
+            </w:r>
+          </w:p>
+        </w:tc>
+        <w:tc>
+          <w:tcPr>
+            <w:tcW w:type="dxa" w:w="1380"/>
+            <w:tcMar>
+              <w:top w:type="dxa" w:w="70"/>
+              <w:left w:type="dxa" w:w="100"/>
+              <w:bottom w:type="dxa" w:w="70"/>
+              <w:right w:type="dxa" w:w="100"/>
+            </w:tcMar>
+          </w:tcPr>
+          <w:p>
+            <w:pPr>
+              <w:spacing w:after="0" w:line="252"/>
+              <w:jc w:val="center"/>
+            </w:pPr>
+            <w:r>
+              <w:rPr>
+                <w:rFonts w:ascii="Calibri" w:cs="Calibri" w:eastAsia="Calibri" w:hAnsi="Calibri"/>
+                <w:b w:val="false"/>
+                <w:bCs w:val="false"/>
+                <w:color w:val="1A1A1A"/>
+                <w:sz w:val="18"/>
+                <w:szCs w:val="18"/>
+              </w:rPr>
+              <w:t xml:space="preserve">0.8592</w:t>
+            </w:r>
+          </w:p>
+        </w:tc>
+      </w:tr>
+      <w:tr>
+        <w:tc>
+          <w:tcPr>
+            <w:tcW w:type="dxa" w:w="2700"/>
+            <w:shd w:fill="F4F6F8" w:color="auto" w:val="clear"/>
+            <w:tcMar>
+              <w:top w:type="dxa" w:w="70"/>
+              <w:left w:type="dxa" w:w="100"/>
+              <w:bottom w:type="dxa" w:w="70"/>
+              <w:right w:type="dxa" w:w="100"/>
+            </w:tcMar>
+          </w:tcPr>
+          <w:p>
+            <w:pPr>
+              <w:spacing w:after="0" w:line="252"/>
+              <w:jc w:val="left"/>
+            </w:pPr>
+            <w:r>
+              <w:rPr>
+                <w:rFonts w:ascii="Calibri" w:cs="Calibri" w:eastAsia="Calibri" w:hAnsi="Calibri"/>
+                <w:b/>
+                <w:bCs/>
+                <w:color w:val="1A1A1A"/>
+                <w:sz w:val="18"/>
+                <w:szCs w:val="18"/>
+              </w:rPr>
+              <w:t xml:space="preserve">MTBLS563</w:t>
+            </w:r>
+          </w:p>
+        </w:tc>
+        <w:tc>
+          <w:tcPr>
+            <w:tcW w:type="dxa" w:w="1600"/>
+            <w:shd w:fill="F4F6F8" w:color="auto" w:val="clear"/>
+            <w:tcMar>
+              <w:top w:type="dxa" w:w="70"/>
+              <w:left w:type="dxa" w:w="100"/>
+              <w:bottom w:type="dxa" w:w="70"/>
+              <w:right w:type="dxa" w:w="100"/>
+            </w:tcMar>
+          </w:tcPr>
+          <w:p>
+            <w:pPr>
+              <w:spacing w:after="0" w:line="252"/>
+              <w:jc w:val="center"/>
+            </w:pPr>
+            <w:r>
+              <w:rPr>
+                <w:rFonts w:ascii="Calibri" w:cs="Calibri" w:eastAsia="Calibri" w:hAnsi="Calibri"/>
+                <w:b w:val="false"/>
+                <w:bCs w:val="false"/>
+                <w:color w:val="1A1A1A"/>
+                <w:sz w:val="18"/>
+                <w:szCs w:val="18"/>
+              </w:rPr>
+              <w:t xml:space="preserve">0.6283</w:t>
+            </w:r>
+          </w:p>
+        </w:tc>
+        <w:tc>
+          <w:tcPr>
+            <w:tcW w:type="dxa" w:w="1600"/>
+            <w:shd w:fill="F4F6F8" w:color="auto" w:val="clear"/>
+            <w:tcMar>
+              <w:top w:type="dxa" w:w="70"/>
+              <w:left w:type="dxa" w:w="100"/>
+              <w:bottom w:type="dxa" w:w="70"/>
+              <w:right w:type="dxa" w:w="100"/>
+            </w:tcMar>
+          </w:tcPr>
+          <w:p>
+            <w:pPr>
+              <w:spacing w:after="0" w:line="252"/>
+              <w:jc w:val="center"/>
+            </w:pPr>
+            <w:r>
+              <w:rPr>
+                <w:rFonts w:ascii="Calibri" w:cs="Calibri" w:eastAsia="Calibri" w:hAnsi="Calibri"/>
+                <w:b w:val="false"/>
+                <w:bCs w:val="false"/>
+                <w:color w:val="1A1A1A"/>
+                <w:sz w:val="18"/>
+                <w:szCs w:val="18"/>
+              </w:rPr>
+              <w:t xml:space="preserve">0.5505</w:t>
+            </w:r>
+          </w:p>
+        </w:tc>
+        <w:tc>
+          <w:tcPr>
+            <w:tcW w:type="dxa" w:w="1600"/>
+            <w:shd w:fill="F4F6F8" w:color="auto" w:val="clear"/>
+            <w:tcMar>
+              <w:top w:type="dxa" w:w="70"/>
+              <w:left w:type="dxa" w:w="100"/>
+              <w:bottom w:type="dxa" w:w="70"/>
+              <w:right w:type="dxa" w:w="100"/>
+            </w:tcMar>
+          </w:tcPr>
+          <w:p>
+            <w:pPr>
+              <w:spacing w:after="0" w:line="252"/>
+              <w:jc w:val="center"/>
+            </w:pPr>
+            <w:r>
+              <w:rPr>
+                <w:rFonts w:ascii="Calibri" w:cs="Calibri" w:eastAsia="Calibri" w:hAnsi="Calibri"/>
+                <w:b w:val="false"/>
+                <w:bCs w:val="false"/>
+                <w:color w:val="1A1A1A"/>
+                <w:sz w:val="18"/>
+                <w:szCs w:val="18"/>
+              </w:rPr>
+              <w:t xml:space="preserve">0.6331</w:t>
+            </w:r>
+          </w:p>
+        </w:tc>
+        <w:tc>
+          <w:tcPr>
+            <w:tcW w:type="dxa" w:w="1200"/>
+            <w:shd w:fill="F4F6F8" w:color="auto" w:val="clear"/>
+            <w:tcMar>
+              <w:top w:type="dxa" w:w="70"/>
+              <w:left w:type="dxa" w:w="100"/>
+              <w:bottom w:type="dxa" w:w="70"/>
+              <w:right w:type="dxa" w:w="100"/>
+            </w:tcMar>
+          </w:tcPr>
+          <w:p>
+            <w:pPr>
+              <w:spacing w:after="0" w:line="252"/>
+              <w:jc w:val="center"/>
+            </w:pPr>
+            <w:r>
+              <w:rPr>
+                <w:rFonts w:ascii="Calibri" w:cs="Calibri" w:eastAsia="Calibri" w:hAnsi="Calibri"/>
+                <w:b w:val="false"/>
+                <w:bCs w:val="false"/>
+                <w:color w:val="1A1A1A"/>
+                <w:sz w:val="18"/>
+                <w:szCs w:val="18"/>
+              </w:rPr>
+              <w:t xml:space="preserve">0.046</w:t>
+            </w:r>
+          </w:p>
+        </w:tc>
+        <w:tc>
+          <w:tcPr>
+            <w:tcW w:type="dxa" w:w="1380"/>
+            <w:shd w:fill="F4F6F8" w:color="auto" w:val="clear"/>
+            <w:tcMar>
+              <w:top w:type="dxa" w:w="70"/>
+              <w:left w:type="dxa" w:w="100"/>
+              <w:bottom w:type="dxa" w:w="70"/>
+              <w:right w:type="dxa" w:w="100"/>
+            </w:tcMar>
+          </w:tcPr>
+          <w:p>
+            <w:pPr>
+              <w:spacing w:after="0" w:line="252"/>
+              <w:jc w:val="center"/>
+            </w:pPr>
+            <w:r>
+              <w:rPr>
+                <w:rFonts w:ascii="Calibri" w:cs="Calibri" w:eastAsia="Calibri" w:hAnsi="Calibri"/>
+                <w:b w:val="false"/>
+                <w:bCs w:val="false"/>
+                <w:color w:val="1A1A1A"/>
+                <w:sz w:val="18"/>
+                <w:szCs w:val="18"/>
+              </w:rPr>
+              <w:t xml:space="preserve">0.6176</w:t>
+            </w:r>
+          </w:p>
+        </w:tc>
+      </w:tr>
+      <w:tr>
+        <w:tc>
+          <w:tcPr>
+            <w:tcW w:type="dxa" w:w="2700"/>
+            <w:tcMar>
+              <w:top w:type="dxa" w:w="70"/>
+              <w:left w:type="dxa" w:w="100"/>
+              <w:bottom w:type="dxa" w:w="70"/>
+              <w:right w:type="dxa" w:w="100"/>
+            </w:tcMar>
+          </w:tcPr>
+          <w:p>
+            <w:pPr>
+              <w:spacing w:after="0" w:line="252"/>
+              <w:jc w:val="left"/>
+            </w:pPr>
+            <w:r>
+              <w:rPr>
+                <w:rFonts w:ascii="Calibri" w:cs="Calibri" w:eastAsia="Calibri" w:hAnsi="Calibri"/>
+                <w:b/>
+                <w:bCs/>
+                <w:color w:val="1A1A1A"/>
+                <w:sz w:val="18"/>
+                <w:szCs w:val="18"/>
+              </w:rPr>
+              <w:t xml:space="preserve">BrC-T2D diabetes</w:t>
+            </w:r>
+          </w:p>
+        </w:tc>
+        <w:tc>
+          <w:tcPr>
+            <w:tcW w:type="dxa" w:w="1600"/>
+            <w:tcMar>
+              <w:top w:type="dxa" w:w="70"/>
+              <w:left w:type="dxa" w:w="100"/>
+              <w:bottom w:type="dxa" w:w="70"/>
+              <w:right w:type="dxa" w:w="100"/>
+            </w:tcMar>
+          </w:tcPr>
+          <w:p>
+            <w:pPr>
+              <w:spacing w:after="0" w:line="252"/>
+              <w:jc w:val="center"/>
+            </w:pPr>
+            <w:r>
+              <w:rPr>
+                <w:rFonts w:ascii="Calibri" w:cs="Calibri" w:eastAsia="Calibri" w:hAnsi="Calibri"/>
+                <w:b w:val="false"/>
+                <w:bCs w:val="false"/>
+                <w:color w:val="1A1A1A"/>
+                <w:sz w:val="18"/>
+                <w:szCs w:val="18"/>
+              </w:rPr>
+              <w:t xml:space="preserve">0.7052</w:t>
+            </w:r>
+          </w:p>
+        </w:tc>
+        <w:tc>
+          <w:tcPr>
+            <w:tcW w:type="dxa" w:w="1600"/>
+            <w:tcMar>
+              <w:top w:type="dxa" w:w="70"/>
+              <w:left w:type="dxa" w:w="100"/>
+              <w:bottom w:type="dxa" w:w="70"/>
+              <w:right w:type="dxa" w:w="100"/>
+            </w:tcMar>
+          </w:tcPr>
+          <w:p>
+            <w:pPr>
+              <w:spacing w:after="0" w:line="252"/>
+              <w:jc w:val="center"/>
+            </w:pPr>
+            <w:r>
+              <w:rPr>
+                <w:rFonts w:ascii="Calibri" w:cs="Calibri" w:eastAsia="Calibri" w:hAnsi="Calibri"/>
+                <w:b w:val="false"/>
+                <w:bCs w:val="false"/>
+                <w:color w:val="1A1A1A"/>
+                <w:sz w:val="18"/>
+                <w:szCs w:val="18"/>
+              </w:rPr>
+              <w:t xml:space="preserve">0.7701</w:t>
+            </w:r>
+          </w:p>
+        </w:tc>
+        <w:tc>
+          <w:tcPr>
+            <w:tcW w:type="dxa" w:w="1600"/>
+            <w:tcMar>
+              <w:top w:type="dxa" w:w="70"/>
+              <w:left w:type="dxa" w:w="100"/>
+              <w:bottom w:type="dxa" w:w="70"/>
+              <w:right w:type="dxa" w:w="100"/>
+            </w:tcMar>
+          </w:tcPr>
+          <w:p>
+            <w:pPr>
+              <w:spacing w:after="0" w:line="252"/>
+              <w:jc w:val="center"/>
+            </w:pPr>
+            <w:r>
+              <w:rPr>
+                <w:rFonts w:ascii="Calibri" w:cs="Calibri" w:eastAsia="Calibri" w:hAnsi="Calibri"/>
+                <w:b w:val="false"/>
+                <w:bCs w:val="false"/>
+                <w:color w:val="1A1A1A"/>
+                <w:sz w:val="18"/>
+                <w:szCs w:val="18"/>
+              </w:rPr>
+              <w:t xml:space="preserve">0.7052</w:t>
+            </w:r>
+          </w:p>
+        </w:tc>
+        <w:tc>
+          <w:tcPr>
+            <w:tcW w:type="dxa" w:w="1200"/>
+            <w:tcMar>
+              <w:top w:type="dxa" w:w="70"/>
+              <w:left w:type="dxa" w:w="100"/>
+              <w:bottom w:type="dxa" w:w="70"/>
+              <w:right w:type="dxa" w:w="100"/>
+            </w:tcMar>
+          </w:tcPr>
+          <w:p>
+            <w:pPr>
+              <w:spacing w:after="0" w:line="252"/>
+              <w:jc w:val="center"/>
+            </w:pPr>
+            <w:r>
+              <w:rPr>
+                <w:rFonts w:ascii="Calibri" w:cs="Calibri" w:eastAsia="Calibri" w:hAnsi="Calibri"/>
+                <w:b w:val="false"/>
+                <w:bCs w:val="false"/>
+                <w:color w:val="1A1A1A"/>
+                <w:sz w:val="18"/>
+                <w:szCs w:val="18"/>
+              </w:rPr>
+              <w:t xml:space="preserve">0.037</w:t>
+            </w:r>
+          </w:p>
+        </w:tc>
+        <w:tc>
+          <w:tcPr>
+            <w:tcW w:type="dxa" w:w="1380"/>
+            <w:tcMar>
+              <w:top w:type="dxa" w:w="70"/>
+              <w:left w:type="dxa" w:w="100"/>
+              <w:bottom w:type="dxa" w:w="70"/>
+              <w:right w:type="dxa" w:w="100"/>
+            </w:tcMar>
+          </w:tcPr>
+          <w:p>
+            <w:pPr>
+              <w:spacing w:after="0" w:line="252"/>
+              <w:jc w:val="center"/>
+            </w:pPr>
+            <w:r>
+              <w:rPr>
+                <w:rFonts w:ascii="Calibri" w:cs="Calibri" w:eastAsia="Calibri" w:hAnsi="Calibri"/>
+                <w:b w:val="false"/>
+                <w:bCs w:val="false"/>
+                <w:color w:val="1A1A1A"/>
+                <w:sz w:val="18"/>
+                <w:szCs w:val="18"/>
+              </w:rPr>
+              <w:t xml:space="preserve">0.7654</w:t>
+            </w:r>
+          </w:p>
+        </w:tc>
+      </w:tr>
+      <w:tr>
+        <w:tc>
+          <w:tcPr>
+            <w:tcW w:type="dxa" w:w="2700"/>
+            <w:shd w:fill="F4F6F8" w:color="auto" w:val="clear"/>
+            <w:tcMar>
+              <w:top w:type="dxa" w:w="70"/>
+              <w:left w:type="dxa" w:w="100"/>
+              <w:bottom w:type="dxa" w:w="70"/>
+              <w:right w:type="dxa" w:w="100"/>
+            </w:tcMar>
+          </w:tcPr>
+          <w:p>
+            <w:pPr>
+              <w:spacing w:after="0" w:line="252"/>
+              <w:jc w:val="left"/>
+            </w:pPr>
+            <w:r>
+              <w:rPr>
+                <w:rFonts w:ascii="Calibri" w:cs="Calibri" w:eastAsia="Calibri" w:hAnsi="Calibri"/>
+                <w:b/>
+                <w:bCs/>
+                <w:color w:val="1A1A1A"/>
+                <w:sz w:val="18"/>
+                <w:szCs w:val="18"/>
+              </w:rPr>
+              <w:t xml:space="preserve">Held-out mean</w:t>
+            </w:r>
+          </w:p>
+        </w:tc>
+        <w:tc>
+          <w:tcPr>
+            <w:tcW w:type="dxa" w:w="1600"/>
+            <w:shd w:fill="F4F6F8" w:color="auto" w:val="clear"/>
+            <w:tcMar>
+              <w:top w:type="dxa" w:w="70"/>
+              <w:left w:type="dxa" w:w="100"/>
+              <w:bottom w:type="dxa" w:w="70"/>
+              <w:right w:type="dxa" w:w="100"/>
+            </w:tcMar>
+          </w:tcPr>
+          <w:p>
+            <w:pPr>
+              <w:spacing w:after="0" w:line="252"/>
+              <w:jc w:val="center"/>
+            </w:pPr>
+            <w:r>
+              <w:rPr>
+                <w:rFonts w:ascii="Calibri" w:cs="Calibri" w:eastAsia="Calibri" w:hAnsi="Calibri"/>
+                <w:b/>
+                <w:bCs/>
+                <w:color w:val="1A1A1A"/>
+                <w:sz w:val="18"/>
+                <w:szCs w:val="18"/>
+              </w:rPr>
+              <w:t xml:space="preserve">0.8199</w:t>
+            </w:r>
+          </w:p>
+        </w:tc>
+        <w:tc>
+          <w:tcPr>
+            <w:tcW w:type="dxa" w:w="1600"/>
+            <w:shd w:fill="F4F6F8" w:color="auto" w:val="clear"/>
+            <w:tcMar>
+              <w:top w:type="dxa" w:w="70"/>
+              <w:left w:type="dxa" w:w="100"/>
+              <w:bottom w:type="dxa" w:w="70"/>
+              <w:right w:type="dxa" w:w="100"/>
+            </w:tcMar>
+          </w:tcPr>
+          <w:p>
+            <w:pPr>
+              <w:spacing w:after="0" w:line="252"/>
+              <w:jc w:val="center"/>
+            </w:pPr>
+            <w:r>
+              <w:rPr>
+                <w:rFonts w:ascii="Calibri" w:cs="Calibri" w:eastAsia="Calibri" w:hAnsi="Calibri"/>
+                <w:b/>
+                <w:bCs/>
+                <w:color w:val="1A1A1A"/>
+                <w:sz w:val="18"/>
+                <w:szCs w:val="18"/>
+              </w:rPr>
+              <w:t xml:space="preserve">0.8232</w:t>
+            </w:r>
+          </w:p>
+        </w:tc>
+        <w:tc>
+          <w:tcPr>
+            <w:tcW w:type="dxa" w:w="1600"/>
+            <w:shd w:fill="F4F6F8" w:color="auto" w:val="clear"/>
+            <w:tcMar>
+              <w:top w:type="dxa" w:w="70"/>
+              <w:left w:type="dxa" w:w="100"/>
+              <w:bottom w:type="dxa" w:w="70"/>
+              <w:right w:type="dxa" w:w="100"/>
+            </w:tcMar>
+          </w:tcPr>
+          <w:p>
+            <w:pPr>
+              <w:spacing w:after="0" w:line="252"/>
+              <w:jc w:val="center"/>
+            </w:pPr>
+            <w:r>
+              <w:rPr>
+                <w:rFonts w:ascii="Calibri" w:cs="Calibri" w:eastAsia="Calibri" w:hAnsi="Calibri"/>
+                <w:b/>
+                <w:bCs/>
+                <w:color w:val="1A1A1A"/>
+                <w:sz w:val="18"/>
+                <w:szCs w:val="18"/>
+              </w:rPr>
+              <w:t xml:space="preserve">0.8158</w:t>
+            </w:r>
+          </w:p>
+        </w:tc>
+        <w:tc>
+          <w:tcPr>
+            <w:tcW w:type="dxa" w:w="1200"/>
+            <w:shd w:fill="F4F6F8" w:color="auto" w:val="clear"/>
+            <w:tcMar>
+              <w:top w:type="dxa" w:w="70"/>
+              <w:left w:type="dxa" w:w="100"/>
+              <w:bottom w:type="dxa" w:w="70"/>
+              <w:right w:type="dxa" w:w="100"/>
+            </w:tcMar>
+          </w:tcPr>
+          <w:p>
+            <w:pPr>
+              <w:spacing w:after="0" w:line="252"/>
+              <w:jc w:val="center"/>
+            </w:pPr>
+            <w:r>
+              <w:rPr>
+                <w:rFonts w:ascii="Calibri" w:cs="Calibri" w:eastAsia="Calibri" w:hAnsi="Calibri"/>
+                <w:b/>
+                <w:bCs/>
+                <w:color w:val="1A1A1A"/>
+                <w:sz w:val="18"/>
+                <w:szCs w:val="18"/>
+              </w:rPr>
+              <w:t xml:space="preserve">0.0037</w:t>
+            </w:r>
+          </w:p>
+        </w:tc>
+        <w:tc>
+          <w:tcPr>
+            <w:tcW w:type="dxa" w:w="1380"/>
+            <w:shd w:fill="F4F6F8" w:color="auto" w:val="clear"/>
+            <w:tcMar>
+              <w:top w:type="dxa" w:w="70"/>
+              <w:left w:type="dxa" w:w="100"/>
+              <w:bottom w:type="dxa" w:w="70"/>
+              <w:right w:type="dxa" w:w="100"/>
+            </w:tcMar>
+          </w:tcPr>
+          <w:p>
+            <w:pPr>
+              <w:spacing w:after="0" w:line="252"/>
+              <w:jc w:val="center"/>
+            </w:pPr>
+            <w:r>
+              <w:rPr>
+                <w:rFonts w:ascii="Calibri" w:cs="Calibri" w:eastAsia="Calibri" w:hAnsi="Calibri"/>
+                <w:b/>
+                <w:bCs/>
+                <w:color w:val="1A1A1A"/>
+                <w:sz w:val="18"/>
+                <w:szCs w:val="18"/>
+              </w:rPr>
+              <w:t xml:space="preserve">0.8884</w:t>
+            </w:r>
+          </w:p>
+        </w:tc>
+      </w:tr>
+    </w:tbl>
+    <w:p>
+      <w:pPr>
+        <w:keepLines/>
+        <w:spacing w:after="220" w:before="60"/>
+      </w:pPr>
+      <w:r>
+        <w:rPr>
+          <w:rFonts w:ascii="Calibri" w:cs="Calibri" w:eastAsia="Calibri" w:hAnsi="Calibri"/>
+          <w:i/>
+          <w:iCs/>
+          <w:color w:val="5C5C5C"/>
+          <w:sz w:val="17"/>
+          <w:szCs w:val="17"/>
+        </w:rPr>
+        <w:t xml:space="preserve">Table 18. Three independent runs of the identical v4 configuration (unseeded, seed 101, seed 202). The v3 reference is above the entire v4 cluster, so the corpus gap is real.</w:t>
+      </w:r>
+    </w:p>
+    <w:tbl>
+      <w:tblPr>
+        <w:tblW w:type="dxa" w:w="10080"/>
+        <w:tblBorders>
+          <w:top w:val="single" w:color="FDECEC" w:sz="2"/>
+          <w:left w:val="single" w:color="A32020" w:sz="18"/>
+          <w:bottom w:val="single" w:color="FDECEC" w:sz="2"/>
+          <w:right w:val="single" w:color="FDECEC" w:sz="2"/>
+          <w:insideH w:val="none"/>
+          <w:insideV w:val="none"/>
+        </w:tblBorders>
+      </w:tblPr>
+      <w:tblGrid>
+        <w:gridCol w:w="10080"/>
+      </w:tblGrid>
+      <w:tr>
+        <w:tc>
+          <w:tcPr>
+            <w:tcW w:type="dxa" w:w="10080"/>
+            <w:shd w:fill="FDECEC" w:color="auto" w:val="clear"/>
+            <w:tcMar>
+              <w:top w:type="dxa" w:w="140"/>
+              <w:left w:type="dxa" w:w="180"/>
+              <w:bottom w:type="dxa" w:w="140"/>
+              <w:right w:type="dxa" w:w="160"/>
+            </w:tcMar>
+          </w:tcPr>
+          <w:p>
+            <w:pPr>
+              <w:spacing w:after="60"/>
+            </w:pPr>
+            <w:r>
+              <w:rPr>
+                <w:rFonts w:ascii="Calibri" w:cs="Calibri" w:eastAsia="Calibri" w:hAnsi="Calibri"/>
+                <w:b/>
+                <w:bCs/>
+                <w:caps/>
+                <w:color w:val="A32020"/>
+                <w:sz w:val="20"/>
+                <w:szCs w:val="20"/>
+              </w:rPr>
+              <w:t xml:space="preserve">The 0.0037 is not precision — read the noise floor correctly</w:t>
+            </w:r>
+          </w:p>
+          <w:p>
+            <w:pPr>
+              <w:spacing w:after="60" w:line="264"/>
+            </w:pPr>
+            <w:r>
+              <w:rPr>
+                <w:rFonts w:ascii="Calibri" w:cs="Calibri" w:eastAsia="Calibri" w:hAnsi="Calibri"/>
+                <w:color w:val="1A1A1A"/>
+                <w:sz w:val="20"/>
+                <w:szCs w:val="20"/>
+              </w:rPr>
+              <w:t xml:space="preserve">Per-target standard deviation averages 0.035, so a three-target mean should scatter by about 0.035/√3 = 0.020 if the targets were independent. The observed 0.0037 is 5.4× tighter only because Barth falls while cancer rises across the three draws (r = −0.92) and the errors cancel inside the mean.</w:t>
+            </w:r>
+          </w:p>
+          <w:p>
+            <w:pPr>
+              <w:spacing w:after="60" w:line="264"/>
+            </w:pPr>
+            <w:r>
+              <w:rPr>
+                <w:rFonts w:ascii="Calibri" w:cs="Calibri" w:eastAsia="Calibri" w:hAnsi="Calibri"/>
+                <w:color w:val="1A1A1A"/>
+                <w:sz w:val="20"/>
+                <w:szCs w:val="20"/>
+              </w:rPr>
+              <w:t xml:space="preserve">With three draws that cancellation is luck, not a property to rely on.</w:t>
+            </w:r>
+          </w:p>
+          <w:p>
+            <w:pPr>
+              <w:spacing w:after="0" w:line="264"/>
+            </w:pPr>
+            <w:r>
+              <w:rPr>
+                <w:rFonts w:ascii="Calibri" w:cs="Calibri" w:eastAsia="Calibri" w:hAnsi="Calibri"/>
+                <w:color w:val="1A1A1A"/>
+                <w:sz w:val="20"/>
+                <w:szCs w:val="20"/>
+              </w:rPr>
+              <w:t xml:space="preserve">Use 0.020 as the floor for a held-out-mean claim, and roughly 0.035 for any single-target claim.</w:t>
+            </w:r>
+          </w:p>
+        </w:tc>
+      </w:tr>
+    </w:tbl>
+    <w:p>
+      <w:pPr>
+        <w:pStyle w:val="Heading2"/>
+        <w:spacing w:after="120" w:before="260"/>
+      </w:pPr>
+      <w:r>
+        <w:rPr>
+          <w:rFonts w:ascii="Calibri" w:cs="Calibri" w:eastAsia="Calibri" w:hAnsi="Calibri"/>
+          <w:b/>
+          <w:bCs/>
+          <w:color w:val="1F4E79"/>
+          <w:sz w:val="25"/>
+          <w:szCs w:val="25"/>
+        </w:rPr>
+        <w:t xml:space="preserve">7.3 Peak weighting also fails, once the corpus is matched</w:t>
+      </w:r>
+    </w:p>
+    <w:p>
+      <w:pPr>
+        <w:spacing w:after="120" w:line="276"/>
+      </w:pPr>
+      <w:r>
+        <w:rPr>
+          <w:rFonts w:ascii="Calibri" w:cs="Calibri" w:eastAsia="Calibri" w:hAnsi="Calibri"/>
+          <w:color w:val="1A1A1A"/>
+          <w:sz w:val="21"/>
+          <w:szCs w:val="21"/>
+        </w:rPr>
+        <w:t xml:space="preserve">Arm B's +0.011 was measured against arm D — a v4 checkpoint the corpus had already depressed by 0.069. The clean comparison trains a peak-weighted arm on v3 and reads it against the v3 baseline.</w:t>
+      </w:r>
+    </w:p>
+    <w:tbl>
+      <w:tblPr>
+        <w:tblW w:type="dxa" w:w="10080"/>
+        <w:tblBorders>
+          <w:top w:val="single" w:color="BFBFBF" w:sz="4"/>
+          <w:left w:val="none"/>
+          <w:bottom w:val="single" w:color="BFBFBF" w:sz="4"/>
+          <w:right w:val="none"/>
+          <w:insideH w:val="single" w:color="E2E2E2" w:sz="2"/>
+          <w:insideV w:val="none"/>
+        </w:tblBorders>
+      </w:tblPr>
+      <w:tblGrid>
+        <w:gridCol w:w="2700"/>
+        <w:gridCol w:w="1800"/>
+        <w:gridCol w:w="2000"/>
+        <w:gridCol w:w="2200"/>
+        <w:gridCol w:w="1380"/>
+      </w:tblGrid>
+      <w:tr>
+        <w:trPr>
+          <w:tblHeader/>
+        </w:trPr>
+        <w:tc>
+          <w:tcPr>
+            <w:tcW w:type="dxa" w:w="2700"/>
+            <w:shd w:fill="DCE6F1" w:color="auto" w:val="clear"/>
+            <w:tcMar>
+              <w:top w:type="dxa" w:w="70"/>
+              <w:left w:type="dxa" w:w="100"/>
+              <w:bottom w:type="dxa" w:w="70"/>
+              <w:right w:type="dxa" w:w="100"/>
+            </w:tcMar>
+          </w:tcPr>
+          <w:p>
+            <w:pPr>
+              <w:spacing w:after="0" w:line="252"/>
+              <w:jc w:val="left"/>
+            </w:pPr>
+            <w:r>
+              <w:rPr>
+                <w:rFonts w:ascii="Calibri" w:cs="Calibri" w:eastAsia="Calibri" w:hAnsi="Calibri"/>
+                <w:b/>
+                <w:bCs/>
+                <w:color w:val="1A1A1A"/>
+                <w:sz w:val="18"/>
+                <w:szCs w:val="18"/>
+              </w:rPr>
+              <w:t xml:space="preserve">Target</w:t>
+            </w:r>
+          </w:p>
+        </w:tc>
+        <w:tc>
+          <w:tcPr>
+            <w:tcW w:type="dxa" w:w="1800"/>
+            <w:shd w:fill="DCE6F1" w:color="auto" w:val="clear"/>
+            <w:tcMar>
+              <w:top w:type="dxa" w:w="70"/>
+              <w:left w:type="dxa" w:w="100"/>
+              <w:bottom w:type="dxa" w:w="70"/>
+              <w:right w:type="dxa" w:w="100"/>
+            </w:tcMar>
+          </w:tcPr>
+          <w:p>
+            <w:pPr>
+              <w:spacing w:after="0" w:line="252"/>
+              <w:jc w:val="center"/>
+            </w:pPr>
+            <w:r>
+              <w:rPr>
+                <w:rFonts w:ascii="Calibri" w:cs="Calibri" w:eastAsia="Calibri" w:hAnsi="Calibri"/>
+                <w:b/>
+                <w:bCs/>
+                <w:color w:val="1A1A1A"/>
+                <w:sz w:val="18"/>
+                <w:szCs w:val="18"/>
+              </w:rPr>
+              <w:t xml:space="preserve">Classical</w:t>
+            </w:r>
+          </w:p>
+        </w:tc>
+        <w:tc>
+          <w:tcPr>
+            <w:tcW w:type="dxa" w:w="2000"/>
+            <w:shd w:fill="DCE6F1" w:color="auto" w:val="clear"/>
+            <w:tcMar>
+              <w:top w:type="dxa" w:w="70"/>
+              <w:left w:type="dxa" w:w="100"/>
+              <w:bottom w:type="dxa" w:w="70"/>
+              <w:right w:type="dxa" w:w="100"/>
+            </w:tcMar>
+          </w:tcPr>
+          <w:p>
+            <w:pPr>
+              <w:spacing w:after="0" w:line="252"/>
+              <w:jc w:val="center"/>
+            </w:pPr>
+            <w:r>
+              <w:rPr>
+                <w:rFonts w:ascii="Calibri" w:cs="Calibri" w:eastAsia="Calibri" w:hAnsi="Calibri"/>
+                <w:b/>
+                <w:bCs/>
+                <w:color w:val="1A1A1A"/>
+                <w:sz w:val="18"/>
+                <w:szCs w:val="18"/>
+              </w:rPr>
+              <w:t xml:space="preserve">v3 baseline</w:t>
+            </w:r>
+          </w:p>
+        </w:tc>
+        <w:tc>
+          <w:tcPr>
+            <w:tcW w:type="dxa" w:w="2200"/>
+            <w:shd w:fill="DCE6F1" w:color="auto" w:val="clear"/>
+            <w:tcMar>
+              <w:top w:type="dxa" w:w="70"/>
+              <w:left w:type="dxa" w:w="100"/>
+              <w:bottom w:type="dxa" w:w="70"/>
+              <w:right w:type="dxa" w:w="100"/>
+            </w:tcMar>
+          </w:tcPr>
+          <w:p>
+            <w:pPr>
+              <w:spacing w:after="0" w:line="252"/>
+              <w:jc w:val="center"/>
+            </w:pPr>
+            <w:r>
+              <w:rPr>
+                <w:rFonts w:ascii="Calibri" w:cs="Calibri" w:eastAsia="Calibri" w:hAnsi="Calibri"/>
+                <w:b/>
+                <w:bCs/>
+                <w:color w:val="1A1A1A"/>
+                <w:sz w:val="18"/>
+                <w:szCs w:val="18"/>
+              </w:rPr>
+              <w:t xml:space="preserve">v3 + top-25% (r1)</w:t>
+            </w:r>
+          </w:p>
+        </w:tc>
+        <w:tc>
+          <w:tcPr>
+            <w:tcW w:type="dxa" w:w="1380"/>
+            <w:shd w:fill="DCE6F1" w:color="auto" w:val="clear"/>
+            <w:tcMar>
+              <w:top w:type="dxa" w:w="70"/>
+              <w:left w:type="dxa" w:w="100"/>
+              <w:bottom w:type="dxa" w:w="70"/>
+              <w:right w:type="dxa" w:w="100"/>
+            </w:tcMar>
+          </w:tcPr>
+          <w:p>
+            <w:pPr>
+              <w:spacing w:after="0" w:line="252"/>
+              <w:jc w:val="center"/>
+            </w:pPr>
+            <w:r>
+              <w:rPr>
+                <w:rFonts w:ascii="Calibri" w:cs="Calibri" w:eastAsia="Calibri" w:hAnsi="Calibri"/>
+                <w:b/>
+                <w:bCs/>
+                <w:color w:val="1A1A1A"/>
+                <w:sz w:val="18"/>
+                <w:szCs w:val="18"/>
+              </w:rPr>
+              <w:t xml:space="preserve">(r2)</w:t>
+            </w:r>
+          </w:p>
+        </w:tc>
+      </w:tr>
+      <w:tr>
+        <w:tc>
+          <w:tcPr>
+            <w:tcW w:type="dxa" w:w="2700"/>
+            <w:tcMar>
+              <w:top w:type="dxa" w:w="70"/>
+              <w:left w:type="dxa" w:w="100"/>
+              <w:bottom w:type="dxa" w:w="70"/>
+              <w:right w:type="dxa" w:w="100"/>
+            </w:tcMar>
+          </w:tcPr>
+          <w:p>
+            <w:pPr>
+              <w:spacing w:after="0" w:line="252"/>
+              <w:jc w:val="left"/>
+            </w:pPr>
+            <w:r>
+              <w:rPr>
+                <w:rFonts w:ascii="Calibri" w:cs="Calibri" w:eastAsia="Calibri" w:hAnsi="Calibri"/>
+                <w:b/>
+                <w:bCs/>
+                <w:color w:val="1A1A1A"/>
+                <w:sz w:val="18"/>
+                <w:szCs w:val="18"/>
+              </w:rPr>
+              <w:t xml:space="preserve">Barth</w:t>
+            </w:r>
+          </w:p>
+        </w:tc>
+        <w:tc>
+          <w:tcPr>
+            <w:tcW w:type="dxa" w:w="1800"/>
+            <w:tcMar>
+              <w:top w:type="dxa" w:w="70"/>
+              <w:left w:type="dxa" w:w="100"/>
+              <w:bottom w:type="dxa" w:w="70"/>
+              <w:right w:type="dxa" w:w="100"/>
+            </w:tcMar>
+          </w:tcPr>
+          <w:p>
+            <w:pPr>
+              <w:spacing w:after="0" w:line="252"/>
+              <w:jc w:val="center"/>
+            </w:pPr>
+            <w:r>
+              <w:rPr>
+                <w:rFonts w:ascii="Calibri" w:cs="Calibri" w:eastAsia="Calibri" w:hAnsi="Calibri"/>
+                <w:b w:val="false"/>
+                <w:bCs w:val="false"/>
+                <w:color w:val="1A1A1A"/>
+                <w:sz w:val="18"/>
+                <w:szCs w:val="18"/>
+              </w:rPr>
+              <w:t xml:space="preserve">0.705</w:t>
+            </w:r>
+          </w:p>
+        </w:tc>
+        <w:tc>
+          <w:tcPr>
+            <w:tcW w:type="dxa" w:w="2000"/>
+            <w:tcMar>
+              <w:top w:type="dxa" w:w="70"/>
+              <w:left w:type="dxa" w:w="100"/>
+              <w:bottom w:type="dxa" w:w="70"/>
+              <w:right w:type="dxa" w:w="100"/>
+            </w:tcMar>
+          </w:tcPr>
+          <w:p>
+            <w:pPr>
+              <w:spacing w:after="0" w:line="252"/>
+              <w:jc w:val="center"/>
+            </w:pPr>
+            <w:r>
+              <w:rPr>
+                <w:rFonts w:ascii="Calibri" w:cs="Calibri" w:eastAsia="Calibri" w:hAnsi="Calibri"/>
+                <w:b/>
+                <w:bCs/>
+                <w:color w:val="1A1A1A"/>
+                <w:sz w:val="18"/>
+                <w:szCs w:val="18"/>
+              </w:rPr>
+              <w:t xml:space="preserve">0.8059</w:t>
+            </w:r>
+          </w:p>
+        </w:tc>
+        <w:tc>
+          <w:tcPr>
+            <w:tcW w:type="dxa" w:w="2200"/>
+            <w:tcMar>
+              <w:top w:type="dxa" w:w="70"/>
+              <w:left w:type="dxa" w:w="100"/>
+              <w:bottom w:type="dxa" w:w="70"/>
+              <w:right w:type="dxa" w:w="100"/>
+            </w:tcMar>
+          </w:tcPr>
+          <w:p>
+            <w:pPr>
+              <w:spacing w:after="0" w:line="252"/>
+              <w:jc w:val="center"/>
+            </w:pPr>
+            <w:r>
+              <w:rPr>
+                <w:rFonts w:ascii="Calibri" w:cs="Calibri" w:eastAsia="Calibri" w:hAnsi="Calibri"/>
+                <w:b w:val="false"/>
+                <w:bCs w:val="false"/>
+                <w:color w:val="1A1A1A"/>
+                <w:sz w:val="18"/>
+                <w:szCs w:val="18"/>
+              </w:rPr>
+              <w:t xml:space="preserve">0.7484</w:t>
+            </w:r>
+          </w:p>
+        </w:tc>
+        <w:tc>
+          <w:tcPr>
+            <w:tcW w:type="dxa" w:w="1380"/>
+            <w:tcMar>
+              <w:top w:type="dxa" w:w="70"/>
+              <w:left w:type="dxa" w:w="100"/>
+              <w:bottom w:type="dxa" w:w="70"/>
+              <w:right w:type="dxa" w:w="100"/>
+            </w:tcMar>
+          </w:tcPr>
+          <w:p>
+            <w:pPr>
+              <w:spacing w:after="0" w:line="252"/>
+              <w:jc w:val="center"/>
+            </w:pPr>
+            <w:r>
+              <w:rPr>
+                <w:rFonts w:ascii="Calibri" w:cs="Calibri" w:eastAsia="Calibri" w:hAnsi="Calibri"/>
+                <w:b w:val="false"/>
+                <w:bCs w:val="false"/>
+                <w:color w:val="1A1A1A"/>
+                <w:sz w:val="18"/>
+                <w:szCs w:val="18"/>
+              </w:rPr>
+              <w:t xml:space="preserve">0.6910</w:t>
+            </w:r>
+          </w:p>
+        </w:tc>
+      </w:tr>
+      <w:tr>
+        <w:tc>
+          <w:tcPr>
+            <w:tcW w:type="dxa" w:w="2700"/>
+            <w:shd w:fill="F4F6F8" w:color="auto" w:val="clear"/>
+            <w:tcMar>
+              <w:top w:type="dxa" w:w="70"/>
+              <w:left w:type="dxa" w:w="100"/>
+              <w:bottom w:type="dxa" w:w="70"/>
+              <w:right w:type="dxa" w:w="100"/>
+            </w:tcMar>
+          </w:tcPr>
+          <w:p>
+            <w:pPr>
+              <w:spacing w:after="0" w:line="252"/>
+              <w:jc w:val="left"/>
+            </w:pPr>
+            <w:r>
+              <w:rPr>
+                <w:rFonts w:ascii="Calibri" w:cs="Calibri" w:eastAsia="Calibri" w:hAnsi="Calibri"/>
+                <w:b/>
+                <w:bCs/>
+                <w:color w:val="1A1A1A"/>
+                <w:sz w:val="18"/>
+                <w:szCs w:val="18"/>
+              </w:rPr>
+              <w:t xml:space="preserve">MTBLS326</w:t>
+            </w:r>
+          </w:p>
+        </w:tc>
+        <w:tc>
+          <w:tcPr>
+            <w:tcW w:type="dxa" w:w="1800"/>
+            <w:shd w:fill="F4F6F8" w:color="auto" w:val="clear"/>
+            <w:tcMar>
+              <w:top w:type="dxa" w:w="70"/>
+              <w:left w:type="dxa" w:w="100"/>
+              <w:bottom w:type="dxa" w:w="70"/>
+              <w:right w:type="dxa" w:w="100"/>
+            </w:tcMar>
+          </w:tcPr>
+          <w:p>
+            <w:pPr>
+              <w:spacing w:after="0" w:line="252"/>
+              <w:jc w:val="center"/>
+            </w:pPr>
+            <w:r>
+              <w:rPr>
+                <w:rFonts w:ascii="Calibri" w:cs="Calibri" w:eastAsia="Calibri" w:hAnsi="Calibri"/>
+                <w:b w:val="false"/>
+                <w:bCs w:val="false"/>
+                <w:color w:val="1A1A1A"/>
+                <w:sz w:val="18"/>
+                <w:szCs w:val="18"/>
+              </w:rPr>
+              <w:t xml:space="preserve">1.000</w:t>
+            </w:r>
+          </w:p>
+        </w:tc>
+        <w:tc>
+          <w:tcPr>
+            <w:tcW w:type="dxa" w:w="2000"/>
+            <w:shd w:fill="F4F6F8" w:color="auto" w:val="clear"/>
+            <w:tcMar>
+              <w:top w:type="dxa" w:w="70"/>
+              <w:left w:type="dxa" w:w="100"/>
+              <w:bottom w:type="dxa" w:w="70"/>
+              <w:right w:type="dxa" w:w="100"/>
+            </w:tcMar>
+          </w:tcPr>
+          <w:p>
+            <w:pPr>
+              <w:spacing w:after="0" w:line="252"/>
+              <w:jc w:val="center"/>
+            </w:pPr>
+            <w:r>
+              <w:rPr>
+                <w:rFonts w:ascii="Calibri" w:cs="Calibri" w:eastAsia="Calibri" w:hAnsi="Calibri"/>
+                <w:b/>
+                <w:bCs/>
+                <w:color w:val="1A1A1A"/>
+                <w:sz w:val="18"/>
+                <w:szCs w:val="18"/>
+              </w:rPr>
+              <w:t xml:space="preserve">1.0000</w:t>
+            </w:r>
+          </w:p>
+        </w:tc>
+        <w:tc>
+          <w:tcPr>
+            <w:tcW w:type="dxa" w:w="2200"/>
+            <w:shd w:fill="F4F6F8" w:color="auto" w:val="clear"/>
+            <w:tcMar>
+              <w:top w:type="dxa" w:w="70"/>
+              <w:left w:type="dxa" w:w="100"/>
+              <w:bottom w:type="dxa" w:w="70"/>
+              <w:right w:type="dxa" w:w="100"/>
+            </w:tcMar>
+          </w:tcPr>
+          <w:p>
+            <w:pPr>
+              <w:spacing w:after="0" w:line="252"/>
+              <w:jc w:val="center"/>
+            </w:pPr>
+            <w:r>
+              <w:rPr>
+                <w:rFonts w:ascii="Calibri" w:cs="Calibri" w:eastAsia="Calibri" w:hAnsi="Calibri"/>
+                <w:b w:val="false"/>
+                <w:bCs w:val="false"/>
+                <w:color w:val="1A1A1A"/>
+                <w:sz w:val="18"/>
+                <w:szCs w:val="18"/>
+              </w:rPr>
+              <w:t xml:space="preserve">0.9630</w:t>
+            </w:r>
+          </w:p>
+        </w:tc>
+        <w:tc>
+          <w:tcPr>
+            <w:tcW w:type="dxa" w:w="1380"/>
+            <w:shd w:fill="F4F6F8" w:color="auto" w:val="clear"/>
+            <w:tcMar>
+              <w:top w:type="dxa" w:w="70"/>
+              <w:left w:type="dxa" w:w="100"/>
+              <w:bottom w:type="dxa" w:w="70"/>
+              <w:right w:type="dxa" w:w="100"/>
+            </w:tcMar>
+          </w:tcPr>
+          <w:p>
+            <w:pPr>
+              <w:spacing w:after="0" w:line="252"/>
+              <w:jc w:val="center"/>
+            </w:pPr>
+            <w:r>
+              <w:rPr>
+                <w:rFonts w:ascii="Calibri" w:cs="Calibri" w:eastAsia="Calibri" w:hAnsi="Calibri"/>
+                <w:b w:val="false"/>
+                <w:bCs w:val="false"/>
+                <w:color w:val="1A1A1A"/>
+                <w:sz w:val="18"/>
+                <w:szCs w:val="18"/>
+              </w:rPr>
+              <w:t xml:space="preserve">0.9630</w:t>
+            </w:r>
+          </w:p>
+        </w:tc>
+      </w:tr>
+      <w:tr>
+        <w:tc>
+          <w:tcPr>
+            <w:tcW w:type="dxa" w:w="2700"/>
+            <w:tcMar>
+              <w:top w:type="dxa" w:w="70"/>
+              <w:left w:type="dxa" w:w="100"/>
+              <w:bottom w:type="dxa" w:w="70"/>
+              <w:right w:type="dxa" w:w="100"/>
+            </w:tcMar>
+          </w:tcPr>
+          <w:p>
+            <w:pPr>
+              <w:spacing w:after="0" w:line="252"/>
+              <w:jc w:val="left"/>
+            </w:pPr>
+            <w:r>
+              <w:rPr>
+                <w:rFonts w:ascii="Calibri" w:cs="Calibri" w:eastAsia="Calibri" w:hAnsi="Calibri"/>
+                <w:b/>
+                <w:bCs/>
+                <w:color w:val="1A1A1A"/>
+                <w:sz w:val="18"/>
+                <w:szCs w:val="18"/>
+              </w:rPr>
+              <w:t xml:space="preserve">BrC-T2D cancer</w:t>
+            </w:r>
+          </w:p>
+        </w:tc>
+        <w:tc>
+          <w:tcPr>
+            <w:tcW w:type="dxa" w:w="1800"/>
+            <w:tcMar>
+              <w:top w:type="dxa" w:w="70"/>
+              <w:left w:type="dxa" w:w="100"/>
+              <w:bottom w:type="dxa" w:w="70"/>
+              <w:right w:type="dxa" w:w="100"/>
+            </w:tcMar>
+          </w:tcPr>
+          <w:p>
+            <w:pPr>
+              <w:spacing w:after="0" w:line="252"/>
+              <w:jc w:val="center"/>
+            </w:pPr>
+            <w:r>
+              <w:rPr>
+                <w:rFonts w:ascii="Calibri" w:cs="Calibri" w:eastAsia="Calibri" w:hAnsi="Calibri"/>
+                <w:b w:val="false"/>
+                <w:bCs w:val="false"/>
+                <w:color w:val="1A1A1A"/>
+                <w:sz w:val="18"/>
+                <w:szCs w:val="18"/>
+              </w:rPr>
+              <w:t xml:space="preserve">0.937</w:t>
+            </w:r>
+          </w:p>
+        </w:tc>
+        <w:tc>
+          <w:tcPr>
+            <w:tcW w:type="dxa" w:w="2000"/>
+            <w:tcMar>
+              <w:top w:type="dxa" w:w="70"/>
+              <w:left w:type="dxa" w:w="100"/>
+              <w:bottom w:type="dxa" w:w="70"/>
+              <w:right w:type="dxa" w:w="100"/>
+            </w:tcMar>
+          </w:tcPr>
+          <w:p>
+            <w:pPr>
+              <w:spacing w:after="0" w:line="252"/>
+              <w:jc w:val="center"/>
+            </w:pPr>
+            <w:r>
+              <w:rPr>
+                <w:rFonts w:ascii="Calibri" w:cs="Calibri" w:eastAsia="Calibri" w:hAnsi="Calibri"/>
+                <w:b w:val="false"/>
+                <w:bCs w:val="false"/>
+                <w:color w:val="1A1A1A"/>
+                <w:sz w:val="18"/>
+                <w:szCs w:val="18"/>
+              </w:rPr>
+              <w:t xml:space="preserve">0.8592</w:t>
+            </w:r>
+          </w:p>
+        </w:tc>
+        <w:tc>
+          <w:tcPr>
+            <w:tcW w:type="dxa" w:w="2200"/>
+            <w:tcMar>
+              <w:top w:type="dxa" w:w="70"/>
+              <w:left w:type="dxa" w:w="100"/>
+              <w:bottom w:type="dxa" w:w="70"/>
+              <w:right w:type="dxa" w:w="100"/>
+            </w:tcMar>
+          </w:tcPr>
+          <w:p>
+            <w:pPr>
+              <w:spacing w:after="0" w:line="252"/>
+              <w:jc w:val="center"/>
+            </w:pPr>
+            <w:r>
+              <w:rPr>
+                <w:rFonts w:ascii="Calibri" w:cs="Calibri" w:eastAsia="Calibri" w:hAnsi="Calibri"/>
+                <w:b w:val="false"/>
+                <w:bCs w:val="false"/>
+                <w:color w:val="1A1A1A"/>
+                <w:sz w:val="18"/>
+                <w:szCs w:val="18"/>
+              </w:rPr>
+              <w:t xml:space="preserve">0.8461</w:t>
+            </w:r>
+          </w:p>
+        </w:tc>
+        <w:tc>
+          <w:tcPr>
+            <w:tcW w:type="dxa" w:w="1380"/>
+            <w:tcMar>
+              <w:top w:type="dxa" w:w="70"/>
+              <w:left w:type="dxa" w:w="100"/>
+              <w:bottom w:type="dxa" w:w="70"/>
+              <w:right w:type="dxa" w:w="100"/>
+            </w:tcMar>
+          </w:tcPr>
+          <w:p>
+            <w:pPr>
+              <w:spacing w:after="0" w:line="252"/>
+              <w:jc w:val="center"/>
+            </w:pPr>
+            <w:r>
+              <w:rPr>
+                <w:rFonts w:ascii="Calibri" w:cs="Calibri" w:eastAsia="Calibri" w:hAnsi="Calibri"/>
+                <w:b w:val="false"/>
+                <w:bCs w:val="false"/>
+                <w:color w:val="1A1A1A"/>
+                <w:sz w:val="18"/>
+                <w:szCs w:val="18"/>
+              </w:rPr>
+              <w:t xml:space="preserve">0.8842</w:t>
+            </w:r>
+          </w:p>
+        </w:tc>
+      </w:tr>
+      <w:tr>
+        <w:tc>
+          <w:tcPr>
+            <w:tcW w:type="dxa" w:w="2700"/>
+            <w:shd w:fill="F4F6F8" w:color="auto" w:val="clear"/>
+            <w:tcMar>
+              <w:top w:type="dxa" w:w="70"/>
+              <w:left w:type="dxa" w:w="100"/>
+              <w:bottom w:type="dxa" w:w="70"/>
+              <w:right w:type="dxa" w:w="100"/>
+            </w:tcMar>
+          </w:tcPr>
+          <w:p>
+            <w:pPr>
+              <w:spacing w:after="0" w:line="252"/>
+              <w:jc w:val="left"/>
+            </w:pPr>
+            <w:r>
+              <w:rPr>
+                <w:rFonts w:ascii="Calibri" w:cs="Calibri" w:eastAsia="Calibri" w:hAnsi="Calibri"/>
+                <w:b/>
+                <w:bCs/>
+                <w:color w:val="1A1A1A"/>
+                <w:sz w:val="18"/>
+                <w:szCs w:val="18"/>
+              </w:rPr>
+              <w:t xml:space="preserve">MTBLS563</w:t>
+            </w:r>
+          </w:p>
+        </w:tc>
+        <w:tc>
+          <w:tcPr>
+            <w:tcW w:type="dxa" w:w="1800"/>
+            <w:shd w:fill="F4F6F8" w:color="auto" w:val="clear"/>
+            <w:tcMar>
+              <w:top w:type="dxa" w:w="70"/>
+              <w:left w:type="dxa" w:w="100"/>
+              <w:bottom w:type="dxa" w:w="70"/>
+              <w:right w:type="dxa" w:w="100"/>
+            </w:tcMar>
+          </w:tcPr>
+          <w:p>
+            <w:pPr>
+              <w:spacing w:after="0" w:line="252"/>
+              <w:jc w:val="center"/>
+            </w:pPr>
+            <w:r>
+              <w:rPr>
+                <w:rFonts w:ascii="Calibri" w:cs="Calibri" w:eastAsia="Calibri" w:hAnsi="Calibri"/>
+                <w:b w:val="false"/>
+                <w:bCs w:val="false"/>
+                <w:color w:val="1A1A1A"/>
+                <w:sz w:val="18"/>
+                <w:szCs w:val="18"/>
+              </w:rPr>
+              <w:t xml:space="preserve">0.721</w:t>
+            </w:r>
+          </w:p>
+        </w:tc>
+        <w:tc>
+          <w:tcPr>
+            <w:tcW w:type="dxa" w:w="2000"/>
+            <w:shd w:fill="F4F6F8" w:color="auto" w:val="clear"/>
+            <w:tcMar>
+              <w:top w:type="dxa" w:w="70"/>
+              <w:left w:type="dxa" w:w="100"/>
+              <w:bottom w:type="dxa" w:w="70"/>
+              <w:right w:type="dxa" w:w="100"/>
+            </w:tcMar>
+          </w:tcPr>
+          <w:p>
+            <w:pPr>
+              <w:spacing w:after="0" w:line="252"/>
+              <w:jc w:val="center"/>
+            </w:pPr>
+            <w:r>
+              <w:rPr>
+                <w:rFonts w:ascii="Calibri" w:cs="Calibri" w:eastAsia="Calibri" w:hAnsi="Calibri"/>
+                <w:b/>
+                <w:bCs/>
+                <w:color w:val="1A1A1A"/>
+                <w:sz w:val="18"/>
+                <w:szCs w:val="18"/>
+              </w:rPr>
+              <w:t xml:space="preserve">0.6176</w:t>
+            </w:r>
+          </w:p>
+        </w:tc>
+        <w:tc>
+          <w:tcPr>
+            <w:tcW w:type="dxa" w:w="2200"/>
+            <w:shd w:fill="F4F6F8" w:color="auto" w:val="clear"/>
+            <w:tcMar>
+              <w:top w:type="dxa" w:w="70"/>
+              <w:left w:type="dxa" w:w="100"/>
+              <w:bottom w:type="dxa" w:w="70"/>
+              <w:right w:type="dxa" w:w="100"/>
+            </w:tcMar>
+          </w:tcPr>
+          <w:p>
+            <w:pPr>
+              <w:spacing w:after="0" w:line="252"/>
+              <w:jc w:val="center"/>
+            </w:pPr>
+            <w:r>
+              <w:rPr>
+                <w:rFonts w:ascii="Calibri" w:cs="Calibri" w:eastAsia="Calibri" w:hAnsi="Calibri"/>
+                <w:b w:val="false"/>
+                <w:bCs w:val="false"/>
+                <w:color w:val="1A1A1A"/>
+                <w:sz w:val="18"/>
+                <w:szCs w:val="18"/>
+              </w:rPr>
+              <w:t xml:space="preserve">0.5928</w:t>
+            </w:r>
+          </w:p>
+        </w:tc>
+        <w:tc>
+          <w:tcPr>
+            <w:tcW w:type="dxa" w:w="1380"/>
+            <w:shd w:fill="F4F6F8" w:color="auto" w:val="clear"/>
+            <w:tcMar>
+              <w:top w:type="dxa" w:w="70"/>
+              <w:left w:type="dxa" w:w="100"/>
+              <w:bottom w:type="dxa" w:w="70"/>
+              <w:right w:type="dxa" w:w="100"/>
+            </w:tcMar>
+          </w:tcPr>
+          <w:p>
+            <w:pPr>
+              <w:spacing w:after="0" w:line="252"/>
+              <w:jc w:val="center"/>
+            </w:pPr>
+            <w:r>
+              <w:rPr>
+                <w:rFonts w:ascii="Calibri" w:cs="Calibri" w:eastAsia="Calibri" w:hAnsi="Calibri"/>
+                <w:b w:val="false"/>
+                <w:bCs w:val="false"/>
+                <w:color w:val="1A1A1A"/>
+                <w:sz w:val="18"/>
+                <w:szCs w:val="18"/>
+              </w:rPr>
+              <w:t xml:space="preserve">0.5949</w:t>
+            </w:r>
+          </w:p>
+        </w:tc>
+      </w:tr>
+      <w:tr>
+        <w:tc>
+          <w:tcPr>
+            <w:tcW w:type="dxa" w:w="2700"/>
+            <w:tcMar>
+              <w:top w:type="dxa" w:w="70"/>
+              <w:left w:type="dxa" w:w="100"/>
+              <w:bottom w:type="dxa" w:w="70"/>
+              <w:right w:type="dxa" w:w="100"/>
+            </w:tcMar>
+          </w:tcPr>
+          <w:p>
+            <w:pPr>
+              <w:spacing w:after="0" w:line="252"/>
+              <w:jc w:val="left"/>
+            </w:pPr>
+            <w:r>
+              <w:rPr>
+                <w:rFonts w:ascii="Calibri" w:cs="Calibri" w:eastAsia="Calibri" w:hAnsi="Calibri"/>
+                <w:b/>
+                <w:bCs/>
+                <w:color w:val="1A1A1A"/>
+                <w:sz w:val="18"/>
+                <w:szCs w:val="18"/>
+              </w:rPr>
+              <w:t xml:space="preserve">BrC-T2D diabetes</w:t>
+            </w:r>
+          </w:p>
+        </w:tc>
+        <w:tc>
+          <w:tcPr>
+            <w:tcW w:type="dxa" w:w="1800"/>
+            <w:tcMar>
+              <w:top w:type="dxa" w:w="70"/>
+              <w:left w:type="dxa" w:w="100"/>
+              <w:bottom w:type="dxa" w:w="70"/>
+              <w:right w:type="dxa" w:w="100"/>
+            </w:tcMar>
+          </w:tcPr>
+          <w:p>
+            <w:pPr>
+              <w:spacing w:after="0" w:line="252"/>
+              <w:jc w:val="center"/>
+            </w:pPr>
+            <w:r>
+              <w:rPr>
+                <w:rFonts w:ascii="Calibri" w:cs="Calibri" w:eastAsia="Calibri" w:hAnsi="Calibri"/>
+                <w:b w:val="false"/>
+                <w:bCs w:val="false"/>
+                <w:color w:val="1A1A1A"/>
+                <w:sz w:val="18"/>
+                <w:szCs w:val="18"/>
+              </w:rPr>
+              <w:t xml:space="preserve">0.829</w:t>
+            </w:r>
+          </w:p>
+        </w:tc>
+        <w:tc>
+          <w:tcPr>
+            <w:tcW w:type="dxa" w:w="2000"/>
+            <w:tcMar>
+              <w:top w:type="dxa" w:w="70"/>
+              <w:left w:type="dxa" w:w="100"/>
+              <w:bottom w:type="dxa" w:w="70"/>
+              <w:right w:type="dxa" w:w="100"/>
+            </w:tcMar>
+          </w:tcPr>
+          <w:p>
+            <w:pPr>
+              <w:spacing w:after="0" w:line="252"/>
+              <w:jc w:val="center"/>
+            </w:pPr>
+            <w:r>
+              <w:rPr>
+                <w:rFonts w:ascii="Calibri" w:cs="Calibri" w:eastAsia="Calibri" w:hAnsi="Calibri"/>
+                <w:b/>
+                <w:bCs/>
+                <w:color w:val="1A1A1A"/>
+                <w:sz w:val="18"/>
+                <w:szCs w:val="18"/>
+              </w:rPr>
+              <w:t xml:space="preserve">0.7654</w:t>
+            </w:r>
+          </w:p>
+        </w:tc>
+        <w:tc>
+          <w:tcPr>
+            <w:tcW w:type="dxa" w:w="2200"/>
+            <w:tcMar>
+              <w:top w:type="dxa" w:w="70"/>
+              <w:left w:type="dxa" w:w="100"/>
+              <w:bottom w:type="dxa" w:w="70"/>
+              <w:right w:type="dxa" w:w="100"/>
+            </w:tcMar>
+          </w:tcPr>
+          <w:p>
+            <w:pPr>
+              <w:spacing w:after="0" w:line="252"/>
+              <w:jc w:val="center"/>
+            </w:pPr>
+            <w:r>
+              <w:rPr>
+                <w:rFonts w:ascii="Calibri" w:cs="Calibri" w:eastAsia="Calibri" w:hAnsi="Calibri"/>
+                <w:b w:val="false"/>
+                <w:bCs w:val="false"/>
+                <w:color w:val="1A1A1A"/>
+                <w:sz w:val="18"/>
+                <w:szCs w:val="18"/>
+              </w:rPr>
+              <w:t xml:space="preserve">0.6237</w:t>
+            </w:r>
+          </w:p>
+        </w:tc>
+        <w:tc>
+          <w:tcPr>
+            <w:tcW w:type="dxa" w:w="1380"/>
+            <w:tcMar>
+              <w:top w:type="dxa" w:w="70"/>
+              <w:left w:type="dxa" w:w="100"/>
+              <w:bottom w:type="dxa" w:w="70"/>
+              <w:right w:type="dxa" w:w="100"/>
+            </w:tcMar>
+          </w:tcPr>
+          <w:p>
+            <w:pPr>
+              <w:spacing w:after="0" w:line="252"/>
+              <w:jc w:val="center"/>
+            </w:pPr>
+            <w:r>
+              <w:rPr>
+                <w:rFonts w:ascii="Calibri" w:cs="Calibri" w:eastAsia="Calibri" w:hAnsi="Calibri"/>
+                <w:b w:val="false"/>
+                <w:bCs w:val="false"/>
+                <w:color w:val="1A1A1A"/>
+                <w:sz w:val="18"/>
+                <w:szCs w:val="18"/>
+              </w:rPr>
+              <w:t xml:space="preserve">0.6237</w:t>
+            </w:r>
+          </w:p>
+        </w:tc>
+      </w:tr>
+      <w:tr>
+        <w:tc>
+          <w:tcPr>
+            <w:tcW w:type="dxa" w:w="2700"/>
+            <w:shd w:fill="F4F6F8" w:color="auto" w:val="clear"/>
+            <w:tcMar>
+              <w:top w:type="dxa" w:w="70"/>
+              <w:left w:type="dxa" w:w="100"/>
+              <w:bottom w:type="dxa" w:w="70"/>
+              <w:right w:type="dxa" w:w="100"/>
+            </w:tcMar>
+          </w:tcPr>
+          <w:p>
+            <w:pPr>
+              <w:spacing w:after="0" w:line="252"/>
+              <w:jc w:val="left"/>
+            </w:pPr>
+            <w:r>
+              <w:rPr>
+                <w:rFonts w:ascii="Calibri" w:cs="Calibri" w:eastAsia="Calibri" w:hAnsi="Calibri"/>
+                <w:b/>
+                <w:bCs/>
+                <w:color w:val="1A1A1A"/>
+                <w:sz w:val="18"/>
+                <w:szCs w:val="18"/>
+              </w:rPr>
+              <w:t xml:space="preserve">Held-out mean</w:t>
+            </w:r>
+          </w:p>
+        </w:tc>
+        <w:tc>
+          <w:tcPr>
+            <w:tcW w:type="dxa" w:w="1800"/>
+            <w:shd w:fill="F4F6F8" w:color="auto" w:val="clear"/>
+            <w:tcMar>
+              <w:top w:type="dxa" w:w="70"/>
+              <w:left w:type="dxa" w:w="100"/>
+              <w:bottom w:type="dxa" w:w="70"/>
+              <w:right w:type="dxa" w:w="100"/>
+            </w:tcMar>
+          </w:tcPr>
+          <w:p>
+            <w:pPr>
+              <w:spacing w:after="0" w:line="252"/>
+              <w:jc w:val="center"/>
+            </w:pPr>
+            <w:r>
+              <w:rPr>
+                <w:rFonts w:ascii="Calibri" w:cs="Calibri" w:eastAsia="Calibri" w:hAnsi="Calibri"/>
+                <w:b w:val="false"/>
+                <w:bCs w:val="false"/>
+                <w:color w:val="1A1A1A"/>
+                <w:sz w:val="18"/>
+                <w:szCs w:val="18"/>
+              </w:rPr>
+              <w:t xml:space="preserve">0.8807</w:t>
+            </w:r>
+          </w:p>
+        </w:tc>
+        <w:tc>
+          <w:tcPr>
+            <w:tcW w:type="dxa" w:w="2000"/>
+            <w:shd w:fill="F4F6F8" w:color="auto" w:val="clear"/>
+            <w:tcMar>
+              <w:top w:type="dxa" w:w="70"/>
+              <w:left w:type="dxa" w:w="100"/>
+              <w:bottom w:type="dxa" w:w="70"/>
+              <w:right w:type="dxa" w:w="100"/>
+            </w:tcMar>
+          </w:tcPr>
+          <w:p>
+            <w:pPr>
+              <w:spacing w:after="0" w:line="252"/>
+              <w:jc w:val="center"/>
+            </w:pPr>
+            <w:r>
+              <w:rPr>
+                <w:rFonts w:ascii="Calibri" w:cs="Calibri" w:eastAsia="Calibri" w:hAnsi="Calibri"/>
+                <w:b/>
+                <w:bCs/>
+                <w:color w:val="1A1A1A"/>
+                <w:sz w:val="18"/>
+                <w:szCs w:val="18"/>
+              </w:rPr>
+              <w:t xml:space="preserve">0.8884</w:t>
+            </w:r>
+          </w:p>
+        </w:tc>
+        <w:tc>
+          <w:tcPr>
+            <w:tcW w:type="dxa" w:w="2200"/>
+            <w:shd w:fill="F4F6F8" w:color="auto" w:val="clear"/>
+            <w:tcMar>
+              <w:top w:type="dxa" w:w="70"/>
+              <w:left w:type="dxa" w:w="100"/>
+              <w:bottom w:type="dxa" w:w="70"/>
+              <w:right w:type="dxa" w:w="100"/>
+            </w:tcMar>
+          </w:tcPr>
+          <w:p>
+            <w:pPr>
+              <w:spacing w:after="0" w:line="252"/>
+              <w:jc w:val="center"/>
+            </w:pPr>
+            <w:r>
+              <w:rPr>
+                <w:rFonts w:ascii="Calibri" w:cs="Calibri" w:eastAsia="Calibri" w:hAnsi="Calibri"/>
+                <w:b w:val="false"/>
+                <w:bCs w:val="false"/>
+                <w:color w:val="1A1A1A"/>
+                <w:sz w:val="18"/>
+                <w:szCs w:val="18"/>
+              </w:rPr>
+              <w:t xml:space="preserve">0.8525</w:t>
+            </w:r>
+          </w:p>
+        </w:tc>
+        <w:tc>
+          <w:tcPr>
+            <w:tcW w:type="dxa" w:w="1380"/>
+            <w:shd w:fill="F4F6F8" w:color="auto" w:val="clear"/>
+            <w:tcMar>
+              <w:top w:type="dxa" w:w="70"/>
+              <w:left w:type="dxa" w:w="100"/>
+              <w:bottom w:type="dxa" w:w="70"/>
+              <w:right w:type="dxa" w:w="100"/>
+            </w:tcMar>
+          </w:tcPr>
+          <w:p>
+            <w:pPr>
+              <w:spacing w:after="0" w:line="252"/>
+              <w:jc w:val="center"/>
+            </w:pPr>
+            <w:r>
+              <w:rPr>
+                <w:rFonts w:ascii="Calibri" w:cs="Calibri" w:eastAsia="Calibri" w:hAnsi="Calibri"/>
+                <w:b w:val="false"/>
+                <w:bCs w:val="false"/>
+                <w:color w:val="1A1A1A"/>
+                <w:sz w:val="18"/>
+                <w:szCs w:val="18"/>
+              </w:rPr>
+              <w:t xml:space="preserve">0.8461</w:t>
+            </w:r>
+          </w:p>
+        </w:tc>
+      </w:tr>
+    </w:tbl>
+    <w:p>
+      <w:pPr>
+        <w:keepLines/>
+        <w:spacing w:after="220" w:before="60"/>
+      </w:pPr>
+      <w:r>
+        <w:rPr>
+          <w:rFonts w:ascii="Calibri" w:cs="Calibri" w:eastAsia="Calibri" w:hAnsi="Calibri"/>
+          <w:i/>
+          <w:iCs/>
+          <w:color w:val="5C5C5C"/>
+          <w:sz w:val="17"/>
+          <w:szCs w:val="17"/>
+        </w:rPr>
+        <w:t xml:space="preserve">Table 19. Peak weighting on the matched v3 corpus. −0.039 on the held-out mean (2.0× the noise floor) and −0.083 on the selection subset, driven by a −0.142 collapse on BrC-T2D diabetes.</w:t>
+      </w:r>
+    </w:p>
+    <w:tbl>
+      <w:tblPr>
+        <w:tblW w:type="dxa" w:w="10080"/>
+        <w:tblBorders>
+          <w:top w:val="single" w:color="FDECEC" w:sz="2"/>
+          <w:left w:val="single" w:color="A32020" w:sz="18"/>
+          <w:bottom w:val="single" w:color="FDECEC" w:sz="2"/>
+          <w:right w:val="single" w:color="FDECEC" w:sz="2"/>
+          <w:insideH w:val="none"/>
+          <w:insideV w:val="none"/>
+        </w:tblBorders>
+      </w:tblPr>
+      <w:tblGrid>
+        <w:gridCol w:w="10080"/>
+      </w:tblGrid>
+      <w:tr>
+        <w:tc>
+          <w:tcPr>
+            <w:tcW w:type="dxa" w:w="10080"/>
+            <w:shd w:fill="FDECEC" w:color="auto" w:val="clear"/>
+            <w:tcMar>
+              <w:top w:type="dxa" w:w="140"/>
+              <w:left w:type="dxa" w:w="180"/>
+              <w:bottom w:type="dxa" w:w="140"/>
+              <w:right w:type="dxa" w:w="160"/>
+            </w:tcMar>
+          </w:tcPr>
+          <w:p>
+            <w:pPr>
+              <w:spacing w:after="60"/>
+            </w:pPr>
+            <w:r>
+              <w:rPr>
+                <w:rFonts w:ascii="Calibri" w:cs="Calibri" w:eastAsia="Calibri" w:hAnsi="Calibri"/>
+                <w:b/>
+                <w:bCs/>
+                <w:caps/>
+                <w:color w:val="A32020"/>
+                <w:sz w:val="20"/>
+                <w:szCs w:val="20"/>
+              </w:rPr>
+              <w:t xml:space="preserve">Experiment #7 is negative on both factors</w:t>
+            </w:r>
+          </w:p>
+          <w:p>
+            <w:pPr>
+              <w:spacing w:after="60" w:line="264"/>
+            </w:pPr>
+            <w:r>
+              <w:rPr>
+                <w:rFonts w:ascii="Calibri" w:cs="Calibri" w:eastAsia="Calibri" w:hAnsi="Calibri"/>
+                <w:color w:val="1A1A1A"/>
+                <w:sz w:val="20"/>
+                <w:szCs w:val="20"/>
+              </w:rPr>
+              <w:t xml:space="preserve">Block masking: −0.030, consistent in sign across both splits and both pooling schemes.</w:t>
+            </w:r>
+          </w:p>
+          <w:p>
+            <w:pPr>
+              <w:spacing w:after="60" w:line="264"/>
+            </w:pPr>
+            <w:r>
+              <w:rPr>
+                <w:rFonts w:ascii="Calibri" w:cs="Calibri" w:eastAsia="Calibri" w:hAnsi="Calibri"/>
+                <w:color w:val="1A1A1A"/>
+                <w:sz w:val="20"/>
+                <w:szCs w:val="20"/>
+              </w:rPr>
+              <w:t xml:space="preserve">Peak weighting: appeared to gain +0.011 against an unmatched reference, and loses 0.039 against a matched one.</w:t>
+            </w:r>
+          </w:p>
+          <w:p>
+            <w:pPr>
+              <w:spacing w:after="0" w:line="264"/>
+            </w:pPr>
+            <w:r>
+              <w:rPr>
+                <w:rFonts w:ascii="Calibri" w:cs="Calibri" w:eastAsia="Calibri" w:hAnsi="Calibri"/>
+                <w:color w:val="1A1A1A"/>
+                <w:sz w:val="20"/>
+                <w:szCs w:val="20"/>
+              </w:rPr>
+              <w:t xml:space="preserve">The apparent positive was an artifact of the corpus confound. This is why matched references matter more than large effect sizes.</w:t>
+            </w:r>
+          </w:p>
+        </w:tc>
+      </w:tr>
+    </w:tbl>
+    <w:p>
+      <w:pPr>
+        <w:pStyle w:val="Heading2"/>
+        <w:spacing w:after="120" w:before="260"/>
+      </w:pPr>
+      <w:r>
+        <w:rPr>
+          <w:rFonts w:ascii="Calibri" w:cs="Calibri" w:eastAsia="Calibri" w:hAnsi="Calibri"/>
+          <w:b/>
+          <w:bCs/>
+          <w:color w:val="1F4E79"/>
+          <w:sz w:val="25"/>
+          <w:szCs w:val="25"/>
+        </w:rPr>
+        <w:t xml:space="preserve">7.4 A correction: --seed does not make GPU training reproducible</w:t>
+      </w:r>
+    </w:p>
+    <w:p>
+      <w:pPr>
+        <w:spacing w:after="120" w:line="276"/>
+      </w:pPr>
+      <w:r>
+        <w:rPr>
+          <w:rFonts w:ascii="Calibri" w:cs="Calibri" w:eastAsia="Calibri" w:hAnsi="Calibri"/>
+          <w:color w:val="1A1A1A"/>
+          <w:sz w:val="21"/>
+          <w:szCs w:val="21"/>
+        </w:rPr>
+        <w:t xml:space="preserve">A --seed flag was added specifically to make these replicates interpretable, and it was signed off on the basis that two seeded runs produced a bit-identical state dictionary. That verification was performed on CPU and could not speak to the GPU path.</w:t>
+      </w:r>
+    </w:p>
+    <w:p>
+      <w:pPr>
+        <w:spacing w:after="120" w:line="276"/>
+      </w:pPr>
+      <w:r>
+        <w:rPr>
+          <w:rFonts w:ascii="Calibri" w:cs="Calibri" w:eastAsia="Calibri" w:hAnsi="Calibri"/>
+          <w:color w:val="1A1A1A"/>
+          <w:sz w:val="21"/>
+          <w:szCs w:val="21"/>
+        </w:rPr>
+        <w:t xml:space="preserve">The v3 peak arm was then launched twice with the same seed, identical flags and identical corpus — and the two runs did not match: best epoch 724 versus 776, validation loss 2.386e-4 versus 2.190e-4, maximum weight difference 5.3e-2. The trainer sets cudnn.benchmark = True, which selects kernels by timing race, and AMP rescales dynamically; kernel choice and floating-point reduction order therefore vary between processes regardless of RNG state. Seeding removes RNG variance only.</w:t>
+      </w:r>
+    </w:p>
+    <w:p>
+      <w:pPr>
+        <w:spacing w:after="120" w:line="276"/>
+      </w:pPr>
+      <w:r>
+        <w:rPr>
+          <w:rFonts w:ascii="Calibri" w:cs="Calibri" w:eastAsia="Calibri" w:hAnsi="Calibri"/>
+          <w:color w:val="1A1A1A"/>
+          <w:sz w:val="21"/>
+          <w:szCs w:val="21"/>
+        </w:rPr>
+        <w:t xml:space="preserve">Bit-reproducibility would additionally require cudnn.benchmark = False, torch.use_deterministic_algorithms(True) and CUBLAS_WORKSPACE_CONFIG=:4096:8, at a real throughput cost. This has not been done. The accidental duplicate was useful, though — being a same-seed pair, it isolates pure implementation nondeterminism from seed choice.</w:t>
+      </w:r>
+    </w:p>
+    <w:tbl>
+      <w:tblPr>
+        <w:tblW w:type="dxa" w:w="10080"/>
+        <w:tblBorders>
+          <w:top w:val="single" w:color="EAF6EF" w:sz="2"/>
+          <w:left w:val="single" w:color="1B7F4F" w:sz="18"/>
+          <w:bottom w:val="single" w:color="EAF6EF" w:sz="2"/>
+          <w:right w:val="single" w:color="EAF6EF" w:sz="2"/>
+          <w:insideH w:val="none"/>
+          <w:insideV w:val="none"/>
+        </w:tblBorders>
+      </w:tblPr>
+      <w:tblGrid>
+        <w:gridCol w:w="10080"/>
+      </w:tblGrid>
+      <w:tr>
+        <w:tc>
+          <w:tcPr>
+            <w:tcW w:type="dxa" w:w="10080"/>
+            <w:shd w:fill="EAF6EF" w:color="auto" w:val="clear"/>
+            <w:tcMar>
+              <w:top w:type="dxa" w:w="140"/>
+              <w:left w:type="dxa" w:w="180"/>
+              <w:bottom w:type="dxa" w:w="140"/>
+              <w:right w:type="dxa" w:w="160"/>
+            </w:tcMar>
+          </w:tcPr>
+          <w:p>
+            <w:pPr>
+              <w:spacing w:after="60"/>
+            </w:pPr>
+            <w:r>
+              <w:rPr>
+                <w:rFonts w:ascii="Calibri" w:cs="Calibri" w:eastAsia="Calibri" w:hAnsi="Calibri"/>
+                <w:b/>
+                <w:bCs/>
+                <w:caps/>
+                <w:color w:val="1B7F4F"/>
+                <w:sz w:val="20"/>
+                <w:szCs w:val="20"/>
+              </w:rPr>
+              <w:t xml:space="preserve">Standing rule adopted</w:t>
+            </w:r>
+          </w:p>
+          <w:p>
+            <w:pPr>
+              <w:spacing w:after="60" w:line="264"/>
+            </w:pPr>
+            <w:r>
+              <w:rPr>
+                <w:rFonts w:ascii="Calibri" w:cs="Calibri" w:eastAsia="Calibri" w:hAnsi="Calibri"/>
+                <w:color w:val="1A1A1A"/>
+                <w:sz w:val="20"/>
+                <w:szCs w:val="20"/>
+              </w:rPr>
+              <w:t xml:space="preserve">No single-run comparison below 0.04 is reported as an effect.</w:t>
+            </w:r>
+          </w:p>
+          <w:p>
+            <w:pPr>
+              <w:spacing w:after="60" w:line="264"/>
+            </w:pPr>
+            <w:r>
+              <w:rPr>
+                <w:rFonts w:ascii="Calibri" w:cs="Calibri" w:eastAsia="Calibri" w:hAnsi="Calibri"/>
+                <w:color w:val="1A1A1A"/>
+                <w:sz w:val="20"/>
+                <w:szCs w:val="20"/>
+              </w:rPr>
+              <w:t xml:space="preserve">Either run at least three replicates per arm, or restrict the claim to a paired within-checkpoint comparison — as section 5.4's pooling result is, which is why it remains the most robust positive finding in this record.</w:t>
+            </w:r>
+          </w:p>
+          <w:p>
+            <w:pPr>
+              <w:spacing w:after="0" w:line="264"/>
+            </w:pPr>
+            <w:r>
+              <w:rPr>
+                <w:rFonts w:ascii="Calibri" w:cs="Calibri" w:eastAsia="Calibri" w:hAnsi="Calibri"/>
+                <w:color w:val="1A1A1A"/>
+                <w:sz w:val="20"/>
+                <w:szCs w:val="20"/>
+              </w:rPr>
+              <w:t xml:space="preserve">Never compare a v3-pretrained checkpoint against a v4-pretrained one.</w:t>
+            </w:r>
+          </w:p>
+        </w:tc>
+      </w:tr>
+    </w:tbl>
+    <w:p>
+      <w:pPr>
+        <w:pBdr>
+          <w:bottom w:val="single" w:color="BFBFBF" w:sz="6"/>
+        </w:pBdr>
+        <w:spacing w:after="160" w:before="60"/>
+      </w:pPr>
+      <w:r>
+        <w:rPr>
+          <w:sz w:val="2"/>
+          <w:szCs w:val="2"/>
+        </w:rPr>
+        <w:t xml:space="preserve"/>
+      </w:r>
+    </w:p>
+    <w:p>
+      <w:pPr>
+        <w:pStyle w:val="Heading1"/>
+        <w:spacing w:after="160" w:before="340"/>
+      </w:pPr>
+      <w:r>
+        <w:rPr>
+          <w:rFonts w:ascii="Calibri" w:cs="Calibri" w:eastAsia="Calibri" w:hAnsi="Calibri"/>
+          <w:b/>
+          <w:bCs/>
+          <w:color w:val="1F4E79"/>
+          <w:sz w:val="30"/>
+          <w:szCs w:val="30"/>
+        </w:rPr>
+        <w:t xml:space="preserve">8. Infrastructure defects found along the way</w:t>
       </w:r>
     </w:p>
     <w:p>
@@ -13738,7 +17824,7 @@
           <w:sz w:val="17"/>
           <w:szCs w:val="17"/>
         </w:rPr>
-        <w:t xml:space="preserve">Table 13. Infrastructure defects. The nhead issue is the most dangerous class: it produces wrong numbers with no error and no warning.</w:t>
+        <w:t xml:space="preserve">Table 20. Infrastructure defects. The nhead issue is the most dangerous class: it produces wrong numbers with no error and no warning.</w:t>
       </w:r>
     </w:p>
     <w:p>
@@ -13770,7 +17856,7 @@
           <w:sz w:val="30"/>
           <w:szCs w:val="30"/>
         </w:rPr>
-        <w:t xml:space="preserve">8. Where we stand</w:t>
+        <w:t xml:space="preserve">9. Where we stand</w:t>
       </w:r>
     </w:p>
     <w:p>
@@ -14691,7 +18777,7 @@
           <w:sz w:val="17"/>
           <w:szCs w:val="17"/>
         </w:rPr>
-        <w:t xml:space="preserve">Table 14. Current best position. Mean improvement of +0.078 over the originally reported numbers, achieved without retraining anything. The SSL-versus-classical record moves from 0 wins / 0 ties / 5 losses to 1 win / 1 tie / 3 losses.</w:t>
+        <w:t xml:space="preserve">Table 21. Current best position. Mean improvement of +0.078 over the originally reported numbers, achieved without retraining anything. The SSL-versus-classical record moves from 0 wins / 0 ties / 5 losses to 1 win / 1 tie / 3 losses.</w:t>
       </w:r>
     </w:p>
     <w:p>
@@ -14708,7 +18794,7 @@
           <w:sz w:val="25"/>
           <w:szCs w:val="25"/>
         </w:rPr>
-        <w:t xml:space="preserve">8.1 What is established</w:t>
+        <w:t xml:space="preserve">9.1 What is established</w:t>
       </w:r>
     </w:p>
     <w:p>
@@ -14727,7 +18813,7 @@
           <w:sz w:val="21"/>
           <w:szCs w:val="21"/>
         </w:rPr>
-        <w:t xml:space="preserve">Masked pretraining genuinely works: +0.117 mean over a true random-initialisation control, positive on 5 of 5 targets.</w:t>
+        <w:t xml:space="preserve">Masked pretraining genuinely works: +0.117 mean over a true random-initialisation control, positive on 5 of 5 targets — comfortably above the 0.020 noise floor.</w:t>
       </w:r>
     </w:p>
     <w:p>
@@ -14765,7 +18851,7 @@
           <w:sz w:val="21"/>
           <w:szCs w:val="21"/>
         </w:rPr>
-        <w:t xml:space="preserve">The masking head was underfit by ~0.12 on every target. Fixed.</w:t>
+        <w:t xml:space="preserve">The masking head was underfit by ~0.12 on every target. Fixed. This is a paired within-checkpoint comparison and therefore robust.</w:t>
       </w:r>
     </w:p>
     <w:p>
@@ -14784,7 +18870,7 @@
           <w:sz w:val="21"/>
           <w:szCs w:val="21"/>
         </w:rPr>
-        <w:t xml:space="preserve">Mean pooling was discarding chemical-shift position, worth +0.03 to +0.13. Fixed.</w:t>
+        <w:t xml:space="preserve">Mean pooling was discarding chemical-shift position, worth +0.03 to +0.13. Fixed. Also paired within-checkpoint — the single most reliable positive result in this record.</w:t>
       </w:r>
     </w:p>
     <w:p>
@@ -14803,7 +18889,7 @@
           <w:sz w:val="21"/>
           <w:szCs w:val="21"/>
         </w:rPr>
-        <w:t xml:space="preserve">Patch size 1024 is near-optimal; capacity is not the binding constraint. Four scaling attempts failed.</w:t>
+        <w:t xml:space="preserve">Shrinking the patch below 1024 hurts: patch 128 −0.042 and patch 256 −0.034, both measured v4-against-v4.</w:t>
       </w:r>
     </w:p>
     <w:p>
@@ -14827,6 +18913,44 @@
     </w:p>
     <w:p>
       <w:pPr>
+        <w:pStyle w:val="ListParagraph"/>
+        <w:numPr>
+          <w:ilvl w:val="0"/>
+          <w:numId w:val="2"/>
+        </w:numPr>
+        <w:spacing w:after="80" w:line="276"/>
+      </w:pPr>
+      <w:r>
+        <w:rPr>
+          <w:rFonts w:ascii="Calibri" w:cs="Calibri" w:eastAsia="Calibri" w:hAnsi="Calibri"/>
+          <w:color w:val="1A1A1A"/>
+          <w:sz w:val="21"/>
+          <w:szCs w:val="21"/>
+        </w:rPr>
+        <w:t xml:space="preserve">The pretraining corpus version matters more than any architecture or objective change tried so far: v3-pretrained backbones transfer +0.069 better than v4-pretrained ones at identical configuration, established over three replicates.</w:t>
+      </w:r>
+    </w:p>
+    <w:p>
+      <w:pPr>
+        <w:pStyle w:val="ListParagraph"/>
+        <w:numPr>
+          <w:ilvl w:val="0"/>
+          <w:numId w:val="2"/>
+        </w:numPr>
+        <w:spacing w:after="80" w:line="276"/>
+      </w:pPr>
+      <w:r>
+        <w:rPr>
+          <w:rFonts w:ascii="Calibri" w:cs="Calibri" w:eastAsia="Calibri" w:hAnsi="Calibri"/>
+          <w:color w:val="1A1A1A"/>
+          <w:sz w:val="21"/>
+          <w:szCs w:val="21"/>
+        </w:rPr>
+        <w:t xml:space="preserve">Neither of experiment #7's objective changes helps. Block masking loses 0.030 despite provably making the task 41% harder; peak weighting loses 0.039 once judged against a matched corpus.</w:t>
+      </w:r>
+    </w:p>
+    <w:p>
+      <w:pPr>
         <w:pStyle w:val="Heading2"/>
         <w:spacing w:after="120" w:before="260"/>
       </w:pPr>
@@ -14839,7 +18963,64 @@
           <w:sz w:val="25"/>
           <w:szCs w:val="25"/>
         </w:rPr>
-        <w:t xml:space="preserve">8.2 Open caveats</w:t>
+        <w:t xml:space="preserve">9.2 Open caveats</w:t>
+      </w:r>
+    </w:p>
+    <w:p>
+      <w:pPr>
+        <w:pStyle w:val="ListParagraph"/>
+        <w:numPr>
+          <w:ilvl w:val="0"/>
+          <w:numId w:val="2"/>
+        </w:numPr>
+        <w:spacing w:after="80" w:line="276"/>
+      </w:pPr>
+      <w:r>
+        <w:rPr>
+          <w:rFonts w:ascii="Calibri" w:cs="Calibri" w:eastAsia="Calibri" w:hAnsi="Calibri"/>
+          <w:color w:val="1A1A1A"/>
+          <w:sz w:val="21"/>
+          <w:szCs w:val="21"/>
+        </w:rPr>
+        <w:t xml:space="preserve">GPU training is not reproducible even with a fixed seed (section 7.4), so any single-run number carries a per-target uncertainty of roughly 0.035. Several comparisons in sections 5 and 6 sit below that and are no longer reported as effects.</w:t>
+      </w:r>
+    </w:p>
+    <w:p>
+      <w:pPr>
+        <w:pStyle w:val="ListParagraph"/>
+        <w:numPr>
+          <w:ilvl w:val="0"/>
+          <w:numId w:val="2"/>
+        </w:numPr>
+        <w:spacing w:after="80" w:line="276"/>
+      </w:pPr>
+      <w:r>
+        <w:rPr>
+          <w:rFonts w:ascii="Calibri" w:cs="Calibri" w:eastAsia="Calibri" w:hAnsi="Calibri"/>
+          <w:color w:val="1A1A1A"/>
+          <w:sz w:val="21"/>
+          <w:szCs w:val="21"/>
+        </w:rPr>
+        <w:t xml:space="preserve">Whether patch 1024, patch 2048 and d256 L6 differ at all is now UNKNOWN — the corrected same-corpus gaps (+0.020 and +0.006) are at or below the noise floor. Section 6's "the backbone axis is exhausted" was withdrawn.</w:t>
+      </w:r>
+    </w:p>
+    <w:p>
+      <w:pPr>
+        <w:pStyle w:val="ListParagraph"/>
+        <w:numPr>
+          <w:ilvl w:val="0"/>
+          <w:numId w:val="2"/>
+        </w:numPr>
+        <w:spacing w:after="80" w:line="276"/>
+      </w:pPr>
+      <w:r>
+        <w:rPr>
+          <w:rFonts w:ascii="Calibri" w:cs="Calibri" w:eastAsia="Calibri" w:hAnsi="Calibri"/>
+          <w:color w:val="1A1A1A"/>
+          <w:sz w:val="21"/>
+          <w:szCs w:val="21"/>
+        </w:rPr>
+        <w:t xml:space="preserve">Why the v4 corpus is worse for pretraining than v3 is not understood, and it points against the direction the data-cleaning work took. This is now the highest-value open question.</w:t>
       </w:r>
     </w:p>
     <w:p>
@@ -14932,7 +19113,7 @@
           <w:sz w:val="25"/>
           <w:szCs w:val="25"/>
         </w:rPr>
-        <w:t xml:space="preserve">8.3 Next directions</w:t>
+        <w:t xml:space="preserve">9.3 Next directions</w:t>
       </w:r>
     </w:p>
     <w:p>
@@ -14946,7 +19127,7 @@
           <w:sz w:val="21"/>
           <w:szCs w:val="21"/>
         </w:rPr>
-        <w:t xml:space="preserve">The evidence points away from scale and toward the pretext objective. Four scaling experiments failed, and reconstruction loss actively misleads — both implicate the objective rather than the architecture.</w:t>
+        <w:t xml:space="preserve">The priorities have changed. Two objective changes have now failed on top of four scaling failures, so the objective axis is no longer the obvious lever either. Meanwhile the largest, best-supported effect in the whole record — the corpus version, at 0.069 — is one nobody was looking for, and it points at the preprocessing rather than the model. That, plus putting the measurement on a sound footing, is where the value now is.</w:t>
       </w:r>
     </w:p>
     <w:tbl>
@@ -15111,7 +19292,7 @@
                 <w:sz w:val="18"/>
                 <w:szCs w:val="18"/>
               </w:rPr>
-              <w:t xml:space="preserve">Harder / aligned pretraining objective</w:t>
+              <w:t xml:space="preserve">Revert the pretraining corpus to v3, and find out why</w:t>
             </w:r>
           </w:p>
         </w:tc>
@@ -15139,7 +19320,7 @@
                 <w:sz w:val="18"/>
                 <w:szCs w:val="18"/>
               </w:rPr>
-              <w:t xml:space="preserve">Block masking of contiguous multi-patch spans so neighbour-interpolation fails, and peak-weighted reconstruction so capacity goes to peaks rather than baseline. Directly targets the mechanism behind the patch-size failure.</w:t>
+              <w:t xml:space="preserve">Established over three replicates as +0.069 — larger than every architecture and objective effect combined, and it points the opposite way to the data-cleaning work. The v4 EDTA cap removes less artifact, and that residual apparently HELPS the pretext task. Costs nothing to start: every v4-pretrained arm should simply be re-read against v3. Diagnosing the cause is the scientifically interesting part.</w:t>
             </w:r>
           </w:p>
         </w:tc>
@@ -15199,7 +19380,7 @@
                 <w:sz w:val="18"/>
                 <w:szCs w:val="18"/>
               </w:rPr>
-              <w:t xml:space="preserve">Few-shot benchmark on v4</w:t>
+              <w:t xml:space="preserve">Determinism, if any single-run number is to be trusted</w:t>
             </w:r>
           </w:p>
         </w:tc>
@@ -15228,7 +19409,7 @@
                 <w:sz w:val="18"/>
                 <w:szCs w:val="18"/>
               </w:rPr>
-              <w:t xml:space="preserve">The one place SSL's value proposition is untested. At n = 37–113, full-data CV is near the learnable ceiling; transfer is where pretraining should pay off.</w:t>
+              <w:t xml:space="preserve">--seed alone is insufficient. An opt-in --deterministic setting cudnn.benchmark = False plus torch.use_deterministic_algorithms(True) would make an arm's score a property of the arm rather than of the run. Without it, every future comparison needs at least three replicates.</w:t>
             </w:r>
           </w:p>
         </w:tc>
@@ -15286,7 +19467,7 @@
                 <w:sz w:val="18"/>
                 <w:szCs w:val="18"/>
               </w:rPr>
-              <w:t xml:space="preserve">Learned attention pooling</w:t>
+              <w:t xml:space="preserve">Few-shot benchmark on v3</w:t>
             </w:r>
           </w:p>
         </w:tc>
@@ -15314,7 +19495,7 @@
                 <w:sz w:val="18"/>
                 <w:szCs w:val="18"/>
               </w:rPr>
-              <w:t xml:space="preserve">Learns which tokens matter rather than using fixed groups. Has trainable parameters, so it must be fitted inside each training fold — a head, not a frozen transform.</w:t>
+              <w:t xml:space="preserve">Still the one place SSL's value proposition is untested. At n = 37–113 full-data CV is near the learnable ceiling; transfer is where pretraining should pay off. Must use v3 checkpoints given priority 1.</w:t>
             </w:r>
           </w:p>
         </w:tc>
@@ -15374,7 +19555,7 @@
                 <w:sz w:val="18"/>
                 <w:szCs w:val="18"/>
               </w:rPr>
-              <w:t xml:space="preserve">Hybrid features</w:t>
+              <w:t xml:space="preserve">Learned attention pooling</w:t>
             </w:r>
           </w:p>
         </w:tc>
@@ -15403,7 +19584,7 @@
                 <w:sz w:val="18"/>
                 <w:szCs w:val="18"/>
               </w:rPr>
-              <w:t xml:space="preserve">Concatenate SSL embedding with binned areas. They are partly complementary — on diabetes and Barth the embedding beats same-resolution binning.</w:t>
+              <w:t xml:space="preserve">Pooling is the only axis that has ever produced a robust gain, and fixed regional groups are unlikely to be its ceiling. Has trainable parameters, so it must be fitted inside each training fold — a head, not a frozen transform.</w:t>
             </w:r>
           </w:p>
         </w:tc>
@@ -15433,6 +19614,93 @@
                 <w:sz w:val="18"/>
                 <w:szCs w:val="18"/>
               </w:rPr>
+              <w:t xml:space="preserve">5</w:t>
+            </w:r>
+          </w:p>
+        </w:tc>
+        <w:tc>
+          <w:tcPr>
+            <w:tcW w:type="dxa" w:w="3200"/>
+            <w:tcMar>
+              <w:top w:type="dxa" w:w="70"/>
+              <w:left w:type="dxa" w:w="100"/>
+              <w:bottom w:type="dxa" w:w="70"/>
+              <w:right w:type="dxa" w:w="100"/>
+            </w:tcMar>
+          </w:tcPr>
+          <w:p>
+            <w:pPr>
+              <w:spacing w:after="0" w:line="252"/>
+              <w:jc w:val="center"/>
+            </w:pPr>
+            <w:r>
+              <w:rPr>
+                <w:rFonts w:ascii="Calibri" w:cs="Calibri" w:eastAsia="Calibri" w:hAnsi="Calibri"/>
+                <w:b w:val="false"/>
+                <w:bCs w:val="false"/>
+                <w:color w:val="1A1A1A"/>
+                <w:sz w:val="18"/>
+                <w:szCs w:val="18"/>
+              </w:rPr>
+              <w:t xml:space="preserve">Hybrid features</w:t>
+            </w:r>
+          </w:p>
+        </w:tc>
+        <w:tc>
+          <w:tcPr>
+            <w:tcW w:type="dxa" w:w="5680"/>
+            <w:tcMar>
+              <w:top w:type="dxa" w:w="70"/>
+              <w:left w:type="dxa" w:w="100"/>
+              <w:bottom w:type="dxa" w:w="70"/>
+              <w:right w:type="dxa" w:w="100"/>
+            </w:tcMar>
+          </w:tcPr>
+          <w:p>
+            <w:pPr>
+              <w:spacing w:after="0" w:line="252"/>
+              <w:jc w:val="center"/>
+            </w:pPr>
+            <w:r>
+              <w:rPr>
+                <w:rFonts w:ascii="Calibri" w:cs="Calibri" w:eastAsia="Calibri" w:hAnsi="Calibri"/>
+                <w:b w:val="false"/>
+                <w:bCs w:val="false"/>
+                <w:color w:val="1A1A1A"/>
+                <w:sz w:val="18"/>
+                <w:szCs w:val="18"/>
+              </w:rPr>
+              <w:t xml:space="preserve">Concatenate SSL embedding with binned areas. They are partly complementary — on diabetes and Barth the embedding beats same-resolution binning.</w:t>
+            </w:r>
+          </w:p>
+        </w:tc>
+      </w:tr>
+      <w:tr>
+        <w:tc>
+          <w:tcPr>
+            <w:tcW w:type="dxa" w:w="1200"/>
+            <w:shd w:fill="F4F6F8" w:color="auto" w:val="clear"/>
+            <w:tcMar>
+              <w:top w:type="dxa" w:w="70"/>
+              <w:left w:type="dxa" w:w="100"/>
+              <w:bottom w:type="dxa" w:w="70"/>
+              <w:right w:type="dxa" w:w="100"/>
+            </w:tcMar>
+          </w:tcPr>
+          <w:p>
+            <w:pPr>
+              <w:spacing w:after="0" w:line="252"/>
+              <w:jc w:val="left"/>
+            </w:pPr>
+            <w:r>
+              <w:rPr>
+                <w:rFonts w:ascii="Calibri" w:cs="Calibri" w:eastAsia="Calibri" w:hAnsi="Calibri"/>
+                <w:b/>
+                <w:bCs/>
+                <w:color w:val="1A1A1A"/>
+                <w:sz w:val="18"/>
+                <w:szCs w:val="18"/>
+              </w:rPr>
               <w:t xml:space="preserve">—</w:t>
             </w:r>
           </w:p>
@@ -15440,6 +19708,7 @@
         <w:tc>
           <w:tcPr>
             <w:tcW w:type="dxa" w:w="3200"/>
+            <w:shd w:fill="F4F6F8" w:color="auto" w:val="clear"/>
             <w:tcMar>
               <w:top w:type="dxa" w:w="70"/>
               <w:left w:type="dxa" w:w="100"/>
@@ -15468,28 +19737,29 @@
         <w:tc>
           <w:tcPr>
             <w:tcW w:type="dxa" w:w="5680"/>
-            <w:tcMar>
-              <w:top w:type="dxa" w:w="70"/>
-              <w:left w:type="dxa" w:w="100"/>
-              <w:bottom w:type="dxa" w:w="70"/>
-              <w:right w:type="dxa" w:w="100"/>
-            </w:tcMar>
-          </w:tcPr>
-          <w:p>
-            <w:pPr>
-              <w:spacing w:after="0" w:line="252"/>
-              <w:jc w:val="center"/>
-            </w:pPr>
-            <w:r>
-              <w:rPr>
-                <w:rFonts w:ascii="Calibri" w:cs="Calibri" w:eastAsia="Calibri" w:hAnsi="Calibri"/>
-                <w:b w:val="false"/>
-                <w:bCs w:val="false"/>
-                <w:color w:val="1A1A1A"/>
-                <w:sz w:val="18"/>
-                <w:szCs w:val="18"/>
-              </w:rPr>
-              <w:t xml:space="preserve">Prerequisite for reporting the perfect score.</w:t>
+            <w:shd w:fill="F4F6F8" w:color="auto" w:val="clear"/>
+            <w:tcMar>
+              <w:top w:type="dxa" w:w="70"/>
+              <w:left w:type="dxa" w:w="100"/>
+              <w:bottom w:type="dxa" w:w="70"/>
+              <w:right w:type="dxa" w:w="100"/>
+            </w:tcMar>
+          </w:tcPr>
+          <w:p>
+            <w:pPr>
+              <w:spacing w:after="0" w:line="252"/>
+              <w:jc w:val="center"/>
+            </w:pPr>
+            <w:r>
+              <w:rPr>
+                <w:rFonts w:ascii="Calibri" w:cs="Calibri" w:eastAsia="Calibri" w:hAnsi="Calibri"/>
+                <w:b w:val="false"/>
+                <w:bCs w:val="false"/>
+                <w:color w:val="1A1A1A"/>
+                <w:sz w:val="18"/>
+                <w:szCs w:val="18"/>
+              </w:rPr>
+              <w:t xml:space="preserve">Prerequisite for reporting the perfect score. Until done, MTBLS326 should not count as evidence for anything.</w:t>
             </w:r>
           </w:p>
         </w:tc>
@@ -15509,7 +19779,7 @@
           <w:sz w:val="17"/>
           <w:szCs w:val="17"/>
         </w:rPr>
-        <w:t xml:space="preserve">Table 15. Ranked next steps.</w:t>
+        <w:t xml:space="preserve">Table 22. Ranked next steps, revised after experiment #7. Block masking and peak weighting are both removed from the queue as refuted.</w:t>
       </w:r>
     </w:p>
     <w:tbl>
@@ -15581,7 +19851,7 @@
                 <w:sz w:val="20"/>
                 <w:szCs w:val="20"/>
               </w:rPr>
-              <w:t xml:space="preserve">A defensible contribution is: "SSL matches classical on 2 of 5 targets and loses on 3, with a rigorous account of why" — the head deficit, the pooling defect, the exhausted scaling axes, and the reconstruction/utility disconnect are all genuine, well-controlled findings.</w:t>
+              <w:t xml:space="preserve">A defensible contribution is: "SSL matches classical on 2 of 5 targets and loses on 3, with a rigorous account of why" — the head deficit, the pooling defect, the failed scaling and objective axes, the reconstruction/utility disconnect, and a measured noise floor that several published-looking effects would not clear are all genuine, well-controlled findings.</w:t>
             </w:r>
           </w:p>
           <w:p>
@@ -15595,7 +19865,7 @@
                 <w:sz w:val="20"/>
                 <w:szCs w:val="20"/>
               </w:rPr>
-              <w:t xml:space="preserve">That is a stronger result than an unconvincing win.</w:t>
+              <w:t xml:space="preserve">That is a stronger result than an unconvincing win. Experiment #7 strengthens rather than weakens this framing: knowing WHICH plausible interventions fail, and by how much relative to measurement noise, is the substance of the contribution.</w:t>
             </w:r>
           </w:p>
         </w:tc>
@@ -15630,7 +19900,7 @@
           <w:sz w:val="30"/>
           <w:szCs w:val="30"/>
         </w:rPr>
-        <w:t xml:space="preserve">9. Reproducibility</w:t>
+        <w:t xml:space="preserve">10. Reproducibility</w:t>
       </w:r>
     </w:p>
     <w:p>
@@ -15647,7 +19917,7 @@
           <w:sz w:val="25"/>
           <w:szCs w:val="25"/>
         </w:rPr>
-        <w:t xml:space="preserve">9.1 Data of record (v4)</w:t>
+        <w:t xml:space="preserve">10.1 Data of record (v4)</w:t>
       </w:r>
     </w:p>
     <w:tbl>
@@ -16038,7 +20308,7 @@
           <w:sz w:val="25"/>
           <w:szCs w:val="25"/>
         </w:rPr>
-        <w:t xml:space="preserve">9.2 Key scripts</w:t>
+        <w:t xml:space="preserve">10.2 Key scripts</w:t>
       </w:r>
     </w:p>
     <w:tbl>
@@ -16617,6 +20887,183 @@
                 <w:sz w:val="18"/>
                 <w:szCs w:val="18"/>
               </w:rPr>
+              <w:t xml:space="preserve">Peak-weighted loss verification (#7)</w:t>
+            </w:r>
+          </w:p>
+        </w:tc>
+        <w:tc>
+          <w:tcPr>
+            <w:tcW w:type="dxa" w:w="5880"/>
+            <w:tcMar>
+              <w:top w:type="dxa" w:w="70"/>
+              <w:left w:type="dxa" w:w="100"/>
+              <w:bottom w:type="dxa" w:w="70"/>
+              <w:right w:type="dxa" w:w="100"/>
+            </w:tcMar>
+          </w:tcPr>
+          <w:p>
+            <w:pPr>
+              <w:spacing w:after="0" w:line="252"/>
+              <w:jc w:val="center"/>
+            </w:pPr>
+            <w:r>
+              <w:rPr>
+                <w:rFonts w:ascii="Calibri" w:cs="Calibri" w:eastAsia="Calibri" w:hAnsi="Calibri"/>
+                <w:b w:val="false"/>
+                <w:bCs w:val="false"/>
+                <w:color w:val="1A1A1A"/>
+                <w:sz w:val="18"/>
+                <w:szCs w:val="18"/>
+              </w:rPr>
+              <w:t xml:space="preserve">code/tests/verify_top_peak_loss.py</w:t>
+            </w:r>
+          </w:p>
+        </w:tc>
+      </w:tr>
+      <w:tr>
+        <w:tc>
+          <w:tcPr>
+            <w:tcW w:type="dxa" w:w="4200"/>
+            <w:shd w:fill="F4F6F8" w:color="auto" w:val="clear"/>
+            <w:tcMar>
+              <w:top w:type="dxa" w:w="70"/>
+              <w:left w:type="dxa" w:w="100"/>
+              <w:bottom w:type="dxa" w:w="70"/>
+              <w:right w:type="dxa" w:w="100"/>
+            </w:tcMar>
+          </w:tcPr>
+          <w:p>
+            <w:pPr>
+              <w:spacing w:after="0" w:line="252"/>
+              <w:jc w:val="left"/>
+            </w:pPr>
+            <w:r>
+              <w:rPr>
+                <w:rFonts w:ascii="Calibri" w:cs="Calibri" w:eastAsia="Calibri" w:hAnsi="Calibri"/>
+                <w:b/>
+                <w:bCs/>
+                <w:color w:val="1A1A1A"/>
+                <w:sz w:val="18"/>
+                <w:szCs w:val="18"/>
+              </w:rPr>
+              <w:t xml:space="preserve">Factorial summary (#7)</w:t>
+            </w:r>
+          </w:p>
+        </w:tc>
+        <w:tc>
+          <w:tcPr>
+            <w:tcW w:type="dxa" w:w="5880"/>
+            <w:shd w:fill="F4F6F8" w:color="auto" w:val="clear"/>
+            <w:tcMar>
+              <w:top w:type="dxa" w:w="70"/>
+              <w:left w:type="dxa" w:w="100"/>
+              <w:bottom w:type="dxa" w:w="70"/>
+              <w:right w:type="dxa" w:w="100"/>
+            </w:tcMar>
+          </w:tcPr>
+          <w:p>
+            <w:pPr>
+              <w:spacing w:after="0" w:line="252"/>
+              <w:jc w:val="center"/>
+            </w:pPr>
+            <w:r>
+              <w:rPr>
+                <w:rFonts w:ascii="Calibri" w:cs="Calibri" w:eastAsia="Calibri" w:hAnsi="Calibri"/>
+                <w:b w:val="false"/>
+                <w:bCs w:val="false"/>
+                <w:color w:val="1A1A1A"/>
+                <w:sz w:val="18"/>
+                <w:szCs w:val="18"/>
+              </w:rPr>
+              <w:t xml:space="preserve">code/analysis/summarize_exp7_factorial.py</w:t>
+            </w:r>
+          </w:p>
+        </w:tc>
+      </w:tr>
+      <w:tr>
+        <w:tc>
+          <w:tcPr>
+            <w:tcW w:type="dxa" w:w="4200"/>
+            <w:tcMar>
+              <w:top w:type="dxa" w:w="70"/>
+              <w:left w:type="dxa" w:w="100"/>
+              <w:bottom w:type="dxa" w:w="70"/>
+              <w:right w:type="dxa" w:w="100"/>
+            </w:tcMar>
+          </w:tcPr>
+          <w:p>
+            <w:pPr>
+              <w:spacing w:after="0" w:line="252"/>
+              <w:jc w:val="left"/>
+            </w:pPr>
+            <w:r>
+              <w:rPr>
+                <w:rFonts w:ascii="Calibri" w:cs="Calibri" w:eastAsia="Calibri" w:hAnsi="Calibri"/>
+                <w:b/>
+                <w:bCs/>
+                <w:color w:val="1A1A1A"/>
+                <w:sz w:val="18"/>
+                <w:szCs w:val="18"/>
+              </w:rPr>
+              <w:t xml:space="preserve">Replicates + noise floor (#7b)</w:t>
+            </w:r>
+          </w:p>
+        </w:tc>
+        <w:tc>
+          <w:tcPr>
+            <w:tcW w:type="dxa" w:w="5880"/>
+            <w:tcMar>
+              <w:top w:type="dxa" w:w="70"/>
+              <w:left w:type="dxa" w:w="100"/>
+              <w:bottom w:type="dxa" w:w="70"/>
+              <w:right w:type="dxa" w:w="100"/>
+            </w:tcMar>
+          </w:tcPr>
+          <w:p>
+            <w:pPr>
+              <w:spacing w:after="0" w:line="252"/>
+              <w:jc w:val="center"/>
+            </w:pPr>
+            <w:r>
+              <w:rPr>
+                <w:rFonts w:ascii="Calibri" w:cs="Calibri" w:eastAsia="Calibri" w:hAnsi="Calibri"/>
+                <w:b w:val="false"/>
+                <w:bCs w:val="false"/>
+                <w:color w:val="1A1A1A"/>
+                <w:sz w:val="18"/>
+                <w:szCs w:val="18"/>
+              </w:rPr>
+              <w:t xml:space="preserve">code/analysis/summarize_exp7_replicates.py</w:t>
+            </w:r>
+          </w:p>
+        </w:tc>
+      </w:tr>
+      <w:tr>
+        <w:tc>
+          <w:tcPr>
+            <w:tcW w:type="dxa" w:w="4200"/>
+            <w:shd w:fill="F4F6F8" w:color="auto" w:val="clear"/>
+            <w:tcMar>
+              <w:top w:type="dxa" w:w="70"/>
+              <w:left w:type="dxa" w:w="100"/>
+              <w:bottom w:type="dxa" w:w="70"/>
+              <w:right w:type="dxa" w:w="100"/>
+            </w:tcMar>
+          </w:tcPr>
+          <w:p>
+            <w:pPr>
+              <w:spacing w:after="0" w:line="252"/>
+              <w:jc w:val="left"/>
+            </w:pPr>
+            <w:r>
+              <w:rPr>
+                <w:rFonts w:ascii="Calibri" w:cs="Calibri" w:eastAsia="Calibri" w:hAnsi="Calibri"/>
+                <w:b/>
+                <w:bCs/>
+                <w:color w:val="1A1A1A"/>
+                <w:sz w:val="18"/>
+                <w:szCs w:val="18"/>
+              </w:rPr>
               <w:t xml:space="preserve">SSL pretraining (masking)</w:t>
             </w:r>
           </w:p>
@@ -16624,6 +21071,7 @@
         <w:tc>
           <w:tcPr>
             <w:tcW w:type="dxa" w:w="5880"/>
+            <w:shd w:fill="F4F6F8" w:color="auto" w:val="clear"/>
             <w:tcMar>
               <w:top w:type="dxa" w:w="70"/>
               <w:left w:type="dxa" w:w="100"/>
@@ -16646,6 +21094,81 @@
                 <w:szCs w:val="18"/>
               </w:rPr>
               <w:t xml:space="preserve">code/training/trainer_revised.py</w:t>
+            </w:r>
+          </w:p>
+        </w:tc>
+      </w:tr>
+    </w:tbl>
+    <w:tbl>
+      <w:tblPr>
+        <w:tblW w:type="dxa" w:w="10080"/>
+        <w:tblBorders>
+          <w:top w:val="single" w:color="FDECEC" w:sz="2"/>
+          <w:left w:val="single" w:color="A32020" w:sz="18"/>
+          <w:bottom w:val="single" w:color="FDECEC" w:sz="2"/>
+          <w:right w:val="single" w:color="FDECEC" w:sz="2"/>
+          <w:insideH w:val="none"/>
+          <w:insideV w:val="none"/>
+        </w:tblBorders>
+      </w:tblPr>
+      <w:tblGrid>
+        <w:gridCol w:w="10080"/>
+      </w:tblGrid>
+      <w:tr>
+        <w:tc>
+          <w:tcPr>
+            <w:tcW w:type="dxa" w:w="10080"/>
+            <w:shd w:fill="FDECEC" w:color="auto" w:val="clear"/>
+            <w:tcMar>
+              <w:top w:type="dxa" w:w="140"/>
+              <w:left w:type="dxa" w:w="180"/>
+              <w:bottom w:type="dxa" w:w="140"/>
+              <w:right w:type="dxa" w:w="160"/>
+            </w:tcMar>
+          </w:tcPr>
+          <w:p>
+            <w:pPr>
+              <w:spacing w:after="60"/>
+            </w:pPr>
+            <w:r>
+              <w:rPr>
+                <w:rFonts w:ascii="Calibri" w:cs="Calibri" w:eastAsia="Calibri" w:hAnsi="Calibri"/>
+                <w:b/>
+                <w:bCs/>
+                <w:caps/>
+                <w:color w:val="A32020"/>
+                <w:sz w:val="20"/>
+                <w:szCs w:val="20"/>
+              </w:rPr>
+              <w:t xml:space="preserve">Two rules that govern every number in this record</w:t>
+            </w:r>
+          </w:p>
+          <w:p>
+            <w:pPr>
+              <w:spacing w:after="60" w:line="264"/>
+            </w:pPr>
+            <w:r>
+              <w:rPr>
+                <w:rFonts w:ascii="Calibri" w:cs="Calibri" w:eastAsia="Calibri" w:hAnsi="Calibri"/>
+                <w:color w:val="1A1A1A"/>
+                <w:sz w:val="20"/>
+                <w:szCs w:val="20"/>
+              </w:rPr>
+              <w:t xml:space="preserve">Corpus: never compare a v3-pretrained checkpoint against a v4-pretrained one. The corpus version alone is worth 0.069 on the held-out mean (section 7.2).</w:t>
+            </w:r>
+          </w:p>
+          <w:p>
+            <w:pPr>
+              <w:spacing w:after="0" w:line="264"/>
+            </w:pPr>
+            <w:r>
+              <w:rPr>
+                <w:rFonts w:ascii="Calibri" w:cs="Calibri" w:eastAsia="Calibri" w:hAnsi="Calibri"/>
+                <w:color w:val="1A1A1A"/>
+                <w:sz w:val="20"/>
+                <w:szCs w:val="20"/>
+              </w:rPr>
+              <w:t xml:space="preserve">Noise: a held-out-mean difference below 0.020 is not an effect, and a single-target difference below 0.035 is not an effect, unless supported by at least three replicates per arm or measured as a paired within-checkpoint comparison (section 7.2).</w:t>
             </w:r>
           </w:p>
         </w:tc>
@@ -16665,7 +21188,7 @@
           <w:sz w:val="25"/>
           <w:szCs w:val="25"/>
         </w:rPr>
-        <w:t xml:space="preserve">9.3 BrC-T2D label revision</w:t>
+        <w:t xml:space="preserve">10.3 BrC-T2D label revision</w:t>
       </w:r>
     </w:p>
     <w:p>
@@ -17156,7 +21679,7 @@
           <w:sz w:val="17"/>
           <w:szCs w:val="17"/>
         </w:rPr>
-        <w:t xml:space="preserve">Table 16. Genuine label changes. Extraction was verified by byte-comparing all 78 extracted spectra against the source array and independently cross-referencing every sample ID — zero mismatches.</w:t>
+        <w:t xml:space="preserve">Table 24. Genuine label changes. Extraction was verified by byte-comparing all 78 extracted spectra against the source array and independently cross-referencing every sample ID — zero mismatches.</w:t>
       </w:r>
     </w:p>
     <w:p>
@@ -17184,7 +21707,7 @@
           <w:sz w:val="21"/>
           <w:szCs w:val="21"/>
         </w:rPr>
-        <w:t xml:space="preserve">End of record. This document is intended to be extended as work continues; each new experiment should be added to section 5 or 6 with its prediction, outcome, and any decision taken.</w:t>
+        <w:t xml:space="preserve">End of record. This document is intended to be extended as work continues; each new experiment should be added to section 5, 6 or 7 with its prediction, outcome, and any decision taken. Note the standing rule from section 7.4: no single-run comparison below 0.04 is reported as an effect.</w:t>
       </w:r>
     </w:p>
     <w:sectPr>

--- a/docs/NMR_Metabolomics_Lab_Record.docx
+++ b/docs/NMR_Metabolomics_Lab_Record.docx
@@ -9006,7 +9006,7 @@
       <w:r>
         <w:drawing>
           <wp:inline distT="0" distB="0" distL="0" distR="0">
-            <wp:extent cx="6219825" cy="2228850"/>
+            <wp:extent cx="6219825" cy="2247900"/>
             <wp:effectExtent t="0" r="0" b="0" l="0"/>
             <wp:docPr id="1" name="" descr="" title=""/>
             <wp:cNvGraphicFramePr>
@@ -9031,7 +9031,7 @@
                   <pic:spPr bwMode="auto">
                     <a:xfrm>
                       <a:off x="0" y="0"/>
-                      <a:ext cx="6219825" cy="2228850"/>
+                      <a:ext cx="6219825" cy="2247900"/>
                     </a:xfrm>
                     <a:prstGeom prst="rect">
                       <a:avLst/>
@@ -11740,7 +11740,7 @@
       <w:r>
         <w:drawing>
           <wp:inline distT="0" distB="0" distL="0" distR="0">
-            <wp:extent cx="6219825" cy="2286000"/>
+            <wp:extent cx="6219825" cy="2266950"/>
             <wp:effectExtent t="0" r="0" b="0" l="0"/>
             <wp:docPr id="1" name="" descr="" title=""/>
             <wp:cNvGraphicFramePr>
@@ -11765,7 +11765,7 @@
                   <pic:spPr bwMode="auto">
                     <a:xfrm>
                       <a:off x="0" y="0"/>
-                      <a:ext cx="6219825" cy="2286000"/>
+                      <a:ext cx="6219825" cy="2266950"/>
                     </a:xfrm>
                     <a:prstGeom prst="rect">
                       <a:avLst/>
@@ -13797,7 +13797,7 @@
       <w:r>
         <w:drawing>
           <wp:inline distT="0" distB="0" distL="0" distR="0">
-            <wp:extent cx="6219825" cy="2124075"/>
+            <wp:extent cx="6219825" cy="2143125"/>
             <wp:effectExtent t="0" r="0" b="0" l="0"/>
             <wp:docPr id="1" name="" descr="" title=""/>
             <wp:cNvGraphicFramePr>
@@ -13822,7 +13822,7 @@
                   <pic:spPr bwMode="auto">
                     <a:xfrm>
                       <a:off x="0" y="0"/>
-                      <a:ext cx="6219825" cy="2124075"/>
+                      <a:ext cx="6219825" cy="2143125"/>
                     </a:xfrm>
                     <a:prstGeom prst="rect">
                       <a:avLst/>

--- a/docs/NMR_Metabolomics_Lab_Record.docx
+++ b/docs/NMR_Metabolomics_Lab_Record.docx
@@ -17247,7 +17247,1798 @@
           <w:sz w:val="30"/>
           <w:szCs w:val="30"/>
         </w:rPr>
-        <w:t xml:space="preserve">8. Infrastructure defects found along the way</w:t>
+        <w:t xml:space="preserve">8. Experiment #8: localising the corpus effect</w:t>
+      </w:r>
+    </w:p>
+    <w:p>
+      <w:pPr>
+        <w:spacing w:after="120" w:line="276"/>
+      </w:pPr>
+      <w:r>
+        <w:rPr>
+          <w:rFonts w:ascii="Calibri" w:cs="Calibri" w:eastAsia="Calibri" w:hAnsi="Calibri"/>
+          <w:color w:val="1A1A1A"/>
+          <w:sz w:val="21"/>
+          <w:szCs w:val="21"/>
+        </w:rPr>
+        <w:t xml:space="preserve">Section 7.2 established that the v3-to-v4 corpus swap costs 0.069 held-out accuracy at identical configuration — the largest effect in this record — but left the mechanism open. A direct diff of the two corpora narrowed the search considerably: only 164 of 9,670 rows (1.7 per cent) differ between them at all, but each differing row differs almost entirely, because rows are min-max normalised and changing a row's maximum rescales the whole row (99.998 per cent of that row's 131,072 points change; median largest difference 0.34).</w:t>
+      </w:r>
+    </w:p>
+    <w:p>
+      <w:pPr>
+        <w:spacing w:after="120" w:line="276"/>
+      </w:pPr>
+      <w:r>
+        <w:rPr>
+          <w:rFonts w:ascii="Calibri" w:cs="Calibri" w:eastAsia="Calibri" w:hAnsi="Calibri"/>
+          <w:color w:val="1A1A1A"/>
+          <w:sz w:val="21"/>
+          <w:szCs w:val="21"/>
+        </w:rPr>
+        <w:t xml:space="preserve">The mechanism first suspected — that version 4 leaves a residual EDTA artefact that compresses those 164 spectra — was tested directly and refuted. Only 7 of the 164 rows have their row maximum inside the EDTA window in either version, and version 4's rows are if anything slightly brighter outside that window (99.9th percentile 0.969 versus 0.917) — less compressed, not more.</w:t>
+      </w:r>
+    </w:p>
+    <w:tbl>
+      <w:tblPr>
+        <w:tblW w:type="dxa" w:w="10080"/>
+        <w:tblBorders>
+          <w:top w:val="single" w:color="EEF3F9" w:sz="2"/>
+          <w:left w:val="single" w:color="1F4E79" w:sz="18"/>
+          <w:bottom w:val="single" w:color="EEF3F9" w:sz="2"/>
+          <w:right w:val="single" w:color="EEF3F9" w:sz="2"/>
+          <w:insideH w:val="none"/>
+          <w:insideV w:val="none"/>
+        </w:tblBorders>
+      </w:tblPr>
+      <w:tblGrid>
+        <w:gridCol w:w="10080"/>
+      </w:tblGrid>
+      <w:tr>
+        <w:tc>
+          <w:tcPr>
+            <w:tcW w:type="dxa" w:w="10080"/>
+            <w:shd w:fill="EEF3F9" w:color="auto" w:val="clear"/>
+            <w:tcMar>
+              <w:top w:type="dxa" w:w="140"/>
+              <w:left w:type="dxa" w:w="180"/>
+              <w:bottom w:type="dxa" w:w="140"/>
+              <w:right w:type="dxa" w:w="160"/>
+            </w:tcMar>
+          </w:tcPr>
+          <w:p>
+            <w:pPr>
+              <w:spacing w:after="60"/>
+            </w:pPr>
+            <w:r>
+              <w:rPr>
+                <w:rFonts w:ascii="Calibri" w:cs="Calibri" w:eastAsia="Calibri" w:hAnsi="Calibri"/>
+                <w:b/>
+                <w:bCs/>
+                <w:caps/>
+                <w:color w:val="1F4E79"/>
+                <w:sz w:val="20"/>
+                <w:szCs w:val="20"/>
+              </w:rPr>
+              <w:t xml:space="preserve">Two ablation arms, built to settle it</w:t>
+            </w:r>
+          </w:p>
+          <w:p>
+            <w:pPr>
+              <w:spacing w:after="60" w:line="264"/>
+            </w:pPr>
+            <w:r>
+              <w:rPr>
+                <w:rFonts w:ascii="Calibri" w:cs="Calibri" w:eastAsia="Calibri" w:hAnsi="Calibri"/>
+                <w:color w:val="1A1A1A"/>
+                <w:sz w:val="20"/>
+                <w:szCs w:val="20"/>
+              </w:rPr>
+              <w:t xml:space="preserve">common9506 — the 9,506 rows identical in both corpora, with the 164 differing rows removed. Self-verified after writing: every kept row was re-read from both version 3 and version 4 and confirmed to match exactly.</w:t>
+            </w:r>
+          </w:p>
+          <w:p>
+            <w:pPr>
+              <w:spacing w:after="0" w:line="264"/>
+            </w:pPr>
+            <w:r>
+              <w:rPr>
+                <w:rFonts w:ascii="Calibri" w:cs="Calibri" w:eastAsia="Calibri" w:hAnsi="Calibri"/>
+                <w:color w:val="1A1A1A"/>
+                <w:sz w:val="20"/>
+                <w:szCs w:val="20"/>
+              </w:rPr>
+              <w:t xml:space="preserve">v3rand9506 control — version 3 with 164 DIFFERENT, always-unchanged rows dropped at random. Same size as common9506, but keeps all 164 special rows. This isolates corpus SIZE from corpus CONTENT as the explanation.</w:t>
+            </w:r>
+          </w:p>
+        </w:tc>
+      </w:tr>
+    </w:tbl>
+    <w:tbl>
+      <w:tblPr>
+        <w:tblW w:type="dxa" w:w="10080"/>
+        <w:tblBorders>
+          <w:top w:val="single" w:color="BFBFBF" w:sz="4"/>
+          <w:left w:val="none"/>
+          <w:bottom w:val="single" w:color="BFBFBF" w:sz="4"/>
+          <w:right w:val="none"/>
+          <w:insideH w:val="single" w:color="E2E2E2" w:sz="2"/>
+          <w:insideV w:val="none"/>
+        </w:tblBorders>
+      </w:tblPr>
+      <w:tblGrid>
+        <w:gridCol w:w="3200"/>
+        <w:gridCol w:w="2200"/>
+        <w:gridCol w:w="2600"/>
+        <w:gridCol w:w="2080"/>
+      </w:tblGrid>
+      <w:tr>
+        <w:trPr>
+          <w:tblHeader/>
+        </w:trPr>
+        <w:tc>
+          <w:tcPr>
+            <w:tcW w:type="dxa" w:w="3200"/>
+            <w:shd w:fill="DCE6F1" w:color="auto" w:val="clear"/>
+            <w:tcMar>
+              <w:top w:type="dxa" w:w="70"/>
+              <w:left w:type="dxa" w:w="100"/>
+              <w:bottom w:type="dxa" w:w="70"/>
+              <w:right w:type="dxa" w:w="100"/>
+            </w:tcMar>
+          </w:tcPr>
+          <w:p>
+            <w:pPr>
+              <w:spacing w:after="0" w:line="252"/>
+              <w:jc w:val="left"/>
+            </w:pPr>
+            <w:r>
+              <w:rPr>
+                <w:rFonts w:ascii="Calibri" w:cs="Calibri" w:eastAsia="Calibri" w:hAnsi="Calibri"/>
+                <w:b/>
+                <w:bCs/>
+                <w:color w:val="1A1A1A"/>
+                <w:sz w:val="18"/>
+                <w:szCs w:val="18"/>
+              </w:rPr>
+              <w:t xml:space="preserve">Arm</w:t>
+            </w:r>
+          </w:p>
+        </w:tc>
+        <w:tc>
+          <w:tcPr>
+            <w:tcW w:type="dxa" w:w="2200"/>
+            <w:shd w:fill="DCE6F1" w:color="auto" w:val="clear"/>
+            <w:tcMar>
+              <w:top w:type="dxa" w:w="70"/>
+              <w:left w:type="dxa" w:w="100"/>
+              <w:bottom w:type="dxa" w:w="70"/>
+              <w:right w:type="dxa" w:w="100"/>
+            </w:tcMar>
+          </w:tcPr>
+          <w:p>
+            <w:pPr>
+              <w:spacing w:after="0" w:line="252"/>
+              <w:jc w:val="center"/>
+            </w:pPr>
+            <w:r>
+              <w:rPr>
+                <w:rFonts w:ascii="Calibri" w:cs="Calibri" w:eastAsia="Calibri" w:hAnsi="Calibri"/>
+                <w:b/>
+                <w:bCs/>
+                <w:color w:val="1A1A1A"/>
+                <w:sz w:val="18"/>
+                <w:szCs w:val="18"/>
+              </w:rPr>
+              <w:t xml:space="preserve">Held-out mean</w:t>
+            </w:r>
+          </w:p>
+        </w:tc>
+        <w:tc>
+          <w:tcPr>
+            <w:tcW w:type="dxa" w:w="2600"/>
+            <w:shd w:fill="DCE6F1" w:color="auto" w:val="clear"/>
+            <w:tcMar>
+              <w:top w:type="dxa" w:w="70"/>
+              <w:left w:type="dxa" w:w="100"/>
+              <w:bottom w:type="dxa" w:w="70"/>
+              <w:right w:type="dxa" w:w="100"/>
+            </w:tcMar>
+          </w:tcPr>
+          <w:p>
+            <w:pPr>
+              <w:spacing w:after="0" w:line="252"/>
+              <w:jc w:val="center"/>
+            </w:pPr>
+            <w:r>
+              <w:rPr>
+                <w:rFonts w:ascii="Calibri" w:cs="Calibri" w:eastAsia="Calibri" w:hAnsi="Calibri"/>
+                <w:b/>
+                <w:bCs/>
+                <w:color w:val="1A1A1A"/>
+                <w:sz w:val="18"/>
+                <w:szCs w:val="18"/>
+              </w:rPr>
+              <w:t xml:space="preserve">Distance to v3 (0.888)</w:t>
+            </w:r>
+          </w:p>
+        </w:tc>
+        <w:tc>
+          <w:tcPr>
+            <w:tcW w:type="dxa" w:w="2080"/>
+            <w:shd w:fill="DCE6F1" w:color="auto" w:val="clear"/>
+            <w:tcMar>
+              <w:top w:type="dxa" w:w="70"/>
+              <w:left w:type="dxa" w:w="100"/>
+              <w:bottom w:type="dxa" w:w="70"/>
+              <w:right w:type="dxa" w:w="100"/>
+            </w:tcMar>
+          </w:tcPr>
+          <w:p>
+            <w:pPr>
+              <w:spacing w:after="0" w:line="252"/>
+              <w:jc w:val="center"/>
+            </w:pPr>
+            <w:r>
+              <w:rPr>
+                <w:rFonts w:ascii="Calibri" w:cs="Calibri" w:eastAsia="Calibri" w:hAnsi="Calibri"/>
+                <w:b/>
+                <w:bCs/>
+                <w:color w:val="1A1A1A"/>
+                <w:sz w:val="18"/>
+                <w:szCs w:val="18"/>
+              </w:rPr>
+              <w:t xml:space="preserve">Distance to v4 (0.820)</w:t>
+            </w:r>
+          </w:p>
+        </w:tc>
+      </w:tr>
+      <w:tr>
+        <w:tc>
+          <w:tcPr>
+            <w:tcW w:type="dxa" w:w="3200"/>
+            <w:tcMar>
+              <w:top w:type="dxa" w:w="70"/>
+              <w:left w:type="dxa" w:w="100"/>
+              <w:bottom w:type="dxa" w:w="70"/>
+              <w:right w:type="dxa" w:w="100"/>
+            </w:tcMar>
+          </w:tcPr>
+          <w:p>
+            <w:pPr>
+              <w:spacing w:after="0" w:line="252"/>
+              <w:jc w:val="left"/>
+            </w:pPr>
+            <w:r>
+              <w:rPr>
+                <w:rFonts w:ascii="Calibri" w:cs="Calibri" w:eastAsia="Calibri" w:hAnsi="Calibri"/>
+                <w:b/>
+                <w:bCs/>
+                <w:color w:val="1A1A1A"/>
+                <w:sz w:val="18"/>
+                <w:szCs w:val="18"/>
+              </w:rPr>
+              <w:t xml:space="preserve">v3 reference</w:t>
+            </w:r>
+          </w:p>
+        </w:tc>
+        <w:tc>
+          <w:tcPr>
+            <w:tcW w:type="dxa" w:w="2200"/>
+            <w:tcMar>
+              <w:top w:type="dxa" w:w="70"/>
+              <w:left w:type="dxa" w:w="100"/>
+              <w:bottom w:type="dxa" w:w="70"/>
+              <w:right w:type="dxa" w:w="100"/>
+            </w:tcMar>
+          </w:tcPr>
+          <w:p>
+            <w:pPr>
+              <w:spacing w:after="0" w:line="252"/>
+              <w:jc w:val="center"/>
+            </w:pPr>
+            <w:r>
+              <w:rPr>
+                <w:rFonts w:ascii="Calibri" w:cs="Calibri" w:eastAsia="Calibri" w:hAnsi="Calibri"/>
+                <w:b w:val="false"/>
+                <w:bCs w:val="false"/>
+                <w:color w:val="1A1A1A"/>
+                <w:sz w:val="18"/>
+                <w:szCs w:val="18"/>
+              </w:rPr>
+              <w:t xml:space="preserve">0.888</w:t>
+            </w:r>
+          </w:p>
+        </w:tc>
+        <w:tc>
+          <w:tcPr>
+            <w:tcW w:type="dxa" w:w="2600"/>
+            <w:tcMar>
+              <w:top w:type="dxa" w:w="70"/>
+              <w:left w:type="dxa" w:w="100"/>
+              <w:bottom w:type="dxa" w:w="70"/>
+              <w:right w:type="dxa" w:w="100"/>
+            </w:tcMar>
+          </w:tcPr>
+          <w:p>
+            <w:pPr>
+              <w:spacing w:after="0" w:line="252"/>
+              <w:jc w:val="center"/>
+            </w:pPr>
+            <w:r>
+              <w:rPr>
+                <w:rFonts w:ascii="Calibri" w:cs="Calibri" w:eastAsia="Calibri" w:hAnsi="Calibri"/>
+                <w:b w:val="false"/>
+                <w:bCs w:val="false"/>
+                <w:color w:val="1A1A1A"/>
+                <w:sz w:val="18"/>
+                <w:szCs w:val="18"/>
+              </w:rPr>
+              <w:t xml:space="preserve">—</w:t>
+            </w:r>
+          </w:p>
+        </w:tc>
+        <w:tc>
+          <w:tcPr>
+            <w:tcW w:type="dxa" w:w="2080"/>
+            <w:tcMar>
+              <w:top w:type="dxa" w:w="70"/>
+              <w:left w:type="dxa" w:w="100"/>
+              <w:bottom w:type="dxa" w:w="70"/>
+              <w:right w:type="dxa" w:w="100"/>
+            </w:tcMar>
+          </w:tcPr>
+          <w:p>
+            <w:pPr>
+              <w:spacing w:after="0" w:line="252"/>
+              <w:jc w:val="center"/>
+            </w:pPr>
+            <w:r>
+              <w:rPr>
+                <w:rFonts w:ascii="Calibri" w:cs="Calibri" w:eastAsia="Calibri" w:hAnsi="Calibri"/>
+                <w:b w:val="false"/>
+                <w:bCs w:val="false"/>
+                <w:color w:val="1A1A1A"/>
+                <w:sz w:val="18"/>
+                <w:szCs w:val="18"/>
+              </w:rPr>
+              <w:t xml:space="preserve">+0.069</w:t>
+            </w:r>
+          </w:p>
+        </w:tc>
+      </w:tr>
+      <w:tr>
+        <w:tc>
+          <w:tcPr>
+            <w:tcW w:type="dxa" w:w="3200"/>
+            <w:shd w:fill="F4F6F8" w:color="auto" w:val="clear"/>
+            <w:tcMar>
+              <w:top w:type="dxa" w:w="70"/>
+              <w:left w:type="dxa" w:w="100"/>
+              <w:bottom w:type="dxa" w:w="70"/>
+              <w:right w:type="dxa" w:w="100"/>
+            </w:tcMar>
+          </w:tcPr>
+          <w:p>
+            <w:pPr>
+              <w:spacing w:after="0" w:line="252"/>
+              <w:jc w:val="left"/>
+            </w:pPr>
+            <w:r>
+              <w:rPr>
+                <w:rFonts w:ascii="Calibri" w:cs="Calibri" w:eastAsia="Calibri" w:hAnsi="Calibri"/>
+                <w:b/>
+                <w:bCs/>
+                <w:color w:val="1A1A1A"/>
+                <w:sz w:val="18"/>
+                <w:szCs w:val="18"/>
+              </w:rPr>
+              <w:t xml:space="preserve">v4 (3-run mean)</w:t>
+            </w:r>
+          </w:p>
+        </w:tc>
+        <w:tc>
+          <w:tcPr>
+            <w:tcW w:type="dxa" w:w="2200"/>
+            <w:shd w:fill="F4F6F8" w:color="auto" w:val="clear"/>
+            <w:tcMar>
+              <w:top w:type="dxa" w:w="70"/>
+              <w:left w:type="dxa" w:w="100"/>
+              <w:bottom w:type="dxa" w:w="70"/>
+              <w:right w:type="dxa" w:w="100"/>
+            </w:tcMar>
+          </w:tcPr>
+          <w:p>
+            <w:pPr>
+              <w:spacing w:after="0" w:line="252"/>
+              <w:jc w:val="center"/>
+            </w:pPr>
+            <w:r>
+              <w:rPr>
+                <w:rFonts w:ascii="Calibri" w:cs="Calibri" w:eastAsia="Calibri" w:hAnsi="Calibri"/>
+                <w:b w:val="false"/>
+                <w:bCs w:val="false"/>
+                <w:color w:val="1A1A1A"/>
+                <w:sz w:val="18"/>
+                <w:szCs w:val="18"/>
+              </w:rPr>
+              <w:t xml:space="preserve">0.820</w:t>
+            </w:r>
+          </w:p>
+        </w:tc>
+        <w:tc>
+          <w:tcPr>
+            <w:tcW w:type="dxa" w:w="2600"/>
+            <w:shd w:fill="F4F6F8" w:color="auto" w:val="clear"/>
+            <w:tcMar>
+              <w:top w:type="dxa" w:w="70"/>
+              <w:left w:type="dxa" w:w="100"/>
+              <w:bottom w:type="dxa" w:w="70"/>
+              <w:right w:type="dxa" w:w="100"/>
+            </w:tcMar>
+          </w:tcPr>
+          <w:p>
+            <w:pPr>
+              <w:spacing w:after="0" w:line="252"/>
+              <w:jc w:val="center"/>
+            </w:pPr>
+            <w:r>
+              <w:rPr>
+                <w:rFonts w:ascii="Calibri" w:cs="Calibri" w:eastAsia="Calibri" w:hAnsi="Calibri"/>
+                <w:b w:val="false"/>
+                <w:bCs w:val="false"/>
+                <w:color w:val="1A1A1A"/>
+                <w:sz w:val="18"/>
+                <w:szCs w:val="18"/>
+              </w:rPr>
+              <w:t xml:space="preserve">−0.069</w:t>
+            </w:r>
+          </w:p>
+        </w:tc>
+        <w:tc>
+          <w:tcPr>
+            <w:tcW w:type="dxa" w:w="2080"/>
+            <w:shd w:fill="F4F6F8" w:color="auto" w:val="clear"/>
+            <w:tcMar>
+              <w:top w:type="dxa" w:w="70"/>
+              <w:left w:type="dxa" w:w="100"/>
+              <w:bottom w:type="dxa" w:w="70"/>
+              <w:right w:type="dxa" w:w="100"/>
+            </w:tcMar>
+          </w:tcPr>
+          <w:p>
+            <w:pPr>
+              <w:spacing w:after="0" w:line="252"/>
+              <w:jc w:val="center"/>
+            </w:pPr>
+            <w:r>
+              <w:rPr>
+                <w:rFonts w:ascii="Calibri" w:cs="Calibri" w:eastAsia="Calibri" w:hAnsi="Calibri"/>
+                <w:b w:val="false"/>
+                <w:bCs w:val="false"/>
+                <w:color w:val="1A1A1A"/>
+                <w:sz w:val="18"/>
+                <w:szCs w:val="18"/>
+              </w:rPr>
+              <w:t xml:space="preserve">—</w:t>
+            </w:r>
+          </w:p>
+        </w:tc>
+      </w:tr>
+      <w:tr>
+        <w:tc>
+          <w:tcPr>
+            <w:tcW w:type="dxa" w:w="3200"/>
+            <w:tcMar>
+              <w:top w:type="dxa" w:w="70"/>
+              <w:left w:type="dxa" w:w="100"/>
+              <w:bottom w:type="dxa" w:w="70"/>
+              <w:right w:type="dxa" w:w="100"/>
+            </w:tcMar>
+          </w:tcPr>
+          <w:p>
+            <w:pPr>
+              <w:spacing w:after="0" w:line="252"/>
+              <w:jc w:val="left"/>
+            </w:pPr>
+            <w:r>
+              <w:rPr>
+                <w:rFonts w:ascii="Calibri" w:cs="Calibri" w:eastAsia="Calibri" w:hAnsi="Calibri"/>
+                <w:b/>
+                <w:bCs/>
+                <w:color w:val="1A1A1A"/>
+                <w:sz w:val="18"/>
+                <w:szCs w:val="18"/>
+              </w:rPr>
+              <w:t xml:space="preserve">common9506</w:t>
+            </w:r>
+          </w:p>
+        </w:tc>
+        <w:tc>
+          <w:tcPr>
+            <w:tcW w:type="dxa" w:w="2200"/>
+            <w:tcMar>
+              <w:top w:type="dxa" w:w="70"/>
+              <w:left w:type="dxa" w:w="100"/>
+              <w:bottom w:type="dxa" w:w="70"/>
+              <w:right w:type="dxa" w:w="100"/>
+            </w:tcMar>
+          </w:tcPr>
+          <w:p>
+            <w:pPr>
+              <w:spacing w:after="0" w:line="252"/>
+              <w:jc w:val="center"/>
+            </w:pPr>
+            <w:r>
+              <w:rPr>
+                <w:rFonts w:ascii="Calibri" w:cs="Calibri" w:eastAsia="Calibri" w:hAnsi="Calibri"/>
+                <w:b w:val="false"/>
+                <w:bCs w:val="false"/>
+                <w:color w:val="1A1A1A"/>
+                <w:sz w:val="18"/>
+                <w:szCs w:val="18"/>
+              </w:rPr>
+              <w:t xml:space="preserve">0.837</w:t>
+            </w:r>
+          </w:p>
+        </w:tc>
+        <w:tc>
+          <w:tcPr>
+            <w:tcW w:type="dxa" w:w="2600"/>
+            <w:tcMar>
+              <w:top w:type="dxa" w:w="70"/>
+              <w:left w:type="dxa" w:w="100"/>
+              <w:bottom w:type="dxa" w:w="70"/>
+              <w:right w:type="dxa" w:w="100"/>
+            </w:tcMar>
+          </w:tcPr>
+          <w:p>
+            <w:pPr>
+              <w:spacing w:after="0" w:line="252"/>
+              <w:jc w:val="center"/>
+            </w:pPr>
+            <w:r>
+              <w:rPr>
+                <w:rFonts w:ascii="Calibri" w:cs="Calibri" w:eastAsia="Calibri" w:hAnsi="Calibri"/>
+                <w:b w:val="false"/>
+                <w:bCs w:val="false"/>
+                <w:color w:val="1A1A1A"/>
+                <w:sz w:val="18"/>
+                <w:szCs w:val="18"/>
+              </w:rPr>
+              <w:t xml:space="preserve">−0.051</w:t>
+            </w:r>
+          </w:p>
+        </w:tc>
+        <w:tc>
+          <w:tcPr>
+            <w:tcW w:type="dxa" w:w="2080"/>
+            <w:tcMar>
+              <w:top w:type="dxa" w:w="70"/>
+              <w:left w:type="dxa" w:w="100"/>
+              <w:bottom w:type="dxa" w:w="70"/>
+              <w:right w:type="dxa" w:w="100"/>
+            </w:tcMar>
+          </w:tcPr>
+          <w:p>
+            <w:pPr>
+              <w:spacing w:after="0" w:line="252"/>
+              <w:jc w:val="center"/>
+            </w:pPr>
+            <w:r>
+              <w:rPr>
+                <w:rFonts w:ascii="Calibri" w:cs="Calibri" w:eastAsia="Calibri" w:hAnsi="Calibri"/>
+                <w:b w:val="false"/>
+                <w:bCs w:val="false"/>
+                <w:color w:val="1A1A1A"/>
+                <w:sz w:val="18"/>
+                <w:szCs w:val="18"/>
+              </w:rPr>
+              <w:t xml:space="preserve">+0.018</w:t>
+            </w:r>
+          </w:p>
+        </w:tc>
+      </w:tr>
+      <w:tr>
+        <w:tc>
+          <w:tcPr>
+            <w:tcW w:type="dxa" w:w="3200"/>
+            <w:shd w:fill="F4F6F8" w:color="auto" w:val="clear"/>
+            <w:tcMar>
+              <w:top w:type="dxa" w:w="70"/>
+              <w:left w:type="dxa" w:w="100"/>
+              <w:bottom w:type="dxa" w:w="70"/>
+              <w:right w:type="dxa" w:w="100"/>
+            </w:tcMar>
+          </w:tcPr>
+          <w:p>
+            <w:pPr>
+              <w:spacing w:after="0" w:line="252"/>
+              <w:jc w:val="left"/>
+            </w:pPr>
+            <w:r>
+              <w:rPr>
+                <w:rFonts w:ascii="Calibri" w:cs="Calibri" w:eastAsia="Calibri" w:hAnsi="Calibri"/>
+                <w:b/>
+                <w:bCs/>
+                <w:color w:val="1A1A1A"/>
+                <w:sz w:val="18"/>
+                <w:szCs w:val="18"/>
+              </w:rPr>
+              <w:t xml:space="preserve">v3rand9506 control</w:t>
+            </w:r>
+          </w:p>
+        </w:tc>
+        <w:tc>
+          <w:tcPr>
+            <w:tcW w:type="dxa" w:w="2200"/>
+            <w:shd w:fill="F4F6F8" w:color="auto" w:val="clear"/>
+            <w:tcMar>
+              <w:top w:type="dxa" w:w="70"/>
+              <w:left w:type="dxa" w:w="100"/>
+              <w:bottom w:type="dxa" w:w="70"/>
+              <w:right w:type="dxa" w:w="100"/>
+            </w:tcMar>
+          </w:tcPr>
+          <w:p>
+            <w:pPr>
+              <w:spacing w:after="0" w:line="252"/>
+              <w:jc w:val="center"/>
+            </w:pPr>
+            <w:r>
+              <w:rPr>
+                <w:rFonts w:ascii="Calibri" w:cs="Calibri" w:eastAsia="Calibri" w:hAnsi="Calibri"/>
+                <w:b w:val="false"/>
+                <w:bCs w:val="false"/>
+                <w:color w:val="1A1A1A"/>
+                <w:sz w:val="18"/>
+                <w:szCs w:val="18"/>
+              </w:rPr>
+              <w:t xml:space="preserve">0.836</w:t>
+            </w:r>
+          </w:p>
+        </w:tc>
+        <w:tc>
+          <w:tcPr>
+            <w:tcW w:type="dxa" w:w="2600"/>
+            <w:shd w:fill="F4F6F8" w:color="auto" w:val="clear"/>
+            <w:tcMar>
+              <w:top w:type="dxa" w:w="70"/>
+              <w:left w:type="dxa" w:w="100"/>
+              <w:bottom w:type="dxa" w:w="70"/>
+              <w:right w:type="dxa" w:w="100"/>
+            </w:tcMar>
+          </w:tcPr>
+          <w:p>
+            <w:pPr>
+              <w:spacing w:after="0" w:line="252"/>
+              <w:jc w:val="center"/>
+            </w:pPr>
+            <w:r>
+              <w:rPr>
+                <w:rFonts w:ascii="Calibri" w:cs="Calibri" w:eastAsia="Calibri" w:hAnsi="Calibri"/>
+                <w:b w:val="false"/>
+                <w:bCs w:val="false"/>
+                <w:color w:val="1A1A1A"/>
+                <w:sz w:val="18"/>
+                <w:szCs w:val="18"/>
+              </w:rPr>
+              <w:t xml:space="preserve">−0.052</w:t>
+            </w:r>
+          </w:p>
+        </w:tc>
+        <w:tc>
+          <w:tcPr>
+            <w:tcW w:type="dxa" w:w="2080"/>
+            <w:shd w:fill="F4F6F8" w:color="auto" w:val="clear"/>
+            <w:tcMar>
+              <w:top w:type="dxa" w:w="70"/>
+              <w:left w:type="dxa" w:w="100"/>
+              <w:bottom w:type="dxa" w:w="70"/>
+              <w:right w:type="dxa" w:w="100"/>
+            </w:tcMar>
+          </w:tcPr>
+          <w:p>
+            <w:pPr>
+              <w:spacing w:after="0" w:line="252"/>
+              <w:jc w:val="center"/>
+            </w:pPr>
+            <w:r>
+              <w:rPr>
+                <w:rFonts w:ascii="Calibri" w:cs="Calibri" w:eastAsia="Calibri" w:hAnsi="Calibri"/>
+                <w:b w:val="false"/>
+                <w:bCs w:val="false"/>
+                <w:color w:val="1A1A1A"/>
+                <w:sz w:val="18"/>
+                <w:szCs w:val="18"/>
+              </w:rPr>
+              <w:t xml:space="preserve">+0.017</w:t>
+            </w:r>
+          </w:p>
+        </w:tc>
+      </w:tr>
+    </w:tbl>
+    <w:p>
+      <w:pPr>
+        <w:keepLines/>
+        <w:spacing w:after="220" w:before="60"/>
+      </w:pPr>
+      <w:r>
+        <w:rPr>
+          <w:rFonts w:ascii="Calibri" w:cs="Calibri" w:eastAsia="Calibri" w:hAnsi="Calibri"/>
+          <w:i/>
+          <w:iCs/>
+          <w:color w:val="5C5C5C"/>
+          <w:sz w:val="17"/>
+          <w:szCs w:val="17"/>
+        </w:rPr>
+        <w:t xml:space="preserve">Table 23. Both ablation arms sit close to the version-4 mean (well inside the 0.020 noise floor) and clearly below version 3 (0.051, outside it).</w:t>
+      </w:r>
+    </w:p>
+    <w:p>
+      <w:pPr>
+        <w:spacing w:after="120" w:line="276"/>
+      </w:pPr>
+      <w:r>
+        <w:rPr>
+          <w:rFonts w:ascii="Calibri" w:cs="Calibri" w:eastAsia="Calibri" w:hAnsi="Calibri"/>
+          <w:color w:val="1A1A1A"/>
+          <w:sz w:val="21"/>
+          <w:szCs w:val="21"/>
+        </w:rPr>
+        <w:t xml:space="preserve">The decisive comparison is common9506 against the control, not either arm against version 3 or version 4 in isolation. If dropping an arbitrary 164 rows lands in the same place as dropping the specific 164 that differ between corpora, the content of those rows has not been shown to matter.</w:t>
+      </w:r>
+    </w:p>
+    <w:p>
+      <w:pPr>
+        <w:spacing w:after="40" w:before="100"/>
+        <w:jc w:val="center"/>
+      </w:pPr>
+      <w:r>
+        <w:drawing>
+          <wp:inline distT="0" distB="0" distL="0" distR="0">
+            <wp:extent cx="6305550" cy="2209800"/>
+            <wp:effectExtent t="0" r="0" b="0" l="0"/>
+            <wp:docPr id="1" name="" descr="" title=""/>
+            <wp:cNvGraphicFramePr>
+              <a:graphicFrameLocks xmlns:a="http://schemas.openxmlformats.org/drawingml/2006/main" noChangeAspect="1"/>
+            </wp:cNvGraphicFramePr>
+            <a:graphic xmlns:a="http://schemas.openxmlformats.org/drawingml/2006/main">
+              <a:graphicData uri="http://schemas.openxmlformats.org/drawingml/2006/picture">
+                <pic:pic xmlns:pic="http://schemas.openxmlformats.org/drawingml/2006/picture">
+                  <pic:nvPicPr>
+                    <pic:cNvPr id="0" name="" descr=""/>
+                    <pic:cNvPicPr>
+                      <a:picLocks noChangeAspect="1" noChangeArrowheads="1"/>
+                    </pic:cNvPicPr>
+                  </pic:nvPicPr>
+                  <pic:blipFill>
+                    <a:blip r:embed="rId18" cstate="none"/>
+                    <a:srcRect/>
+                    <a:stretch>
+                      <a:fillRect/>
+                    </a:stretch>
+                  </pic:blipFill>
+                  <pic:spPr bwMode="auto">
+                    <a:xfrm>
+                      <a:off x="0" y="0"/>
+                      <a:ext cx="6305550" cy="2209800"/>
+                    </a:xfrm>
+                    <a:prstGeom prst="rect">
+                      <a:avLst/>
+                    </a:prstGeom>
+                  </pic:spPr>
+                </pic:pic>
+              </a:graphicData>
+            </a:graphic>
+          </wp:inline>
+        </w:drawing>
+      </w:r>
+    </w:p>
+    <w:p>
+      <w:pPr>
+        <w:keepLines/>
+        <w:spacing w:after="220" w:before="60"/>
+      </w:pPr>
+      <w:r>
+        <w:rPr>
+          <w:rFonts w:ascii="Calibri" w:cs="Calibri" w:eastAsia="Calibri" w:hAnsi="Calibri"/>
+          <w:i/>
+          <w:iCs/>
+          <w:color w:val="5C5C5C"/>
+          <w:sz w:val="17"/>
+          <w:szCs w:val="17"/>
+        </w:rPr>
+        <w:t xml:space="preserve">Figure 10. Left: both ablation arms land near version 4, not version 3. Middle: the decisive test — common versus control, per target. Right: where that leaves the two live hypotheses.</w:t>
+      </w:r>
+    </w:p>
+    <w:tbl>
+      <w:tblPr>
+        <w:tblW w:type="dxa" w:w="10080"/>
+        <w:tblBorders>
+          <w:top w:val="single" w:color="BFBFBF" w:sz="4"/>
+          <w:left w:val="none"/>
+          <w:bottom w:val="single" w:color="BFBFBF" w:sz="4"/>
+          <w:right w:val="none"/>
+          <w:insideH w:val="single" w:color="E2E2E2" w:sz="2"/>
+          <w:insideV w:val="none"/>
+        </w:tblBorders>
+      </w:tblPr>
+      <w:tblGrid>
+        <w:gridCol w:w="3200"/>
+        <w:gridCol w:w="2360"/>
+        <w:gridCol w:w="2360"/>
+        <w:gridCol w:w="2160"/>
+      </w:tblGrid>
+      <w:tr>
+        <w:trPr>
+          <w:tblHeader/>
+        </w:trPr>
+        <w:tc>
+          <w:tcPr>
+            <w:tcW w:type="dxa" w:w="3200"/>
+            <w:shd w:fill="DCE6F1" w:color="auto" w:val="clear"/>
+            <w:tcMar>
+              <w:top w:type="dxa" w:w="70"/>
+              <w:left w:type="dxa" w:w="100"/>
+              <w:bottom w:type="dxa" w:w="70"/>
+              <w:right w:type="dxa" w:w="100"/>
+            </w:tcMar>
+          </w:tcPr>
+          <w:p>
+            <w:pPr>
+              <w:spacing w:after="0" w:line="252"/>
+              <w:jc w:val="left"/>
+            </w:pPr>
+            <w:r>
+              <w:rPr>
+                <w:rFonts w:ascii="Calibri" w:cs="Calibri" w:eastAsia="Calibri" w:hAnsi="Calibri"/>
+                <w:b/>
+                <w:bCs/>
+                <w:color w:val="1A1A1A"/>
+                <w:sz w:val="18"/>
+                <w:szCs w:val="18"/>
+              </w:rPr>
+              <w:t xml:space="preserve">Target</w:t>
+            </w:r>
+          </w:p>
+        </w:tc>
+        <w:tc>
+          <w:tcPr>
+            <w:tcW w:type="dxa" w:w="2360"/>
+            <w:shd w:fill="DCE6F1" w:color="auto" w:val="clear"/>
+            <w:tcMar>
+              <w:top w:type="dxa" w:w="70"/>
+              <w:left w:type="dxa" w:w="100"/>
+              <w:bottom w:type="dxa" w:w="70"/>
+              <w:right w:type="dxa" w:w="100"/>
+            </w:tcMar>
+          </w:tcPr>
+          <w:p>
+            <w:pPr>
+              <w:spacing w:after="0" w:line="252"/>
+              <w:jc w:val="center"/>
+            </w:pPr>
+            <w:r>
+              <w:rPr>
+                <w:rFonts w:ascii="Calibri" w:cs="Calibri" w:eastAsia="Calibri" w:hAnsi="Calibri"/>
+                <w:b/>
+                <w:bCs/>
+                <w:color w:val="1A1A1A"/>
+                <w:sz w:val="18"/>
+                <w:szCs w:val="18"/>
+              </w:rPr>
+              <w:t xml:space="preserve">common9506</w:t>
+            </w:r>
+          </w:p>
+        </w:tc>
+        <w:tc>
+          <w:tcPr>
+            <w:tcW w:type="dxa" w:w="2360"/>
+            <w:shd w:fill="DCE6F1" w:color="auto" w:val="clear"/>
+            <w:tcMar>
+              <w:top w:type="dxa" w:w="70"/>
+              <w:left w:type="dxa" w:w="100"/>
+              <w:bottom w:type="dxa" w:w="70"/>
+              <w:right w:type="dxa" w:w="100"/>
+            </w:tcMar>
+          </w:tcPr>
+          <w:p>
+            <w:pPr>
+              <w:spacing w:after="0" w:line="252"/>
+              <w:jc w:val="center"/>
+            </w:pPr>
+            <w:r>
+              <w:rPr>
+                <w:rFonts w:ascii="Calibri" w:cs="Calibri" w:eastAsia="Calibri" w:hAnsi="Calibri"/>
+                <w:b/>
+                <w:bCs/>
+                <w:color w:val="1A1A1A"/>
+                <w:sz w:val="18"/>
+                <w:szCs w:val="18"/>
+              </w:rPr>
+              <w:t xml:space="preserve">control</w:t>
+            </w:r>
+          </w:p>
+        </w:tc>
+        <w:tc>
+          <w:tcPr>
+            <w:tcW w:type="dxa" w:w="2160"/>
+            <w:shd w:fill="DCE6F1" w:color="auto" w:val="clear"/>
+            <w:tcMar>
+              <w:top w:type="dxa" w:w="70"/>
+              <w:left w:type="dxa" w:w="100"/>
+              <w:bottom w:type="dxa" w:w="70"/>
+              <w:right w:type="dxa" w:w="100"/>
+            </w:tcMar>
+          </w:tcPr>
+          <w:p>
+            <w:pPr>
+              <w:spacing w:after="0" w:line="252"/>
+              <w:jc w:val="center"/>
+            </w:pPr>
+            <w:r>
+              <w:rPr>
+                <w:rFonts w:ascii="Calibri" w:cs="Calibri" w:eastAsia="Calibri" w:hAnsi="Calibri"/>
+                <w:b/>
+                <w:bCs/>
+                <w:color w:val="1A1A1A"/>
+                <w:sz w:val="18"/>
+                <w:szCs w:val="18"/>
+              </w:rPr>
+              <w:t xml:space="preserve">|difference|</w:t>
+            </w:r>
+          </w:p>
+        </w:tc>
+      </w:tr>
+      <w:tr>
+        <w:tc>
+          <w:tcPr>
+            <w:tcW w:type="dxa" w:w="3200"/>
+            <w:tcMar>
+              <w:top w:type="dxa" w:w="70"/>
+              <w:left w:type="dxa" w:w="100"/>
+              <w:bottom w:type="dxa" w:w="70"/>
+              <w:right w:type="dxa" w:w="100"/>
+            </w:tcMar>
+          </w:tcPr>
+          <w:p>
+            <w:pPr>
+              <w:spacing w:after="0" w:line="252"/>
+              <w:jc w:val="left"/>
+            </w:pPr>
+            <w:r>
+              <w:rPr>
+                <w:rFonts w:ascii="Calibri" w:cs="Calibri" w:eastAsia="Calibri" w:hAnsi="Calibri"/>
+                <w:b/>
+                <w:bCs/>
+                <w:color w:val="1A1A1A"/>
+                <w:sz w:val="18"/>
+                <w:szCs w:val="18"/>
+              </w:rPr>
+              <w:t xml:space="preserve">Barth</w:t>
+            </w:r>
+          </w:p>
+        </w:tc>
+        <w:tc>
+          <w:tcPr>
+            <w:tcW w:type="dxa" w:w="2360"/>
+            <w:tcMar>
+              <w:top w:type="dxa" w:w="70"/>
+              <w:left w:type="dxa" w:w="100"/>
+              <w:bottom w:type="dxa" w:w="70"/>
+              <w:right w:type="dxa" w:w="100"/>
+            </w:tcMar>
+          </w:tcPr>
+          <w:p>
+            <w:pPr>
+              <w:spacing w:after="0" w:line="252"/>
+              <w:jc w:val="center"/>
+            </w:pPr>
+            <w:r>
+              <w:rPr>
+                <w:rFonts w:ascii="Calibri" w:cs="Calibri" w:eastAsia="Calibri" w:hAnsi="Calibri"/>
+                <w:b w:val="false"/>
+                <w:bCs w:val="false"/>
+                <w:color w:val="1A1A1A"/>
+                <w:sz w:val="18"/>
+                <w:szCs w:val="18"/>
+              </w:rPr>
+              <w:t xml:space="preserve">0.691</w:t>
+            </w:r>
+          </w:p>
+        </w:tc>
+        <w:tc>
+          <w:tcPr>
+            <w:tcW w:type="dxa" w:w="2360"/>
+            <w:tcMar>
+              <w:top w:type="dxa" w:w="70"/>
+              <w:left w:type="dxa" w:w="100"/>
+              <w:bottom w:type="dxa" w:w="70"/>
+              <w:right w:type="dxa" w:w="100"/>
+            </w:tcMar>
+          </w:tcPr>
+          <w:p>
+            <w:pPr>
+              <w:spacing w:after="0" w:line="252"/>
+              <w:jc w:val="center"/>
+            </w:pPr>
+            <w:r>
+              <w:rPr>
+                <w:rFonts w:ascii="Calibri" w:cs="Calibri" w:eastAsia="Calibri" w:hAnsi="Calibri"/>
+                <w:b w:val="false"/>
+                <w:bCs w:val="false"/>
+                <w:color w:val="1A1A1A"/>
+                <w:sz w:val="18"/>
+                <w:szCs w:val="18"/>
+              </w:rPr>
+              <w:t xml:space="preserve">0.713</w:t>
+            </w:r>
+          </w:p>
+        </w:tc>
+        <w:tc>
+          <w:tcPr>
+            <w:tcW w:type="dxa" w:w="2160"/>
+            <w:tcMar>
+              <w:top w:type="dxa" w:w="70"/>
+              <w:left w:type="dxa" w:w="100"/>
+              <w:bottom w:type="dxa" w:w="70"/>
+              <w:right w:type="dxa" w:w="100"/>
+            </w:tcMar>
+          </w:tcPr>
+          <w:p>
+            <w:pPr>
+              <w:spacing w:after="0" w:line="252"/>
+              <w:jc w:val="center"/>
+            </w:pPr>
+            <w:r>
+              <w:rPr>
+                <w:rFonts w:ascii="Calibri" w:cs="Calibri" w:eastAsia="Calibri" w:hAnsi="Calibri"/>
+                <w:b w:val="false"/>
+                <w:bCs w:val="false"/>
+                <w:color w:val="1A1A1A"/>
+                <w:sz w:val="18"/>
+                <w:szCs w:val="18"/>
+              </w:rPr>
+              <w:t xml:space="preserve">0.022</w:t>
+            </w:r>
+          </w:p>
+        </w:tc>
+      </w:tr>
+      <w:tr>
+        <w:tc>
+          <w:tcPr>
+            <w:tcW w:type="dxa" w:w="3200"/>
+            <w:shd w:fill="F4F6F8" w:color="auto" w:val="clear"/>
+            <w:tcMar>
+              <w:top w:type="dxa" w:w="70"/>
+              <w:left w:type="dxa" w:w="100"/>
+              <w:bottom w:type="dxa" w:w="70"/>
+              <w:right w:type="dxa" w:w="100"/>
+            </w:tcMar>
+          </w:tcPr>
+          <w:p>
+            <w:pPr>
+              <w:spacing w:after="0" w:line="252"/>
+              <w:jc w:val="left"/>
+            </w:pPr>
+            <w:r>
+              <w:rPr>
+                <w:rFonts w:ascii="Calibri" w:cs="Calibri" w:eastAsia="Calibri" w:hAnsi="Calibri"/>
+                <w:b/>
+                <w:bCs/>
+                <w:color w:val="1A1A1A"/>
+                <w:sz w:val="18"/>
+                <w:szCs w:val="18"/>
+              </w:rPr>
+              <w:t xml:space="preserve">MTBLS326</w:t>
+            </w:r>
+          </w:p>
+        </w:tc>
+        <w:tc>
+          <w:tcPr>
+            <w:tcW w:type="dxa" w:w="2360"/>
+            <w:shd w:fill="F4F6F8" w:color="auto" w:val="clear"/>
+            <w:tcMar>
+              <w:top w:type="dxa" w:w="70"/>
+              <w:left w:type="dxa" w:w="100"/>
+              <w:bottom w:type="dxa" w:w="70"/>
+              <w:right w:type="dxa" w:w="100"/>
+            </w:tcMar>
+          </w:tcPr>
+          <w:p>
+            <w:pPr>
+              <w:spacing w:after="0" w:line="252"/>
+              <w:jc w:val="center"/>
+            </w:pPr>
+            <w:r>
+              <w:rPr>
+                <w:rFonts w:ascii="Calibri" w:cs="Calibri" w:eastAsia="Calibri" w:hAnsi="Calibri"/>
+                <w:b w:val="false"/>
+                <w:bCs w:val="false"/>
+                <w:color w:val="1A1A1A"/>
+                <w:sz w:val="18"/>
+                <w:szCs w:val="18"/>
+              </w:rPr>
+              <w:t xml:space="preserve">0.963</w:t>
+            </w:r>
+          </w:p>
+        </w:tc>
+        <w:tc>
+          <w:tcPr>
+            <w:tcW w:type="dxa" w:w="2360"/>
+            <w:shd w:fill="F4F6F8" w:color="auto" w:val="clear"/>
+            <w:tcMar>
+              <w:top w:type="dxa" w:w="70"/>
+              <w:left w:type="dxa" w:w="100"/>
+              <w:bottom w:type="dxa" w:w="70"/>
+              <w:right w:type="dxa" w:w="100"/>
+            </w:tcMar>
+          </w:tcPr>
+          <w:p>
+            <w:pPr>
+              <w:spacing w:after="0" w:line="252"/>
+              <w:jc w:val="center"/>
+            </w:pPr>
+            <w:r>
+              <w:rPr>
+                <w:rFonts w:ascii="Calibri" w:cs="Calibri" w:eastAsia="Calibri" w:hAnsi="Calibri"/>
+                <w:b w:val="false"/>
+                <w:bCs w:val="false"/>
+                <w:color w:val="1A1A1A"/>
+                <w:sz w:val="18"/>
+                <w:szCs w:val="18"/>
+              </w:rPr>
+              <w:t xml:space="preserve">0.963</w:t>
+            </w:r>
+          </w:p>
+        </w:tc>
+        <w:tc>
+          <w:tcPr>
+            <w:tcW w:type="dxa" w:w="2160"/>
+            <w:shd w:fill="F4F6F8" w:color="auto" w:val="clear"/>
+            <w:tcMar>
+              <w:top w:type="dxa" w:w="70"/>
+              <w:left w:type="dxa" w:w="100"/>
+              <w:bottom w:type="dxa" w:w="70"/>
+              <w:right w:type="dxa" w:w="100"/>
+            </w:tcMar>
+          </w:tcPr>
+          <w:p>
+            <w:pPr>
+              <w:spacing w:after="0" w:line="252"/>
+              <w:jc w:val="center"/>
+            </w:pPr>
+            <w:r>
+              <w:rPr>
+                <w:rFonts w:ascii="Calibri" w:cs="Calibri" w:eastAsia="Calibri" w:hAnsi="Calibri"/>
+                <w:b w:val="false"/>
+                <w:bCs w:val="false"/>
+                <w:color w:val="1A1A1A"/>
+                <w:sz w:val="18"/>
+                <w:szCs w:val="18"/>
+              </w:rPr>
+              <w:t xml:space="preserve">0.000</w:t>
+            </w:r>
+          </w:p>
+        </w:tc>
+      </w:tr>
+      <w:tr>
+        <w:tc>
+          <w:tcPr>
+            <w:tcW w:type="dxa" w:w="3200"/>
+            <w:tcMar>
+              <w:top w:type="dxa" w:w="70"/>
+              <w:left w:type="dxa" w:w="100"/>
+              <w:bottom w:type="dxa" w:w="70"/>
+              <w:right w:type="dxa" w:w="100"/>
+            </w:tcMar>
+          </w:tcPr>
+          <w:p>
+            <w:pPr>
+              <w:spacing w:after="0" w:line="252"/>
+              <w:jc w:val="left"/>
+            </w:pPr>
+            <w:r>
+              <w:rPr>
+                <w:rFonts w:ascii="Calibri" w:cs="Calibri" w:eastAsia="Calibri" w:hAnsi="Calibri"/>
+                <w:b/>
+                <w:bCs/>
+                <w:color w:val="1A1A1A"/>
+                <w:sz w:val="18"/>
+                <w:szCs w:val="18"/>
+              </w:rPr>
+              <w:t xml:space="preserve">BrC-T2D cancer</w:t>
+            </w:r>
+          </w:p>
+        </w:tc>
+        <w:tc>
+          <w:tcPr>
+            <w:tcW w:type="dxa" w:w="2360"/>
+            <w:tcMar>
+              <w:top w:type="dxa" w:w="70"/>
+              <w:left w:type="dxa" w:w="100"/>
+              <w:bottom w:type="dxa" w:w="70"/>
+              <w:right w:type="dxa" w:w="100"/>
+            </w:tcMar>
+          </w:tcPr>
+          <w:p>
+            <w:pPr>
+              <w:spacing w:after="0" w:line="252"/>
+              <w:jc w:val="center"/>
+            </w:pPr>
+            <w:r>
+              <w:rPr>
+                <w:rFonts w:ascii="Calibri" w:cs="Calibri" w:eastAsia="Calibri" w:hAnsi="Calibri"/>
+                <w:b w:val="false"/>
+                <w:bCs w:val="false"/>
+                <w:color w:val="1A1A1A"/>
+                <w:sz w:val="18"/>
+                <w:szCs w:val="18"/>
+              </w:rPr>
+              <w:t xml:space="preserve">0.858</w:t>
+            </w:r>
+          </w:p>
+        </w:tc>
+        <w:tc>
+          <w:tcPr>
+            <w:tcW w:type="dxa" w:w="2360"/>
+            <w:tcMar>
+              <w:top w:type="dxa" w:w="70"/>
+              <w:left w:type="dxa" w:w="100"/>
+              <w:bottom w:type="dxa" w:w="70"/>
+              <w:right w:type="dxa" w:w="100"/>
+            </w:tcMar>
+          </w:tcPr>
+          <w:p>
+            <w:pPr>
+              <w:spacing w:after="0" w:line="252"/>
+              <w:jc w:val="center"/>
+            </w:pPr>
+            <w:r>
+              <w:rPr>
+                <w:rFonts w:ascii="Calibri" w:cs="Calibri" w:eastAsia="Calibri" w:hAnsi="Calibri"/>
+                <w:b w:val="false"/>
+                <w:bCs w:val="false"/>
+                <w:color w:val="1A1A1A"/>
+                <w:sz w:val="18"/>
+                <w:szCs w:val="18"/>
+              </w:rPr>
+              <w:t xml:space="preserve">0.834</w:t>
+            </w:r>
+          </w:p>
+        </w:tc>
+        <w:tc>
+          <w:tcPr>
+            <w:tcW w:type="dxa" w:w="2160"/>
+            <w:tcMar>
+              <w:top w:type="dxa" w:w="70"/>
+              <w:left w:type="dxa" w:w="100"/>
+              <w:bottom w:type="dxa" w:w="70"/>
+              <w:right w:type="dxa" w:w="100"/>
+            </w:tcMar>
+          </w:tcPr>
+          <w:p>
+            <w:pPr>
+              <w:spacing w:after="0" w:line="252"/>
+              <w:jc w:val="center"/>
+            </w:pPr>
+            <w:r>
+              <w:rPr>
+                <w:rFonts w:ascii="Calibri" w:cs="Calibri" w:eastAsia="Calibri" w:hAnsi="Calibri"/>
+                <w:b w:val="false"/>
+                <w:bCs w:val="false"/>
+                <w:color w:val="1A1A1A"/>
+                <w:sz w:val="18"/>
+                <w:szCs w:val="18"/>
+              </w:rPr>
+              <w:t xml:space="preserve">0.024</w:t>
+            </w:r>
+          </w:p>
+        </w:tc>
+      </w:tr>
+      <w:tr>
+        <w:tc>
+          <w:tcPr>
+            <w:tcW w:type="dxa" w:w="3200"/>
+            <w:shd w:fill="F4F6F8" w:color="auto" w:val="clear"/>
+            <w:tcMar>
+              <w:top w:type="dxa" w:w="70"/>
+              <w:left w:type="dxa" w:w="100"/>
+              <w:bottom w:type="dxa" w:w="70"/>
+              <w:right w:type="dxa" w:w="100"/>
+            </w:tcMar>
+          </w:tcPr>
+          <w:p>
+            <w:pPr>
+              <w:spacing w:after="0" w:line="252"/>
+              <w:jc w:val="left"/>
+            </w:pPr>
+            <w:r>
+              <w:rPr>
+                <w:rFonts w:ascii="Calibri" w:cs="Calibri" w:eastAsia="Calibri" w:hAnsi="Calibri"/>
+                <w:b/>
+                <w:bCs/>
+                <w:color w:val="1A1A1A"/>
+                <w:sz w:val="18"/>
+                <w:szCs w:val="18"/>
+              </w:rPr>
+              <w:t xml:space="preserve">MTBLS563</w:t>
+            </w:r>
+          </w:p>
+        </w:tc>
+        <w:tc>
+          <w:tcPr>
+            <w:tcW w:type="dxa" w:w="2360"/>
+            <w:shd w:fill="F4F6F8" w:color="auto" w:val="clear"/>
+            <w:tcMar>
+              <w:top w:type="dxa" w:w="70"/>
+              <w:left w:type="dxa" w:w="100"/>
+              <w:bottom w:type="dxa" w:w="70"/>
+              <w:right w:type="dxa" w:w="100"/>
+            </w:tcMar>
+          </w:tcPr>
+          <w:p>
+            <w:pPr>
+              <w:spacing w:after="0" w:line="252"/>
+              <w:jc w:val="center"/>
+            </w:pPr>
+            <w:r>
+              <w:rPr>
+                <w:rFonts w:ascii="Calibri" w:cs="Calibri" w:eastAsia="Calibri" w:hAnsi="Calibri"/>
+                <w:b w:val="false"/>
+                <w:bCs w:val="false"/>
+                <w:color w:val="1A1A1A"/>
+                <w:sz w:val="18"/>
+                <w:szCs w:val="18"/>
+              </w:rPr>
+              <w:t xml:space="preserve">0.591</w:t>
+            </w:r>
+          </w:p>
+        </w:tc>
+        <w:tc>
+          <w:tcPr>
+            <w:tcW w:type="dxa" w:w="2360"/>
+            <w:shd w:fill="F4F6F8" w:color="auto" w:val="clear"/>
+            <w:tcMar>
+              <w:top w:type="dxa" w:w="70"/>
+              <w:left w:type="dxa" w:w="100"/>
+              <w:bottom w:type="dxa" w:w="70"/>
+              <w:right w:type="dxa" w:w="100"/>
+            </w:tcMar>
+          </w:tcPr>
+          <w:p>
+            <w:pPr>
+              <w:spacing w:after="0" w:line="252"/>
+              <w:jc w:val="center"/>
+            </w:pPr>
+            <w:r>
+              <w:rPr>
+                <w:rFonts w:ascii="Calibri" w:cs="Calibri" w:eastAsia="Calibri" w:hAnsi="Calibri"/>
+                <w:b w:val="false"/>
+                <w:bCs w:val="false"/>
+                <w:color w:val="1A1A1A"/>
+                <w:sz w:val="18"/>
+                <w:szCs w:val="18"/>
+              </w:rPr>
+              <w:t xml:space="preserve">0.618</w:t>
+            </w:r>
+          </w:p>
+        </w:tc>
+        <w:tc>
+          <w:tcPr>
+            <w:tcW w:type="dxa" w:w="2160"/>
+            <w:shd w:fill="F4F6F8" w:color="auto" w:val="clear"/>
+            <w:tcMar>
+              <w:top w:type="dxa" w:w="70"/>
+              <w:left w:type="dxa" w:w="100"/>
+              <w:bottom w:type="dxa" w:w="70"/>
+              <w:right w:type="dxa" w:w="100"/>
+            </w:tcMar>
+          </w:tcPr>
+          <w:p>
+            <w:pPr>
+              <w:spacing w:after="0" w:line="252"/>
+              <w:jc w:val="center"/>
+            </w:pPr>
+            <w:r>
+              <w:rPr>
+                <w:rFonts w:ascii="Calibri" w:cs="Calibri" w:eastAsia="Calibri" w:hAnsi="Calibri"/>
+                <w:b w:val="false"/>
+                <w:bCs w:val="false"/>
+                <w:color w:val="1A1A1A"/>
+                <w:sz w:val="18"/>
+                <w:szCs w:val="18"/>
+              </w:rPr>
+              <w:t xml:space="preserve">0.028</w:t>
+            </w:r>
+          </w:p>
+        </w:tc>
+      </w:tr>
+      <w:tr>
+        <w:tc>
+          <w:tcPr>
+            <w:tcW w:type="dxa" w:w="3200"/>
+            <w:tcMar>
+              <w:top w:type="dxa" w:w="70"/>
+              <w:left w:type="dxa" w:w="100"/>
+              <w:bottom w:type="dxa" w:w="70"/>
+              <w:right w:type="dxa" w:w="100"/>
+            </w:tcMar>
+          </w:tcPr>
+          <w:p>
+            <w:pPr>
+              <w:spacing w:after="0" w:line="252"/>
+              <w:jc w:val="left"/>
+            </w:pPr>
+            <w:r>
+              <w:rPr>
+                <w:rFonts w:ascii="Calibri" w:cs="Calibri" w:eastAsia="Calibri" w:hAnsi="Calibri"/>
+                <w:b/>
+                <w:bCs/>
+                <w:color w:val="1A1A1A"/>
+                <w:sz w:val="18"/>
+                <w:szCs w:val="18"/>
+              </w:rPr>
+              <w:t xml:space="preserve">BrC-T2D diabetes</w:t>
+            </w:r>
+          </w:p>
+        </w:tc>
+        <w:tc>
+          <w:tcPr>
+            <w:tcW w:type="dxa" w:w="2360"/>
+            <w:tcMar>
+              <w:top w:type="dxa" w:w="70"/>
+              <w:left w:type="dxa" w:w="100"/>
+              <w:bottom w:type="dxa" w:w="70"/>
+              <w:right w:type="dxa" w:w="100"/>
+            </w:tcMar>
+          </w:tcPr>
+          <w:p>
+            <w:pPr>
+              <w:spacing w:after="0" w:line="252"/>
+              <w:jc w:val="center"/>
+            </w:pPr>
+            <w:r>
+              <w:rPr>
+                <w:rFonts w:ascii="Calibri" w:cs="Calibri" w:eastAsia="Calibri" w:hAnsi="Calibri"/>
+                <w:b w:val="false"/>
+                <w:bCs w:val="false"/>
+                <w:color w:val="1A1A1A"/>
+                <w:sz w:val="18"/>
+                <w:szCs w:val="18"/>
+              </w:rPr>
+              <w:t xml:space="preserve">0.751</w:t>
+            </w:r>
+          </w:p>
+        </w:tc>
+        <w:tc>
+          <w:tcPr>
+            <w:tcW w:type="dxa" w:w="2360"/>
+            <w:tcMar>
+              <w:top w:type="dxa" w:w="70"/>
+              <w:left w:type="dxa" w:w="100"/>
+              <w:bottom w:type="dxa" w:w="70"/>
+              <w:right w:type="dxa" w:w="100"/>
+            </w:tcMar>
+          </w:tcPr>
+          <w:p>
+            <w:pPr>
+              <w:spacing w:after="0" w:line="252"/>
+              <w:jc w:val="center"/>
+            </w:pPr>
+            <w:r>
+              <w:rPr>
+                <w:rFonts w:ascii="Calibri" w:cs="Calibri" w:eastAsia="Calibri" w:hAnsi="Calibri"/>
+                <w:b w:val="false"/>
+                <w:bCs w:val="false"/>
+                <w:color w:val="1A1A1A"/>
+                <w:sz w:val="18"/>
+                <w:szCs w:val="18"/>
+              </w:rPr>
+              <w:t xml:space="preserve">0.751</w:t>
+            </w:r>
+          </w:p>
+        </w:tc>
+        <w:tc>
+          <w:tcPr>
+            <w:tcW w:type="dxa" w:w="2160"/>
+            <w:tcMar>
+              <w:top w:type="dxa" w:w="70"/>
+              <w:left w:type="dxa" w:w="100"/>
+              <w:bottom w:type="dxa" w:w="70"/>
+              <w:right w:type="dxa" w:w="100"/>
+            </w:tcMar>
+          </w:tcPr>
+          <w:p>
+            <w:pPr>
+              <w:spacing w:after="0" w:line="252"/>
+              <w:jc w:val="center"/>
+            </w:pPr>
+            <w:r>
+              <w:rPr>
+                <w:rFonts w:ascii="Calibri" w:cs="Calibri" w:eastAsia="Calibri" w:hAnsi="Calibri"/>
+                <w:b w:val="false"/>
+                <w:bCs w:val="false"/>
+                <w:color w:val="1A1A1A"/>
+                <w:sz w:val="18"/>
+                <w:szCs w:val="18"/>
+              </w:rPr>
+              <w:t xml:space="preserve">0.000</w:t>
+            </w:r>
+          </w:p>
+        </w:tc>
+      </w:tr>
+      <w:tr>
+        <w:tc>
+          <w:tcPr>
+            <w:tcW w:type="dxa" w:w="3200"/>
+            <w:shd w:fill="F4F6F8" w:color="auto" w:val="clear"/>
+            <w:tcMar>
+              <w:top w:type="dxa" w:w="70"/>
+              <w:left w:type="dxa" w:w="100"/>
+              <w:bottom w:type="dxa" w:w="70"/>
+              <w:right w:type="dxa" w:w="100"/>
+            </w:tcMar>
+          </w:tcPr>
+          <w:p>
+            <w:pPr>
+              <w:spacing w:after="0" w:line="252"/>
+              <w:jc w:val="left"/>
+            </w:pPr>
+            <w:r>
+              <w:rPr>
+                <w:rFonts w:ascii="Calibri" w:cs="Calibri" w:eastAsia="Calibri" w:hAnsi="Calibri"/>
+                <w:b/>
+                <w:bCs/>
+                <w:color w:val="1A1A1A"/>
+                <w:sz w:val="18"/>
+                <w:szCs w:val="18"/>
+              </w:rPr>
+              <w:t xml:space="preserve">Held-out mean</w:t>
+            </w:r>
+          </w:p>
+        </w:tc>
+        <w:tc>
+          <w:tcPr>
+            <w:tcW w:type="dxa" w:w="2360"/>
+            <w:shd w:fill="F4F6F8" w:color="auto" w:val="clear"/>
+            <w:tcMar>
+              <w:top w:type="dxa" w:w="70"/>
+              <w:left w:type="dxa" w:w="100"/>
+              <w:bottom w:type="dxa" w:w="70"/>
+              <w:right w:type="dxa" w:w="100"/>
+            </w:tcMar>
+          </w:tcPr>
+          <w:p>
+            <w:pPr>
+              <w:spacing w:after="0" w:line="252"/>
+              <w:jc w:val="center"/>
+            </w:pPr>
+            <w:r>
+              <w:rPr>
+                <w:rFonts w:ascii="Calibri" w:cs="Calibri" w:eastAsia="Calibri" w:hAnsi="Calibri"/>
+                <w:b/>
+                <w:bCs/>
+                <w:color w:val="1A1A1A"/>
+                <w:sz w:val="18"/>
+                <w:szCs w:val="18"/>
+              </w:rPr>
+              <w:t xml:space="preserve">0.837</w:t>
+            </w:r>
+          </w:p>
+        </w:tc>
+        <w:tc>
+          <w:tcPr>
+            <w:tcW w:type="dxa" w:w="2360"/>
+            <w:shd w:fill="F4F6F8" w:color="auto" w:val="clear"/>
+            <w:tcMar>
+              <w:top w:type="dxa" w:w="70"/>
+              <w:left w:type="dxa" w:w="100"/>
+              <w:bottom w:type="dxa" w:w="70"/>
+              <w:right w:type="dxa" w:w="100"/>
+            </w:tcMar>
+          </w:tcPr>
+          <w:p>
+            <w:pPr>
+              <w:spacing w:after="0" w:line="252"/>
+              <w:jc w:val="center"/>
+            </w:pPr>
+            <w:r>
+              <w:rPr>
+                <w:rFonts w:ascii="Calibri" w:cs="Calibri" w:eastAsia="Calibri" w:hAnsi="Calibri"/>
+                <w:b/>
+                <w:bCs/>
+                <w:color w:val="1A1A1A"/>
+                <w:sz w:val="18"/>
+                <w:szCs w:val="18"/>
+              </w:rPr>
+              <w:t xml:space="preserve">0.836</w:t>
+            </w:r>
+          </w:p>
+        </w:tc>
+        <w:tc>
+          <w:tcPr>
+            <w:tcW w:type="dxa" w:w="2160"/>
+            <w:shd w:fill="F4F6F8" w:color="auto" w:val="clear"/>
+            <w:tcMar>
+              <w:top w:type="dxa" w:w="70"/>
+              <w:left w:type="dxa" w:w="100"/>
+              <w:bottom w:type="dxa" w:w="70"/>
+              <w:right w:type="dxa" w:w="100"/>
+            </w:tcMar>
+          </w:tcPr>
+          <w:p>
+            <w:pPr>
+              <w:spacing w:after="0" w:line="252"/>
+              <w:jc w:val="center"/>
+            </w:pPr>
+            <w:r>
+              <w:rPr>
+                <w:rFonts w:ascii="Calibri" w:cs="Calibri" w:eastAsia="Calibri" w:hAnsi="Calibri"/>
+                <w:b/>
+                <w:bCs/>
+                <w:color w:val="1A1A1A"/>
+                <w:sz w:val="18"/>
+                <w:szCs w:val="18"/>
+              </w:rPr>
+              <w:t xml:space="preserve">0.001</w:t>
+            </w:r>
+          </w:p>
+        </w:tc>
+      </w:tr>
+    </w:tbl>
+    <w:p>
+      <w:pPr>
+        <w:keepLines/>
+        <w:spacing w:after="220" w:before="60"/>
+      </w:pPr>
+      <w:r>
+        <w:rPr>
+          <w:rFonts w:ascii="Calibri" w:cs="Calibri" w:eastAsia="Calibri" w:hAnsi="Calibri"/>
+          <w:i/>
+          <w:iCs/>
+          <w:color w:val="5C5C5C"/>
+          <w:sz w:val="17"/>
+          <w:szCs w:val="17"/>
+        </w:rPr>
+        <w:t xml:space="preserve">Table 24. Every per-target gap is inside the 0.035 floor; the held-out-mean gap is far inside the 0.020 floor.</w:t>
+      </w:r>
+    </w:p>
+    <w:tbl>
+      <w:tblPr>
+        <w:tblW w:type="dxa" w:w="10080"/>
+        <w:tblBorders>
+          <w:top w:val="single" w:color="FDECEC" w:sz="2"/>
+          <w:left w:val="single" w:color="A32020" w:sz="18"/>
+          <w:bottom w:val="single" w:color="FDECEC" w:sz="2"/>
+          <w:right w:val="single" w:color="FDECEC" w:sz="2"/>
+          <w:insideH w:val="none"/>
+          <w:insideV w:val="none"/>
+        </w:tblBorders>
+      </w:tblPr>
+      <w:tblGrid>
+        <w:gridCol w:w="10080"/>
+      </w:tblGrid>
+      <w:tr>
+        <w:tc>
+          <w:tcPr>
+            <w:tcW w:type="dxa" w:w="10080"/>
+            <w:shd w:fill="FDECEC" w:color="auto" w:val="clear"/>
+            <w:tcMar>
+              <w:top w:type="dxa" w:w="140"/>
+              <w:left w:type="dxa" w:w="180"/>
+              <w:bottom w:type="dxa" w:w="140"/>
+              <w:right w:type="dxa" w:w="160"/>
+            </w:tcMar>
+          </w:tcPr>
+          <w:p>
+            <w:pPr>
+              <w:spacing w:after="60"/>
+            </w:pPr>
+            <w:r>
+              <w:rPr>
+                <w:rFonts w:ascii="Calibri" w:cs="Calibri" w:eastAsia="Calibri" w:hAnsi="Calibri"/>
+                <w:b/>
+                <w:bCs/>
+                <w:caps/>
+                <w:color w:val="A32020"/>
+                <w:sz w:val="20"/>
+                <w:szCs w:val="20"/>
+              </w:rPr>
+              <w:t xml:space="preserve">Verdict: row content is refuted; corpus size is unconfirmed</w:t>
+            </w:r>
+          </w:p>
+          <w:p>
+            <w:pPr>
+              <w:spacing w:after="60" w:line="264"/>
+            </w:pPr>
+            <w:r>
+              <w:rPr>
+                <w:rFonts w:ascii="Calibri" w:cs="Calibri" w:eastAsia="Calibri" w:hAnsi="Calibri"/>
+                <w:color w:val="1A1A1A"/>
+                <w:sz w:val="20"/>
+                <w:szCs w:val="20"/>
+              </w:rPr>
+              <w:t xml:space="preserve">REFUTED — the specific 164 rows carry the effect. common and control are indistinguishable from each other on every target and on the mean. Dropping the rows that differ between corpora gives the same answer as dropping an arbitrary matched-size set.</w:t>
+            </w:r>
+          </w:p>
+          <w:p>
+            <w:pPr>
+              <w:spacing w:after="60" w:line="264"/>
+            </w:pPr>
+            <w:r>
+              <w:rPr>
+                <w:rFonts w:ascii="Calibri" w:cs="Calibri" w:eastAsia="Calibri" w:hAnsi="Calibri"/>
+                <w:color w:val="1A1A1A"/>
+                <w:sz w:val="20"/>
+                <w:szCs w:val="20"/>
+              </w:rPr>
+              <w:t xml:space="preserve">UNCONFIRMED — corpus size (9,506 versus 9,670, a 1.7 per cent cut) explains the gap. Both arms do sit near version 4 and below version 3, which is consistent with size mattering — but a 1.7 per cent cut producing a roughly 0.05 held-out swing would be disproportionate next to every capacity result in this record: scaling the backbone by up to 2.9x the parameters moved accuracy by at most 0.02 (section 6), and that number is itself now known to be inside the noise floor.</w:t>
+            </w:r>
+          </w:p>
+          <w:p>
+            <w:pPr>
+              <w:spacing w:after="0" w:line="264"/>
+            </w:pPr>
+            <w:r>
+              <w:rPr>
+                <w:rFonts w:ascii="Calibri" w:cs="Calibri" w:eastAsia="Calibri" w:hAnsi="Calibri"/>
+                <w:color w:val="1A1A1A"/>
+                <w:sz w:val="20"/>
+                <w:szCs w:val="20"/>
+              </w:rPr>
+              <w:t xml:space="preserve">This is n = 1 per ablation arm, the same status every number in section 7 had before replication. At least two more replicates each of common9506 and the control are needed before either hypothesis is reported as established.</w:t>
+            </w:r>
+          </w:p>
+        </w:tc>
+      </w:tr>
+    </w:tbl>
+    <w:p>
+      <w:pPr>
+        <w:spacing w:after="120" w:line="276"/>
+      </w:pPr>
+      <w:r>
+        <w:rPr>
+          <w:rFonts w:ascii="Calibri" w:cs="Calibri" w:eastAsia="Calibri" w:hAnsi="Calibri"/>
+          <w:i/>
+          <w:iCs/>
+          <w:color w:val="5C5C5C"/>
+          <w:sz w:val="21"/>
+          <w:szCs w:val="21"/>
+        </w:rPr>
+        <w:t xml:space="preserve">If a follow-up size sweep (dropping 1, 5 and 10 per cent of version 3 at random) shows accuracy degrading smoothly with corpus size, that would confirm size as at least part of the story. If cuts an order of magnitude larger than 1.7 per cent do not reproduce anything close to a 0.05 swing, the two single runs here were most likely an unlucky draw, and the honest position reverts to: the version 3 versus version 4 gap is real and large, but its cause remains open.</w:t>
+      </w:r>
+    </w:p>
+    <w:p>
+      <w:pPr>
+        <w:pBdr>
+          <w:bottom w:val="single" w:color="BFBFBF" w:sz="6"/>
+        </w:pBdr>
+        <w:spacing w:after="160" w:before="60"/>
+      </w:pPr>
+      <w:r>
+        <w:rPr>
+          <w:sz w:val="2"/>
+          <w:szCs w:val="2"/>
+        </w:rPr>
+        <w:t xml:space="preserve"/>
+      </w:r>
+    </w:p>
+    <w:p>
+      <w:pPr>
+        <w:pStyle w:val="Heading1"/>
+        <w:spacing w:after="160" w:before="340"/>
+      </w:pPr>
+      <w:r>
+        <w:rPr>
+          <w:rFonts w:ascii="Calibri" w:cs="Calibri" w:eastAsia="Calibri" w:hAnsi="Calibri"/>
+          <w:b/>
+          <w:bCs/>
+          <w:color w:val="1F4E79"/>
+          <w:sz w:val="30"/>
+          <w:szCs w:val="30"/>
+        </w:rPr>
+        <w:t xml:space="preserve">9. Infrastructure defects found along the way</w:t>
       </w:r>
     </w:p>
     <w:p>
@@ -17856,7 +19647,7 @@
           <w:sz w:val="30"/>
           <w:szCs w:val="30"/>
         </w:rPr>
-        <w:t xml:space="preserve">9. Where we stand</w:t>
+        <w:t xml:space="preserve">10. Where we stand</w:t>
       </w:r>
     </w:p>
     <w:p>
@@ -18794,7 +20585,7 @@
           <w:sz w:val="25"/>
           <w:szCs w:val="25"/>
         </w:rPr>
-        <w:t xml:space="preserve">9.1 What is established</w:t>
+        <w:t xml:space="preserve">10.1 What is established</w:t>
       </w:r>
     </w:p>
     <w:p>
@@ -18963,7 +20754,7 @@
           <w:sz w:val="25"/>
           <w:szCs w:val="25"/>
         </w:rPr>
-        <w:t xml:space="preserve">9.2 Open caveats</w:t>
+        <w:t xml:space="preserve">10.2 Open caveats</w:t>
       </w:r>
     </w:p>
     <w:p>
@@ -19020,7 +20811,7 @@
           <w:sz w:val="21"/>
           <w:szCs w:val="21"/>
         </w:rPr>
-        <w:t xml:space="preserve">Why the v4 corpus is worse for pretraining than v3 is not understood, and it points against the direction the data-cleaning work took. This is now the highest-value open question.</w:t>
+        <w:t xml:space="preserve">The version 3 versus version 4 corpus gap does NOT localise to the 1.7 per cent of rows that actually differ between them (section 8) — a same-size random-row-drop control lands in the same place as dropping those specific rows. Corpus size is the leading remaining hypothesis but is itself unconfirmed and looks disproportionate for a 1.7 per cent cut. Why the corpus version matters remains the single highest-value open question in this record.</w:t>
       </w:r>
     </w:p>
     <w:p>
@@ -19113,7 +20904,7 @@
           <w:sz w:val="25"/>
           <w:szCs w:val="25"/>
         </w:rPr>
-        <w:t xml:space="preserve">9.3 Next directions</w:t>
+        <w:t xml:space="preserve">10.3 Next directions</w:t>
       </w:r>
     </w:p>
     <w:p>
@@ -19127,7 +20918,7 @@
           <w:sz w:val="21"/>
           <w:szCs w:val="21"/>
         </w:rPr>
-        <w:t xml:space="preserve">The priorities have changed. Two objective changes have now failed on top of four scaling failures, so the objective axis is no longer the obvious lever either. Meanwhile the largest, best-supported effect in the whole record — the corpus version, at 0.069 — is one nobody was looking for, and it points at the preprocessing rather than the model. That, plus putting the measurement on a sound footing, is where the value now is.</w:t>
+        <w:t xml:space="preserve">The priorities have changed again. Two objective changes have failed on top of four scaling failures, so the objective axis is not the obvious lever. The corpus-version effect is still the largest in the record, but section 8 showed it cannot yet be pinned on the rows that differ — so "revert to version 3" remains the right default, but "and find out why" is now a size-sweep experiment rather than a row-content one.</w:t>
       </w:r>
     </w:p>
     <w:tbl>
@@ -19292,7 +21083,7 @@
                 <w:sz w:val="18"/>
                 <w:szCs w:val="18"/>
               </w:rPr>
-              <w:t xml:space="preserve">Revert the pretraining corpus to v3, and find out why</w:t>
+              <w:t xml:space="preserve">Standardise on version 3; run a corpus-size sweep to localise the effect</w:t>
             </w:r>
           </w:p>
         </w:tc>
@@ -19320,7 +21111,7 @@
                 <w:sz w:val="18"/>
                 <w:szCs w:val="18"/>
               </w:rPr>
-              <w:t xml:space="preserve">Established over three replicates as +0.069 — larger than every architecture and objective effect combined, and it points the opposite way to the data-cleaning work. The v4 EDTA cap removes less artifact, and that residual apparently HELPS the pretext task. Costs nothing to start: every v4-pretrained arm should simply be re-read against v3. Diagnosing the cause is the scientifically interesting part.</w:t>
+              <w:t xml:space="preserve">Version 3 still transfers +0.069 better and that recommendation stands regardless of mechanism. Section 8 refuted row content as the cause and left corpus size unconfirmed; dropping 1, 5 and 10 per cent of version 3 at random (multiple seeds) will show whether accuracy degrades smoothly with size or whether the two section-8 single runs were an unlucky draw.</w:t>
             </w:r>
           </w:p>
         </w:tc>
@@ -19409,7 +21200,7 @@
                 <w:sz w:val="18"/>
                 <w:szCs w:val="18"/>
               </w:rPr>
-              <w:t xml:space="preserve">--seed alone is insufficient. An opt-in --deterministic setting cudnn.benchmark = False plus torch.use_deterministic_algorithms(True) would make an arm's score a property of the arm rather than of the run. Without it, every future comparison needs at least three replicates.</w:t>
+              <w:t xml:space="preserve">--seed alone is insufficient (section 7.4). An opt-in --deterministic setting cudnn.benchmark = False plus torch.use_deterministic_algorithms(True) would make an arm's score a property of the arm rather than of the run. Without it, every comparison in sections 7 and 8 needs at least three replicates, which is now the standing rule.</w:t>
             </w:r>
           </w:p>
         </w:tc>
@@ -19495,7 +21286,7 @@
                 <w:sz w:val="18"/>
                 <w:szCs w:val="18"/>
               </w:rPr>
-              <w:t xml:space="preserve">Still the one place SSL's value proposition is untested. At n = 37–113 full-data CV is near the learnable ceiling; transfer is where pretraining should pay off. Must use v3 checkpoints given priority 1.</w:t>
+              <w:t xml:space="preserve">Still the one place SSL's value proposition is untested. At n = 37–113 full-data CV is near the learnable ceiling; transfer is where pretraining should pay off.</w:t>
             </w:r>
           </w:p>
         </w:tc>
@@ -19779,7 +21570,7 @@
           <w:sz w:val="17"/>
           <w:szCs w:val="17"/>
         </w:rPr>
-        <w:t xml:space="preserve">Table 22. Ranked next steps, revised after experiment #7. Block masking and peak weighting are both removed from the queue as refuted.</w:t>
+        <w:t xml:space="preserve">Table 22. Ranked next steps, revised after experiment #8. Row content is removed as a live hypothesis for the corpus effect; a size sweep replaces it.</w:t>
       </w:r>
     </w:p>
     <w:tbl>
@@ -19865,7 +21656,7 @@
                 <w:sz w:val="20"/>
                 <w:szCs w:val="20"/>
               </w:rPr>
-              <w:t xml:space="preserve">That is a stronger result than an unconvincing win. Experiment #7 strengthens rather than weakens this framing: knowing WHICH plausible interventions fail, and by how much relative to measurement noise, is the substance of the contribution.</w:t>
+              <w:t xml:space="preserve">That is a stronger result than an unconvincing win. Experiments #7 and #8 strengthen rather than weaken this framing: knowing WHICH plausible interventions fail, and by how much relative to measurement noise, is the substance of the contribution — and knowing that an obvious-looking explanation (the 164 rows) does NOT hold up is itself a finding, not a null result.</w:t>
             </w:r>
           </w:p>
         </w:tc>
@@ -19900,7 +21691,7 @@
           <w:sz w:val="30"/>
           <w:szCs w:val="30"/>
         </w:rPr>
-        <w:t xml:space="preserve">10. Reproducibility</w:t>
+        <w:t xml:space="preserve">11. Reproducibility</w:t>
       </w:r>
     </w:p>
     <w:p>
@@ -19917,7 +21708,7 @@
           <w:sz w:val="25"/>
           <w:szCs w:val="25"/>
         </w:rPr>
-        <w:t xml:space="preserve">10.1 Data of record (v4)</w:t>
+        <w:t xml:space="preserve">11.1 Data of record (v4)</w:t>
       </w:r>
     </w:p>
     <w:tbl>
@@ -20308,7 +22099,7 @@
           <w:sz w:val="25"/>
           <w:szCs w:val="25"/>
         </w:rPr>
-        <w:t xml:space="preserve">10.2 Key scripts</w:t>
+        <w:t xml:space="preserve">11.2 Key scripts</w:t>
       </w:r>
     </w:p>
     <w:tbl>
@@ -21064,6 +22855,124 @@
                 <w:sz w:val="18"/>
                 <w:szCs w:val="18"/>
               </w:rPr>
+              <w:t xml:space="preserve">Corpus-subset builder (#8)</w:t>
+            </w:r>
+          </w:p>
+        </w:tc>
+        <w:tc>
+          <w:tcPr>
+            <w:tcW w:type="dxa" w:w="5880"/>
+            <w:shd w:fill="F4F6F8" w:color="auto" w:val="clear"/>
+            <w:tcMar>
+              <w:top w:type="dxa" w:w="70"/>
+              <w:left w:type="dxa" w:w="100"/>
+              <w:bottom w:type="dxa" w:w="70"/>
+              <w:right w:type="dxa" w:w="100"/>
+            </w:tcMar>
+          </w:tcPr>
+          <w:p>
+            <w:pPr>
+              <w:spacing w:after="0" w:line="252"/>
+              <w:jc w:val="center"/>
+            </w:pPr>
+            <w:r>
+              <w:rPr>
+                <w:rFonts w:ascii="Calibri" w:cs="Calibri" w:eastAsia="Calibri" w:hAnsi="Calibri"/>
+                <w:b w:val="false"/>
+                <w:bCs w:val="false"/>
+                <w:color w:val="1A1A1A"/>
+                <w:sz w:val="18"/>
+                <w:szCs w:val="18"/>
+              </w:rPr>
+              <w:t xml:space="preserve">code/preprocessing/build_corpus_subset.py</w:t>
+            </w:r>
+          </w:p>
+        </w:tc>
+      </w:tr>
+      <w:tr>
+        <w:tc>
+          <w:tcPr>
+            <w:tcW w:type="dxa" w:w="4200"/>
+            <w:tcMar>
+              <w:top w:type="dxa" w:w="70"/>
+              <w:left w:type="dxa" w:w="100"/>
+              <w:bottom w:type="dxa" w:w="70"/>
+              <w:right w:type="dxa" w:w="100"/>
+            </w:tcMar>
+          </w:tcPr>
+          <w:p>
+            <w:pPr>
+              <w:spacing w:after="0" w:line="252"/>
+              <w:jc w:val="left"/>
+            </w:pPr>
+            <w:r>
+              <w:rPr>
+                <w:rFonts w:ascii="Calibri" w:cs="Calibri" w:eastAsia="Calibri" w:hAnsi="Calibri"/>
+                <w:b/>
+                <w:bCs/>
+                <w:color w:val="1A1A1A"/>
+                <w:sz w:val="18"/>
+                <w:szCs w:val="18"/>
+              </w:rPr>
+              <w:t xml:space="preserve">Corpus-subset ablation summary (#8)</w:t>
+            </w:r>
+          </w:p>
+        </w:tc>
+        <w:tc>
+          <w:tcPr>
+            <w:tcW w:type="dxa" w:w="5880"/>
+            <w:tcMar>
+              <w:top w:type="dxa" w:w="70"/>
+              <w:left w:type="dxa" w:w="100"/>
+              <w:bottom w:type="dxa" w:w="70"/>
+              <w:right w:type="dxa" w:w="100"/>
+            </w:tcMar>
+          </w:tcPr>
+          <w:p>
+            <w:pPr>
+              <w:spacing w:after="0" w:line="252"/>
+              <w:jc w:val="center"/>
+            </w:pPr>
+            <w:r>
+              <w:rPr>
+                <w:rFonts w:ascii="Calibri" w:cs="Calibri" w:eastAsia="Calibri" w:hAnsi="Calibri"/>
+                <w:b w:val="false"/>
+                <w:bCs w:val="false"/>
+                <w:color w:val="1A1A1A"/>
+                <w:sz w:val="18"/>
+                <w:szCs w:val="18"/>
+              </w:rPr>
+              <w:t xml:space="preserve">code/analysis/summarize_exp8_corpus_subset.py</w:t>
+            </w:r>
+          </w:p>
+        </w:tc>
+      </w:tr>
+      <w:tr>
+        <w:tc>
+          <w:tcPr>
+            <w:tcW w:type="dxa" w:w="4200"/>
+            <w:shd w:fill="F4F6F8" w:color="auto" w:val="clear"/>
+            <w:tcMar>
+              <w:top w:type="dxa" w:w="70"/>
+              <w:left w:type="dxa" w:w="100"/>
+              <w:bottom w:type="dxa" w:w="70"/>
+              <w:right w:type="dxa" w:w="100"/>
+            </w:tcMar>
+          </w:tcPr>
+          <w:p>
+            <w:pPr>
+              <w:spacing w:after="0" w:line="252"/>
+              <w:jc w:val="left"/>
+            </w:pPr>
+            <w:r>
+              <w:rPr>
+                <w:rFonts w:ascii="Calibri" w:cs="Calibri" w:eastAsia="Calibri" w:hAnsi="Calibri"/>
+                <w:b/>
+                <w:bCs/>
+                <w:color w:val="1A1A1A"/>
+                <w:sz w:val="18"/>
+                <w:szCs w:val="18"/>
+              </w:rPr>
               <w:t xml:space="preserve">SSL pretraining (masking)</w:t>
             </w:r>
           </w:p>
@@ -21140,7 +23049,7 @@
                 <w:sz w:val="20"/>
                 <w:szCs w:val="20"/>
               </w:rPr>
-              <w:t xml:space="preserve">Two rules that govern every number in this record</w:t>
+              <w:t xml:space="preserve">Three rules that govern every number in this record</w:t>
             </w:r>
           </w:p>
           <w:p>
@@ -21159,7 +23068,7 @@
           </w:p>
           <w:p>
             <w:pPr>
-              <w:spacing w:after="0" w:line="264"/>
+              <w:spacing w:after="60" w:line="264"/>
             </w:pPr>
             <w:r>
               <w:rPr>
@@ -21169,6 +23078,20 @@
                 <w:szCs w:val="20"/>
               </w:rPr>
               <w:t xml:space="preserve">Noise: a held-out-mean difference below 0.020 is not an effect, and a single-target difference below 0.035 is not an effect, unless supported by at least three replicates per arm or measured as a paired within-checkpoint comparison (section 7.2).</w:t>
+            </w:r>
+          </w:p>
+          <w:p>
+            <w:pPr>
+              <w:spacing w:after="0" w:line="264"/>
+            </w:pPr>
+            <w:r>
+              <w:rPr>
+                <w:rFonts w:ascii="Calibri" w:cs="Calibri" w:eastAsia="Calibri" w:hAnsi="Calibri"/>
+                <w:color w:val="1A1A1A"/>
+                <w:sz w:val="20"/>
+                <w:szCs w:val="20"/>
+              </w:rPr>
+              <w:t xml:space="preserve">Mechanism: do not assume the corpus effect lives in the 164 rows that differ between versions 3 and 4 — section 8 tested that directly and it did not hold up. The cause is still open.</w:t>
             </w:r>
           </w:p>
         </w:tc>
@@ -21188,7 +23111,7 @@
           <w:sz w:val="25"/>
           <w:szCs w:val="25"/>
         </w:rPr>
-        <w:t xml:space="preserve">10.3 BrC-T2D label revision</w:t>
+        <w:t xml:space="preserve">11.3 BrC-T2D label revision</w:t>
       </w:r>
     </w:p>
     <w:p>
@@ -21679,7 +23602,7 @@
           <w:sz w:val="17"/>
           <w:szCs w:val="17"/>
         </w:rPr>
-        <w:t xml:space="preserve">Table 24. Genuine label changes. Extraction was verified by byte-comparing all 78 extracted spectra against the source array and independently cross-referencing every sample ID — zero mismatches.</w:t>
+        <w:t xml:space="preserve">Table 26. Genuine label changes. Extraction was verified by byte-comparing all 78 extracted spectra against the source array and independently cross-referencing every sample ID — zero mismatches.</w:t>
       </w:r>
     </w:p>
     <w:p>

--- a/docs/NMR_Metabolomics_Lab_Record.docx
+++ b/docs/NMR_Metabolomics_Lab_Record.docx
@@ -12979,7 +12979,7 @@
                 <w:sz w:val="20"/>
                 <w:szCs w:val="20"/>
               </w:rPr>
-              <w:t xml:space="preserve">The 0.888 reference used throughout this table is a v3-pretrained checkpoint, while all four comparison backbones were pretrained on v4. Section 7 shows that the corpus version alone is worth 0.069, so this table compares two things at once.</w:t>
+              <w:t xml:space="preserve">The 0.888 reference used throughout this table is a v3-pretrained checkpoint, while all four comparison backbones were pretrained on v4 — and 0.888 later turned out to be an unusually high single draw (section 8.1), not a representative v3 value. The corpus version itself does not matter; the reference being n = 1 does.</w:t>
             </w:r>
           </w:p>
           <w:p>
@@ -15804,9 +15804,98 @@
           <w:sz w:val="17"/>
           <w:szCs w:val="17"/>
         </w:rPr>
-        <w:t xml:space="preserve">Table 18. Three independent runs of the identical v4 configuration (unseeded, seed 101, seed 202). The v3 reference is above the entire v4 cluster, so the corpus gap is real.</w:t>
+        <w:t xml:space="preserve">Table 18. Three independent runs of the identical v4 configuration (unseeded, seed 101, seed 202). The v3 reference is above the entire v4 cluster — which, on this evidence, looked like a real corpus gap. Section 8.1 shows it was not.</w:t>
       </w:r>
     </w:p>
+    <w:tbl>
+      <w:tblPr>
+        <w:tblW w:type="dxa" w:w="10080"/>
+        <w:tblBorders>
+          <w:top w:val="single" w:color="FDECEC" w:sz="2"/>
+          <w:left w:val="single" w:color="A32020" w:sz="18"/>
+          <w:bottom w:val="single" w:color="FDECEC" w:sz="2"/>
+          <w:right w:val="single" w:color="FDECEC" w:sz="2"/>
+          <w:insideH w:val="none"/>
+          <w:insideV w:val="none"/>
+        </w:tblBorders>
+      </w:tblPr>
+      <w:tblGrid>
+        <w:gridCol w:w="10080"/>
+      </w:tblGrid>
+      <w:tr>
+        <w:tc>
+          <w:tcPr>
+            <w:tcW w:type="dxa" w:w="10080"/>
+            <w:shd w:fill="FDECEC" w:color="auto" w:val="clear"/>
+            <w:tcMar>
+              <w:top w:type="dxa" w:w="140"/>
+              <w:left w:type="dxa" w:w="180"/>
+              <w:bottom w:type="dxa" w:w="140"/>
+              <w:right w:type="dxa" w:w="160"/>
+            </w:tcMar>
+          </w:tcPr>
+          <w:p>
+            <w:pPr>
+              <w:spacing w:after="60"/>
+            </w:pPr>
+            <w:r>
+              <w:rPr>
+                <w:rFonts w:ascii="Calibri" w:cs="Calibri" w:eastAsia="Calibri" w:hAnsi="Calibri"/>
+                <w:b/>
+                <w:bCs/>
+                <w:caps/>
+                <w:color w:val="A32020"/>
+                <w:sz w:val="20"/>
+                <w:szCs w:val="20"/>
+              </w:rPr>
+              <w:t xml:space="preserve">Retracted — there is no corpus gap (see section 8.1)</w:t>
+            </w:r>
+          </w:p>
+          <w:p>
+            <w:pPr>
+              <w:spacing w:after="60" w:line="264"/>
+            </w:pPr>
+            <w:r>
+              <w:rPr>
+                <w:rFonts w:ascii="Calibri" w:cs="Calibri" w:eastAsia="Calibri" w:hAnsi="Calibri"/>
+                <w:color w:val="1A1A1A"/>
+                <w:sz w:val="20"/>
+                <w:szCs w:val="20"/>
+              </w:rPr>
+              <w:t xml:space="preserve">Everything in this subsection compares a version-3 reference of n = 1 against a version-4 mean of n = 3. Running BOTH corpora at five seeds each dissolves the difference entirely: version 3 averages 0.8165 (sd 0.0449), version 4 averages 0.8305 (sd 0.0206), and the gap moves from +0.069 to −0.014 — 0.6 standard errors, with version 4 marginally ahead.</w:t>
+            </w:r>
+          </w:p>
+          <w:p>
+            <w:pPr>
+              <w:spacing w:after="60" w:line="264"/>
+            </w:pPr>
+            <w:r>
+              <w:rPr>
+                <w:rFonts w:ascii="Calibri" w:cs="Calibri" w:eastAsia="Calibri" w:hAnsi="Calibri"/>
+                <w:color w:val="1A1A1A"/>
+                <w:sz w:val="20"/>
+                <w:szCs w:val="20"/>
+              </w:rPr>
+              <w:t xml:space="preserve">The 0.8884 reference was a lucky draw: it ranks first of its own five runs and sits 1.60 standard deviations above their mean.</w:t>
+            </w:r>
+          </w:p>
+          <w:p>
+            <w:pPr>
+              <w:spacing w:after="0" w:line="264"/>
+            </w:pPr>
+            <w:r>
+              <w:rPr>
+                <w:rFonts w:ascii="Calibri" w:cs="Calibri" w:eastAsia="Calibri" w:hAnsi="Calibri"/>
+                <w:color w:val="1A1A1A"/>
+                <w:sz w:val="20"/>
+                <w:szCs w:val="20"/>
+              </w:rPr>
+              <w:t xml:space="preserve">The noise floor derived below (0.020) is also wrong, and for the reason the text itself gives — it came from a three-run cancellation that was called a fluke and then used as a floor anyway. The measured single-run standard deviation is 0.045.</w:t>
+            </w:r>
+          </w:p>
+        </w:tc>
+      </w:tr>
+    </w:tbl>
     <w:tbl>
       <w:tblPr>
         <w:tblW w:type="dxa" w:w="10080"/>
@@ -17084,7 +17173,7 @@
           <w:sz w:val="25"/>
           <w:szCs w:val="25"/>
         </w:rPr>
-        <w:t xml:space="preserve">7.4 A correction: --seed does not make GPU training reproducible</w:t>
+        <w:t xml:space="preserve">7.4 A correction, and then a correction to the correction</w:t>
       </w:r>
     </w:p>
     <w:p>
@@ -17098,7 +17187,7 @@
           <w:sz w:val="21"/>
           <w:szCs w:val="21"/>
         </w:rPr>
-        <w:t xml:space="preserve">A --seed flag was added specifically to make these replicates interpretable, and it was signed off on the basis that two seeded runs produced a bit-identical state dictionary. That verification was performed on CPU and could not speak to the GPU path.</w:t>
+        <w:t xml:space="preserve">A --seed flag was added specifically to make these replicates interpretable, and it was signed off on the basis that two seeded runs produced a bit-identical state dictionary — a verification performed on CPU. The v3 peak arm was then launched twice with the same seed, and the two runs appeared not to match, which was written up here as evidence that seeding is insufficient on GPU. That write-up was wrong.</w:t>
       </w:r>
     </w:p>
     <w:p>
@@ -17112,7 +17201,7 @@
           <w:sz w:val="21"/>
           <w:szCs w:val="21"/>
         </w:rPr>
-        <w:t xml:space="preserve">The v3 peak arm was then launched twice with the same seed, identical flags and identical corpus — and the two runs did not match: best epoch 724 versus 776, validation loss 2.386e-4 versus 2.190e-4, maximum weight difference 5.3e-2. The trainer sets cudnn.benchmark = True, which selects kernels by timing race, and AMP rescales dynamically; kernel choice and floating-point reduction order therefore vary between processes regardless of RNG state. Seeding removes RNG variance only.</w:t>
+        <w:t xml:space="preserve">The apparent mismatch — best epoch 724 versus 776, validation loss 2.386e-4 versus 2.190e-4, maximum weight difference 5.3e-2 — was measured against a checkpoint that was still being written. The first run was at epoch 724 at the moment of measurement and went on to reach epoch 776; its file timestamp (13:29) is later than the second run's (09:28), which should have been checked and was not. With both runs finished, the two checkpoints are byte-identical: same epoch, same validation loss, and a maximum weight difference of exactly zero.</w:t>
       </w:r>
     </w:p>
     <w:p>
@@ -17126,7 +17215,7 @@
           <w:sz w:val="21"/>
           <w:szCs w:val="21"/>
         </w:rPr>
-        <w:t xml:space="preserve">Bit-reproducibility would additionally require cudnn.benchmark = False, torch.use_deterministic_algorithms(True) and CUBLAS_WORKSPACE_CONFIG=:4096:8, at a real throughput cost. This has not been done. The accidental duplicate was useful, though — being a same-seed pair, it isolates pure implementation nondeterminism from seed choice.</w:t>
+        <w:t xml:space="preserve">So --seed does make this training reproducible, and the planned opt-in --deterministic mode (cudnn.benchmark = False plus deterministic algorithms, at a throughput cost) is unnecessary and has been dropped from the queue. The noise floor established in section 7.2 is unaffected: it comes from three runs with DIFFERENT seeds, which are genuine independent draws — but it is now attributable entirely to seed and initialisation rather than to hardware nondeterminism. The peak-weighting result in section 7.3 used the mid-training value; with the final checkpoint its matched delta moves from −0.039 to −0.042, and the conclusion is unchanged.</w:t>
       </w:r>
     </w:p>
     <w:tbl>
@@ -17170,7 +17259,7 @@
                 <w:sz w:val="20"/>
                 <w:szCs w:val="20"/>
               </w:rPr>
-              <w:t xml:space="preserve">Standing rule adopted</w:t>
+              <w:t xml:space="preserve">Standing rules adopted</w:t>
             </w:r>
           </w:p>
           <w:p>
@@ -17203,7 +17292,7 @@
           </w:p>
           <w:p>
             <w:pPr>
-              <w:spacing w:after="0" w:line="264"/>
+              <w:spacing w:after="60" w:line="264"/>
             </w:pPr>
             <w:r>
               <w:rPr>
@@ -17213,6 +17302,20 @@
                 <w:szCs w:val="20"/>
               </w:rPr>
               <w:t xml:space="preserve">Never compare a v3-pretrained checkpoint against a v4-pretrained one.</w:t>
+            </w:r>
+          </w:p>
+          <w:p>
+            <w:pPr>
+              <w:spacing w:after="0" w:line="264"/>
+            </w:pPr>
+            <w:r>
+              <w:rPr>
+                <w:rFonts w:ascii="Calibri" w:cs="Calibri" w:eastAsia="Calibri" w:hAnsi="Calibri"/>
+                <w:color w:val="1A1A1A"/>
+                <w:sz w:val="20"/>
+                <w:szCs w:val="20"/>
+              </w:rPr>
+              <w:t xml:space="preserve">Never score a checkpoint before confirming its training run finished. Three wrong numbers in this record came from scoring a partially-trained checkpoint — the patch-128 correction in section 5.3, and the same-seed pair above. A finished flag written into the checkpoint at end-of-training, with the evaluators refusing anything without it, would close this off for good.</w:t>
             </w:r>
           </w:p>
         </w:tc>
@@ -17250,6 +17353,67 @@
         <w:t xml:space="preserve">8. Experiment #8: localising the corpus effect</w:t>
       </w:r>
     </w:p>
+    <w:tbl>
+      <w:tblPr>
+        <w:tblW w:type="dxa" w:w="10080"/>
+        <w:tblBorders>
+          <w:top w:val="single" w:color="FDECEC" w:sz="2"/>
+          <w:left w:val="single" w:color="A32020" w:sz="18"/>
+          <w:bottom w:val="single" w:color="FDECEC" w:sz="2"/>
+          <w:right w:val="single" w:color="FDECEC" w:sz="2"/>
+          <w:insideH w:val="none"/>
+          <w:insideV w:val="none"/>
+        </w:tblBorders>
+      </w:tblPr>
+      <w:tblGrid>
+        <w:gridCol w:w="10080"/>
+      </w:tblGrid>
+      <w:tr>
+        <w:tc>
+          <w:tcPr>
+            <w:tcW w:type="dxa" w:w="10080"/>
+            <w:shd w:fill="FDECEC" w:color="auto" w:val="clear"/>
+            <w:tcMar>
+              <w:top w:type="dxa" w:w="140"/>
+              <w:left w:type="dxa" w:w="180"/>
+              <w:bottom w:type="dxa" w:w="140"/>
+              <w:right w:type="dxa" w:w="160"/>
+            </w:tcMar>
+          </w:tcPr>
+          <w:p>
+            <w:pPr>
+              <w:spacing w:after="60"/>
+            </w:pPr>
+            <w:r>
+              <w:rPr>
+                <w:rFonts w:ascii="Calibri" w:cs="Calibri" w:eastAsia="Calibri" w:hAnsi="Calibri"/>
+                <w:b/>
+                <w:bCs/>
+                <w:caps/>
+                <w:color w:val="A32020"/>
+                <w:sz w:val="20"/>
+                <w:szCs w:val="20"/>
+              </w:rPr>
+              <w:t xml:space="preserve">Read section 8.1 first</w:t>
+            </w:r>
+          </w:p>
+          <w:p>
+            <w:pPr>
+              <w:spacing w:after="0" w:line="264"/>
+            </w:pPr>
+            <w:r>
+              <w:rPr>
+                <w:rFonts w:ascii="Calibri" w:cs="Calibri" w:eastAsia="Calibri" w:hAnsi="Calibri"/>
+                <w:color w:val="1A1A1A"/>
+                <w:sz w:val="20"/>
+                <w:szCs w:val="20"/>
+              </w:rPr>
+              <w:t xml:space="preserve">This entire section searches for the mechanism of an effect that section 8.1 shows does not exist. The work is sound and its finding — that dropping the 164 differing rows is indistinguishable from dropping 164 arbitrary rows — is correct. It is kept because the reason it came out inconclusive is itself the lesson.</w:t>
+            </w:r>
+          </w:p>
+        </w:tc>
+      </w:tr>
+    </w:tbl>
     <w:p>
       <w:pPr>
         <w:spacing w:after="120" w:line="276"/>
@@ -19011,6 +19175,2287 @@
     </w:p>
     <w:p>
       <w:pPr>
+        <w:pStyle w:val="Heading2"/>
+        <w:spacing w:after="120" w:before="260"/>
+      </w:pPr>
+      <w:r>
+        <w:rPr>
+          <w:rFonts w:ascii="Calibri" w:cs="Calibri" w:eastAsia="Calibri" w:hAnsi="Calibri"/>
+          <w:b/>
+          <w:bCs/>
+          <w:color w:val="1F4E79"/>
+          <w:sz w:val="25"/>
+          <w:szCs w:val="25"/>
+        </w:rPr>
+        <w:t xml:space="preserve">8.1 Resolution: there was no effect to localise</w:t>
+      </w:r>
+    </w:p>
+    <w:p>
+      <w:pPr>
+        <w:spacing w:after="120" w:line="276"/>
+      </w:pPr>
+      <w:r>
+        <w:rPr>
+          <w:rFonts w:ascii="Calibri" w:cs="Calibri" w:eastAsia="Calibri" w:hAnsi="Calibri"/>
+          <w:color w:val="1A1A1A"/>
+          <w:sz w:val="21"/>
+          <w:szCs w:val="21"/>
+        </w:rPr>
+        <w:t xml:space="preserve">Sections 7.2, 8 and the size sweep all rest on one number: a version-3 reference of 0.8884, measured from a SINGLE pretraining run, compared against a version-4 mean of three runs. That asymmetry was visible in the data all along — among six comparable version-3 arms (the full corpus, the 1/5/10 per cent size cuts, and the two 1.7 per cent arms) the reference was the highest, and the other five averaged 0.831, only 0.011 above version 4.</w:t>
+      </w:r>
+    </w:p>
+    <w:p>
+      <w:pPr>
+        <w:spacing w:after="120" w:line="276"/>
+      </w:pPr>
+      <w:r>
+        <w:rPr>
+          <w:rFonts w:ascii="Calibri" w:cs="Calibri" w:eastAsia="Calibri" w:hAnsi="Calibri"/>
+          <w:color w:val="1A1A1A"/>
+          <w:sz w:val="21"/>
+          <w:szCs w:val="21"/>
+        </w:rPr>
+        <w:t xml:space="preserve">Ten further pretraining runs settle it: five seeds per corpus, identical configuration, differing only by the seed.</w:t>
+      </w:r>
+    </w:p>
+    <w:tbl>
+      <w:tblPr>
+        <w:tblW w:type="dxa" w:w="10080"/>
+        <w:tblBorders>
+          <w:top w:val="single" w:color="BFBFBF" w:sz="4"/>
+          <w:left w:val="none"/>
+          <w:bottom w:val="single" w:color="BFBFBF" w:sz="4"/>
+          <w:right w:val="none"/>
+          <w:insideH w:val="single" w:color="E2E2E2" w:sz="2"/>
+          <w:insideV w:val="none"/>
+        </w:tblBorders>
+      </w:tblPr>
+      <w:tblGrid>
+        <w:gridCol w:w="2900"/>
+        <w:gridCol w:w="2200"/>
+        <w:gridCol w:w="2700"/>
+        <w:gridCol w:w="2280"/>
+      </w:tblGrid>
+      <w:tr>
+        <w:trPr>
+          <w:tblHeader/>
+        </w:trPr>
+        <w:tc>
+          <w:tcPr>
+            <w:tcW w:type="dxa" w:w="2900"/>
+            <w:shd w:fill="DCE6F1" w:color="auto" w:val="clear"/>
+            <w:tcMar>
+              <w:top w:type="dxa" w:w="70"/>
+              <w:left w:type="dxa" w:w="100"/>
+              <w:bottom w:type="dxa" w:w="70"/>
+              <w:right w:type="dxa" w:w="100"/>
+            </w:tcMar>
+          </w:tcPr>
+          <w:p>
+            <w:pPr>
+              <w:spacing w:after="0" w:line="252"/>
+              <w:jc w:val="left"/>
+            </w:pPr>
+            <w:r>
+              <w:rPr>
+                <w:rFonts w:ascii="Calibri" w:cs="Calibri" w:eastAsia="Calibri" w:hAnsi="Calibri"/>
+                <w:b/>
+                <w:bCs/>
+                <w:color w:val="1A1A1A"/>
+                <w:sz w:val="18"/>
+                <w:szCs w:val="18"/>
+              </w:rPr>
+              <w:t xml:space="preserve">Version 3 run</w:t>
+            </w:r>
+          </w:p>
+        </w:tc>
+        <w:tc>
+          <w:tcPr>
+            <w:tcW w:type="dxa" w:w="2200"/>
+            <w:shd w:fill="DCE6F1" w:color="auto" w:val="clear"/>
+            <w:tcMar>
+              <w:top w:type="dxa" w:w="70"/>
+              <w:left w:type="dxa" w:w="100"/>
+              <w:bottom w:type="dxa" w:w="70"/>
+              <w:right w:type="dxa" w:w="100"/>
+            </w:tcMar>
+          </w:tcPr>
+          <w:p>
+            <w:pPr>
+              <w:spacing w:after="0" w:line="252"/>
+              <w:jc w:val="center"/>
+            </w:pPr>
+            <w:r>
+              <w:rPr>
+                <w:rFonts w:ascii="Calibri" w:cs="Calibri" w:eastAsia="Calibri" w:hAnsi="Calibri"/>
+                <w:b/>
+                <w:bCs/>
+                <w:color w:val="1A1A1A"/>
+                <w:sz w:val="18"/>
+                <w:szCs w:val="18"/>
+              </w:rPr>
+              <w:t xml:space="preserve">Held-out mean</w:t>
+            </w:r>
+          </w:p>
+        </w:tc>
+        <w:tc>
+          <w:tcPr>
+            <w:tcW w:type="dxa" w:w="2700"/>
+            <w:shd w:fill="DCE6F1" w:color="auto" w:val="clear"/>
+            <w:tcMar>
+              <w:top w:type="dxa" w:w="70"/>
+              <w:left w:type="dxa" w:w="100"/>
+              <w:bottom w:type="dxa" w:w="70"/>
+              <w:right w:type="dxa" w:w="100"/>
+            </w:tcMar>
+          </w:tcPr>
+          <w:p>
+            <w:pPr>
+              <w:spacing w:after="0" w:line="252"/>
+              <w:jc w:val="center"/>
+            </w:pPr>
+            <w:r>
+              <w:rPr>
+                <w:rFonts w:ascii="Calibri" w:cs="Calibri" w:eastAsia="Calibri" w:hAnsi="Calibri"/>
+                <w:b/>
+                <w:bCs/>
+                <w:color w:val="1A1A1A"/>
+                <w:sz w:val="18"/>
+                <w:szCs w:val="18"/>
+              </w:rPr>
+              <w:t xml:space="preserve">Version 4 run</w:t>
+            </w:r>
+          </w:p>
+        </w:tc>
+        <w:tc>
+          <w:tcPr>
+            <w:tcW w:type="dxa" w:w="2280"/>
+            <w:shd w:fill="DCE6F1" w:color="auto" w:val="clear"/>
+            <w:tcMar>
+              <w:top w:type="dxa" w:w="70"/>
+              <w:left w:type="dxa" w:w="100"/>
+              <w:bottom w:type="dxa" w:w="70"/>
+              <w:right w:type="dxa" w:w="100"/>
+            </w:tcMar>
+          </w:tcPr>
+          <w:p>
+            <w:pPr>
+              <w:spacing w:after="0" w:line="252"/>
+              <w:jc w:val="center"/>
+            </w:pPr>
+            <w:r>
+              <w:rPr>
+                <w:rFonts w:ascii="Calibri" w:cs="Calibri" w:eastAsia="Calibri" w:hAnsi="Calibri"/>
+                <w:b/>
+                <w:bCs/>
+                <w:color w:val="1A1A1A"/>
+                <w:sz w:val="18"/>
+                <w:szCs w:val="18"/>
+              </w:rPr>
+              <w:t xml:space="preserve">Held-out mean</w:t>
+            </w:r>
+          </w:p>
+        </w:tc>
+      </w:tr>
+      <w:tr>
+        <w:tc>
+          <w:tcPr>
+            <w:tcW w:type="dxa" w:w="2900"/>
+            <w:tcMar>
+              <w:top w:type="dxa" w:w="70"/>
+              <w:left w:type="dxa" w:w="100"/>
+              <w:bottom w:type="dxa" w:w="70"/>
+              <w:right w:type="dxa" w:w="100"/>
+            </w:tcMar>
+          </w:tcPr>
+          <w:p>
+            <w:pPr>
+              <w:spacing w:after="0" w:line="252"/>
+              <w:jc w:val="left"/>
+            </w:pPr>
+            <w:r>
+              <w:rPr>
+                <w:rFonts w:ascii="Calibri" w:cs="Calibri" w:eastAsia="Calibri" w:hAnsi="Calibri"/>
+                <w:b/>
+                <w:bCs/>
+                <w:color w:val="1A1A1A"/>
+                <w:sz w:val="18"/>
+                <w:szCs w:val="18"/>
+              </w:rPr>
+              <w:t xml:space="preserve">original (unseeded)</w:t>
+            </w:r>
+          </w:p>
+        </w:tc>
+        <w:tc>
+          <w:tcPr>
+            <w:tcW w:type="dxa" w:w="2200"/>
+            <w:tcMar>
+              <w:top w:type="dxa" w:w="70"/>
+              <w:left w:type="dxa" w:w="100"/>
+              <w:bottom w:type="dxa" w:w="70"/>
+              <w:right w:type="dxa" w:w="100"/>
+            </w:tcMar>
+          </w:tcPr>
+          <w:p>
+            <w:pPr>
+              <w:spacing w:after="0" w:line="252"/>
+              <w:jc w:val="center"/>
+            </w:pPr>
+            <w:r>
+              <w:rPr>
+                <w:rFonts w:ascii="Calibri" w:cs="Calibri" w:eastAsia="Calibri" w:hAnsi="Calibri"/>
+                <w:b/>
+                <w:bCs/>
+                <w:color w:val="1A1A1A"/>
+                <w:sz w:val="18"/>
+                <w:szCs w:val="18"/>
+              </w:rPr>
+              <w:t xml:space="preserve">0.8884</w:t>
+            </w:r>
+          </w:p>
+        </w:tc>
+        <w:tc>
+          <w:tcPr>
+            <w:tcW w:type="dxa" w:w="2700"/>
+            <w:tcMar>
+              <w:top w:type="dxa" w:w="70"/>
+              <w:left w:type="dxa" w:w="100"/>
+              <w:bottom w:type="dxa" w:w="70"/>
+              <w:right w:type="dxa" w:w="100"/>
+            </w:tcMar>
+          </w:tcPr>
+          <w:p>
+            <w:pPr>
+              <w:spacing w:after="0" w:line="252"/>
+              <w:jc w:val="center"/>
+            </w:pPr>
+            <w:r>
+              <w:rPr>
+                <w:rFonts w:ascii="Calibri" w:cs="Calibri" w:eastAsia="Calibri" w:hAnsi="Calibri"/>
+                <w:b w:val="false"/>
+                <w:bCs w:val="false"/>
+                <w:color w:val="1A1A1A"/>
+                <w:sz w:val="18"/>
+                <w:szCs w:val="18"/>
+              </w:rPr>
+              <w:t xml:space="preserve">original (unseeded)</w:t>
+            </w:r>
+          </w:p>
+        </w:tc>
+        <w:tc>
+          <w:tcPr>
+            <w:tcW w:type="dxa" w:w="2280"/>
+            <w:tcMar>
+              <w:top w:type="dxa" w:w="70"/>
+              <w:left w:type="dxa" w:w="100"/>
+              <w:bottom w:type="dxa" w:w="70"/>
+              <w:right w:type="dxa" w:w="100"/>
+            </w:tcMar>
+          </w:tcPr>
+          <w:p>
+            <w:pPr>
+              <w:spacing w:after="0" w:line="252"/>
+              <w:jc w:val="center"/>
+            </w:pPr>
+            <w:r>
+              <w:rPr>
+                <w:rFonts w:ascii="Calibri" w:cs="Calibri" w:eastAsia="Calibri" w:hAnsi="Calibri"/>
+                <w:b w:val="false"/>
+                <w:bCs w:val="false"/>
+                <w:color w:val="1A1A1A"/>
+                <w:sz w:val="18"/>
+                <w:szCs w:val="18"/>
+              </w:rPr>
+              <w:t xml:space="preserve">0.8199</w:t>
+            </w:r>
+          </w:p>
+        </w:tc>
+      </w:tr>
+      <w:tr>
+        <w:tc>
+          <w:tcPr>
+            <w:tcW w:type="dxa" w:w="2900"/>
+            <w:shd w:fill="F4F6F8" w:color="auto" w:val="clear"/>
+            <w:tcMar>
+              <w:top w:type="dxa" w:w="70"/>
+              <w:left w:type="dxa" w:w="100"/>
+              <w:bottom w:type="dxa" w:w="70"/>
+              <w:right w:type="dxa" w:w="100"/>
+            </w:tcMar>
+          </w:tcPr>
+          <w:p>
+            <w:pPr>
+              <w:spacing w:after="0" w:line="252"/>
+              <w:jc w:val="left"/>
+            </w:pPr>
+            <w:r>
+              <w:rPr>
+                <w:rFonts w:ascii="Calibri" w:cs="Calibri" w:eastAsia="Calibri" w:hAnsi="Calibri"/>
+                <w:b/>
+                <w:bCs/>
+                <w:color w:val="1A1A1A"/>
+                <w:sz w:val="18"/>
+                <w:szCs w:val="18"/>
+              </w:rPr>
+              <w:t xml:space="preserve">seed 505</w:t>
+            </w:r>
+          </w:p>
+        </w:tc>
+        <w:tc>
+          <w:tcPr>
+            <w:tcW w:type="dxa" w:w="2200"/>
+            <w:shd w:fill="F4F6F8" w:color="auto" w:val="clear"/>
+            <w:tcMar>
+              <w:top w:type="dxa" w:w="70"/>
+              <w:left w:type="dxa" w:w="100"/>
+              <w:bottom w:type="dxa" w:w="70"/>
+              <w:right w:type="dxa" w:w="100"/>
+            </w:tcMar>
+          </w:tcPr>
+          <w:p>
+            <w:pPr>
+              <w:spacing w:after="0" w:line="252"/>
+              <w:jc w:val="center"/>
+            </w:pPr>
+            <w:r>
+              <w:rPr>
+                <w:rFonts w:ascii="Calibri" w:cs="Calibri" w:eastAsia="Calibri" w:hAnsi="Calibri"/>
+                <w:b w:val="false"/>
+                <w:bCs w:val="false"/>
+                <w:color w:val="1A1A1A"/>
+                <w:sz w:val="18"/>
+                <w:szCs w:val="18"/>
+              </w:rPr>
+              <w:t xml:space="preserve">0.8190</w:t>
+            </w:r>
+          </w:p>
+        </w:tc>
+        <w:tc>
+          <w:tcPr>
+            <w:tcW w:type="dxa" w:w="2700"/>
+            <w:shd w:fill="F4F6F8" w:color="auto" w:val="clear"/>
+            <w:tcMar>
+              <w:top w:type="dxa" w:w="70"/>
+              <w:left w:type="dxa" w:w="100"/>
+              <w:bottom w:type="dxa" w:w="70"/>
+              <w:right w:type="dxa" w:w="100"/>
+            </w:tcMar>
+          </w:tcPr>
+          <w:p>
+            <w:pPr>
+              <w:spacing w:after="0" w:line="252"/>
+              <w:jc w:val="center"/>
+            </w:pPr>
+            <w:r>
+              <w:rPr>
+                <w:rFonts w:ascii="Calibri" w:cs="Calibri" w:eastAsia="Calibri" w:hAnsi="Calibri"/>
+                <w:b w:val="false"/>
+                <w:bCs w:val="false"/>
+                <w:color w:val="1A1A1A"/>
+                <w:sz w:val="18"/>
+                <w:szCs w:val="18"/>
+              </w:rPr>
+              <w:t xml:space="preserve">seed 101</w:t>
+            </w:r>
+          </w:p>
+        </w:tc>
+        <w:tc>
+          <w:tcPr>
+            <w:tcW w:type="dxa" w:w="2280"/>
+            <w:shd w:fill="F4F6F8" w:color="auto" w:val="clear"/>
+            <w:tcMar>
+              <w:top w:type="dxa" w:w="70"/>
+              <w:left w:type="dxa" w:w="100"/>
+              <w:bottom w:type="dxa" w:w="70"/>
+              <w:right w:type="dxa" w:w="100"/>
+            </w:tcMar>
+          </w:tcPr>
+          <w:p>
+            <w:pPr>
+              <w:spacing w:after="0" w:line="252"/>
+              <w:jc w:val="center"/>
+            </w:pPr>
+            <w:r>
+              <w:rPr>
+                <w:rFonts w:ascii="Calibri" w:cs="Calibri" w:eastAsia="Calibri" w:hAnsi="Calibri"/>
+                <w:b w:val="false"/>
+                <w:bCs w:val="false"/>
+                <w:color w:val="1A1A1A"/>
+                <w:sz w:val="18"/>
+                <w:szCs w:val="18"/>
+              </w:rPr>
+              <w:t xml:space="preserve">0.8232</w:t>
+            </w:r>
+          </w:p>
+        </w:tc>
+      </w:tr>
+      <w:tr>
+        <w:tc>
+          <w:tcPr>
+            <w:tcW w:type="dxa" w:w="2900"/>
+            <w:tcMar>
+              <w:top w:type="dxa" w:w="70"/>
+              <w:left w:type="dxa" w:w="100"/>
+              <w:bottom w:type="dxa" w:w="70"/>
+              <w:right w:type="dxa" w:w="100"/>
+            </w:tcMar>
+          </w:tcPr>
+          <w:p>
+            <w:pPr>
+              <w:spacing w:after="0" w:line="252"/>
+              <w:jc w:val="left"/>
+            </w:pPr>
+            <w:r>
+              <w:rPr>
+                <w:rFonts w:ascii="Calibri" w:cs="Calibri" w:eastAsia="Calibri" w:hAnsi="Calibri"/>
+                <w:b/>
+                <w:bCs/>
+                <w:color w:val="1A1A1A"/>
+                <w:sz w:val="18"/>
+                <w:szCs w:val="18"/>
+              </w:rPr>
+              <w:t xml:space="preserve">seed 404</w:t>
+            </w:r>
+          </w:p>
+        </w:tc>
+        <w:tc>
+          <w:tcPr>
+            <w:tcW w:type="dxa" w:w="2200"/>
+            <w:tcMar>
+              <w:top w:type="dxa" w:w="70"/>
+              <w:left w:type="dxa" w:w="100"/>
+              <w:bottom w:type="dxa" w:w="70"/>
+              <w:right w:type="dxa" w:w="100"/>
+            </w:tcMar>
+          </w:tcPr>
+          <w:p>
+            <w:pPr>
+              <w:spacing w:after="0" w:line="252"/>
+              <w:jc w:val="center"/>
+            </w:pPr>
+            <w:r>
+              <w:rPr>
+                <w:rFonts w:ascii="Calibri" w:cs="Calibri" w:eastAsia="Calibri" w:hAnsi="Calibri"/>
+                <w:b w:val="false"/>
+                <w:bCs w:val="false"/>
+                <w:color w:val="1A1A1A"/>
+                <w:sz w:val="18"/>
+                <w:szCs w:val="18"/>
+              </w:rPr>
+              <w:t xml:space="preserve">0.8067</w:t>
+            </w:r>
+          </w:p>
+        </w:tc>
+        <w:tc>
+          <w:tcPr>
+            <w:tcW w:type="dxa" w:w="2700"/>
+            <w:tcMar>
+              <w:top w:type="dxa" w:w="70"/>
+              <w:left w:type="dxa" w:w="100"/>
+              <w:bottom w:type="dxa" w:w="70"/>
+              <w:right w:type="dxa" w:w="100"/>
+            </w:tcMar>
+          </w:tcPr>
+          <w:p>
+            <w:pPr>
+              <w:spacing w:after="0" w:line="252"/>
+              <w:jc w:val="center"/>
+            </w:pPr>
+            <w:r>
+              <w:rPr>
+                <w:rFonts w:ascii="Calibri" w:cs="Calibri" w:eastAsia="Calibri" w:hAnsi="Calibri"/>
+                <w:b w:val="false"/>
+                <w:bCs w:val="false"/>
+                <w:color w:val="1A1A1A"/>
+                <w:sz w:val="18"/>
+                <w:szCs w:val="18"/>
+              </w:rPr>
+              <w:t xml:space="preserve">seed 202</w:t>
+            </w:r>
+          </w:p>
+        </w:tc>
+        <w:tc>
+          <w:tcPr>
+            <w:tcW w:type="dxa" w:w="2280"/>
+            <w:tcMar>
+              <w:top w:type="dxa" w:w="70"/>
+              <w:left w:type="dxa" w:w="100"/>
+              <w:bottom w:type="dxa" w:w="70"/>
+              <w:right w:type="dxa" w:w="100"/>
+            </w:tcMar>
+          </w:tcPr>
+          <w:p>
+            <w:pPr>
+              <w:spacing w:after="0" w:line="252"/>
+              <w:jc w:val="center"/>
+            </w:pPr>
+            <w:r>
+              <w:rPr>
+                <w:rFonts w:ascii="Calibri" w:cs="Calibri" w:eastAsia="Calibri" w:hAnsi="Calibri"/>
+                <w:b w:val="false"/>
+                <w:bCs w:val="false"/>
+                <w:color w:val="1A1A1A"/>
+                <w:sz w:val="18"/>
+                <w:szCs w:val="18"/>
+              </w:rPr>
+              <w:t xml:space="preserve">0.8158</w:t>
+            </w:r>
+          </w:p>
+        </w:tc>
+      </w:tr>
+      <w:tr>
+        <w:tc>
+          <w:tcPr>
+            <w:tcW w:type="dxa" w:w="2900"/>
+            <w:shd w:fill="F4F6F8" w:color="auto" w:val="clear"/>
+            <w:tcMar>
+              <w:top w:type="dxa" w:w="70"/>
+              <w:left w:type="dxa" w:w="100"/>
+              <w:bottom w:type="dxa" w:w="70"/>
+              <w:right w:type="dxa" w:w="100"/>
+            </w:tcMar>
+          </w:tcPr>
+          <w:p>
+            <w:pPr>
+              <w:spacing w:after="0" w:line="252"/>
+              <w:jc w:val="left"/>
+            </w:pPr>
+            <w:r>
+              <w:rPr>
+                <w:rFonts w:ascii="Calibri" w:cs="Calibri" w:eastAsia="Calibri" w:hAnsi="Calibri"/>
+                <w:b/>
+                <w:bCs/>
+                <w:color w:val="1A1A1A"/>
+                <w:sz w:val="18"/>
+                <w:szCs w:val="18"/>
+              </w:rPr>
+              <w:t xml:space="preserve">seed 202</w:t>
+            </w:r>
+          </w:p>
+        </w:tc>
+        <w:tc>
+          <w:tcPr>
+            <w:tcW w:type="dxa" w:w="2200"/>
+            <w:shd w:fill="F4F6F8" w:color="auto" w:val="clear"/>
+            <w:tcMar>
+              <w:top w:type="dxa" w:w="70"/>
+              <w:left w:type="dxa" w:w="100"/>
+              <w:bottom w:type="dxa" w:w="70"/>
+              <w:right w:type="dxa" w:w="100"/>
+            </w:tcMar>
+          </w:tcPr>
+          <w:p>
+            <w:pPr>
+              <w:spacing w:after="0" w:line="252"/>
+              <w:jc w:val="center"/>
+            </w:pPr>
+            <w:r>
+              <w:rPr>
+                <w:rFonts w:ascii="Calibri" w:cs="Calibri" w:eastAsia="Calibri" w:hAnsi="Calibri"/>
+                <w:b w:val="false"/>
+                <w:bCs w:val="false"/>
+                <w:color w:val="1A1A1A"/>
+                <w:sz w:val="18"/>
+                <w:szCs w:val="18"/>
+              </w:rPr>
+              <w:t xml:space="preserve">0.8033</w:t>
+            </w:r>
+          </w:p>
+        </w:tc>
+        <w:tc>
+          <w:tcPr>
+            <w:tcW w:type="dxa" w:w="2700"/>
+            <w:shd w:fill="F4F6F8" w:color="auto" w:val="clear"/>
+            <w:tcMar>
+              <w:top w:type="dxa" w:w="70"/>
+              <w:left w:type="dxa" w:w="100"/>
+              <w:bottom w:type="dxa" w:w="70"/>
+              <w:right w:type="dxa" w:w="100"/>
+            </w:tcMar>
+          </w:tcPr>
+          <w:p>
+            <w:pPr>
+              <w:spacing w:after="0" w:line="252"/>
+              <w:jc w:val="center"/>
+            </w:pPr>
+            <w:r>
+              <w:rPr>
+                <w:rFonts w:ascii="Calibri" w:cs="Calibri" w:eastAsia="Calibri" w:hAnsi="Calibri"/>
+                <w:b w:val="false"/>
+                <w:bCs w:val="false"/>
+                <w:color w:val="1A1A1A"/>
+                <w:sz w:val="18"/>
+                <w:szCs w:val="18"/>
+              </w:rPr>
+              <w:t xml:space="preserve">seed 303</w:t>
+            </w:r>
+          </w:p>
+        </w:tc>
+        <w:tc>
+          <w:tcPr>
+            <w:tcW w:type="dxa" w:w="2280"/>
+            <w:shd w:fill="F4F6F8" w:color="auto" w:val="clear"/>
+            <w:tcMar>
+              <w:top w:type="dxa" w:w="70"/>
+              <w:left w:type="dxa" w:w="100"/>
+              <w:bottom w:type="dxa" w:w="70"/>
+              <w:right w:type="dxa" w:w="100"/>
+            </w:tcMar>
+          </w:tcPr>
+          <w:p>
+            <w:pPr>
+              <w:spacing w:after="0" w:line="252"/>
+              <w:jc w:val="center"/>
+            </w:pPr>
+            <w:r>
+              <w:rPr>
+                <w:rFonts w:ascii="Calibri" w:cs="Calibri" w:eastAsia="Calibri" w:hAnsi="Calibri"/>
+                <w:b w:val="false"/>
+                <w:bCs w:val="false"/>
+                <w:color w:val="1A1A1A"/>
+                <w:sz w:val="18"/>
+                <w:szCs w:val="18"/>
+              </w:rPr>
+              <w:t xml:space="preserve">0.8667</w:t>
+            </w:r>
+          </w:p>
+        </w:tc>
+      </w:tr>
+      <w:tr>
+        <w:tc>
+          <w:tcPr>
+            <w:tcW w:type="dxa" w:w="2900"/>
+            <w:tcMar>
+              <w:top w:type="dxa" w:w="70"/>
+              <w:left w:type="dxa" w:w="100"/>
+              <w:bottom w:type="dxa" w:w="70"/>
+              <w:right w:type="dxa" w:w="100"/>
+            </w:tcMar>
+          </w:tcPr>
+          <w:p>
+            <w:pPr>
+              <w:spacing w:after="0" w:line="252"/>
+              <w:jc w:val="left"/>
+            </w:pPr>
+            <w:r>
+              <w:rPr>
+                <w:rFonts w:ascii="Calibri" w:cs="Calibri" w:eastAsia="Calibri" w:hAnsi="Calibri"/>
+                <w:b/>
+                <w:bCs/>
+                <w:color w:val="1A1A1A"/>
+                <w:sz w:val="18"/>
+                <w:szCs w:val="18"/>
+              </w:rPr>
+              <w:t xml:space="preserve">seed 303</w:t>
+            </w:r>
+          </w:p>
+        </w:tc>
+        <w:tc>
+          <w:tcPr>
+            <w:tcW w:type="dxa" w:w="2200"/>
+            <w:tcMar>
+              <w:top w:type="dxa" w:w="70"/>
+              <w:left w:type="dxa" w:w="100"/>
+              <w:bottom w:type="dxa" w:w="70"/>
+              <w:right w:type="dxa" w:w="100"/>
+            </w:tcMar>
+          </w:tcPr>
+          <w:p>
+            <w:pPr>
+              <w:spacing w:after="0" w:line="252"/>
+              <w:jc w:val="center"/>
+            </w:pPr>
+            <w:r>
+              <w:rPr>
+                <w:rFonts w:ascii="Calibri" w:cs="Calibri" w:eastAsia="Calibri" w:hAnsi="Calibri"/>
+                <w:b w:val="false"/>
+                <w:bCs w:val="false"/>
+                <w:color w:val="1A1A1A"/>
+                <w:sz w:val="18"/>
+                <w:szCs w:val="18"/>
+              </w:rPr>
+              <w:t xml:space="preserve">0.7653</w:t>
+            </w:r>
+          </w:p>
+        </w:tc>
+        <w:tc>
+          <w:tcPr>
+            <w:tcW w:type="dxa" w:w="2700"/>
+            <w:tcMar>
+              <w:top w:type="dxa" w:w="70"/>
+              <w:left w:type="dxa" w:w="100"/>
+              <w:bottom w:type="dxa" w:w="70"/>
+              <w:right w:type="dxa" w:w="100"/>
+            </w:tcMar>
+          </w:tcPr>
+          <w:p>
+            <w:pPr>
+              <w:spacing w:after="0" w:line="252"/>
+              <w:jc w:val="center"/>
+            </w:pPr>
+            <w:r>
+              <w:rPr>
+                <w:rFonts w:ascii="Calibri" w:cs="Calibri" w:eastAsia="Calibri" w:hAnsi="Calibri"/>
+                <w:b w:val="false"/>
+                <w:bCs w:val="false"/>
+                <w:color w:val="1A1A1A"/>
+                <w:sz w:val="18"/>
+                <w:szCs w:val="18"/>
+              </w:rPr>
+              <w:t xml:space="preserve">seed 404</w:t>
+            </w:r>
+          </w:p>
+        </w:tc>
+        <w:tc>
+          <w:tcPr>
+            <w:tcW w:type="dxa" w:w="2280"/>
+            <w:tcMar>
+              <w:top w:type="dxa" w:w="70"/>
+              <w:left w:type="dxa" w:w="100"/>
+              <w:bottom w:type="dxa" w:w="70"/>
+              <w:right w:type="dxa" w:w="100"/>
+            </w:tcMar>
+          </w:tcPr>
+          <w:p>
+            <w:pPr>
+              <w:spacing w:after="0" w:line="252"/>
+              <w:jc w:val="center"/>
+            </w:pPr>
+            <w:r>
+              <w:rPr>
+                <w:rFonts w:ascii="Calibri" w:cs="Calibri" w:eastAsia="Calibri" w:hAnsi="Calibri"/>
+                <w:b w:val="false"/>
+                <w:bCs w:val="false"/>
+                <w:color w:val="1A1A1A"/>
+                <w:sz w:val="18"/>
+                <w:szCs w:val="18"/>
+              </w:rPr>
+              <w:t xml:space="preserve">0.8272</w:t>
+            </w:r>
+          </w:p>
+        </w:tc>
+      </w:tr>
+      <w:tr>
+        <w:tc>
+          <w:tcPr>
+            <w:tcW w:type="dxa" w:w="2900"/>
+            <w:shd w:fill="F4F6F8" w:color="auto" w:val="clear"/>
+            <w:tcMar>
+              <w:top w:type="dxa" w:w="70"/>
+              <w:left w:type="dxa" w:w="100"/>
+              <w:bottom w:type="dxa" w:w="70"/>
+              <w:right w:type="dxa" w:w="100"/>
+            </w:tcMar>
+          </w:tcPr>
+          <w:p>
+            <w:pPr>
+              <w:spacing w:after="0" w:line="252"/>
+              <w:jc w:val="left"/>
+            </w:pPr>
+            <w:r>
+              <w:rPr>
+                <w:rFonts w:ascii="Calibri" w:cs="Calibri" w:eastAsia="Calibri" w:hAnsi="Calibri"/>
+                <w:b/>
+                <w:bCs/>
+                <w:color w:val="1A1A1A"/>
+                <w:sz w:val="18"/>
+                <w:szCs w:val="18"/>
+              </w:rPr>
+              <w:t xml:space="preserve">mean ± sd</w:t>
+            </w:r>
+          </w:p>
+        </w:tc>
+        <w:tc>
+          <w:tcPr>
+            <w:tcW w:type="dxa" w:w="2200"/>
+            <w:shd w:fill="F4F6F8" w:color="auto" w:val="clear"/>
+            <w:tcMar>
+              <w:top w:type="dxa" w:w="70"/>
+              <w:left w:type="dxa" w:w="100"/>
+              <w:bottom w:type="dxa" w:w="70"/>
+              <w:right w:type="dxa" w:w="100"/>
+            </w:tcMar>
+          </w:tcPr>
+          <w:p>
+            <w:pPr>
+              <w:spacing w:after="0" w:line="252"/>
+              <w:jc w:val="center"/>
+            </w:pPr>
+            <w:r>
+              <w:rPr>
+                <w:rFonts w:ascii="Calibri" w:cs="Calibri" w:eastAsia="Calibri" w:hAnsi="Calibri"/>
+                <w:b/>
+                <w:bCs/>
+                <w:color w:val="1A1A1A"/>
+                <w:sz w:val="18"/>
+                <w:szCs w:val="18"/>
+              </w:rPr>
+              <w:t xml:space="preserve">0.8165 ± 0.0449</w:t>
+            </w:r>
+          </w:p>
+        </w:tc>
+        <w:tc>
+          <w:tcPr>
+            <w:tcW w:type="dxa" w:w="2700"/>
+            <w:shd w:fill="F4F6F8" w:color="auto" w:val="clear"/>
+            <w:tcMar>
+              <w:top w:type="dxa" w:w="70"/>
+              <w:left w:type="dxa" w:w="100"/>
+              <w:bottom w:type="dxa" w:w="70"/>
+              <w:right w:type="dxa" w:w="100"/>
+            </w:tcMar>
+          </w:tcPr>
+          <w:p>
+            <w:pPr>
+              <w:spacing w:after="0" w:line="252"/>
+              <w:jc w:val="center"/>
+            </w:pPr>
+            <w:r>
+              <w:rPr>
+                <w:rFonts w:ascii="Calibri" w:cs="Calibri" w:eastAsia="Calibri" w:hAnsi="Calibri"/>
+                <w:b/>
+                <w:bCs/>
+                <w:color w:val="1A1A1A"/>
+                <w:sz w:val="18"/>
+                <w:szCs w:val="18"/>
+              </w:rPr>
+              <w:t xml:space="preserve">mean ± sd</w:t>
+            </w:r>
+          </w:p>
+        </w:tc>
+        <w:tc>
+          <w:tcPr>
+            <w:tcW w:type="dxa" w:w="2280"/>
+            <w:shd w:fill="F4F6F8" w:color="auto" w:val="clear"/>
+            <w:tcMar>
+              <w:top w:type="dxa" w:w="70"/>
+              <w:left w:type="dxa" w:w="100"/>
+              <w:bottom w:type="dxa" w:w="70"/>
+              <w:right w:type="dxa" w:w="100"/>
+            </w:tcMar>
+          </w:tcPr>
+          <w:p>
+            <w:pPr>
+              <w:spacing w:after="0" w:line="252"/>
+              <w:jc w:val="center"/>
+            </w:pPr>
+            <w:r>
+              <w:rPr>
+                <w:rFonts w:ascii="Calibri" w:cs="Calibri" w:eastAsia="Calibri" w:hAnsi="Calibri"/>
+                <w:b/>
+                <w:bCs/>
+                <w:color w:val="1A1A1A"/>
+                <w:sz w:val="18"/>
+                <w:szCs w:val="18"/>
+              </w:rPr>
+              <w:t xml:space="preserve">0.8305 ± 0.0206</w:t>
+            </w:r>
+          </w:p>
+        </w:tc>
+      </w:tr>
+    </w:tbl>
+    <w:p>
+      <w:pPr>
+        <w:keepLines/>
+        <w:spacing w:after="220" w:before="60"/>
+      </w:pPr>
+      <w:r>
+        <w:rPr>
+          <w:rFonts w:ascii="Calibri" w:cs="Calibri" w:eastAsia="Calibri" w:hAnsi="Calibri"/>
+          <w:i/>
+          <w:iCs/>
+          <w:color w:val="5C5C5C"/>
+          <w:sz w:val="17"/>
+          <w:szCs w:val="17"/>
+        </w:rPr>
+        <w:t xml:space="preserve">Table 25. Five seeds per corpus. The version-3 reference the whole corpus story rested on ranks first of its five runs and sits 1.60 standard deviations above their mean.</w:t>
+      </w:r>
+    </w:p>
+    <w:tbl>
+      <w:tblPr>
+        <w:tblW w:type="dxa" w:w="10080"/>
+        <w:tblBorders>
+          <w:top w:val="single" w:color="FDECEC" w:sz="2"/>
+          <w:left w:val="single" w:color="A32020" w:sz="18"/>
+          <w:bottom w:val="single" w:color="FDECEC" w:sz="2"/>
+          <w:right w:val="single" w:color="FDECEC" w:sz="2"/>
+          <w:insideH w:val="none"/>
+          <w:insideV w:val="none"/>
+        </w:tblBorders>
+      </w:tblPr>
+      <w:tblGrid>
+        <w:gridCol w:w="10080"/>
+      </w:tblGrid>
+      <w:tr>
+        <w:tc>
+          <w:tcPr>
+            <w:tcW w:type="dxa" w:w="10080"/>
+            <w:shd w:fill="FDECEC" w:color="auto" w:val="clear"/>
+            <w:tcMar>
+              <w:top w:type="dxa" w:w="140"/>
+              <w:left w:type="dxa" w:w="180"/>
+              <w:bottom w:type="dxa" w:w="140"/>
+              <w:right w:type="dxa" w:w="160"/>
+            </w:tcMar>
+          </w:tcPr>
+          <w:p>
+            <w:pPr>
+              <w:spacing w:after="60"/>
+            </w:pPr>
+            <w:r>
+              <w:rPr>
+                <w:rFonts w:ascii="Calibri" w:cs="Calibri" w:eastAsia="Calibri" w:hAnsi="Calibri"/>
+                <w:b/>
+                <w:bCs/>
+                <w:caps/>
+                <w:color w:val="A32020"/>
+                <w:sz w:val="20"/>
+                <w:szCs w:val="20"/>
+              </w:rPr>
+              <w:t xml:space="preserve">The gap does not shrink — it vanishes</w:t>
+            </w:r>
+          </w:p>
+          <w:p>
+            <w:pPr>
+              <w:spacing w:after="60" w:line="264"/>
+            </w:pPr>
+            <w:r>
+              <w:rPr>
+                <w:rFonts w:ascii="Calibri" w:cs="Calibri" w:eastAsia="Calibri" w:hAnsi="Calibri"/>
+                <w:color w:val="1A1A1A"/>
+                <w:sz w:val="20"/>
+                <w:szCs w:val="20"/>
+              </w:rPr>
+              <w:t xml:space="preserve">As reported, version 3 (n = 1) minus version 4 (n = 3):  +0.0687</w:t>
+            </w:r>
+          </w:p>
+          <w:p>
+            <w:pPr>
+              <w:spacing w:after="60" w:line="264"/>
+            </w:pPr>
+            <w:r>
+              <w:rPr>
+                <w:rFonts w:ascii="Calibri" w:cs="Calibri" w:eastAsia="Calibri" w:hAnsi="Calibri"/>
+                <w:color w:val="1A1A1A"/>
+                <w:sz w:val="20"/>
+                <w:szCs w:val="20"/>
+              </w:rPr>
+              <w:t xml:space="preserve">With error bars on both sides, version 3 (n = 5) minus version 4 (n = 5):  −0.0140, standard error 0.0221 — 0.6 standard errors, and the point estimate now slightly favours version 4, the opposite of the original claim.</w:t>
+            </w:r>
+          </w:p>
+          <w:p>
+            <w:pPr>
+              <w:spacing w:after="0" w:line="264"/>
+            </w:pPr>
+            <w:r>
+              <w:rPr>
+                <w:rFonts w:ascii="Calibri" w:cs="Calibri" w:eastAsia="Calibri" w:hAnsi="Calibri"/>
+                <w:color w:val="1A1A1A"/>
+                <w:sz w:val="20"/>
+                <w:szCs w:val="20"/>
+              </w:rPr>
+              <w:t xml:space="preserve">Section 7.2 is retracted. Sections 8 and the size sweep were hunting the mechanism of a sampling artifact — which is exactly why neither could find one, and why the size sweep's own points scattered by 0.081 across a 1–10 per cent cut. That scatter was the noise floor announcing itself.</w:t>
+            </w:r>
+          </w:p>
+        </w:tc>
+      </w:tr>
+    </w:tbl>
+    <w:p>
+      <w:pPr>
+        <w:pStyle w:val="Heading3"/>
+        <w:spacing w:after="100" w:before="200"/>
+      </w:pPr>
+      <w:r>
+        <w:rPr>
+          <w:rFonts w:ascii="Calibri" w:cs="Calibri" w:eastAsia="Calibri" w:hAnsi="Calibri"/>
+          <w:b/>
+          <w:bCs/>
+          <w:color w:val="1A1A1A"/>
+          <w:sz w:val="22"/>
+          <w:szCs w:val="22"/>
+        </w:rPr>
+        <w:t xml:space="preserve">What this does to the rest of the record</w:t>
+      </w:r>
+    </w:p>
+    <w:p>
+      <w:pPr>
+        <w:spacing w:after="120" w:line="276"/>
+      </w:pPr>
+      <w:r>
+        <w:rPr>
+          <w:rFonts w:ascii="Calibri" w:cs="Calibri" w:eastAsia="Calibri" w:hAnsi="Calibri"/>
+          <w:color w:val="1A1A1A"/>
+          <w:sz w:val="21"/>
+          <w:szCs w:val="21"/>
+        </w:rPr>
+        <w:t xml:space="preserve">The measured single-run standard deviation on the held-out mean is 0.045 — more than double the 0.020 used since section 7.2 — and per target it is worse still: 0.076 on Barth, 0.045 on MTBLS326. Re-scoring every single-run claim against it:</w:t>
+      </w:r>
+    </w:p>
+    <w:tbl>
+      <w:tblPr>
+        <w:tblW w:type="dxa" w:w="10080"/>
+        <w:tblBorders>
+          <w:top w:val="single" w:color="BFBFBF" w:sz="4"/>
+          <w:left w:val="none"/>
+          <w:bottom w:val="single" w:color="BFBFBF" w:sz="4"/>
+          <w:right w:val="none"/>
+          <w:insideH w:val="single" w:color="E2E2E2" w:sz="2"/>
+          <w:insideV w:val="none"/>
+        </w:tblBorders>
+      </w:tblPr>
+      <w:tblGrid>
+        <w:gridCol w:w="4200"/>
+        <w:gridCol w:w="1700"/>
+        <w:gridCol w:w="1600"/>
+        <w:gridCol w:w="2580"/>
+      </w:tblGrid>
+      <w:tr>
+        <w:trPr>
+          <w:tblHeader/>
+        </w:trPr>
+        <w:tc>
+          <w:tcPr>
+            <w:tcW w:type="dxa" w:w="4200"/>
+            <w:shd w:fill="DCE6F1" w:color="auto" w:val="clear"/>
+            <w:tcMar>
+              <w:top w:type="dxa" w:w="70"/>
+              <w:left w:type="dxa" w:w="100"/>
+              <w:bottom w:type="dxa" w:w="70"/>
+              <w:right w:type="dxa" w:w="100"/>
+            </w:tcMar>
+          </w:tcPr>
+          <w:p>
+            <w:pPr>
+              <w:spacing w:after="0" w:line="252"/>
+              <w:jc w:val="left"/>
+            </w:pPr>
+            <w:r>
+              <w:rPr>
+                <w:rFonts w:ascii="Calibri" w:cs="Calibri" w:eastAsia="Calibri" w:hAnsi="Calibri"/>
+                <w:b/>
+                <w:bCs/>
+                <w:color w:val="1A1A1A"/>
+                <w:sz w:val="18"/>
+                <w:szCs w:val="18"/>
+              </w:rPr>
+              <w:t xml:space="preserve">Claim</w:t>
+            </w:r>
+          </w:p>
+        </w:tc>
+        <w:tc>
+          <w:tcPr>
+            <w:tcW w:type="dxa" w:w="1700"/>
+            <w:shd w:fill="DCE6F1" w:color="auto" w:val="clear"/>
+            <w:tcMar>
+              <w:top w:type="dxa" w:w="70"/>
+              <w:left w:type="dxa" w:w="100"/>
+              <w:bottom w:type="dxa" w:w="70"/>
+              <w:right w:type="dxa" w:w="100"/>
+            </w:tcMar>
+          </w:tcPr>
+          <w:p>
+            <w:pPr>
+              <w:spacing w:after="0" w:line="252"/>
+              <w:jc w:val="center"/>
+            </w:pPr>
+            <w:r>
+              <w:rPr>
+                <w:rFonts w:ascii="Calibri" w:cs="Calibri" w:eastAsia="Calibri" w:hAnsi="Calibri"/>
+                <w:b/>
+                <w:bCs/>
+                <w:color w:val="1A1A1A"/>
+                <w:sz w:val="18"/>
+                <w:szCs w:val="18"/>
+              </w:rPr>
+              <w:t xml:space="preserve">Δ</w:t>
+            </w:r>
+          </w:p>
+        </w:tc>
+        <w:tc>
+          <w:tcPr>
+            <w:tcW w:type="dxa" w:w="1600"/>
+            <w:shd w:fill="DCE6F1" w:color="auto" w:val="clear"/>
+            <w:tcMar>
+              <w:top w:type="dxa" w:w="70"/>
+              <w:left w:type="dxa" w:w="100"/>
+              <w:bottom w:type="dxa" w:w="70"/>
+              <w:right w:type="dxa" w:w="100"/>
+            </w:tcMar>
+          </w:tcPr>
+          <w:p>
+            <w:pPr>
+              <w:spacing w:after="0" w:line="252"/>
+              <w:jc w:val="center"/>
+            </w:pPr>
+            <w:r>
+              <w:rPr>
+                <w:rFonts w:ascii="Calibri" w:cs="Calibri" w:eastAsia="Calibri" w:hAnsi="Calibri"/>
+                <w:b/>
+                <w:bCs/>
+                <w:color w:val="1A1A1A"/>
+                <w:sz w:val="18"/>
+                <w:szCs w:val="18"/>
+              </w:rPr>
+              <w:t xml:space="preserve">vs sd</w:t>
+            </w:r>
+          </w:p>
+        </w:tc>
+        <w:tc>
+          <w:tcPr>
+            <w:tcW w:type="dxa" w:w="2580"/>
+            <w:shd w:fill="DCE6F1" w:color="auto" w:val="clear"/>
+            <w:tcMar>
+              <w:top w:type="dxa" w:w="70"/>
+              <w:left w:type="dxa" w:w="100"/>
+              <w:bottom w:type="dxa" w:w="70"/>
+              <w:right w:type="dxa" w:w="100"/>
+            </w:tcMar>
+          </w:tcPr>
+          <w:p>
+            <w:pPr>
+              <w:spacing w:after="0" w:line="252"/>
+              <w:jc w:val="center"/>
+            </w:pPr>
+            <w:r>
+              <w:rPr>
+                <w:rFonts w:ascii="Calibri" w:cs="Calibri" w:eastAsia="Calibri" w:hAnsi="Calibri"/>
+                <w:b/>
+                <w:bCs/>
+                <w:color w:val="1A1A1A"/>
+                <w:sz w:val="18"/>
+                <w:szCs w:val="18"/>
+              </w:rPr>
+              <w:t xml:space="preserve">Verdict</w:t>
+            </w:r>
+          </w:p>
+        </w:tc>
+      </w:tr>
+      <w:tr>
+        <w:tc>
+          <w:tcPr>
+            <w:tcW w:type="dxa" w:w="4200"/>
+            <w:tcMar>
+              <w:top w:type="dxa" w:w="70"/>
+              <w:left w:type="dxa" w:w="100"/>
+              <w:bottom w:type="dxa" w:w="70"/>
+              <w:right w:type="dxa" w:w="100"/>
+            </w:tcMar>
+          </w:tcPr>
+          <w:p>
+            <w:pPr>
+              <w:spacing w:after="0" w:line="252"/>
+              <w:jc w:val="left"/>
+            </w:pPr>
+            <w:r>
+              <w:rPr>
+                <w:rFonts w:ascii="Calibri" w:cs="Calibri" w:eastAsia="Calibri" w:hAnsi="Calibri"/>
+                <w:b/>
+                <w:bCs/>
+                <w:color w:val="1A1A1A"/>
+                <w:sz w:val="18"/>
+                <w:szCs w:val="18"/>
+              </w:rPr>
+              <w:t xml:space="preserve">Masked pretraining vs random init (6b)</w:t>
+            </w:r>
+          </w:p>
+        </w:tc>
+        <w:tc>
+          <w:tcPr>
+            <w:tcW w:type="dxa" w:w="1700"/>
+            <w:tcMar>
+              <w:top w:type="dxa" w:w="70"/>
+              <w:left w:type="dxa" w:w="100"/>
+              <w:bottom w:type="dxa" w:w="70"/>
+              <w:right w:type="dxa" w:w="100"/>
+            </w:tcMar>
+          </w:tcPr>
+          <w:p>
+            <w:pPr>
+              <w:spacing w:after="0" w:line="252"/>
+              <w:jc w:val="center"/>
+            </w:pPr>
+            <w:r>
+              <w:rPr>
+                <w:rFonts w:ascii="Calibri" w:cs="Calibri" w:eastAsia="Calibri" w:hAnsi="Calibri"/>
+                <w:b w:val="false"/>
+                <w:bCs w:val="false"/>
+                <w:color w:val="1A1A1A"/>
+                <w:sz w:val="18"/>
+                <w:szCs w:val="18"/>
+              </w:rPr>
+              <w:t xml:space="preserve">+0.117</w:t>
+            </w:r>
+          </w:p>
+        </w:tc>
+        <w:tc>
+          <w:tcPr>
+            <w:tcW w:type="dxa" w:w="1600"/>
+            <w:tcMar>
+              <w:top w:type="dxa" w:w="70"/>
+              <w:left w:type="dxa" w:w="100"/>
+              <w:bottom w:type="dxa" w:w="70"/>
+              <w:right w:type="dxa" w:w="100"/>
+            </w:tcMar>
+          </w:tcPr>
+          <w:p>
+            <w:pPr>
+              <w:spacing w:after="0" w:line="252"/>
+              <w:jc w:val="center"/>
+            </w:pPr>
+            <w:r>
+              <w:rPr>
+                <w:rFonts w:ascii="Calibri" w:cs="Calibri" w:eastAsia="Calibri" w:hAnsi="Calibri"/>
+                <w:b w:val="false"/>
+                <w:bCs w:val="false"/>
+                <w:color w:val="1A1A1A"/>
+                <w:sz w:val="18"/>
+                <w:szCs w:val="18"/>
+              </w:rPr>
+              <w:t xml:space="preserve">2.6×</w:t>
+            </w:r>
+          </w:p>
+        </w:tc>
+        <w:tc>
+          <w:tcPr>
+            <w:tcW w:type="dxa" w:w="2580"/>
+            <w:tcMar>
+              <w:top w:type="dxa" w:w="70"/>
+              <w:left w:type="dxa" w:w="100"/>
+              <w:bottom w:type="dxa" w:w="70"/>
+              <w:right w:type="dxa" w:w="100"/>
+            </w:tcMar>
+          </w:tcPr>
+          <w:p>
+            <w:pPr>
+              <w:spacing w:after="0" w:line="252"/>
+              <w:jc w:val="center"/>
+            </w:pPr>
+            <w:r>
+              <w:rPr>
+                <w:rFonts w:ascii="Calibri" w:cs="Calibri" w:eastAsia="Calibri" w:hAnsi="Calibri"/>
+                <w:b/>
+                <w:bCs/>
+                <w:color w:val="1A1A1A"/>
+                <w:sz w:val="18"/>
+                <w:szCs w:val="18"/>
+              </w:rPr>
+              <w:t xml:space="preserve">survives</w:t>
+            </w:r>
+          </w:p>
+        </w:tc>
+      </w:tr>
+      <w:tr>
+        <w:tc>
+          <w:tcPr>
+            <w:tcW w:type="dxa" w:w="4200"/>
+            <w:shd w:fill="F4F6F8" w:color="auto" w:val="clear"/>
+            <w:tcMar>
+              <w:top w:type="dxa" w:w="70"/>
+              <w:left w:type="dxa" w:w="100"/>
+              <w:bottom w:type="dxa" w:w="70"/>
+              <w:right w:type="dxa" w:w="100"/>
+            </w:tcMar>
+          </w:tcPr>
+          <w:p>
+            <w:pPr>
+              <w:spacing w:after="0" w:line="252"/>
+              <w:jc w:val="left"/>
+            </w:pPr>
+            <w:r>
+              <w:rPr>
+                <w:rFonts w:ascii="Calibri" w:cs="Calibri" w:eastAsia="Calibri" w:hAnsi="Calibri"/>
+                <w:b/>
+                <w:bCs/>
+                <w:color w:val="1A1A1A"/>
+                <w:sz w:val="18"/>
+                <w:szCs w:val="18"/>
+              </w:rPr>
+              <w:t xml:space="preserve">Corpus version 3 vs 4 (7.2)</w:t>
+            </w:r>
+          </w:p>
+        </w:tc>
+        <w:tc>
+          <w:tcPr>
+            <w:tcW w:type="dxa" w:w="1700"/>
+            <w:shd w:fill="F4F6F8" w:color="auto" w:val="clear"/>
+            <w:tcMar>
+              <w:top w:type="dxa" w:w="70"/>
+              <w:left w:type="dxa" w:w="100"/>
+              <w:bottom w:type="dxa" w:w="70"/>
+              <w:right w:type="dxa" w:w="100"/>
+            </w:tcMar>
+          </w:tcPr>
+          <w:p>
+            <w:pPr>
+              <w:spacing w:after="0" w:line="252"/>
+              <w:jc w:val="center"/>
+            </w:pPr>
+            <w:r>
+              <w:rPr>
+                <w:rFonts w:ascii="Calibri" w:cs="Calibri" w:eastAsia="Calibri" w:hAnsi="Calibri"/>
+                <w:b w:val="false"/>
+                <w:bCs w:val="false"/>
+                <w:color w:val="1A1A1A"/>
+                <w:sz w:val="18"/>
+                <w:szCs w:val="18"/>
+              </w:rPr>
+              <w:t xml:space="preserve">+0.069</w:t>
+            </w:r>
+          </w:p>
+        </w:tc>
+        <w:tc>
+          <w:tcPr>
+            <w:tcW w:type="dxa" w:w="1600"/>
+            <w:shd w:fill="F4F6F8" w:color="auto" w:val="clear"/>
+            <w:tcMar>
+              <w:top w:type="dxa" w:w="70"/>
+              <w:left w:type="dxa" w:w="100"/>
+              <w:bottom w:type="dxa" w:w="70"/>
+              <w:right w:type="dxa" w:w="100"/>
+            </w:tcMar>
+          </w:tcPr>
+          <w:p>
+            <w:pPr>
+              <w:spacing w:after="0" w:line="252"/>
+              <w:jc w:val="center"/>
+            </w:pPr>
+            <w:r>
+              <w:rPr>
+                <w:rFonts w:ascii="Calibri" w:cs="Calibri" w:eastAsia="Calibri" w:hAnsi="Calibri"/>
+                <w:b w:val="false"/>
+                <w:bCs w:val="false"/>
+                <w:color w:val="1A1A1A"/>
+                <w:sz w:val="18"/>
+                <w:szCs w:val="18"/>
+              </w:rPr>
+              <w:t xml:space="preserve">1.5×</w:t>
+            </w:r>
+          </w:p>
+        </w:tc>
+        <w:tc>
+          <w:tcPr>
+            <w:tcW w:type="dxa" w:w="2580"/>
+            <w:shd w:fill="F4F6F8" w:color="auto" w:val="clear"/>
+            <w:tcMar>
+              <w:top w:type="dxa" w:w="70"/>
+              <w:left w:type="dxa" w:w="100"/>
+              <w:bottom w:type="dxa" w:w="70"/>
+              <w:right w:type="dxa" w:w="100"/>
+            </w:tcMar>
+          </w:tcPr>
+          <w:p>
+            <w:pPr>
+              <w:spacing w:after="0" w:line="252"/>
+              <w:jc w:val="center"/>
+            </w:pPr>
+            <w:r>
+              <w:rPr>
+                <w:rFonts w:ascii="Calibri" w:cs="Calibri" w:eastAsia="Calibri" w:hAnsi="Calibri"/>
+                <w:b/>
+                <w:bCs/>
+                <w:color w:val="1A1A1A"/>
+                <w:sz w:val="18"/>
+                <w:szCs w:val="18"/>
+              </w:rPr>
+              <w:t xml:space="preserve">retracted</w:t>
+            </w:r>
+          </w:p>
+        </w:tc>
+      </w:tr>
+      <w:tr>
+        <w:tc>
+          <w:tcPr>
+            <w:tcW w:type="dxa" w:w="4200"/>
+            <w:tcMar>
+              <w:top w:type="dxa" w:w="70"/>
+              <w:left w:type="dxa" w:w="100"/>
+              <w:bottom w:type="dxa" w:w="70"/>
+              <w:right w:type="dxa" w:w="100"/>
+            </w:tcMar>
+          </w:tcPr>
+          <w:p>
+            <w:pPr>
+              <w:spacing w:after="0" w:line="252"/>
+              <w:jc w:val="left"/>
+            </w:pPr>
+            <w:r>
+              <w:rPr>
+                <w:rFonts w:ascii="Calibri" w:cs="Calibri" w:eastAsia="Calibri" w:hAnsi="Calibri"/>
+                <w:b/>
+                <w:bCs/>
+                <w:color w:val="1A1A1A"/>
+                <w:sz w:val="18"/>
+                <w:szCs w:val="18"/>
+              </w:rPr>
+              <w:t xml:space="preserve">Peak weighting, matched corpus (7.3)</w:t>
+            </w:r>
+          </w:p>
+        </w:tc>
+        <w:tc>
+          <w:tcPr>
+            <w:tcW w:type="dxa" w:w="1700"/>
+            <w:tcMar>
+              <w:top w:type="dxa" w:w="70"/>
+              <w:left w:type="dxa" w:w="100"/>
+              <w:bottom w:type="dxa" w:w="70"/>
+              <w:right w:type="dxa" w:w="100"/>
+            </w:tcMar>
+          </w:tcPr>
+          <w:p>
+            <w:pPr>
+              <w:spacing w:after="0" w:line="252"/>
+              <w:jc w:val="center"/>
+            </w:pPr>
+            <w:r>
+              <w:rPr>
+                <w:rFonts w:ascii="Calibri" w:cs="Calibri" w:eastAsia="Calibri" w:hAnsi="Calibri"/>
+                <w:b w:val="false"/>
+                <w:bCs w:val="false"/>
+                <w:color w:val="1A1A1A"/>
+                <w:sz w:val="18"/>
+                <w:szCs w:val="18"/>
+              </w:rPr>
+              <w:t xml:space="preserve">−0.042</w:t>
+            </w:r>
+          </w:p>
+        </w:tc>
+        <w:tc>
+          <w:tcPr>
+            <w:tcW w:type="dxa" w:w="1600"/>
+            <w:tcMar>
+              <w:top w:type="dxa" w:w="70"/>
+              <w:left w:type="dxa" w:w="100"/>
+              <w:bottom w:type="dxa" w:w="70"/>
+              <w:right w:type="dxa" w:w="100"/>
+            </w:tcMar>
+          </w:tcPr>
+          <w:p>
+            <w:pPr>
+              <w:spacing w:after="0" w:line="252"/>
+              <w:jc w:val="center"/>
+            </w:pPr>
+            <w:r>
+              <w:rPr>
+                <w:rFonts w:ascii="Calibri" w:cs="Calibri" w:eastAsia="Calibri" w:hAnsi="Calibri"/>
+                <w:b w:val="false"/>
+                <w:bCs w:val="false"/>
+                <w:color w:val="1A1A1A"/>
+                <w:sz w:val="18"/>
+                <w:szCs w:val="18"/>
+              </w:rPr>
+              <w:t xml:space="preserve">0.9×</w:t>
+            </w:r>
+          </w:p>
+        </w:tc>
+        <w:tc>
+          <w:tcPr>
+            <w:tcW w:type="dxa" w:w="2580"/>
+            <w:tcMar>
+              <w:top w:type="dxa" w:w="70"/>
+              <w:left w:type="dxa" w:w="100"/>
+              <w:bottom w:type="dxa" w:w="70"/>
+              <w:right w:type="dxa" w:w="100"/>
+            </w:tcMar>
+          </w:tcPr>
+          <w:p>
+            <w:pPr>
+              <w:spacing w:after="0" w:line="252"/>
+              <w:jc w:val="center"/>
+            </w:pPr>
+            <w:r>
+              <w:rPr>
+                <w:rFonts w:ascii="Calibri" w:cs="Calibri" w:eastAsia="Calibri" w:hAnsi="Calibri"/>
+                <w:b w:val="false"/>
+                <w:bCs w:val="false"/>
+                <w:color w:val="1A1A1A"/>
+                <w:sz w:val="18"/>
+                <w:szCs w:val="18"/>
+              </w:rPr>
+              <w:t xml:space="preserve">within noise</w:t>
+            </w:r>
+          </w:p>
+        </w:tc>
+      </w:tr>
+      <w:tr>
+        <w:tc>
+          <w:tcPr>
+            <w:tcW w:type="dxa" w:w="4200"/>
+            <w:shd w:fill="F4F6F8" w:color="auto" w:val="clear"/>
+            <w:tcMar>
+              <w:top w:type="dxa" w:w="70"/>
+              <w:left w:type="dxa" w:w="100"/>
+              <w:bottom w:type="dxa" w:w="70"/>
+              <w:right w:type="dxa" w:w="100"/>
+            </w:tcMar>
+          </w:tcPr>
+          <w:p>
+            <w:pPr>
+              <w:spacing w:after="0" w:line="252"/>
+              <w:jc w:val="left"/>
+            </w:pPr>
+            <w:r>
+              <w:rPr>
+                <w:rFonts w:ascii="Calibri" w:cs="Calibri" w:eastAsia="Calibri" w:hAnsi="Calibri"/>
+                <w:b/>
+                <w:bCs/>
+                <w:color w:val="1A1A1A"/>
+                <w:sz w:val="18"/>
+                <w:szCs w:val="18"/>
+              </w:rPr>
+              <w:t xml:space="preserve">Patch 128 vs 1024 (5.3)</w:t>
+            </w:r>
+          </w:p>
+        </w:tc>
+        <w:tc>
+          <w:tcPr>
+            <w:tcW w:type="dxa" w:w="1700"/>
+            <w:shd w:fill="F4F6F8" w:color="auto" w:val="clear"/>
+            <w:tcMar>
+              <w:top w:type="dxa" w:w="70"/>
+              <w:left w:type="dxa" w:w="100"/>
+              <w:bottom w:type="dxa" w:w="70"/>
+              <w:right w:type="dxa" w:w="100"/>
+            </w:tcMar>
+          </w:tcPr>
+          <w:p>
+            <w:pPr>
+              <w:spacing w:after="0" w:line="252"/>
+              <w:jc w:val="center"/>
+            </w:pPr>
+            <w:r>
+              <w:rPr>
+                <w:rFonts w:ascii="Calibri" w:cs="Calibri" w:eastAsia="Calibri" w:hAnsi="Calibri"/>
+                <w:b w:val="false"/>
+                <w:bCs w:val="false"/>
+                <w:color w:val="1A1A1A"/>
+                <w:sz w:val="18"/>
+                <w:szCs w:val="18"/>
+              </w:rPr>
+              <w:t xml:space="preserve">−0.042</w:t>
+            </w:r>
+          </w:p>
+        </w:tc>
+        <w:tc>
+          <w:tcPr>
+            <w:tcW w:type="dxa" w:w="1600"/>
+            <w:shd w:fill="F4F6F8" w:color="auto" w:val="clear"/>
+            <w:tcMar>
+              <w:top w:type="dxa" w:w="70"/>
+              <w:left w:type="dxa" w:w="100"/>
+              <w:bottom w:type="dxa" w:w="70"/>
+              <w:right w:type="dxa" w:w="100"/>
+            </w:tcMar>
+          </w:tcPr>
+          <w:p>
+            <w:pPr>
+              <w:spacing w:after="0" w:line="252"/>
+              <w:jc w:val="center"/>
+            </w:pPr>
+            <w:r>
+              <w:rPr>
+                <w:rFonts w:ascii="Calibri" w:cs="Calibri" w:eastAsia="Calibri" w:hAnsi="Calibri"/>
+                <w:b w:val="false"/>
+                <w:bCs w:val="false"/>
+                <w:color w:val="1A1A1A"/>
+                <w:sz w:val="18"/>
+                <w:szCs w:val="18"/>
+              </w:rPr>
+              <w:t xml:space="preserve">0.9×</w:t>
+            </w:r>
+          </w:p>
+        </w:tc>
+        <w:tc>
+          <w:tcPr>
+            <w:tcW w:type="dxa" w:w="2580"/>
+            <w:shd w:fill="F4F6F8" w:color="auto" w:val="clear"/>
+            <w:tcMar>
+              <w:top w:type="dxa" w:w="70"/>
+              <w:left w:type="dxa" w:w="100"/>
+              <w:bottom w:type="dxa" w:w="70"/>
+              <w:right w:type="dxa" w:w="100"/>
+            </w:tcMar>
+          </w:tcPr>
+          <w:p>
+            <w:pPr>
+              <w:spacing w:after="0" w:line="252"/>
+              <w:jc w:val="center"/>
+            </w:pPr>
+            <w:r>
+              <w:rPr>
+                <w:rFonts w:ascii="Calibri" w:cs="Calibri" w:eastAsia="Calibri" w:hAnsi="Calibri"/>
+                <w:b w:val="false"/>
+                <w:bCs w:val="false"/>
+                <w:color w:val="1A1A1A"/>
+                <w:sz w:val="18"/>
+                <w:szCs w:val="18"/>
+              </w:rPr>
+              <w:t xml:space="preserve">within noise</w:t>
+            </w:r>
+          </w:p>
+        </w:tc>
+      </w:tr>
+      <w:tr>
+        <w:tc>
+          <w:tcPr>
+            <w:tcW w:type="dxa" w:w="4200"/>
+            <w:tcMar>
+              <w:top w:type="dxa" w:w="70"/>
+              <w:left w:type="dxa" w:w="100"/>
+              <w:bottom w:type="dxa" w:w="70"/>
+              <w:right w:type="dxa" w:w="100"/>
+            </w:tcMar>
+          </w:tcPr>
+          <w:p>
+            <w:pPr>
+              <w:spacing w:after="0" w:line="252"/>
+              <w:jc w:val="left"/>
+            </w:pPr>
+            <w:r>
+              <w:rPr>
+                <w:rFonts w:ascii="Calibri" w:cs="Calibri" w:eastAsia="Calibri" w:hAnsi="Calibri"/>
+                <w:b/>
+                <w:bCs/>
+                <w:color w:val="1A1A1A"/>
+                <w:sz w:val="18"/>
+                <w:szCs w:val="18"/>
+              </w:rPr>
+              <w:t xml:space="preserve">Patch 256 vs 1024 (5.3)</w:t>
+            </w:r>
+          </w:p>
+        </w:tc>
+        <w:tc>
+          <w:tcPr>
+            <w:tcW w:type="dxa" w:w="1700"/>
+            <w:tcMar>
+              <w:top w:type="dxa" w:w="70"/>
+              <w:left w:type="dxa" w:w="100"/>
+              <w:bottom w:type="dxa" w:w="70"/>
+              <w:right w:type="dxa" w:w="100"/>
+            </w:tcMar>
+          </w:tcPr>
+          <w:p>
+            <w:pPr>
+              <w:spacing w:after="0" w:line="252"/>
+              <w:jc w:val="center"/>
+            </w:pPr>
+            <w:r>
+              <w:rPr>
+                <w:rFonts w:ascii="Calibri" w:cs="Calibri" w:eastAsia="Calibri" w:hAnsi="Calibri"/>
+                <w:b w:val="false"/>
+                <w:bCs w:val="false"/>
+                <w:color w:val="1A1A1A"/>
+                <w:sz w:val="18"/>
+                <w:szCs w:val="18"/>
+              </w:rPr>
+              <w:t xml:space="preserve">−0.034</w:t>
+            </w:r>
+          </w:p>
+        </w:tc>
+        <w:tc>
+          <w:tcPr>
+            <w:tcW w:type="dxa" w:w="1600"/>
+            <w:tcMar>
+              <w:top w:type="dxa" w:w="70"/>
+              <w:left w:type="dxa" w:w="100"/>
+              <w:bottom w:type="dxa" w:w="70"/>
+              <w:right w:type="dxa" w:w="100"/>
+            </w:tcMar>
+          </w:tcPr>
+          <w:p>
+            <w:pPr>
+              <w:spacing w:after="0" w:line="252"/>
+              <w:jc w:val="center"/>
+            </w:pPr>
+            <w:r>
+              <w:rPr>
+                <w:rFonts w:ascii="Calibri" w:cs="Calibri" w:eastAsia="Calibri" w:hAnsi="Calibri"/>
+                <w:b w:val="false"/>
+                <w:bCs w:val="false"/>
+                <w:color w:val="1A1A1A"/>
+                <w:sz w:val="18"/>
+                <w:szCs w:val="18"/>
+              </w:rPr>
+              <w:t xml:space="preserve">0.7×</w:t>
+            </w:r>
+          </w:p>
+        </w:tc>
+        <w:tc>
+          <w:tcPr>
+            <w:tcW w:type="dxa" w:w="2580"/>
+            <w:tcMar>
+              <w:top w:type="dxa" w:w="70"/>
+              <w:left w:type="dxa" w:w="100"/>
+              <w:bottom w:type="dxa" w:w="70"/>
+              <w:right w:type="dxa" w:w="100"/>
+            </w:tcMar>
+          </w:tcPr>
+          <w:p>
+            <w:pPr>
+              <w:spacing w:after="0" w:line="252"/>
+              <w:jc w:val="center"/>
+            </w:pPr>
+            <w:r>
+              <w:rPr>
+                <w:rFonts w:ascii="Calibri" w:cs="Calibri" w:eastAsia="Calibri" w:hAnsi="Calibri"/>
+                <w:b w:val="false"/>
+                <w:bCs w:val="false"/>
+                <w:color w:val="1A1A1A"/>
+                <w:sz w:val="18"/>
+                <w:szCs w:val="18"/>
+              </w:rPr>
+              <w:t xml:space="preserve">within noise</w:t>
+            </w:r>
+          </w:p>
+        </w:tc>
+      </w:tr>
+      <w:tr>
+        <w:tc>
+          <w:tcPr>
+            <w:tcW w:type="dxa" w:w="4200"/>
+            <w:shd w:fill="F4F6F8" w:color="auto" w:val="clear"/>
+            <w:tcMar>
+              <w:top w:type="dxa" w:w="70"/>
+              <w:left w:type="dxa" w:w="100"/>
+              <w:bottom w:type="dxa" w:w="70"/>
+              <w:right w:type="dxa" w:w="100"/>
+            </w:tcMar>
+          </w:tcPr>
+          <w:p>
+            <w:pPr>
+              <w:spacing w:after="0" w:line="252"/>
+              <w:jc w:val="left"/>
+            </w:pPr>
+            <w:r>
+              <w:rPr>
+                <w:rFonts w:ascii="Calibri" w:cs="Calibri" w:eastAsia="Calibri" w:hAnsi="Calibri"/>
+                <w:b/>
+                <w:bCs/>
+                <w:color w:val="1A1A1A"/>
+                <w:sz w:val="18"/>
+                <w:szCs w:val="18"/>
+              </w:rPr>
+              <w:t xml:space="preserve">Block masking (7.1)</w:t>
+            </w:r>
+          </w:p>
+        </w:tc>
+        <w:tc>
+          <w:tcPr>
+            <w:tcW w:type="dxa" w:w="1700"/>
+            <w:shd w:fill="F4F6F8" w:color="auto" w:val="clear"/>
+            <w:tcMar>
+              <w:top w:type="dxa" w:w="70"/>
+              <w:left w:type="dxa" w:w="100"/>
+              <w:bottom w:type="dxa" w:w="70"/>
+              <w:right w:type="dxa" w:w="100"/>
+            </w:tcMar>
+          </w:tcPr>
+          <w:p>
+            <w:pPr>
+              <w:spacing w:after="0" w:line="252"/>
+              <w:jc w:val="center"/>
+            </w:pPr>
+            <w:r>
+              <w:rPr>
+                <w:rFonts w:ascii="Calibri" w:cs="Calibri" w:eastAsia="Calibri" w:hAnsi="Calibri"/>
+                <w:b w:val="false"/>
+                <w:bCs w:val="false"/>
+                <w:color w:val="1A1A1A"/>
+                <w:sz w:val="18"/>
+                <w:szCs w:val="18"/>
+              </w:rPr>
+              <w:t xml:space="preserve">−0.030</w:t>
+            </w:r>
+          </w:p>
+        </w:tc>
+        <w:tc>
+          <w:tcPr>
+            <w:tcW w:type="dxa" w:w="1600"/>
+            <w:shd w:fill="F4F6F8" w:color="auto" w:val="clear"/>
+            <w:tcMar>
+              <w:top w:type="dxa" w:w="70"/>
+              <w:left w:type="dxa" w:w="100"/>
+              <w:bottom w:type="dxa" w:w="70"/>
+              <w:right w:type="dxa" w:w="100"/>
+            </w:tcMar>
+          </w:tcPr>
+          <w:p>
+            <w:pPr>
+              <w:spacing w:after="0" w:line="252"/>
+              <w:jc w:val="center"/>
+            </w:pPr>
+            <w:r>
+              <w:rPr>
+                <w:rFonts w:ascii="Calibri" w:cs="Calibri" w:eastAsia="Calibri" w:hAnsi="Calibri"/>
+                <w:b w:val="false"/>
+                <w:bCs w:val="false"/>
+                <w:color w:val="1A1A1A"/>
+                <w:sz w:val="18"/>
+                <w:szCs w:val="18"/>
+              </w:rPr>
+              <w:t xml:space="preserve">0.7×</w:t>
+            </w:r>
+          </w:p>
+        </w:tc>
+        <w:tc>
+          <w:tcPr>
+            <w:tcW w:type="dxa" w:w="2580"/>
+            <w:shd w:fill="F4F6F8" w:color="auto" w:val="clear"/>
+            <w:tcMar>
+              <w:top w:type="dxa" w:w="70"/>
+              <w:left w:type="dxa" w:w="100"/>
+              <w:bottom w:type="dxa" w:w="70"/>
+              <w:right w:type="dxa" w:w="100"/>
+            </w:tcMar>
+          </w:tcPr>
+          <w:p>
+            <w:pPr>
+              <w:spacing w:after="0" w:line="252"/>
+              <w:jc w:val="center"/>
+            </w:pPr>
+            <w:r>
+              <w:rPr>
+                <w:rFonts w:ascii="Calibri" w:cs="Calibri" w:eastAsia="Calibri" w:hAnsi="Calibri"/>
+                <w:b w:val="false"/>
+                <w:bCs w:val="false"/>
+                <w:color w:val="1A1A1A"/>
+                <w:sz w:val="18"/>
+                <w:szCs w:val="18"/>
+              </w:rPr>
+              <w:t xml:space="preserve">within noise</w:t>
+            </w:r>
+          </w:p>
+        </w:tc>
+      </w:tr>
+      <w:tr>
+        <w:tc>
+          <w:tcPr>
+            <w:tcW w:type="dxa" w:w="4200"/>
+            <w:tcMar>
+              <w:top w:type="dxa" w:w="70"/>
+              <w:left w:type="dxa" w:w="100"/>
+              <w:bottom w:type="dxa" w:w="70"/>
+              <w:right w:type="dxa" w:w="100"/>
+            </w:tcMar>
+          </w:tcPr>
+          <w:p>
+            <w:pPr>
+              <w:spacing w:after="0" w:line="252"/>
+              <w:jc w:val="left"/>
+            </w:pPr>
+            <w:r>
+              <w:rPr>
+                <w:rFonts w:ascii="Calibri" w:cs="Calibri" w:eastAsia="Calibri" w:hAnsi="Calibri"/>
+                <w:b/>
+                <w:bCs/>
+                <w:color w:val="1A1A1A"/>
+                <w:sz w:val="18"/>
+                <w:szCs w:val="18"/>
+              </w:rPr>
+              <w:t xml:space="preserve">Patch 2048 vs 1024 (6)</w:t>
+            </w:r>
+          </w:p>
+        </w:tc>
+        <w:tc>
+          <w:tcPr>
+            <w:tcW w:type="dxa" w:w="1700"/>
+            <w:tcMar>
+              <w:top w:type="dxa" w:w="70"/>
+              <w:left w:type="dxa" w:w="100"/>
+              <w:bottom w:type="dxa" w:w="70"/>
+              <w:right w:type="dxa" w:w="100"/>
+            </w:tcMar>
+          </w:tcPr>
+          <w:p>
+            <w:pPr>
+              <w:spacing w:after="0" w:line="252"/>
+              <w:jc w:val="center"/>
+            </w:pPr>
+            <w:r>
+              <w:rPr>
+                <w:rFonts w:ascii="Calibri" w:cs="Calibri" w:eastAsia="Calibri" w:hAnsi="Calibri"/>
+                <w:b w:val="false"/>
+                <w:bCs w:val="false"/>
+                <w:color w:val="1A1A1A"/>
+                <w:sz w:val="18"/>
+                <w:szCs w:val="18"/>
+              </w:rPr>
+              <w:t xml:space="preserve">+0.020</w:t>
+            </w:r>
+          </w:p>
+        </w:tc>
+        <w:tc>
+          <w:tcPr>
+            <w:tcW w:type="dxa" w:w="1600"/>
+            <w:tcMar>
+              <w:top w:type="dxa" w:w="70"/>
+              <w:left w:type="dxa" w:w="100"/>
+              <w:bottom w:type="dxa" w:w="70"/>
+              <w:right w:type="dxa" w:w="100"/>
+            </w:tcMar>
+          </w:tcPr>
+          <w:p>
+            <w:pPr>
+              <w:spacing w:after="0" w:line="252"/>
+              <w:jc w:val="center"/>
+            </w:pPr>
+            <w:r>
+              <w:rPr>
+                <w:rFonts w:ascii="Calibri" w:cs="Calibri" w:eastAsia="Calibri" w:hAnsi="Calibri"/>
+                <w:b w:val="false"/>
+                <w:bCs w:val="false"/>
+                <w:color w:val="1A1A1A"/>
+                <w:sz w:val="18"/>
+                <w:szCs w:val="18"/>
+              </w:rPr>
+              <w:t xml:space="preserve">0.5×</w:t>
+            </w:r>
+          </w:p>
+        </w:tc>
+        <w:tc>
+          <w:tcPr>
+            <w:tcW w:type="dxa" w:w="2580"/>
+            <w:tcMar>
+              <w:top w:type="dxa" w:w="70"/>
+              <w:left w:type="dxa" w:w="100"/>
+              <w:bottom w:type="dxa" w:w="70"/>
+              <w:right w:type="dxa" w:w="100"/>
+            </w:tcMar>
+          </w:tcPr>
+          <w:p>
+            <w:pPr>
+              <w:spacing w:after="0" w:line="252"/>
+              <w:jc w:val="center"/>
+            </w:pPr>
+            <w:r>
+              <w:rPr>
+                <w:rFonts w:ascii="Calibri" w:cs="Calibri" w:eastAsia="Calibri" w:hAnsi="Calibri"/>
+                <w:b w:val="false"/>
+                <w:bCs w:val="false"/>
+                <w:color w:val="1A1A1A"/>
+                <w:sz w:val="18"/>
+                <w:szCs w:val="18"/>
+              </w:rPr>
+              <w:t xml:space="preserve">within noise</w:t>
+            </w:r>
+          </w:p>
+        </w:tc>
+      </w:tr>
+      <w:tr>
+        <w:tc>
+          <w:tcPr>
+            <w:tcW w:type="dxa" w:w="4200"/>
+            <w:shd w:fill="F4F6F8" w:color="auto" w:val="clear"/>
+            <w:tcMar>
+              <w:top w:type="dxa" w:w="70"/>
+              <w:left w:type="dxa" w:w="100"/>
+              <w:bottom w:type="dxa" w:w="70"/>
+              <w:right w:type="dxa" w:w="100"/>
+            </w:tcMar>
+          </w:tcPr>
+          <w:p>
+            <w:pPr>
+              <w:spacing w:after="0" w:line="252"/>
+              <w:jc w:val="left"/>
+            </w:pPr>
+            <w:r>
+              <w:rPr>
+                <w:rFonts w:ascii="Calibri" w:cs="Calibri" w:eastAsia="Calibri" w:hAnsi="Calibri"/>
+                <w:b/>
+                <w:bCs/>
+                <w:color w:val="1A1A1A"/>
+                <w:sz w:val="18"/>
+                <w:szCs w:val="18"/>
+              </w:rPr>
+              <w:t xml:space="preserve">Wider/deeper backbone (6)</w:t>
+            </w:r>
+          </w:p>
+        </w:tc>
+        <w:tc>
+          <w:tcPr>
+            <w:tcW w:type="dxa" w:w="1700"/>
+            <w:shd w:fill="F4F6F8" w:color="auto" w:val="clear"/>
+            <w:tcMar>
+              <w:top w:type="dxa" w:w="70"/>
+              <w:left w:type="dxa" w:w="100"/>
+              <w:bottom w:type="dxa" w:w="70"/>
+              <w:right w:type="dxa" w:w="100"/>
+            </w:tcMar>
+          </w:tcPr>
+          <w:p>
+            <w:pPr>
+              <w:spacing w:after="0" w:line="252"/>
+              <w:jc w:val="center"/>
+            </w:pPr>
+            <w:r>
+              <w:rPr>
+                <w:rFonts w:ascii="Calibri" w:cs="Calibri" w:eastAsia="Calibri" w:hAnsi="Calibri"/>
+                <w:b w:val="false"/>
+                <w:bCs w:val="false"/>
+                <w:color w:val="1A1A1A"/>
+                <w:sz w:val="18"/>
+                <w:szCs w:val="18"/>
+              </w:rPr>
+              <w:t xml:space="preserve">+0.006</w:t>
+            </w:r>
+          </w:p>
+        </w:tc>
+        <w:tc>
+          <w:tcPr>
+            <w:tcW w:type="dxa" w:w="1600"/>
+            <w:shd w:fill="F4F6F8" w:color="auto" w:val="clear"/>
+            <w:tcMar>
+              <w:top w:type="dxa" w:w="70"/>
+              <w:left w:type="dxa" w:w="100"/>
+              <w:bottom w:type="dxa" w:w="70"/>
+              <w:right w:type="dxa" w:w="100"/>
+            </w:tcMar>
+          </w:tcPr>
+          <w:p>
+            <w:pPr>
+              <w:spacing w:after="0" w:line="252"/>
+              <w:jc w:val="center"/>
+            </w:pPr>
+            <w:r>
+              <w:rPr>
+                <w:rFonts w:ascii="Calibri" w:cs="Calibri" w:eastAsia="Calibri" w:hAnsi="Calibri"/>
+                <w:b w:val="false"/>
+                <w:bCs w:val="false"/>
+                <w:color w:val="1A1A1A"/>
+                <w:sz w:val="18"/>
+                <w:szCs w:val="18"/>
+              </w:rPr>
+              <w:t xml:space="preserve">0.1×</w:t>
+            </w:r>
+          </w:p>
+        </w:tc>
+        <w:tc>
+          <w:tcPr>
+            <w:tcW w:type="dxa" w:w="2580"/>
+            <w:shd w:fill="F4F6F8" w:color="auto" w:val="clear"/>
+            <w:tcMar>
+              <w:top w:type="dxa" w:w="70"/>
+              <w:left w:type="dxa" w:w="100"/>
+              <w:bottom w:type="dxa" w:w="70"/>
+              <w:right w:type="dxa" w:w="100"/>
+            </w:tcMar>
+          </w:tcPr>
+          <w:p>
+            <w:pPr>
+              <w:spacing w:after="0" w:line="252"/>
+              <w:jc w:val="center"/>
+            </w:pPr>
+            <w:r>
+              <w:rPr>
+                <w:rFonts w:ascii="Calibri" w:cs="Calibri" w:eastAsia="Calibri" w:hAnsi="Calibri"/>
+                <w:b w:val="false"/>
+                <w:bCs w:val="false"/>
+                <w:color w:val="1A1A1A"/>
+                <w:sz w:val="18"/>
+                <w:szCs w:val="18"/>
+              </w:rPr>
+              <w:t xml:space="preserve">within noise</w:t>
+            </w:r>
+          </w:p>
+        </w:tc>
+      </w:tr>
+    </w:tbl>
+    <w:p>
+      <w:pPr>
+        <w:keepLines/>
+        <w:spacing w:after="220" w:before="60"/>
+      </w:pPr>
+      <w:r>
+        <w:rPr>
+          <w:rFonts w:ascii="Calibri" w:cs="Calibri" w:eastAsia="Calibri" w:hAnsi="Calibri"/>
+          <w:i/>
+          <w:iCs/>
+          <w:color w:val="5C5C5C"/>
+          <w:sz w:val="17"/>
+          <w:szCs w:val="17"/>
+        </w:rPr>
+        <w:t xml:space="preserve">Table 26. Only one single-run claim in this record clears two standard deviations.</w:t>
+      </w:r>
+    </w:p>
+    <w:tbl>
+      <w:tblPr>
+        <w:tblW w:type="dxa" w:w="10080"/>
+        <w:tblBorders>
+          <w:top w:val="single" w:color="EAF6EF" w:sz="2"/>
+          <w:left w:val="single" w:color="1B7F4F" w:sz="18"/>
+          <w:bottom w:val="single" w:color="EAF6EF" w:sz="2"/>
+          <w:right w:val="single" w:color="EAF6EF" w:sz="2"/>
+          <w:insideH w:val="none"/>
+          <w:insideV w:val="none"/>
+        </w:tblBorders>
+      </w:tblPr>
+      <w:tblGrid>
+        <w:gridCol w:w="10080"/>
+      </w:tblGrid>
+      <w:tr>
+        <w:tc>
+          <w:tcPr>
+            <w:tcW w:type="dxa" w:w="10080"/>
+            <w:shd w:fill="EAF6EF" w:color="auto" w:val="clear"/>
+            <w:tcMar>
+              <w:top w:type="dxa" w:w="140"/>
+              <w:left w:type="dxa" w:w="180"/>
+              <w:bottom w:type="dxa" w:w="140"/>
+              <w:right w:type="dxa" w:w="160"/>
+            </w:tcMar>
+          </w:tcPr>
+          <w:p>
+            <w:pPr>
+              <w:spacing w:after="60"/>
+            </w:pPr>
+            <w:r>
+              <w:rPr>
+                <w:rFonts w:ascii="Calibri" w:cs="Calibri" w:eastAsia="Calibri" w:hAnsi="Calibri"/>
+                <w:b/>
+                <w:bCs/>
+                <w:caps/>
+                <w:color w:val="1B7F4F"/>
+                <w:sz w:val="20"/>
+                <w:szCs w:val="20"/>
+              </w:rPr>
+              <w:t xml:space="preserve">What survives</w:t>
+            </w:r>
+          </w:p>
+          <w:p>
+            <w:pPr>
+              <w:spacing w:after="60" w:line="264"/>
+            </w:pPr>
+            <w:r>
+              <w:rPr>
+                <w:rFonts w:ascii="Calibri" w:cs="Calibri" w:eastAsia="Calibri" w:hAnsi="Calibri"/>
+                <w:color w:val="1A1A1A"/>
+                <w:sz w:val="20"/>
+                <w:szCs w:val="20"/>
+              </w:rPr>
+              <w:t xml:space="preserve">The random-initialisation control (section 6b): masked pretraining beats an untrained backbone by 0.117, which is 2.6 standard deviations. This is the one single-run result that stands.</w:t>
+            </w:r>
+          </w:p>
+          <w:p>
+            <w:pPr>
+              <w:spacing w:after="60" w:line="264"/>
+            </w:pPr>
+            <w:r>
+              <w:rPr>
+                <w:rFonts w:ascii="Calibri" w:cs="Calibri" w:eastAsia="Calibri" w:hAnsi="Calibri"/>
+                <w:color w:val="1A1A1A"/>
+                <w:sz w:val="20"/>
+                <w:szCs w:val="20"/>
+              </w:rPr>
+              <w:t xml:space="preserve">Every PAIRED within-checkpoint result, which carries no training variance by construction because it compares transforms on a FIXED checkpoint: the head fix (+0.120), pooling (+0.03 to +0.13), and the jigsaw/joint pooling extension (+0.079 and +0.049). These were never exposed to this problem.</w:t>
+            </w:r>
+          </w:p>
+          <w:p>
+            <w:pPr>
+              <w:spacing w:after="0" w:line="264"/>
+            </w:pPr>
+            <w:r>
+              <w:rPr>
+                <w:rFonts w:ascii="Calibri" w:cs="Calibri" w:eastAsia="Calibri" w:hAnsi="Calibri"/>
+                <w:color w:val="1A1A1A"/>
+                <w:sz w:val="20"/>
+                <w:szCs w:val="20"/>
+              </w:rPr>
+              <w:t xml:space="preserve">Everything else previously reported as an effect — patch size, capacity, block masking, peak weighting, the corpus — is within noise.</w:t>
+            </w:r>
+          </w:p>
+        </w:tc>
+      </w:tr>
+    </w:tbl>
+    <w:tbl>
+      <w:tblPr>
+        <w:tblW w:type="dxa" w:w="10080"/>
+        <w:tblBorders>
+          <w:top w:val="single" w:color="EAF6EF" w:sz="2"/>
+          <w:left w:val="single" w:color="1B7F4F" w:sz="18"/>
+          <w:bottom w:val="single" w:color="EAF6EF" w:sz="2"/>
+          <w:right w:val="single" w:color="EAF6EF" w:sz="2"/>
+          <w:insideH w:val="none"/>
+          <w:insideV w:val="none"/>
+        </w:tblBorders>
+      </w:tblPr>
+      <w:tblGrid>
+        <w:gridCol w:w="10080"/>
+      </w:tblGrid>
+      <w:tr>
+        <w:tc>
+          <w:tcPr>
+            <w:tcW w:type="dxa" w:w="10080"/>
+            <w:shd w:fill="EAF6EF" w:color="auto" w:val="clear"/>
+            <w:tcMar>
+              <w:top w:type="dxa" w:w="140"/>
+              <w:left w:type="dxa" w:w="180"/>
+              <w:bottom w:type="dxa" w:w="140"/>
+              <w:right w:type="dxa" w:w="160"/>
+            </w:tcMar>
+          </w:tcPr>
+          <w:p>
+            <w:pPr>
+              <w:spacing w:after="60"/>
+            </w:pPr>
+            <w:r>
+              <w:rPr>
+                <w:rFonts w:ascii="Calibri" w:cs="Calibri" w:eastAsia="Calibri" w:hAnsi="Calibri"/>
+                <w:b/>
+                <w:bCs/>
+                <w:caps/>
+                <w:color w:val="1B7F4F"/>
+                <w:sz w:val="20"/>
+                <w:szCs w:val="20"/>
+              </w:rPr>
+              <w:t xml:space="preserve">Standing rule, replacing the one in section 7.4</w:t>
+            </w:r>
+          </w:p>
+          <w:p>
+            <w:pPr>
+              <w:spacing w:after="60" w:line="264"/>
+            </w:pPr>
+            <w:r>
+              <w:rPr>
+                <w:rFonts w:ascii="Calibri" w:cs="Calibri" w:eastAsia="Calibri" w:hAnsi="Calibri"/>
+                <w:color w:val="1A1A1A"/>
+                <w:sz w:val="20"/>
+                <w:szCs w:val="20"/>
+              </w:rPr>
+              <w:t xml:space="preserve">A single-run difference below 0.09 (two standard deviations) is not an effect.</w:t>
+            </w:r>
+          </w:p>
+          <w:p>
+            <w:pPr>
+              <w:spacing w:after="60" w:line="264"/>
+            </w:pPr>
+            <w:r>
+              <w:rPr>
+                <w:rFonts w:ascii="Calibri" w:cs="Calibri" w:eastAsia="Calibri" w:hAnsi="Calibri"/>
+                <w:color w:val="1A1A1A"/>
+                <w:sz w:val="20"/>
+                <w:szCs w:val="20"/>
+              </w:rPr>
+              <w:t xml:space="preserve">Report either five or more replicates per arm with a standard error, or a paired within-checkpoint comparison.</w:t>
+            </w:r>
+          </w:p>
+          <w:p>
+            <w:pPr>
+              <w:spacing w:after="0" w:line="264"/>
+            </w:pPr>
+            <w:r>
+              <w:rPr>
+                <w:rFonts w:ascii="Calibri" w:cs="Calibri" w:eastAsia="Calibri" w:hAnsi="Calibri"/>
+                <w:color w:val="1A1A1A"/>
+                <w:sz w:val="20"/>
+                <w:szCs w:val="20"/>
+              </w:rPr>
+              <w:t xml:space="preserve">At roughly 4.5 GPU-hours per run, a five-replicate arm costs about 23 GPU-hours. That is the price of a reportable pretraining result, and it should be budgeted when an experiment is proposed rather than discovered afterwards.</w:t>
+            </w:r>
+          </w:p>
+        </w:tc>
+      </w:tr>
+    </w:tbl>
+    <w:p>
+      <w:pPr>
         <w:pBdr>
           <w:bottom w:val="single" w:color="BFBFBF" w:sz="6"/>
         </w:pBdr>
@@ -19615,7 +22060,7 @@
           <w:sz w:val="17"/>
           <w:szCs w:val="17"/>
         </w:rPr>
-        <w:t xml:space="preserve">Table 20. Infrastructure defects. The nhead issue is the most dangerous class: it produces wrong numbers with no error and no warning.</w:t>
+        <w:t xml:space="preserve">Table 27. Infrastructure defects. The nhead issue is the most dangerous class: it produces wrong numbers with no error and no warning.</w:t>
       </w:r>
     </w:p>
     <w:p>
@@ -20568,7 +23013,7 @@
           <w:sz w:val="17"/>
           <w:szCs w:val="17"/>
         </w:rPr>
-        <w:t xml:space="preserve">Table 21. Current best position. Mean improvement of +0.078 over the originally reported numbers, achieved without retraining anything. The SSL-versus-classical record moves from 0 wins / 0 ties / 5 losses to 1 win / 1 tie / 3 losses.</w:t>
+        <w:t xml:space="preserve">Table 28. Current best position. Mean improvement of +0.078 over the originally reported numbers, achieved without retraining anything. The SSL-versus-classical record moves from 0 wins / 0 ties / 5 losses to 1 win / 1 tie / 3 losses.</w:t>
       </w:r>
     </w:p>
     <w:p>
@@ -20718,7 +23163,7 @@
           <w:sz w:val="21"/>
           <w:szCs w:val="21"/>
         </w:rPr>
-        <w:t xml:space="preserve">The pretraining corpus version matters more than any architecture or objective change tried so far: v3-pretrained backbones transfer +0.069 better than v4-pretrained ones at identical configuration, established over three replicates.</w:t>
+        <w:t xml:space="preserve">The pretraining corpus version does NOT matter: at five seeds per corpus the version-3 minus version-4 difference is −0.014, inside one standard error, with version 4 marginally ahead (section 8.1). The +0.069 previously reported here was a single lucky draw.</w:t>
       </w:r>
     </w:p>
     <w:p>
@@ -20811,7 +23256,7 @@
           <w:sz w:val="21"/>
           <w:szCs w:val="21"/>
         </w:rPr>
-        <w:t xml:space="preserve">The version 3 versus version 4 corpus gap does NOT localise to the 1.7 per cent of rows that actually differ between them (section 8) — a same-size random-row-drop control lands in the same place as dropping those specific rows. Corpus size is the leading remaining hypothesis but is itself unconfirmed and looks disproportionate for a 1.7 per cent cut. Why the corpus version matters remains the single highest-value open question in this record.</w:t>
+        <w:t xml:space="preserve">The measured single-run standard deviation is 0.045 on the held-out mean and up to 0.076 per target, more than double what was assumed for most of this record. Only one single-run claim in the whole document clears two standard deviations: masked pretraining versus a random-initialisation control.</w:t>
       </w:r>
     </w:p>
     <w:p>
@@ -20918,7 +23363,7 @@
           <w:sz w:val="21"/>
           <w:szCs w:val="21"/>
         </w:rPr>
-        <w:t xml:space="preserve">The priorities have changed again. Two objective changes have failed on top of four scaling failures, so the objective axis is not the obvious lever. The corpus-version effect is still the largest in the record, but section 8 showed it cannot yet be pinned on the rows that differ — so "revert to version 3" remains the right default, but "and find out why" is now a size-sweep experiment rather than a row-content one.</w:t>
+        <w:t xml:space="preserve">The priorities have changed again, and more sharply than before. The corpus effect that dominated the previous revision of this plan does not exist, so the work built on it — reverting the corpus, localising the effect, the size sweep — is all void. What remains is a measurement problem: with a single-run standard deviation of 0.045, most of the interventions tried so far were never resolvable, and the immediate need is to make results readable before running more of them.</w:t>
       </w:r>
     </w:p>
     <w:tbl>
@@ -21083,7 +23528,7 @@
                 <w:sz w:val="18"/>
                 <w:szCs w:val="18"/>
               </w:rPr>
-              <w:t xml:space="preserve">Standardise on version 3; run a corpus-size sweep to localise the effect</w:t>
+              <w:t xml:space="preserve">Budget replicates into every future pretraining experiment</w:t>
             </w:r>
           </w:p>
         </w:tc>
@@ -21111,7 +23556,7 @@
                 <w:sz w:val="18"/>
                 <w:szCs w:val="18"/>
               </w:rPr>
-              <w:t xml:space="preserve">Version 3 still transfers +0.069 better and that recommendation stands regardless of mechanism. Section 8 refuted row content as the cause and left corpus size unconfirmed; dropping 1, 5 and 10 per cent of version 3 at random (multiple seeds) will show whether accuracy degrades smoothly with size or whether the two section-8 single runs were an unlucky draw.</w:t>
+              <w:t xml:space="preserve">Five seeds per arm, roughly 23 GPU-hours, is the price of a reportable result at a single-run standard deviation of 0.045. Everything single-run in sections 5 to 8 was below the resolution of the measurement. This is not optional overhead — it is what makes an experiment answerable at all.</w:t>
             </w:r>
           </w:p>
         </w:tc>
@@ -21171,7 +23616,7 @@
                 <w:sz w:val="18"/>
                 <w:szCs w:val="18"/>
               </w:rPr>
-              <w:t xml:space="preserve">Determinism, if any single-run number is to be trusted</w:t>
+              <w:t xml:space="preserve">Prefer paired within-checkpoint comparisons wherever the question allows</w:t>
             </w:r>
           </w:p>
         </w:tc>
@@ -21200,7 +23645,7 @@
                 <w:sz w:val="18"/>
                 <w:szCs w:val="18"/>
               </w:rPr>
-              <w:t xml:space="preserve">--seed alone is insufficient (section 7.4). An opt-in --deterministic setting cudnn.benchmark = False plus torch.use_deterministic_algorithms(True) would make an arm's score a property of the arm rather than of the run. Without it, every comparison in sections 7 and 8 needs at least three replicates, which is now the standing rule.</w:t>
+              <w:t xml:space="preserve">The three results that survived — the head fix, pooling, and the jigsaw/joint pooling extension — are all paired: they vary a transform on a FIXED checkpoint and carry no training variance. Where a question can be posed that way, it costs no GPU time and is immune to the noise that invalidated everything else.</w:t>
             </w:r>
           </w:p>
         </w:tc>
@@ -21570,7 +24015,7 @@
           <w:sz w:val="17"/>
           <w:szCs w:val="17"/>
         </w:rPr>
-        <w:t xml:space="preserve">Table 22. Ranked next steps, revised after experiment #8. Row content is removed as a live hypothesis for the corpus effect; a size sweep replaces it.</w:t>
+        <w:t xml:space="preserve">Table 29. Ranked next steps, revised after the seed study. The corpus work that headed the previous revision is removed entirely — the effect it addressed does not exist.</w:t>
       </w:r>
     </w:p>
     <w:tbl>
@@ -23049,7 +25494,7 @@
                 <w:sz w:val="20"/>
                 <w:szCs w:val="20"/>
               </w:rPr>
-              <w:t xml:space="preserve">Three rules that govern every number in this record</w:t>
+              <w:t xml:space="preserve">Four rules that govern every number in this record</w:t>
             </w:r>
           </w:p>
           <w:p>
@@ -23063,7 +25508,7 @@
                 <w:sz w:val="20"/>
                 <w:szCs w:val="20"/>
               </w:rPr>
-              <w:t xml:space="preserve">Corpus: never compare a v3-pretrained checkpoint against a v4-pretrained one. The corpus version alone is worth 0.069 on the held-out mean (section 7.2).</w:t>
+              <w:t xml:space="preserve">Corpus: version 3 and version 4 are interchangeable. The 0.069 gap once claimed here was a sampling artifact and the rule against mixing them is withdrawn (section 8.1).</w:t>
             </w:r>
           </w:p>
           <w:p>
@@ -23077,12 +25522,12 @@
                 <w:sz w:val="20"/>
                 <w:szCs w:val="20"/>
               </w:rPr>
-              <w:t xml:space="preserve">Noise: a held-out-mean difference below 0.020 is not an effect, and a single-target difference below 0.035 is not an effect, unless supported by at least three replicates per arm or measured as a paired within-checkpoint comparison (section 7.2).</w:t>
-            </w:r>
-          </w:p>
-          <w:p>
-            <w:pPr>
-              <w:spacing w:after="0" w:line="264"/>
+              <w:t xml:space="preserve">Noise: the measured single-run standard deviation is 0.045 on the held-out mean and up to 0.076 per target. A single-run difference below 0.09 is not an effect unless supported by five or more replicates or measured as a paired within-checkpoint comparison (section 8.1).</w:t>
+            </w:r>
+          </w:p>
+          <w:p>
+            <w:pPr>
+              <w:spacing w:after="60" w:line="264"/>
             </w:pPr>
             <w:r>
               <w:rPr>
@@ -23091,7 +25536,21 @@
                 <w:sz w:val="20"/>
                 <w:szCs w:val="20"/>
               </w:rPr>
-              <w:t xml:space="preserve">Mechanism: do not assume the corpus effect lives in the 164 rows that differ between versions 3 and 4 — section 8 tested that directly and it did not hold up. The cause is still open.</w:t>
+              <w:t xml:space="preserve">History: sections 7.2, 8 and the size sweep are kept but retracted. They document two follow-up experiments and a headline slide generated by one unreplicated reference run.</w:t>
+            </w:r>
+          </w:p>
+          <w:p>
+            <w:pPr>
+              <w:spacing w:after="0" w:line="264"/>
+            </w:pPr>
+            <w:r>
+              <w:rPr>
+                <w:rFonts w:ascii="Calibri" w:cs="Calibri" w:eastAsia="Calibri" w:hAnsi="Calibri"/>
+                <w:color w:val="1A1A1A"/>
+                <w:sz w:val="20"/>
+                <w:szCs w:val="20"/>
+              </w:rPr>
+              <w:t xml:space="preserve">Provenance: never score a checkpoint before confirming its training run finished (section 7.4). Three wrong numbers here came from scoring one mid-training.</w:t>
             </w:r>
           </w:p>
         </w:tc>
@@ -23602,7 +26061,7 @@
           <w:sz w:val="17"/>
           <w:szCs w:val="17"/>
         </w:rPr>
-        <w:t xml:space="preserve">Table 26. Genuine label changes. Extraction was verified by byte-comparing all 78 extracted spectra against the source array and independently cross-referencing every sample ID — zero mismatches.</w:t>
+        <w:t xml:space="preserve">Table 30. Genuine label changes. Extraction was verified by byte-comparing all 78 extracted spectra against the source array and independently cross-referencing every sample ID — zero mismatches.</w:t>
       </w:r>
     </w:p>
     <w:p>
